--- a/Report/Task 05_MovingTarget_Report.docx
+++ b/Report/Task 05_MovingTarget_Report.docx
@@ -1,2044 +1,56 @@
 
 <file path=word/document.xml><?xml version="1.0" encoding="utf-8"?>
-<w:document xmlns:wpc="http://schemas.microsoft.com/office/word/2010/wordprocessingCanvas" xmlns:cx="http://schemas.microsoft.com/office/drawing/2014/chartex" xmlns:cx1="http://schemas.microsoft.com/office/drawing/2015/9/8/chartex" xmlns:cx2="http://schemas.microsoft.com/office/drawing/2015/10/21/chartex" xmlns:cx3="http://schemas.microsoft.com/office/drawing/2016/5/9/chartex" xmlns:cx4="http://schemas.microsoft.com/office/drawing/2016/5/10/chartex" xmlns:cx5="http://schemas.microsoft.com/office/drawing/2016/5/11/chartex" xmlns:cx6="http://schemas.microsoft.com/office/drawing/2016/5/12/chartex" xmlns:cx7="http://schemas.microsoft.com/office/drawing/2016/5/13/chartex" xmlns:cx8="http://schemas.microsoft.com/office/drawing/2016/5/14/chartex" xmlns:mc="http://schemas.openxmlformats.org/markup-compatibility/2006" xmlns:aink="http://schemas.microsoft.com/office/drawing/2016/ink" xmlns:am3d="http://schemas.microsoft.com/office/drawing/2017/model3d" xmlns:o="urn:schemas-microsoft-com:office:office" xmlns:oel="http://schemas.microsoft.com/office/2019/extlst" xmlns:r="http://schemas.openxmlformats.org/officeDocument/2006/relationships" xmlns:m="http://schemas.openxmlformats.org/officeDocument/2006/math" xmlns:v="urn:schemas-microsoft-com:vml" xmlns:wp14="http://schemas.microsoft.com/office/word/2010/wordprocessingDrawing" xmlns:wp="http://schemas.openxmlformats.org/drawingml/2006/wordprocessingDrawing" xmlns:w10="urn:schemas-microsoft-com:office:word" xmlns:w="http://schemas.openxmlformats.org/wordprocessingml/2006/main" xmlns:w14="http://schemas.microsoft.com/office/word/2010/wordml" xmlns:w15="http://schemas.microsoft.com/office/word/2012/wordml" xmlns:w16cex="http://schemas.microsoft.com/office/word/2018/wordml/cex" xmlns:w16cid="http://schemas.microsoft.com/office/word/2016/wordml/cid" xmlns:w16="http://schemas.microsoft.com/office/word/2018/wordml" xmlns:w16du="http://schemas.microsoft.com/office/word/2023/wordml/word16du" xmlns:w16sdtdh="http://schemas.microsoft.com/office/word/2020/wordml/sdtdatahash" xmlns:w16sdtfl="http://schemas.microsoft.com/office/word/2024/wordml/sdtformatlock" xmlns:w16se="http://schemas.microsoft.com/office/word/2015/wordml/symex" xmlns:wpg="http://schemas.microsoft.com/office/word/2010/wordprocessingGroup" xmlns:wpi="http://schemas.microsoft.com/office/word/2010/wordprocessingInk" xmlns:wne="http://schemas.microsoft.com/office/word/2006/wordml" xmlns:wps="http://schemas.microsoft.com/office/word/2010/wordprocessingShape" mc:Ignorable="w14 w15 w16se w16cid w16 w16cex w16sdtdh w16sdtfl w16du wp14">
+<w:document xmlns:wpc="http://schemas.microsoft.com/office/word/2010/wordprocessingCanvas" xmlns:cx="http://schemas.microsoft.com/office/drawing/2014/chartex" xmlns:cx1="http://schemas.microsoft.com/office/drawing/2015/9/8/chartex" xmlns:cx2="http://schemas.microsoft.com/office/drawing/2015/10/21/chartex" xmlns:cx3="http://schemas.microsoft.com/office/drawing/2016/5/9/chartex" xmlns:cx4="http://schemas.microsoft.com/office/drawing/2016/5/10/chartex" xmlns:cx5="http://schemas.microsoft.com/office/drawing/2016/5/11/chartex" xmlns:cx6="http://schemas.microsoft.com/office/drawing/2016/5/12/chartex" xmlns:cx7="http://schemas.microsoft.com/office/drawing/2016/5/13/chartex" xmlns:cx8="http://schemas.microsoft.com/office/drawing/2016/5/14/chartex" xmlns:mc="http://schemas.openxmlformats.org/markup-compatibility/2006" xmlns:aink="http://schemas.microsoft.com/office/drawing/2016/ink" xmlns:am3d="http://schemas.microsoft.com/office/drawing/2017/model3d" xmlns:o="urn:schemas-microsoft-com:office:office" xmlns:oel="http://schemas.microsoft.com/office/2019/extlst" xmlns:r="http://schemas.openxmlformats.org/officeDocument/2006/relationships" xmlns:m="http://schemas.openxmlformats.org/officeDocument/2006/math" xmlns:v="urn:schemas-microsoft-com:vml" xmlns:wp14="http://schemas.microsoft.com/office/word/2010/wordprocessingDrawing" xmlns:wp="http://schemas.openxmlformats.org/drawingml/2006/wordprocessingDrawing" xmlns:w10="urn:schemas-microsoft-com:office:word" xmlns:w="http://schemas.openxmlformats.org/wordprocessingml/2006/main" xmlns:w14="http://schemas.microsoft.com/office/word/2010/wordml" xmlns:w15="http://schemas.microsoft.com/office/word/2012/wordml" xmlns:w16cex="http://schemas.microsoft.com/office/word/2018/wordml/cex" xmlns:w16cid="http://schemas.microsoft.com/office/word/2016/wordml/cid" xmlns:w16="http://schemas.microsoft.com/office/word/2018/wordml" xmlns:w16du="http://schemas.microsoft.com/office/word/2023/wordml/word16du" xmlns:w16sdtdh="http://schemas.microsoft.com/office/word/2020/wordml/sdtdatahash" xmlns:w16se="http://schemas.microsoft.com/office/word/2015/wordml/symex" xmlns:wpg="http://schemas.microsoft.com/office/word/2010/wordprocessingGroup" xmlns:wpi="http://schemas.microsoft.com/office/word/2010/wordprocessingInk" xmlns:wne="http://schemas.microsoft.com/office/word/2006/wordml" xmlns:wps="http://schemas.microsoft.com/office/word/2010/wordprocessingShape" mc:Ignorable="w14 w15 w16se w16cid w16 w16cex w16sdtdh wp14">
   <w:body>
+    <w:p>
+      <w:pPr>
+        <w:pStyle w:val="Heading1"/>
+      </w:pPr>
+      <w:bookmarkStart w:id="0" w:name="_Toc228918272"/>
+      <w:r>
+        <w:t>1. Problem Description</w:t>
+      </w:r>
+      <w:bookmarkEnd w:id="0"/>
+    </w:p>
+    <w:p>
+      <w:pPr>
+        <w:spacing w:before="240" w:after="120" w:line="360" w:lineRule="auto"/>
+        <w:ind w:firstLine="720"/>
+        <w:jc w:val="both"/>
+        <w:rPr>
+          <w:color w:val="000000"/>
+        </w:rPr>
+      </w:pPr>
+      <w:r>
+        <w:rPr>
+          <w:color w:val="000000"/>
+        </w:rPr>
+        <w:t xml:space="preserve">A computer game has a shooter and a moving target. There are n &gt; 1 hiding spots located along a straight line. The shooter fires one shot at a time at any chosen hiding spot. The target is invisible — the shooter can never see it. </w:t>
+      </w:r>
+    </w:p>
+    <w:p>
+      <w:pPr>
+        <w:spacing w:before="240" w:after="120" w:line="360" w:lineRule="auto"/>
+        <w:ind w:firstLine="720"/>
+        <w:jc w:val="both"/>
+      </w:pPr>
+      <w:r>
+        <w:rPr>
+          <w:color w:val="000000"/>
+        </w:rPr>
+        <w:t>Between any two consecutive shots, the target must move exactly one step to an adjacent hiding spot (left or right). The goal is to design a Divide and Conquer algorithm that guarantees hitting the target regardless of how the target moves.</w:t>
+      </w:r>
+    </w:p>
     <w:p/>
-    <w:p/>
-    <w:p/>
-    <w:p>
-      <w:pPr>
-        <w:spacing w:after="240"/>
-        <w:jc w:val="center"/>
-      </w:pPr>
-      <w:r>
-        <w:rPr>
-          <w:b/>
-          <w:bCs/>
-          <w:color w:val="1F3864"/>
-          <w:sz w:val="32"/>
-          <w:szCs w:val="32"/>
-        </w:rPr>
-        <w:t>Ain Shams University</w:t>
-      </w:r>
-    </w:p>
-    <w:p>
-      <w:pPr>
-        <w:spacing w:after="120"/>
-        <w:jc w:val="center"/>
-      </w:pPr>
-      <w:r>
-        <w:rPr>
-          <w:b/>
-          <w:bCs/>
-          <w:color w:val="1F3864"/>
-          <w:sz w:val="28"/>
-          <w:szCs w:val="28"/>
-        </w:rPr>
-        <w:t>Faculty of Engineering</w:t>
-      </w:r>
-    </w:p>
-    <w:p>
-      <w:pPr>
-        <w:spacing w:after="120"/>
-        <w:jc w:val="center"/>
-      </w:pPr>
-      <w:r>
-        <w:rPr>
-          <w:b/>
-          <w:bCs/>
-          <w:color w:val="1F3864"/>
-        </w:rPr>
-        <w:t>Computer Engineering and Software Systems Program</w:t>
-      </w:r>
-    </w:p>
-    <w:p/>
-    <w:p>
-      <w:pPr>
-        <w:spacing w:before="240" w:after="120"/>
-        <w:jc w:val="center"/>
-      </w:pPr>
-      <w:r>
-        <w:rPr>
-          <w:b/>
-          <w:bCs/>
-          <w:color w:val="2E75B6"/>
-          <w:sz w:val="26"/>
-          <w:szCs w:val="26"/>
-        </w:rPr>
-        <w:t>CSE245: Design and Analysis of Algorithms</w:t>
-      </w:r>
-    </w:p>
-    <w:p>
-      <w:pPr>
-        <w:spacing w:after="120"/>
-        <w:jc w:val="center"/>
-      </w:pPr>
-      <w:r>
-        <w:rPr>
-          <w:color w:val="000000"/>
-        </w:rPr>
-        <w:t>Spring 2026</w:t>
-      </w:r>
-    </w:p>
-    <w:p/>
-    <w:p/>
-    <w:p>
-      <w:pPr>
-        <w:spacing w:after="240"/>
-        <w:jc w:val="center"/>
-      </w:pPr>
-      <w:r>
-        <w:rPr>
-          <w:b/>
-          <w:bCs/>
-          <w:color w:val="1F3864"/>
-          <w:sz w:val="36"/>
-          <w:szCs w:val="36"/>
-        </w:rPr>
-        <w:t>Project Report</w:t>
-      </w:r>
-    </w:p>
-    <w:p>
-      <w:pPr>
-        <w:spacing w:after="480"/>
-        <w:jc w:val="center"/>
-      </w:pPr>
-      <w:r>
-        <w:rPr>
-          <w:b/>
-          <w:bCs/>
-          <w:color w:val="2E75B6"/>
-          <w:sz w:val="32"/>
-          <w:szCs w:val="32"/>
-        </w:rPr>
-        <w:t>Task 5 – Moving Target Problem</w:t>
-      </w:r>
-    </w:p>
-    <w:p/>
-    <w:p/>
-    <w:p>
-      <w:pPr>
-        <w:spacing w:after="120"/>
-        <w:jc w:val="center"/>
-      </w:pPr>
-      <w:r>
-        <w:rPr>
-          <w:b/>
-          <w:bCs/>
-          <w:color w:val="1F3864"/>
-        </w:rPr>
-        <w:t>Submitted by:</w:t>
-      </w:r>
-    </w:p>
-    <w:p>
-      <w:pPr>
-        <w:spacing w:after="60"/>
-        <w:jc w:val="center"/>
-      </w:pPr>
-      <w:r>
-        <w:rPr>
-          <w:color w:val="000000"/>
-        </w:rPr>
-        <w:t>[Group Members' Names]</w:t>
-      </w:r>
-    </w:p>
-    <w:p/>
-    <w:p>
-      <w:pPr>
-        <w:spacing w:after="60"/>
-        <w:jc w:val="center"/>
-      </w:pPr>
-      <w:r>
-        <w:rPr>
-          <w:b/>
-          <w:bCs/>
-          <w:color w:val="1F3864"/>
-        </w:rPr>
-        <w:t>Submitted to:</w:t>
-      </w:r>
-    </w:p>
-    <w:p>
-      <w:pPr>
-        <w:spacing w:after="60"/>
-        <w:jc w:val="center"/>
-      </w:pPr>
-      <w:r>
-        <w:rPr>
-          <w:color w:val="000000"/>
-        </w:rPr>
-        <w:t>[Instructor's Name]</w:t>
-      </w:r>
-    </w:p>
-    <w:p/>
-    <w:p/>
-    <w:p>
-      <w:pPr>
-        <w:spacing w:after="60"/>
-        <w:jc w:val="center"/>
-      </w:pPr>
-      <w:r>
-        <w:rPr>
-          <w:color w:val="000000"/>
-        </w:rPr>
-        <w:t>Date: Spring 2026</w:t>
-      </w:r>
-    </w:p>
-    <w:p>
-      <w:r>
-        <w:br w:type="page"/>
-      </w:r>
-    </w:p>
-    <w:p>
-      <w:pPr>
-        <w:sectPr>
-          <w:pgSz w:w="11906" w:h="16838"/>
-          <w:pgMar w:top="1440" w:right="1440" w:bottom="1440" w:left="1440" w:header="708" w:footer="708" w:gutter="0"/>
-          <w:cols w:space="720"/>
-          <w:docGrid w:linePitch="360"/>
-        </w:sectPr>
-      </w:pPr>
-    </w:p>
     <w:p>
       <w:pPr>
         <w:pStyle w:val="Heading1"/>
-        <w:jc w:val="center"/>
-      </w:pPr>
-      <w:bookmarkStart w:id="0" w:name="_Toc228918271"/>
-      <w:r>
-        <w:lastRenderedPageBreak/>
-        <w:t>Table of Contents</w:t>
-      </w:r>
-      <w:bookmarkEnd w:id="0"/>
-    </w:p>
-    <w:sdt>
-      <w:sdtPr>
-        <w:alias w:val="Table of Contents"/>
-        <w:id w:val="261658761"/>
-      </w:sdtPr>
-      <w:sdtContent>
-        <w:p>
-          <w:pPr>
-            <w:pStyle w:val="TOC1"/>
-            <w:tabs>
-              <w:tab w:val="right" w:leader="dot" w:pos="9016"/>
-            </w:tabs>
-            <w:rPr>
-              <w:noProof/>
-            </w:rPr>
-          </w:pPr>
-          <w:r>
-            <w:fldChar w:fldCharType="begin"/>
-          </w:r>
-          <w:r>
-            <w:instrText>TOC \h \o "1-2"</w:instrText>
-          </w:r>
-          <w:r>
-            <w:fldChar w:fldCharType="separate"/>
-          </w:r>
-          <w:hyperlink w:anchor="_Toc228918271" w:history="1">
-            <w:r>
-              <w:rPr>
-                <w:rStyle w:val="Hyperlink"/>
-                <w:noProof/>
-              </w:rPr>
-              <w:t>Table of Contents</w:t>
-            </w:r>
-            <w:r>
-              <w:rPr>
-                <w:noProof/>
-              </w:rPr>
-              <w:tab/>
-            </w:r>
-            <w:r>
-              <w:rPr>
-                <w:noProof/>
-              </w:rPr>
-              <w:fldChar w:fldCharType="begin"/>
-            </w:r>
-            <w:r>
-              <w:rPr>
-                <w:noProof/>
-              </w:rPr>
-              <w:instrText xml:space="preserve"> PAGEREF _Toc228918271 \h </w:instrText>
-            </w:r>
-            <w:r>
-              <w:rPr>
-                <w:noProof/>
-              </w:rPr>
-            </w:r>
-            <w:r>
-              <w:rPr>
-                <w:noProof/>
-              </w:rPr>
-              <w:fldChar w:fldCharType="separate"/>
-            </w:r>
-            <w:r>
-              <w:rPr>
-                <w:noProof/>
-              </w:rPr>
-              <w:t>1</w:t>
-            </w:r>
-            <w:r>
-              <w:rPr>
-                <w:noProof/>
-              </w:rPr>
-              <w:fldChar w:fldCharType="end"/>
-            </w:r>
-          </w:hyperlink>
-        </w:p>
-        <w:p>
-          <w:pPr>
-            <w:pStyle w:val="TOC1"/>
-            <w:tabs>
-              <w:tab w:val="right" w:leader="dot" w:pos="9016"/>
-            </w:tabs>
-            <w:rPr>
-              <w:noProof/>
-            </w:rPr>
-          </w:pPr>
-          <w:hyperlink w:anchor="_Toc228918272" w:history="1">
-            <w:r>
-              <w:rPr>
-                <w:rStyle w:val="Hyperlink"/>
-                <w:noProof/>
-              </w:rPr>
-              <w:t>1. Problem Description</w:t>
-            </w:r>
-            <w:r>
-              <w:rPr>
-                <w:noProof/>
-              </w:rPr>
-              <w:tab/>
-            </w:r>
-            <w:r>
-              <w:rPr>
-                <w:noProof/>
-              </w:rPr>
-              <w:fldChar w:fldCharType="begin"/>
-            </w:r>
-            <w:r>
-              <w:rPr>
-                <w:noProof/>
-              </w:rPr>
-              <w:instrText xml:space="preserve"> PAGEREF _Toc228918272 \h </w:instrText>
-            </w:r>
-            <w:r>
-              <w:rPr>
-                <w:noProof/>
-              </w:rPr>
-            </w:r>
-            <w:r>
-              <w:rPr>
-                <w:noProof/>
-              </w:rPr>
-              <w:fldChar w:fldCharType="separate"/>
-            </w:r>
-            <w:r>
-              <w:rPr>
-                <w:noProof/>
-              </w:rPr>
-              <w:t>1</w:t>
-            </w:r>
-            <w:r>
-              <w:rPr>
-                <w:noProof/>
-              </w:rPr>
-              <w:fldChar w:fldCharType="end"/>
-            </w:r>
-          </w:hyperlink>
-        </w:p>
-        <w:p>
-          <w:pPr>
-            <w:pStyle w:val="TOC1"/>
-            <w:tabs>
-              <w:tab w:val="right" w:leader="dot" w:pos="9016"/>
-            </w:tabs>
-            <w:rPr>
-              <w:noProof/>
-            </w:rPr>
-          </w:pPr>
-          <w:hyperlink w:anchor="_Toc228918273" w:history="1">
-            <w:r>
-              <w:rPr>
-                <w:rStyle w:val="Hyperlink"/>
-                <w:noProof/>
-              </w:rPr>
-              <w:t>2. Assumptions</w:t>
-            </w:r>
-            <w:r>
-              <w:rPr>
-                <w:noProof/>
-              </w:rPr>
-              <w:tab/>
-            </w:r>
-            <w:r>
-              <w:rPr>
-                <w:noProof/>
-              </w:rPr>
-              <w:fldChar w:fldCharType="begin"/>
-            </w:r>
-            <w:r>
-              <w:rPr>
-                <w:noProof/>
-              </w:rPr>
-              <w:instrText xml:space="preserve"> PAGEREF _Toc228918273 \h </w:instrText>
-            </w:r>
-            <w:r>
-              <w:rPr>
-                <w:noProof/>
-              </w:rPr>
-            </w:r>
-            <w:r>
-              <w:rPr>
-                <w:noProof/>
-              </w:rPr>
-              <w:fldChar w:fldCharType="separate"/>
-            </w:r>
-            <w:r>
-              <w:rPr>
-                <w:noProof/>
-              </w:rPr>
-              <w:t>1</w:t>
-            </w:r>
-            <w:r>
-              <w:rPr>
-                <w:noProof/>
-              </w:rPr>
-              <w:fldChar w:fldCharType="end"/>
-            </w:r>
-          </w:hyperlink>
-        </w:p>
-        <w:p>
-          <w:pPr>
-            <w:pStyle w:val="TOC1"/>
-            <w:tabs>
-              <w:tab w:val="right" w:leader="dot" w:pos="9016"/>
-            </w:tabs>
-            <w:rPr>
-              <w:noProof/>
-            </w:rPr>
-          </w:pPr>
-          <w:hyperlink w:anchor="_Toc228918274" w:history="1">
-            <w:r>
-              <w:rPr>
-                <w:rStyle w:val="Hyperlink"/>
-                <w:noProof/>
-              </w:rPr>
-              <w:t>3. Methodology</w:t>
-            </w:r>
-            <w:r>
-              <w:rPr>
-                <w:noProof/>
-              </w:rPr>
-              <w:tab/>
-            </w:r>
-            <w:r>
-              <w:rPr>
-                <w:noProof/>
-              </w:rPr>
-              <w:fldChar w:fldCharType="begin"/>
-            </w:r>
-            <w:r>
-              <w:rPr>
-                <w:noProof/>
-              </w:rPr>
-              <w:instrText xml:space="preserve"> PAGEREF _Toc228918274 \h </w:instrText>
-            </w:r>
-            <w:r>
-              <w:rPr>
-                <w:noProof/>
-              </w:rPr>
-            </w:r>
-            <w:r>
-              <w:rPr>
-                <w:noProof/>
-              </w:rPr>
-              <w:fldChar w:fldCharType="separate"/>
-            </w:r>
-            <w:r>
-              <w:rPr>
-                <w:noProof/>
-              </w:rPr>
-              <w:t>1</w:t>
-            </w:r>
-            <w:r>
-              <w:rPr>
-                <w:noProof/>
-              </w:rPr>
-              <w:fldChar w:fldCharType="end"/>
-            </w:r>
-          </w:hyperlink>
-        </w:p>
-        <w:p>
-          <w:pPr>
-            <w:pStyle w:val="TOC2"/>
-            <w:tabs>
-              <w:tab w:val="right" w:leader="dot" w:pos="9016"/>
-            </w:tabs>
-            <w:rPr>
-              <w:noProof/>
-            </w:rPr>
-          </w:pPr>
-          <w:hyperlink w:anchor="_Toc228918275" w:history="1">
-            <w:r>
-              <w:rPr>
-                <w:rStyle w:val="Hyperlink"/>
-                <w:noProof/>
-              </w:rPr>
-              <w:t>3.1 Key Insight</w:t>
-            </w:r>
-            <w:r>
-              <w:rPr>
-                <w:noProof/>
-              </w:rPr>
-              <w:tab/>
-            </w:r>
-            <w:r>
-              <w:rPr>
-                <w:noProof/>
-              </w:rPr>
-              <w:fldChar w:fldCharType="begin"/>
-            </w:r>
-            <w:r>
-              <w:rPr>
-                <w:noProof/>
-              </w:rPr>
-              <w:instrText xml:space="preserve"> PAGEREF _Toc228918275 \h </w:instrText>
-            </w:r>
-            <w:r>
-              <w:rPr>
-                <w:noProof/>
-              </w:rPr>
-            </w:r>
-            <w:r>
-              <w:rPr>
-                <w:noProof/>
-              </w:rPr>
-              <w:fldChar w:fldCharType="separate"/>
-            </w:r>
-            <w:r>
-              <w:rPr>
-                <w:noProof/>
-              </w:rPr>
-              <w:t>1</w:t>
-            </w:r>
-            <w:r>
-              <w:rPr>
-                <w:noProof/>
-              </w:rPr>
-              <w:fldChar w:fldCharType="end"/>
-            </w:r>
-          </w:hyperlink>
-        </w:p>
-        <w:p>
-          <w:pPr>
-            <w:pStyle w:val="TOC2"/>
-            <w:tabs>
-              <w:tab w:val="right" w:leader="dot" w:pos="9016"/>
-            </w:tabs>
-            <w:rPr>
-              <w:noProof/>
-            </w:rPr>
-          </w:pPr>
-          <w:hyperlink w:anchor="_Toc228918276" w:history="1">
-            <w:r>
-              <w:rPr>
-                <w:rStyle w:val="Hyperlink"/>
-                <w:noProof/>
-              </w:rPr>
-              <w:t>3.2 Step-by-Step Description</w:t>
-            </w:r>
-            <w:r>
-              <w:rPr>
-                <w:noProof/>
-              </w:rPr>
-              <w:tab/>
-            </w:r>
-            <w:r>
-              <w:rPr>
-                <w:noProof/>
-              </w:rPr>
-              <w:fldChar w:fldCharType="begin"/>
-            </w:r>
-            <w:r>
-              <w:rPr>
-                <w:noProof/>
-              </w:rPr>
-              <w:instrText xml:space="preserve"> PAGEREF _Toc228918276 \h </w:instrText>
-            </w:r>
-            <w:r>
-              <w:rPr>
-                <w:noProof/>
-              </w:rPr>
-            </w:r>
-            <w:r>
-              <w:rPr>
-                <w:noProof/>
-              </w:rPr>
-              <w:fldChar w:fldCharType="separate"/>
-            </w:r>
-            <w:r>
-              <w:rPr>
-                <w:noProof/>
-              </w:rPr>
-              <w:t>1</w:t>
-            </w:r>
-            <w:r>
-              <w:rPr>
-                <w:noProof/>
-              </w:rPr>
-              <w:fldChar w:fldCharType="end"/>
-            </w:r>
-          </w:hyperlink>
-        </w:p>
-        <w:p>
-          <w:pPr>
-            <w:pStyle w:val="TOC1"/>
-            <w:tabs>
-              <w:tab w:val="right" w:leader="dot" w:pos="9016"/>
-            </w:tabs>
-            <w:rPr>
-              <w:noProof/>
-            </w:rPr>
-          </w:pPr>
-          <w:hyperlink w:anchor="_Toc228918277" w:history="1">
-            <w:r>
-              <w:rPr>
-                <w:rStyle w:val="Hyperlink"/>
-                <w:noProof/>
-              </w:rPr>
-              <w:t>4. Pseudocode</w:t>
-            </w:r>
-            <w:r>
-              <w:rPr>
-                <w:noProof/>
-              </w:rPr>
-              <w:tab/>
-            </w:r>
-            <w:r>
-              <w:rPr>
-                <w:noProof/>
-              </w:rPr>
-              <w:fldChar w:fldCharType="begin"/>
-            </w:r>
-            <w:r>
-              <w:rPr>
-                <w:noProof/>
-              </w:rPr>
-              <w:instrText xml:space="preserve"> PAGEREF _Toc228918277 \h </w:instrText>
-            </w:r>
-            <w:r>
-              <w:rPr>
-                <w:noProof/>
-              </w:rPr>
-            </w:r>
-            <w:r>
-              <w:rPr>
-                <w:noProof/>
-              </w:rPr>
-              <w:fldChar w:fldCharType="separate"/>
-            </w:r>
-            <w:r>
-              <w:rPr>
-                <w:noProof/>
-              </w:rPr>
-              <w:t>1</w:t>
-            </w:r>
-            <w:r>
-              <w:rPr>
-                <w:noProof/>
-              </w:rPr>
-              <w:fldChar w:fldCharType="end"/>
-            </w:r>
-          </w:hyperlink>
-        </w:p>
-        <w:p>
-          <w:pPr>
-            <w:pStyle w:val="TOC1"/>
-            <w:tabs>
-              <w:tab w:val="right" w:leader="dot" w:pos="9016"/>
-            </w:tabs>
-            <w:rPr>
-              <w:noProof/>
-            </w:rPr>
-          </w:pPr>
-          <w:hyperlink w:anchor="_Toc228918278" w:history="1">
-            <w:r>
-              <w:rPr>
-                <w:rStyle w:val="Hyperlink"/>
-                <w:noProof/>
-              </w:rPr>
-              <w:t>5. Implementation Code</w:t>
-            </w:r>
-            <w:r>
-              <w:rPr>
-                <w:noProof/>
-              </w:rPr>
-              <w:tab/>
-            </w:r>
-            <w:r>
-              <w:rPr>
-                <w:noProof/>
-              </w:rPr>
-              <w:fldChar w:fldCharType="begin"/>
-            </w:r>
-            <w:r>
-              <w:rPr>
-                <w:noProof/>
-              </w:rPr>
-              <w:instrText xml:space="preserve"> PAGEREF _Toc228918278 \h </w:instrText>
-            </w:r>
-            <w:r>
-              <w:rPr>
-                <w:noProof/>
-              </w:rPr>
-            </w:r>
-            <w:r>
-              <w:rPr>
-                <w:noProof/>
-              </w:rPr>
-              <w:fldChar w:fldCharType="separate"/>
-            </w:r>
-            <w:r>
-              <w:rPr>
-                <w:noProof/>
-              </w:rPr>
-              <w:t>1</w:t>
-            </w:r>
-            <w:r>
-              <w:rPr>
-                <w:noProof/>
-              </w:rPr>
-              <w:fldChar w:fldCharType="end"/>
-            </w:r>
-          </w:hyperlink>
-        </w:p>
-        <w:p>
-          <w:pPr>
-            <w:pStyle w:val="TOC1"/>
-            <w:tabs>
-              <w:tab w:val="right" w:leader="dot" w:pos="9016"/>
-            </w:tabs>
-            <w:rPr>
-              <w:noProof/>
-            </w:rPr>
-          </w:pPr>
-          <w:hyperlink w:anchor="_Toc228918279" w:history="1">
-            <w:r>
-              <w:rPr>
-                <w:rStyle w:val="Hyperlink"/>
-                <w:noProof/>
-              </w:rPr>
-              <w:t>6. Test Cases</w:t>
-            </w:r>
-            <w:r>
-              <w:rPr>
-                <w:noProof/>
-              </w:rPr>
-              <w:tab/>
-            </w:r>
-            <w:r>
-              <w:rPr>
-                <w:noProof/>
-              </w:rPr>
-              <w:fldChar w:fldCharType="begin"/>
-            </w:r>
-            <w:r>
-              <w:rPr>
-                <w:noProof/>
-              </w:rPr>
-              <w:instrText xml:space="preserve"> PAGEREF _Toc228918279 \h </w:instrText>
-            </w:r>
-            <w:r>
-              <w:rPr>
-                <w:noProof/>
-              </w:rPr>
-            </w:r>
-            <w:r>
-              <w:rPr>
-                <w:noProof/>
-              </w:rPr>
-              <w:fldChar w:fldCharType="separate"/>
-            </w:r>
-            <w:r>
-              <w:rPr>
-                <w:noProof/>
-              </w:rPr>
-              <w:t>1</w:t>
-            </w:r>
-            <w:r>
-              <w:rPr>
-                <w:noProof/>
-              </w:rPr>
-              <w:fldChar w:fldCharType="end"/>
-            </w:r>
-          </w:hyperlink>
-        </w:p>
-        <w:p>
-          <w:pPr>
-            <w:pStyle w:val="TOC2"/>
-            <w:tabs>
-              <w:tab w:val="right" w:leader="dot" w:pos="9016"/>
-            </w:tabs>
-            <w:rPr>
-              <w:noProof/>
-            </w:rPr>
-          </w:pPr>
-          <w:hyperlink w:anchor="_Toc228918280" w:history="1">
-            <w:r>
-              <w:rPr>
-                <w:rStyle w:val="Hyperlink"/>
-                <w:noProof/>
-              </w:rPr>
-              <w:t>6.1 Test Cases Where the Technique Succeeds</w:t>
-            </w:r>
-            <w:r>
-              <w:rPr>
-                <w:noProof/>
-              </w:rPr>
-              <w:tab/>
-            </w:r>
-            <w:r>
-              <w:rPr>
-                <w:noProof/>
-              </w:rPr>
-              <w:fldChar w:fldCharType="begin"/>
-            </w:r>
-            <w:r>
-              <w:rPr>
-                <w:noProof/>
-              </w:rPr>
-              <w:instrText xml:space="preserve"> PAGEREF _Toc228918280 \h </w:instrText>
-            </w:r>
-            <w:r>
-              <w:rPr>
-                <w:noProof/>
-              </w:rPr>
-            </w:r>
-            <w:r>
-              <w:rPr>
-                <w:noProof/>
-              </w:rPr>
-              <w:fldChar w:fldCharType="separate"/>
-            </w:r>
-            <w:r>
-              <w:rPr>
-                <w:noProof/>
-              </w:rPr>
-              <w:t>1</w:t>
-            </w:r>
-            <w:r>
-              <w:rPr>
-                <w:noProof/>
-              </w:rPr>
-              <w:fldChar w:fldCharType="end"/>
-            </w:r>
-          </w:hyperlink>
-        </w:p>
-        <w:p>
-          <w:pPr>
-            <w:pStyle w:val="TOC2"/>
-            <w:tabs>
-              <w:tab w:val="right" w:leader="dot" w:pos="9016"/>
-            </w:tabs>
-            <w:rPr>
-              <w:noProof/>
-            </w:rPr>
-          </w:pPr>
-          <w:hyperlink w:anchor="_Toc228918281" w:history="1">
-            <w:r>
-              <w:rPr>
-                <w:rStyle w:val="Hyperlink"/>
-                <w:noProof/>
-              </w:rPr>
-              <w:t>6.2 Test Cases Where the Technique Fails</w:t>
-            </w:r>
-            <w:r>
-              <w:rPr>
-                <w:noProof/>
-              </w:rPr>
-              <w:tab/>
-            </w:r>
-            <w:r>
-              <w:rPr>
-                <w:noProof/>
-              </w:rPr>
-              <w:fldChar w:fldCharType="begin"/>
-            </w:r>
-            <w:r>
-              <w:rPr>
-                <w:noProof/>
-              </w:rPr>
-              <w:instrText xml:space="preserve"> PAGEREF _Toc228918281 \h </w:instrText>
-            </w:r>
-            <w:r>
-              <w:rPr>
-                <w:noProof/>
-              </w:rPr>
-            </w:r>
-            <w:r>
-              <w:rPr>
-                <w:noProof/>
-              </w:rPr>
-              <w:fldChar w:fldCharType="separate"/>
-            </w:r>
-            <w:r>
-              <w:rPr>
-                <w:noProof/>
-              </w:rPr>
-              <w:t>1</w:t>
-            </w:r>
-            <w:r>
-              <w:rPr>
-                <w:noProof/>
-              </w:rPr>
-              <w:fldChar w:fldCharType="end"/>
-            </w:r>
-          </w:hyperlink>
-        </w:p>
-        <w:p>
-          <w:pPr>
-            <w:pStyle w:val="TOC1"/>
-            <w:tabs>
-              <w:tab w:val="right" w:leader="dot" w:pos="9016"/>
-            </w:tabs>
-            <w:rPr>
-              <w:noProof/>
-            </w:rPr>
-          </w:pPr>
-          <w:hyperlink w:anchor="_Toc228918282" w:history="1">
-            <w:r>
-              <w:rPr>
-                <w:rStyle w:val="Hyperlink"/>
-                <w:noProof/>
-              </w:rPr>
-              <w:t>7. Complexity Analysis</w:t>
-            </w:r>
-            <w:r>
-              <w:rPr>
-                <w:noProof/>
-              </w:rPr>
-              <w:tab/>
-            </w:r>
-            <w:r>
-              <w:rPr>
-                <w:noProof/>
-              </w:rPr>
-              <w:fldChar w:fldCharType="begin"/>
-            </w:r>
-            <w:r>
-              <w:rPr>
-                <w:noProof/>
-              </w:rPr>
-              <w:instrText xml:space="preserve"> PAGEREF _Toc228918282 \h </w:instrText>
-            </w:r>
-            <w:r>
-              <w:rPr>
-                <w:noProof/>
-              </w:rPr>
-            </w:r>
-            <w:r>
-              <w:rPr>
-                <w:noProof/>
-              </w:rPr>
-              <w:fldChar w:fldCharType="separate"/>
-            </w:r>
-            <w:r>
-              <w:rPr>
-                <w:noProof/>
-              </w:rPr>
-              <w:t>1</w:t>
-            </w:r>
-            <w:r>
-              <w:rPr>
-                <w:noProof/>
-              </w:rPr>
-              <w:fldChar w:fldCharType="end"/>
-            </w:r>
-          </w:hyperlink>
-        </w:p>
-        <w:p>
-          <w:pPr>
-            <w:pStyle w:val="TOC2"/>
-            <w:tabs>
-              <w:tab w:val="right" w:leader="dot" w:pos="9016"/>
-            </w:tabs>
-            <w:rPr>
-              <w:noProof/>
-            </w:rPr>
-          </w:pPr>
-          <w:hyperlink w:anchor="_Toc228918283" w:history="1">
-            <w:r>
-              <w:rPr>
-                <w:rStyle w:val="Hyperlink"/>
-                <w:noProof/>
-              </w:rPr>
-              <w:t>7.1 Time Complexity</w:t>
-            </w:r>
-            <w:r>
-              <w:rPr>
-                <w:noProof/>
-              </w:rPr>
-              <w:tab/>
-            </w:r>
-            <w:r>
-              <w:rPr>
-                <w:noProof/>
-              </w:rPr>
-              <w:fldChar w:fldCharType="begin"/>
-            </w:r>
-            <w:r>
-              <w:rPr>
-                <w:noProof/>
-              </w:rPr>
-              <w:instrText xml:space="preserve"> PAGEREF _Toc228918283 \h </w:instrText>
-            </w:r>
-            <w:r>
-              <w:rPr>
-                <w:noProof/>
-              </w:rPr>
-            </w:r>
-            <w:r>
-              <w:rPr>
-                <w:noProof/>
-              </w:rPr>
-              <w:fldChar w:fldCharType="separate"/>
-            </w:r>
-            <w:r>
-              <w:rPr>
-                <w:noProof/>
-              </w:rPr>
-              <w:t>1</w:t>
-            </w:r>
-            <w:r>
-              <w:rPr>
-                <w:noProof/>
-              </w:rPr>
-              <w:fldChar w:fldCharType="end"/>
-            </w:r>
-          </w:hyperlink>
-        </w:p>
-        <w:p>
-          <w:pPr>
-            <w:pStyle w:val="TOC2"/>
-            <w:tabs>
-              <w:tab w:val="right" w:leader="dot" w:pos="9016"/>
-            </w:tabs>
-            <w:rPr>
-              <w:noProof/>
-            </w:rPr>
-          </w:pPr>
-          <w:hyperlink w:anchor="_Toc228918284" w:history="1">
-            <w:r>
-              <w:rPr>
-                <w:rStyle w:val="Hyperlink"/>
-                <w:noProof/>
-              </w:rPr>
-              <w:t>7.2 Space Complexity</w:t>
-            </w:r>
-            <w:r>
-              <w:rPr>
-                <w:noProof/>
-              </w:rPr>
-              <w:tab/>
-            </w:r>
-            <w:r>
-              <w:rPr>
-                <w:noProof/>
-              </w:rPr>
-              <w:fldChar w:fldCharType="begin"/>
-            </w:r>
-            <w:r>
-              <w:rPr>
-                <w:noProof/>
-              </w:rPr>
-              <w:instrText xml:space="preserve"> PAGEREF _Toc228918284 \h </w:instrText>
-            </w:r>
-            <w:r>
-              <w:rPr>
-                <w:noProof/>
-              </w:rPr>
-            </w:r>
-            <w:r>
-              <w:rPr>
-                <w:noProof/>
-              </w:rPr>
-              <w:fldChar w:fldCharType="separate"/>
-            </w:r>
-            <w:r>
-              <w:rPr>
-                <w:noProof/>
-              </w:rPr>
-              <w:t>1</w:t>
-            </w:r>
-            <w:r>
-              <w:rPr>
-                <w:noProof/>
-              </w:rPr>
-              <w:fldChar w:fldCharType="end"/>
-            </w:r>
-          </w:hyperlink>
-        </w:p>
-        <w:p>
-          <w:pPr>
-            <w:pStyle w:val="TOC1"/>
-            <w:tabs>
-              <w:tab w:val="right" w:leader="dot" w:pos="9016"/>
-            </w:tabs>
-            <w:rPr>
-              <w:noProof/>
-            </w:rPr>
-          </w:pPr>
-          <w:hyperlink w:anchor="_Toc228918285" w:history="1">
-            <w:r>
-              <w:rPr>
-                <w:rStyle w:val="Hyperlink"/>
-                <w:noProof/>
-              </w:rPr>
-              <w:t>8. Comparative Evaluation of Techniques</w:t>
-            </w:r>
-            <w:r>
-              <w:rPr>
-                <w:noProof/>
-              </w:rPr>
-              <w:tab/>
-            </w:r>
-            <w:r>
-              <w:rPr>
-                <w:noProof/>
-              </w:rPr>
-              <w:fldChar w:fldCharType="begin"/>
-            </w:r>
-            <w:r>
-              <w:rPr>
-                <w:noProof/>
-              </w:rPr>
-              <w:instrText xml:space="preserve"> PAGEREF _Toc228918285 \h </w:instrText>
-            </w:r>
-            <w:r>
-              <w:rPr>
-                <w:noProof/>
-              </w:rPr>
-            </w:r>
-            <w:r>
-              <w:rPr>
-                <w:noProof/>
-              </w:rPr>
-              <w:fldChar w:fldCharType="separate"/>
-            </w:r>
-            <w:r>
-              <w:rPr>
-                <w:noProof/>
-              </w:rPr>
-              <w:t>1</w:t>
-            </w:r>
-            <w:r>
-              <w:rPr>
-                <w:noProof/>
-              </w:rPr>
-              <w:fldChar w:fldCharType="end"/>
-            </w:r>
-          </w:hyperlink>
-        </w:p>
-        <w:p>
-          <w:pPr>
-            <w:pStyle w:val="TOC2"/>
-            <w:tabs>
-              <w:tab w:val="right" w:leader="dot" w:pos="9016"/>
-            </w:tabs>
-            <w:rPr>
-              <w:noProof/>
-            </w:rPr>
-          </w:pPr>
-          <w:hyperlink w:anchor="_Toc228918286" w:history="1">
-            <w:r>
-              <w:rPr>
-                <w:rStyle w:val="Hyperlink"/>
-                <w:noProof/>
-              </w:rPr>
-              <w:t>8.1 Pros of Divide and Conquer Over Other Techniques</w:t>
-            </w:r>
-            <w:r>
-              <w:rPr>
-                <w:noProof/>
-              </w:rPr>
-              <w:tab/>
-            </w:r>
-            <w:r>
-              <w:rPr>
-                <w:noProof/>
-              </w:rPr>
-              <w:fldChar w:fldCharType="begin"/>
-            </w:r>
-            <w:r>
-              <w:rPr>
-                <w:noProof/>
-              </w:rPr>
-              <w:instrText xml:space="preserve"> PAGEREF _Toc228918286 \h </w:instrText>
-            </w:r>
-            <w:r>
-              <w:rPr>
-                <w:noProof/>
-              </w:rPr>
-            </w:r>
-            <w:r>
-              <w:rPr>
-                <w:noProof/>
-              </w:rPr>
-              <w:fldChar w:fldCharType="separate"/>
-            </w:r>
-            <w:r>
-              <w:rPr>
-                <w:noProof/>
-              </w:rPr>
-              <w:t>1</w:t>
-            </w:r>
-            <w:r>
-              <w:rPr>
-                <w:noProof/>
-              </w:rPr>
-              <w:fldChar w:fldCharType="end"/>
-            </w:r>
-          </w:hyperlink>
-        </w:p>
-        <w:p>
-          <w:pPr>
-            <w:pStyle w:val="TOC2"/>
-            <w:tabs>
-              <w:tab w:val="right" w:leader="dot" w:pos="9016"/>
-            </w:tabs>
-            <w:rPr>
-              <w:noProof/>
-            </w:rPr>
-          </w:pPr>
-          <w:hyperlink w:anchor="_Toc228918287" w:history="1">
-            <w:r>
-              <w:rPr>
-                <w:rStyle w:val="Hyperlink"/>
-                <w:noProof/>
-              </w:rPr>
-              <w:t>8.2 Cons of Divide and Conquer</w:t>
-            </w:r>
-            <w:r>
-              <w:rPr>
-                <w:noProof/>
-              </w:rPr>
-              <w:tab/>
-            </w:r>
-            <w:r>
-              <w:rPr>
-                <w:noProof/>
-              </w:rPr>
-              <w:fldChar w:fldCharType="begin"/>
-            </w:r>
-            <w:r>
-              <w:rPr>
-                <w:noProof/>
-              </w:rPr>
-              <w:instrText xml:space="preserve"> PAGEREF _Toc228918287 \h </w:instrText>
-            </w:r>
-            <w:r>
-              <w:rPr>
-                <w:noProof/>
-              </w:rPr>
-            </w:r>
-            <w:r>
-              <w:rPr>
-                <w:noProof/>
-              </w:rPr>
-              <w:fldChar w:fldCharType="separate"/>
-            </w:r>
-            <w:r>
-              <w:rPr>
-                <w:noProof/>
-              </w:rPr>
-              <w:t>1</w:t>
-            </w:r>
-            <w:r>
-              <w:rPr>
-                <w:noProof/>
-              </w:rPr>
-              <w:fldChar w:fldCharType="end"/>
-            </w:r>
-          </w:hyperlink>
-        </w:p>
-        <w:p>
-          <w:pPr>
-            <w:pStyle w:val="TOC1"/>
-            <w:tabs>
-              <w:tab w:val="right" w:leader="dot" w:pos="9016"/>
-            </w:tabs>
-            <w:rPr>
-              <w:noProof/>
-            </w:rPr>
-          </w:pPr>
-          <w:hyperlink w:anchor="_Toc228918288" w:history="1">
-            <w:r>
-              <w:rPr>
-                <w:rStyle w:val="Hyperlink"/>
-                <w:noProof/>
-              </w:rPr>
-              <w:t>9. Alternative Approaches</w:t>
-            </w:r>
-            <w:r>
-              <w:rPr>
-                <w:noProof/>
-              </w:rPr>
-              <w:tab/>
-            </w:r>
-            <w:r>
-              <w:rPr>
-                <w:noProof/>
-              </w:rPr>
-              <w:fldChar w:fldCharType="begin"/>
-            </w:r>
-            <w:r>
-              <w:rPr>
-                <w:noProof/>
-              </w:rPr>
-              <w:instrText xml:space="preserve"> PAGEREF _Toc228918288 \h </w:instrText>
-            </w:r>
-            <w:r>
-              <w:rPr>
-                <w:noProof/>
-              </w:rPr>
-            </w:r>
-            <w:r>
-              <w:rPr>
-                <w:noProof/>
-              </w:rPr>
-              <w:fldChar w:fldCharType="separate"/>
-            </w:r>
-            <w:r>
-              <w:rPr>
-                <w:noProof/>
-              </w:rPr>
-              <w:t>1</w:t>
-            </w:r>
-            <w:r>
-              <w:rPr>
-                <w:noProof/>
-              </w:rPr>
-              <w:fldChar w:fldCharType="end"/>
-            </w:r>
-          </w:hyperlink>
-        </w:p>
-        <w:p>
-          <w:pPr>
-            <w:pStyle w:val="TOC2"/>
-            <w:tabs>
-              <w:tab w:val="right" w:leader="dot" w:pos="9016"/>
-            </w:tabs>
-            <w:rPr>
-              <w:noProof/>
-            </w:rPr>
-          </w:pPr>
-          <w:hyperlink w:anchor="_Toc228918289" w:history="1">
-            <w:r>
-              <w:rPr>
-                <w:rStyle w:val="Hyperlink"/>
-                <w:noProof/>
-              </w:rPr>
-              <w:t>9.1 Decrease and Conquer – Linear Sweep (Forbidden by Task)</w:t>
-            </w:r>
-            <w:r>
-              <w:rPr>
-                <w:noProof/>
-              </w:rPr>
-              <w:tab/>
-            </w:r>
-            <w:r>
-              <w:rPr>
-                <w:noProof/>
-              </w:rPr>
-              <w:fldChar w:fldCharType="begin"/>
-            </w:r>
-            <w:r>
-              <w:rPr>
-                <w:noProof/>
-              </w:rPr>
-              <w:instrText xml:space="preserve"> PAGEREF _Toc228918289 \h </w:instrText>
-            </w:r>
-            <w:r>
-              <w:rPr>
-                <w:noProof/>
-              </w:rPr>
-            </w:r>
-            <w:r>
-              <w:rPr>
-                <w:noProof/>
-              </w:rPr>
-              <w:fldChar w:fldCharType="separate"/>
-            </w:r>
-            <w:r>
-              <w:rPr>
-                <w:noProof/>
-              </w:rPr>
-              <w:t>1</w:t>
-            </w:r>
-            <w:r>
-              <w:rPr>
-                <w:noProof/>
-              </w:rPr>
-              <w:fldChar w:fldCharType="end"/>
-            </w:r>
-          </w:hyperlink>
-        </w:p>
-        <w:p>
-          <w:pPr>
-            <w:pStyle w:val="TOC2"/>
-            <w:tabs>
-              <w:tab w:val="right" w:leader="dot" w:pos="9016"/>
-            </w:tabs>
-            <w:rPr>
-              <w:noProof/>
-            </w:rPr>
-          </w:pPr>
-          <w:hyperlink w:anchor="_Toc228918290" w:history="1">
-            <w:r>
-              <w:rPr>
-                <w:rStyle w:val="Hyperlink"/>
-                <w:noProof/>
-              </w:rPr>
-              <w:t>9.2 Random Shooting</w:t>
-            </w:r>
-            <w:r>
-              <w:rPr>
-                <w:noProof/>
-              </w:rPr>
-              <w:tab/>
-            </w:r>
-            <w:r>
-              <w:rPr>
-                <w:noProof/>
-              </w:rPr>
-              <w:fldChar w:fldCharType="begin"/>
-            </w:r>
-            <w:r>
-              <w:rPr>
-                <w:noProof/>
-              </w:rPr>
-              <w:instrText xml:space="preserve"> PAGEREF _Toc228918290 \h </w:instrText>
-            </w:r>
-            <w:r>
-              <w:rPr>
-                <w:noProof/>
-              </w:rPr>
-            </w:r>
-            <w:r>
-              <w:rPr>
-                <w:noProof/>
-              </w:rPr>
-              <w:fldChar w:fldCharType="separate"/>
-            </w:r>
-            <w:r>
-              <w:rPr>
-                <w:noProof/>
-              </w:rPr>
-              <w:t>1</w:t>
-            </w:r>
-            <w:r>
-              <w:rPr>
-                <w:noProof/>
-              </w:rPr>
-              <w:fldChar w:fldCharType="end"/>
-            </w:r>
-          </w:hyperlink>
-        </w:p>
-        <w:p>
-          <w:pPr>
-            <w:pStyle w:val="TOC2"/>
-            <w:tabs>
-              <w:tab w:val="right" w:leader="dot" w:pos="9016"/>
-            </w:tabs>
-            <w:rPr>
-              <w:noProof/>
-            </w:rPr>
-          </w:pPr>
-          <w:hyperlink w:anchor="_Toc228918291" w:history="1">
-            <w:r>
-              <w:rPr>
-                <w:rStyle w:val="Hyperlink"/>
-                <w:noProof/>
-              </w:rPr>
-              <w:t>9.3 Brute Force / Exhaustive Search</w:t>
-            </w:r>
-            <w:r>
-              <w:rPr>
-                <w:noProof/>
-              </w:rPr>
-              <w:tab/>
-            </w:r>
-            <w:r>
-              <w:rPr>
-                <w:noProof/>
-              </w:rPr>
-              <w:fldChar w:fldCharType="begin"/>
-            </w:r>
-            <w:r>
-              <w:rPr>
-                <w:noProof/>
-              </w:rPr>
-              <w:instrText xml:space="preserve"> PAGEREF _Toc228918291 \h </w:instrText>
-            </w:r>
-            <w:r>
-              <w:rPr>
-                <w:noProof/>
-              </w:rPr>
-            </w:r>
-            <w:r>
-              <w:rPr>
-                <w:noProof/>
-              </w:rPr>
-              <w:fldChar w:fldCharType="separate"/>
-            </w:r>
-            <w:r>
-              <w:rPr>
-                <w:noProof/>
-              </w:rPr>
-              <w:t>1</w:t>
-            </w:r>
-            <w:r>
-              <w:rPr>
-                <w:noProof/>
-              </w:rPr>
-              <w:fldChar w:fldCharType="end"/>
-            </w:r>
-          </w:hyperlink>
-        </w:p>
-        <w:p>
-          <w:pPr>
-            <w:pStyle w:val="TOC2"/>
-            <w:tabs>
-              <w:tab w:val="right" w:leader="dot" w:pos="9016"/>
-            </w:tabs>
-            <w:rPr>
-              <w:noProof/>
-            </w:rPr>
-          </w:pPr>
-          <w:hyperlink w:anchor="_Toc228918292" w:history="1">
-            <w:r>
-              <w:rPr>
-                <w:rStyle w:val="Hyperlink"/>
-                <w:noProof/>
-              </w:rPr>
-              <w:t>9.4 Dynamic Programming</w:t>
-            </w:r>
-            <w:r>
-              <w:rPr>
-                <w:noProof/>
-              </w:rPr>
-              <w:tab/>
-            </w:r>
-            <w:r>
-              <w:rPr>
-                <w:noProof/>
-              </w:rPr>
-              <w:fldChar w:fldCharType="begin"/>
-            </w:r>
-            <w:r>
-              <w:rPr>
-                <w:noProof/>
-              </w:rPr>
-              <w:instrText xml:space="preserve"> PAGEREF _Toc228918292 \h </w:instrText>
-            </w:r>
-            <w:r>
-              <w:rPr>
-                <w:noProof/>
-              </w:rPr>
-            </w:r>
-            <w:r>
-              <w:rPr>
-                <w:noProof/>
-              </w:rPr>
-              <w:fldChar w:fldCharType="separate"/>
-            </w:r>
-            <w:r>
-              <w:rPr>
-                <w:noProof/>
-              </w:rPr>
-              <w:t>1</w:t>
-            </w:r>
-            <w:r>
-              <w:rPr>
-                <w:noProof/>
-              </w:rPr>
-              <w:fldChar w:fldCharType="end"/>
-            </w:r>
-          </w:hyperlink>
-        </w:p>
-        <w:p>
-          <w:pPr>
-            <w:pStyle w:val="TOC2"/>
-            <w:tabs>
-              <w:tab w:val="right" w:leader="dot" w:pos="9016"/>
-            </w:tabs>
-            <w:rPr>
-              <w:noProof/>
-            </w:rPr>
-          </w:pPr>
-          <w:hyperlink w:anchor="_Toc228918293" w:history="1">
-            <w:r>
-              <w:rPr>
-                <w:rStyle w:val="Hyperlink"/>
-                <w:noProof/>
-              </w:rPr>
-              <w:t>9.5 Possible Improvements to the Divide and Conquer Technique</w:t>
-            </w:r>
-            <w:r>
-              <w:rPr>
-                <w:noProof/>
-              </w:rPr>
-              <w:tab/>
-            </w:r>
-            <w:r>
-              <w:rPr>
-                <w:noProof/>
-              </w:rPr>
-              <w:fldChar w:fldCharType="begin"/>
-            </w:r>
-            <w:r>
-              <w:rPr>
-                <w:noProof/>
-              </w:rPr>
-              <w:instrText xml:space="preserve"> PAGEREF _Toc228918293 \h </w:instrText>
-            </w:r>
-            <w:r>
-              <w:rPr>
-                <w:noProof/>
-              </w:rPr>
-            </w:r>
-            <w:r>
-              <w:rPr>
-                <w:noProof/>
-              </w:rPr>
-              <w:fldChar w:fldCharType="separate"/>
-            </w:r>
-            <w:r>
-              <w:rPr>
-                <w:noProof/>
-              </w:rPr>
-              <w:t>1</w:t>
-            </w:r>
-            <w:r>
-              <w:rPr>
-                <w:noProof/>
-              </w:rPr>
-              <w:fldChar w:fldCharType="end"/>
-            </w:r>
-          </w:hyperlink>
-        </w:p>
-        <w:p>
-          <w:pPr>
-            <w:pStyle w:val="TOC1"/>
-            <w:tabs>
-              <w:tab w:val="right" w:leader="dot" w:pos="9016"/>
-            </w:tabs>
-            <w:rPr>
-              <w:noProof/>
-            </w:rPr>
-          </w:pPr>
-          <w:hyperlink w:anchor="_Toc228918294" w:history="1">
-            <w:r>
-              <w:rPr>
-                <w:rStyle w:val="Hyperlink"/>
-                <w:noProof/>
-              </w:rPr>
-              <w:t>10. Sample Outputs</w:t>
-            </w:r>
-            <w:r>
-              <w:rPr>
-                <w:noProof/>
-              </w:rPr>
-              <w:tab/>
-            </w:r>
-            <w:r>
-              <w:rPr>
-                <w:noProof/>
-              </w:rPr>
-              <w:fldChar w:fldCharType="begin"/>
-            </w:r>
-            <w:r>
-              <w:rPr>
-                <w:noProof/>
-              </w:rPr>
-              <w:instrText xml:space="preserve"> PAGEREF _Toc228918294 \h </w:instrText>
-            </w:r>
-            <w:r>
-              <w:rPr>
-                <w:noProof/>
-              </w:rPr>
-            </w:r>
-            <w:r>
-              <w:rPr>
-                <w:noProof/>
-              </w:rPr>
-              <w:fldChar w:fldCharType="separate"/>
-            </w:r>
-            <w:r>
-              <w:rPr>
-                <w:noProof/>
-              </w:rPr>
-              <w:t>1</w:t>
-            </w:r>
-            <w:r>
-              <w:rPr>
-                <w:noProof/>
-              </w:rPr>
-              <w:fldChar w:fldCharType="end"/>
-            </w:r>
-          </w:hyperlink>
-        </w:p>
-        <w:p>
-          <w:pPr>
-            <w:pStyle w:val="TOC2"/>
-            <w:tabs>
-              <w:tab w:val="right" w:leader="dot" w:pos="9016"/>
-            </w:tabs>
-            <w:rPr>
-              <w:noProof/>
-            </w:rPr>
-          </w:pPr>
-          <w:hyperlink w:anchor="_Toc228918295" w:history="1">
-            <w:r>
-              <w:rPr>
-                <w:rStyle w:val="Hyperlink"/>
-                <w:noProof/>
-              </w:rPr>
-              <w:t>10.1 Sample Output for n = 4</w:t>
-            </w:r>
-            <w:r>
-              <w:rPr>
-                <w:noProof/>
-              </w:rPr>
-              <w:tab/>
-            </w:r>
-            <w:r>
-              <w:rPr>
-                <w:noProof/>
-              </w:rPr>
-              <w:fldChar w:fldCharType="begin"/>
-            </w:r>
-            <w:r>
-              <w:rPr>
-                <w:noProof/>
-              </w:rPr>
-              <w:instrText xml:space="preserve"> PAGEREF _Toc228918295 \h </w:instrText>
-            </w:r>
-            <w:r>
-              <w:rPr>
-                <w:noProof/>
-              </w:rPr>
-            </w:r>
-            <w:r>
-              <w:rPr>
-                <w:noProof/>
-              </w:rPr>
-              <w:fldChar w:fldCharType="separate"/>
-            </w:r>
-            <w:r>
-              <w:rPr>
-                <w:noProof/>
-              </w:rPr>
-              <w:t>1</w:t>
-            </w:r>
-            <w:r>
-              <w:rPr>
-                <w:noProof/>
-              </w:rPr>
-              <w:fldChar w:fldCharType="end"/>
-            </w:r>
-          </w:hyperlink>
-        </w:p>
-        <w:p>
-          <w:pPr>
-            <w:pStyle w:val="TOC2"/>
-            <w:tabs>
-              <w:tab w:val="right" w:leader="dot" w:pos="9016"/>
-            </w:tabs>
-            <w:rPr>
-              <w:noProof/>
-            </w:rPr>
-          </w:pPr>
-          <w:hyperlink w:anchor="_Toc228918296" w:history="1">
-            <w:r>
-              <w:rPr>
-                <w:rStyle w:val="Hyperlink"/>
-                <w:noProof/>
-              </w:rPr>
-              <w:t>10.2 Sample Output for n = 5</w:t>
-            </w:r>
-            <w:r>
-              <w:rPr>
-                <w:noProof/>
-              </w:rPr>
-              <w:tab/>
-            </w:r>
-            <w:r>
-              <w:rPr>
-                <w:noProof/>
-              </w:rPr>
-              <w:fldChar w:fldCharType="begin"/>
-            </w:r>
-            <w:r>
-              <w:rPr>
-                <w:noProof/>
-              </w:rPr>
-              <w:instrText xml:space="preserve"> PAGEREF _Toc228918296 \h </w:instrText>
-            </w:r>
-            <w:r>
-              <w:rPr>
-                <w:noProof/>
-              </w:rPr>
-            </w:r>
-            <w:r>
-              <w:rPr>
-                <w:noProof/>
-              </w:rPr>
-              <w:fldChar w:fldCharType="separate"/>
-            </w:r>
-            <w:r>
-              <w:rPr>
-                <w:noProof/>
-              </w:rPr>
-              <w:t>1</w:t>
-            </w:r>
-            <w:r>
-              <w:rPr>
-                <w:noProof/>
-              </w:rPr>
-              <w:fldChar w:fldCharType="end"/>
-            </w:r>
-          </w:hyperlink>
-        </w:p>
-        <w:p>
-          <w:pPr>
-            <w:pStyle w:val="TOC2"/>
-            <w:tabs>
-              <w:tab w:val="right" w:leader="dot" w:pos="9016"/>
-            </w:tabs>
-            <w:rPr>
-              <w:noProof/>
-            </w:rPr>
-          </w:pPr>
-          <w:hyperlink w:anchor="_Toc228918297" w:history="1">
-            <w:r>
-              <w:rPr>
-                <w:rStyle w:val="Hyperlink"/>
-                <w:noProof/>
-              </w:rPr>
-              <w:t>10.3 Sample Output for n = 8</w:t>
-            </w:r>
-            <w:r>
-              <w:rPr>
-                <w:noProof/>
-              </w:rPr>
-              <w:tab/>
-            </w:r>
-            <w:r>
-              <w:rPr>
-                <w:noProof/>
-              </w:rPr>
-              <w:fldChar w:fldCharType="begin"/>
-            </w:r>
-            <w:r>
-              <w:rPr>
-                <w:noProof/>
-              </w:rPr>
-              <w:instrText xml:space="preserve"> PAGEREF _Toc228918297 \h </w:instrText>
-            </w:r>
-            <w:r>
-              <w:rPr>
-                <w:noProof/>
-              </w:rPr>
-            </w:r>
-            <w:r>
-              <w:rPr>
-                <w:noProof/>
-              </w:rPr>
-              <w:fldChar w:fldCharType="separate"/>
-            </w:r>
-            <w:r>
-              <w:rPr>
-                <w:noProof/>
-              </w:rPr>
-              <w:t>1</w:t>
-            </w:r>
-            <w:r>
-              <w:rPr>
-                <w:noProof/>
-              </w:rPr>
-              <w:fldChar w:fldCharType="end"/>
-            </w:r>
-          </w:hyperlink>
-        </w:p>
-        <w:p>
-          <w:pPr>
-            <w:pStyle w:val="TOC1"/>
-            <w:tabs>
-              <w:tab w:val="right" w:leader="dot" w:pos="9016"/>
-            </w:tabs>
-            <w:rPr>
-              <w:noProof/>
-            </w:rPr>
-          </w:pPr>
-          <w:hyperlink w:anchor="_Toc228918298" w:history="1">
-            <w:r>
-              <w:rPr>
-                <w:rStyle w:val="Hyperlink"/>
-                <w:noProof/>
-              </w:rPr>
-              <w:t>11. Summary and Key Findings</w:t>
-            </w:r>
-            <w:r>
-              <w:rPr>
-                <w:noProof/>
-              </w:rPr>
-              <w:tab/>
-            </w:r>
-            <w:r>
-              <w:rPr>
-                <w:noProof/>
-              </w:rPr>
-              <w:fldChar w:fldCharType="begin"/>
-            </w:r>
-            <w:r>
-              <w:rPr>
-                <w:noProof/>
-              </w:rPr>
-              <w:instrText xml:space="preserve"> PAGEREF _Toc228918298 \h </w:instrText>
-            </w:r>
-            <w:r>
-              <w:rPr>
-                <w:noProof/>
-              </w:rPr>
-            </w:r>
-            <w:r>
-              <w:rPr>
-                <w:noProof/>
-              </w:rPr>
-              <w:fldChar w:fldCharType="separate"/>
-            </w:r>
-            <w:r>
-              <w:rPr>
-                <w:noProof/>
-              </w:rPr>
-              <w:t>1</w:t>
-            </w:r>
-            <w:r>
-              <w:rPr>
-                <w:noProof/>
-              </w:rPr>
-              <w:fldChar w:fldCharType="end"/>
-            </w:r>
-          </w:hyperlink>
-        </w:p>
-        <w:p>
-          <w:pPr>
-            <w:pStyle w:val="TOC1"/>
-            <w:tabs>
-              <w:tab w:val="right" w:leader="dot" w:pos="9016"/>
-            </w:tabs>
-            <w:rPr>
-              <w:noProof/>
-            </w:rPr>
-          </w:pPr>
-          <w:hyperlink w:anchor="_Toc228918299" w:history="1">
-            <w:r>
-              <w:rPr>
-                <w:rStyle w:val="Hyperlink"/>
-                <w:noProof/>
-              </w:rPr>
-              <w:t>12. References</w:t>
-            </w:r>
-            <w:r>
-              <w:rPr>
-                <w:noProof/>
-              </w:rPr>
-              <w:tab/>
-            </w:r>
-            <w:r>
-              <w:rPr>
-                <w:noProof/>
-              </w:rPr>
-              <w:fldChar w:fldCharType="begin"/>
-            </w:r>
-            <w:r>
-              <w:rPr>
-                <w:noProof/>
-              </w:rPr>
-              <w:instrText xml:space="preserve"> PAGEREF _Toc228918299 \h </w:instrText>
-            </w:r>
-            <w:r>
-              <w:rPr>
-                <w:noProof/>
-              </w:rPr>
-            </w:r>
-            <w:r>
-              <w:rPr>
-                <w:noProof/>
-              </w:rPr>
-              <w:fldChar w:fldCharType="separate"/>
-            </w:r>
-            <w:r>
-              <w:rPr>
-                <w:noProof/>
-              </w:rPr>
-              <w:t>1</w:t>
-            </w:r>
-            <w:r>
-              <w:rPr>
-                <w:noProof/>
-              </w:rPr>
-              <w:fldChar w:fldCharType="end"/>
-            </w:r>
-          </w:hyperlink>
-        </w:p>
-        <w:p>
-          <w:r>
-            <w:fldChar w:fldCharType="end"/>
-          </w:r>
-        </w:p>
-      </w:sdtContent>
-    </w:sdt>
-    <w:p>
-      <w:r>
-        <w:br w:type="page"/>
-      </w:r>
-    </w:p>
-    <w:p>
-      <w:pPr>
-        <w:pStyle w:val="Heading1"/>
-      </w:pPr>
-      <w:bookmarkStart w:id="1" w:name="_Toc228918272"/>
-      <w:r>
-        <w:lastRenderedPageBreak/>
-        <w:t>1. Problem Description</w:t>
+      </w:pPr>
+      <w:bookmarkStart w:id="1" w:name="_Toc228918273"/>
+      <w:r>
+        <w:t>2. Assumptions</w:t>
       </w:r>
       <w:bookmarkEnd w:id="1"/>
-    </w:p>
-    <w:p>
-      <w:pPr>
-        <w:spacing w:before="240" w:after="120" w:line="360" w:lineRule="auto"/>
-        <w:jc w:val="both"/>
-      </w:pPr>
-      <w:r>
-        <w:rPr>
-          <w:color w:val="000000"/>
-        </w:rPr>
-        <w:t>A computer game has a shooter and a moving target. There are n &gt; 1 hiding spots located along a straight line. The shooter fires one shot at a time at any chosen hiding spot. The target is invisible — the shooter can never see it. Between any two consecutive shots, the target must move exactly one step to an adjacent hiding spot (left or right). The goal is to design a Divide and Conquer algorithm that guarantees hitting the target regardless of how the target moves.</w:t>
-      </w:r>
-    </w:p>
-    <w:p/>
-    <w:p>
-      <w:pPr>
-        <w:pStyle w:val="Heading1"/>
-      </w:pPr>
-      <w:bookmarkStart w:id="2" w:name="_Toc228918273"/>
-      <w:r>
-        <w:t>2. Assumptions</w:t>
-      </w:r>
-      <w:bookmarkEnd w:id="2"/>
     </w:p>
     <w:p>
       <w:pPr>
@@ -2210,24 +222,52 @@
         <w:t>The algorithm must use a true Divide and Conquer approach, splitting the problem into two independent subproblems.</w:t>
       </w:r>
     </w:p>
-    <w:p/>
+    <w:p>
+      <w:r>
+        <w:br w:type="page"/>
+      </w:r>
+    </w:p>
     <w:p>
       <w:pPr>
         <w:pStyle w:val="Heading1"/>
       </w:pPr>
-      <w:bookmarkStart w:id="3" w:name="_Toc228918274"/>
-      <w:r>
+      <w:bookmarkStart w:id="2" w:name="_Toc228918274"/>
+      <w:r>
+        <w:lastRenderedPageBreak/>
         <w:t>3. Methodology</w:t>
       </w:r>
+      <w:bookmarkEnd w:id="2"/>
+    </w:p>
+    <w:p>
+      <w:pPr>
+        <w:pStyle w:val="Heading2"/>
+      </w:pPr>
+      <w:bookmarkStart w:id="3" w:name="_Toc228918275"/>
+      <w:r>
+        <w:t>3.1 Key Insight</w:t>
+      </w:r>
       <w:bookmarkEnd w:id="3"/>
     </w:p>
     <w:p>
       <w:pPr>
+        <w:spacing w:before="240" w:after="120" w:line="360" w:lineRule="auto"/>
+        <w:ind w:firstLine="720"/>
+        <w:jc w:val="both"/>
+      </w:pPr>
+      <w:r>
+        <w:rPr>
+          <w:color w:val="000000"/>
+        </w:rPr>
+        <w:t>The key insight is this: if we shoot spots 2, 3, 4, ..., n-1 in order (forward sweep), the target is cornered — it can never cross our sweep without being hit if it started on an odd-indexed spot. Then we shoot the same sequence in reverse (backward sweep) to catch targets that started on even-indexed spots. Together, the two sweeps guarantee a hit.</w:t>
+      </w:r>
+    </w:p>
+    <w:p>
+      <w:pPr>
         <w:pStyle w:val="Heading2"/>
       </w:pPr>
-      <w:bookmarkStart w:id="4" w:name="_Toc228918275"/>
-      <w:r>
-        <w:t>3.1 Key Insight</w:t>
+      <w:bookmarkStart w:id="4" w:name="_Toc228918276"/>
+      <w:r>
+        <w:t>3.2 Step-by-Step Description</w:t>
       </w:r>
       <w:bookmarkEnd w:id="4"/>
     </w:p>
@@ -2240,30 +280,31 @@
         <w:rPr>
           <w:color w:val="000000"/>
         </w:rPr>
-        <w:lastRenderedPageBreak/>
-        <w:t>The key insight is this: if we shoot spots 2, 3, 4, ..., n-1 in order (forward sweep), the target is cornered — it can never cross our sweep without being hit if it started on an odd-indexed spot. Then we shoot the same sequence in reverse (backward sweep) to catch targets that started on even-indexed spots. Together, the two sweeps guarantee a hit.</w:t>
-      </w:r>
-    </w:p>
-    <w:p>
-      <w:pPr>
-        <w:pStyle w:val="Heading2"/>
-      </w:pPr>
-      <w:bookmarkStart w:id="5" w:name="_Toc228918276"/>
-      <w:r>
-        <w:t>3.2 Step-by-Step Description</w:t>
-      </w:r>
-      <w:bookmarkEnd w:id="5"/>
-    </w:p>
-    <w:p>
-      <w:pPr>
-        <w:spacing w:before="240" w:after="120" w:line="360" w:lineRule="auto"/>
-        <w:jc w:val="both"/>
-      </w:pPr>
+        <w:t>The divide</w:t>
+      </w:r>
       <w:r>
         <w:rPr>
           <w:color w:val="000000"/>
         </w:rPr>
-        <w:t>The divide and conquer strategy works as follows:</w:t>
+        <w:t>-</w:t>
+      </w:r>
+      <w:r>
+        <w:rPr>
+          <w:color w:val="000000"/>
+        </w:rPr>
+        <w:t>and</w:t>
+      </w:r>
+      <w:r>
+        <w:rPr>
+          <w:color w:val="000000"/>
+        </w:rPr>
+        <w:t>-</w:t>
+      </w:r>
+      <w:r>
+        <w:rPr>
+          <w:color w:val="000000"/>
+        </w:rPr>
+        <w:t>conquer strategy works as follows:</w:t>
       </w:r>
     </w:p>
     <w:p>
@@ -2402,16 +443,21 @@
         <w:t>The total number of shots = 2 x (n - 2).</w:t>
       </w:r>
     </w:p>
-    <w:p/>
+    <w:p>
+      <w:r>
+        <w:br w:type="page"/>
+      </w:r>
+    </w:p>
     <w:p>
       <w:pPr>
         <w:pStyle w:val="Heading1"/>
       </w:pPr>
-      <w:bookmarkStart w:id="6" w:name="_Toc228918277"/>
-      <w:r>
+      <w:bookmarkStart w:id="5" w:name="_Toc228918277"/>
+      <w:r>
+        <w:lastRenderedPageBreak/>
         <w:t>4. Pseudocode</w:t>
       </w:r>
-      <w:bookmarkEnd w:id="6"/>
+      <w:bookmarkEnd w:id="5"/>
     </w:p>
     <w:p>
       <w:pPr>
@@ -2530,7 +576,6 @@
           <w:sz w:val="20"/>
           <w:szCs w:val="20"/>
         </w:rPr>
-        <w:lastRenderedPageBreak/>
         <w:t xml:space="preserve">    hunt(low, mid, sequence)          // Conquer left half</w:t>
       </w:r>
     </w:p>
@@ -2582,9 +627,14 @@
           <w:sz w:val="20"/>
           <w:szCs w:val="20"/>
         </w:rPr>
-        <w:t xml:space="preserve">FUNCTION </w:t>
-      </w:r>
-      <w:proofErr w:type="spellStart"/>
+        <w:t>FUNCTION movingTarget(n):</w:t>
+      </w:r>
+    </w:p>
+    <w:p>
+      <w:pPr>
+        <w:spacing w:before="120" w:after="120" w:line="276" w:lineRule="auto"/>
+        <w:ind w:left="720"/>
+      </w:pPr>
       <w:r>
         <w:rPr>
           <w:rFonts w:ascii="Courier New" w:eastAsia="Courier New" w:hAnsi="Courier New" w:cs="Courier New"/>
@@ -2592,9 +642,14 @@
           <w:sz w:val="20"/>
           <w:szCs w:val="20"/>
         </w:rPr>
-        <w:t>movingTarget</w:t>
-      </w:r>
-      <w:proofErr w:type="spellEnd"/>
+        <w:t xml:space="preserve">    IF n == 2:</w:t>
+      </w:r>
+    </w:p>
+    <w:p>
+      <w:pPr>
+        <w:spacing w:before="120" w:after="120" w:line="276" w:lineRule="auto"/>
+        <w:ind w:left="720"/>
+      </w:pPr>
       <w:r>
         <w:rPr>
           <w:rFonts w:ascii="Courier New" w:eastAsia="Courier New" w:hAnsi="Courier New" w:cs="Courier New"/>
@@ -2602,7 +657,7 @@
           <w:sz w:val="20"/>
           <w:szCs w:val="20"/>
         </w:rPr>
-        <w:t>(n):</w:t>
+        <w:t xml:space="preserve">        PRINT "Shoot spot 1, then spot 1 again"</w:t>
       </w:r>
     </w:p>
     <w:p>
@@ -2617,7 +672,7 @@
           <w:sz w:val="20"/>
           <w:szCs w:val="20"/>
         </w:rPr>
-        <w:t xml:space="preserve">    IF n == 2:</w:t>
+        <w:t xml:space="preserve">        RETURN</w:t>
       </w:r>
     </w:p>
     <w:p>
@@ -2632,7 +687,7 @@
           <w:sz w:val="20"/>
           <w:szCs w:val="20"/>
         </w:rPr>
-        <w:t xml:space="preserve">        PRINT "Shoot spot 1, then spot 1 again"</w:t>
+        <w:t xml:space="preserve">    forwardSequence = []</w:t>
       </w:r>
     </w:p>
     <w:p>
@@ -2647,7 +702,7 @@
           <w:sz w:val="20"/>
           <w:szCs w:val="20"/>
         </w:rPr>
-        <w:t xml:space="preserve">        RETURN</w:t>
+        <w:t xml:space="preserve">    hunt(2, n-1, forwardSequence)    // D&amp;C on inner spots</w:t>
       </w:r>
     </w:p>
     <w:p>
@@ -2662,9 +717,14 @@
           <w:sz w:val="20"/>
           <w:szCs w:val="20"/>
         </w:rPr>
-        <w:t xml:space="preserve">    </w:t>
-      </w:r>
-      <w:proofErr w:type="spellStart"/>
+        <w:t xml:space="preserve">    backwardSequence = REVERSE(forwardSequence)</w:t>
+      </w:r>
+    </w:p>
+    <w:p>
+      <w:pPr>
+        <w:spacing w:before="120" w:after="120" w:line="276" w:lineRule="auto"/>
+        <w:ind w:left="720"/>
+      </w:pPr>
       <w:r>
         <w:rPr>
           <w:rFonts w:ascii="Courier New" w:eastAsia="Courier New" w:hAnsi="Courier New" w:cs="Courier New"/>
@@ -2672,9 +732,14 @@
           <w:sz w:val="20"/>
           <w:szCs w:val="20"/>
         </w:rPr>
-        <w:t>forwardSequence</w:t>
-      </w:r>
-      <w:proofErr w:type="spellEnd"/>
+        <w:t xml:space="preserve">    shots = forwardSequence + backwardSequence</w:t>
+      </w:r>
+    </w:p>
+    <w:p>
+      <w:pPr>
+        <w:spacing w:before="120" w:after="120" w:line="276" w:lineRule="auto"/>
+        <w:ind w:left="720"/>
+      </w:pPr>
       <w:r>
         <w:rPr>
           <w:rFonts w:ascii="Courier New" w:eastAsia="Courier New" w:hAnsi="Courier New" w:cs="Courier New"/>
@@ -2682,7 +747,7 @@
           <w:sz w:val="20"/>
           <w:szCs w:val="20"/>
         </w:rPr>
-        <w:t xml:space="preserve"> = []</w:t>
+        <w:t xml:space="preserve">    PRINT shots</w:t>
       </w:r>
     </w:p>
     <w:p>
@@ -2697,190 +762,24 @@
           <w:sz w:val="20"/>
           <w:szCs w:val="20"/>
         </w:rPr>
-        <w:t xml:space="preserve">    hunt(2, n-1, </w:t>
-      </w:r>
-      <w:proofErr w:type="spellStart"/>
-      <w:r>
-        <w:rPr>
-          <w:rFonts w:ascii="Courier New" w:eastAsia="Courier New" w:hAnsi="Courier New" w:cs="Courier New"/>
-          <w:color w:val="2E4053"/>
-          <w:sz w:val="20"/>
-          <w:szCs w:val="20"/>
-        </w:rPr>
-        <w:t>forwardSequence</w:t>
-      </w:r>
-      <w:proofErr w:type="spellEnd"/>
-      <w:r>
-        <w:rPr>
-          <w:rFonts w:ascii="Courier New" w:eastAsia="Courier New" w:hAnsi="Courier New" w:cs="Courier New"/>
-          <w:color w:val="2E4053"/>
-          <w:sz w:val="20"/>
-          <w:szCs w:val="20"/>
-        </w:rPr>
-        <w:t>)    // D&amp;C on inner spots</w:t>
-      </w:r>
-    </w:p>
-    <w:p>
-      <w:pPr>
-        <w:spacing w:before="120" w:after="120" w:line="276" w:lineRule="auto"/>
-        <w:ind w:left="720"/>
-      </w:pPr>
-      <w:r>
-        <w:rPr>
-          <w:rFonts w:ascii="Courier New" w:eastAsia="Courier New" w:hAnsi="Courier New" w:cs="Courier New"/>
-          <w:color w:val="2E4053"/>
-          <w:sz w:val="20"/>
-          <w:szCs w:val="20"/>
-        </w:rPr>
-        <w:t xml:space="preserve">    </w:t>
-      </w:r>
-      <w:proofErr w:type="spellStart"/>
-      <w:r>
-        <w:rPr>
-          <w:rFonts w:ascii="Courier New" w:eastAsia="Courier New" w:hAnsi="Courier New" w:cs="Courier New"/>
-          <w:color w:val="2E4053"/>
-          <w:sz w:val="20"/>
-          <w:szCs w:val="20"/>
-        </w:rPr>
-        <w:t>backwardSequence</w:t>
-      </w:r>
-      <w:proofErr w:type="spellEnd"/>
-      <w:r>
-        <w:rPr>
-          <w:rFonts w:ascii="Courier New" w:eastAsia="Courier New" w:hAnsi="Courier New" w:cs="Courier New"/>
-          <w:color w:val="2E4053"/>
-          <w:sz w:val="20"/>
-          <w:szCs w:val="20"/>
-        </w:rPr>
-        <w:t xml:space="preserve"> = REVERSE(</w:t>
-      </w:r>
-      <w:proofErr w:type="spellStart"/>
-      <w:r>
-        <w:rPr>
-          <w:rFonts w:ascii="Courier New" w:eastAsia="Courier New" w:hAnsi="Courier New" w:cs="Courier New"/>
-          <w:color w:val="2E4053"/>
-          <w:sz w:val="20"/>
-          <w:szCs w:val="20"/>
-        </w:rPr>
-        <w:t>forwardSequence</w:t>
-      </w:r>
-      <w:proofErr w:type="spellEnd"/>
-      <w:r>
-        <w:rPr>
-          <w:rFonts w:ascii="Courier New" w:eastAsia="Courier New" w:hAnsi="Courier New" w:cs="Courier New"/>
-          <w:color w:val="2E4053"/>
-          <w:sz w:val="20"/>
-          <w:szCs w:val="20"/>
-        </w:rPr>
-        <w:t>)</w:t>
-      </w:r>
-    </w:p>
-    <w:p>
-      <w:pPr>
-        <w:spacing w:before="120" w:after="120" w:line="276" w:lineRule="auto"/>
-        <w:ind w:left="720"/>
-      </w:pPr>
-      <w:r>
-        <w:rPr>
-          <w:rFonts w:ascii="Courier New" w:eastAsia="Courier New" w:hAnsi="Courier New" w:cs="Courier New"/>
-          <w:color w:val="2E4053"/>
-          <w:sz w:val="20"/>
-          <w:szCs w:val="20"/>
-        </w:rPr>
-        <w:t xml:space="preserve">    shots = </w:t>
-      </w:r>
-      <w:proofErr w:type="spellStart"/>
-      <w:r>
-        <w:rPr>
-          <w:rFonts w:ascii="Courier New" w:eastAsia="Courier New" w:hAnsi="Courier New" w:cs="Courier New"/>
-          <w:color w:val="2E4053"/>
-          <w:sz w:val="20"/>
-          <w:szCs w:val="20"/>
-        </w:rPr>
-        <w:t>forwardSequence</w:t>
-      </w:r>
-      <w:proofErr w:type="spellEnd"/>
-      <w:r>
-        <w:rPr>
-          <w:rFonts w:ascii="Courier New" w:eastAsia="Courier New" w:hAnsi="Courier New" w:cs="Courier New"/>
-          <w:color w:val="2E4053"/>
-          <w:sz w:val="20"/>
-          <w:szCs w:val="20"/>
-        </w:rPr>
-        <w:t xml:space="preserve"> + </w:t>
-      </w:r>
-      <w:proofErr w:type="spellStart"/>
-      <w:r>
-        <w:rPr>
-          <w:rFonts w:ascii="Courier New" w:eastAsia="Courier New" w:hAnsi="Courier New" w:cs="Courier New"/>
-          <w:color w:val="2E4053"/>
-          <w:sz w:val="20"/>
-          <w:szCs w:val="20"/>
-        </w:rPr>
-        <w:t>backwardSequence</w:t>
-      </w:r>
-      <w:proofErr w:type="spellEnd"/>
-    </w:p>
-    <w:p>
-      <w:pPr>
-        <w:spacing w:before="120" w:after="120" w:line="276" w:lineRule="auto"/>
-        <w:ind w:left="720"/>
-      </w:pPr>
-      <w:r>
-        <w:rPr>
-          <w:rFonts w:ascii="Courier New" w:eastAsia="Courier New" w:hAnsi="Courier New" w:cs="Courier New"/>
-          <w:color w:val="2E4053"/>
-          <w:sz w:val="20"/>
-          <w:szCs w:val="20"/>
-        </w:rPr>
-        <w:t xml:space="preserve">    PRINT shots</w:t>
-      </w:r>
-    </w:p>
-    <w:p>
-      <w:pPr>
-        <w:spacing w:before="120" w:after="120" w:line="276" w:lineRule="auto"/>
-        <w:ind w:left="720"/>
-      </w:pPr>
-      <w:r>
-        <w:rPr>
-          <w:rFonts w:ascii="Courier New" w:eastAsia="Courier New" w:hAnsi="Courier New" w:cs="Courier New"/>
-          <w:color w:val="2E4053"/>
-          <w:sz w:val="20"/>
-          <w:szCs w:val="20"/>
-        </w:rPr>
-        <w:t xml:space="preserve">    PRINT "Total shots needed: " + 2 * SIZE(</w:t>
-      </w:r>
-      <w:proofErr w:type="spellStart"/>
-      <w:r>
-        <w:rPr>
-          <w:rFonts w:ascii="Courier New" w:eastAsia="Courier New" w:hAnsi="Courier New" w:cs="Courier New"/>
-          <w:color w:val="2E4053"/>
-          <w:sz w:val="20"/>
-          <w:szCs w:val="20"/>
-        </w:rPr>
-        <w:t>forwardSequence</w:t>
-      </w:r>
-      <w:proofErr w:type="spellEnd"/>
-      <w:r>
-        <w:rPr>
-          <w:rFonts w:ascii="Courier New" w:eastAsia="Courier New" w:hAnsi="Courier New" w:cs="Courier New"/>
-          <w:color w:val="2E4053"/>
-          <w:sz w:val="20"/>
-          <w:szCs w:val="20"/>
-        </w:rPr>
-        <w:t>)</w:t>
-      </w:r>
-    </w:p>
-    <w:p/>
+        <w:t xml:space="preserve">    PRINT "Total shots needed: " + 2 * SIZE(forwardSequence)</w:t>
+      </w:r>
+    </w:p>
+    <w:p>
+      <w:r>
+        <w:br w:type="page"/>
+      </w:r>
+    </w:p>
     <w:p>
       <w:pPr>
         <w:pStyle w:val="Heading1"/>
       </w:pPr>
-      <w:bookmarkStart w:id="7" w:name="_Toc228918278"/>
-      <w:r>
+      <w:bookmarkStart w:id="6" w:name="_Toc228918278"/>
+      <w:r>
+        <w:lastRenderedPageBreak/>
         <w:t>5. Implementation Code</w:t>
       </w:r>
-      <w:bookmarkEnd w:id="7"/>
+      <w:bookmarkEnd w:id="6"/>
     </w:p>
     <w:p>
       <w:pPr>
@@ -3116,7 +1015,6 @@
         </w:rPr>
         <w:t xml:space="preserve"> </w:t>
       </w:r>
-      <w:proofErr w:type="spellStart"/>
       <w:r>
         <w:rPr>
           <w:rFonts w:ascii="Consolas" w:eastAsia="Times New Roman" w:hAnsi="Consolas" w:cs="Times New Roman"/>
@@ -3126,7 +1024,6 @@
         </w:rPr>
         <w:t>lowerLimit</w:t>
       </w:r>
-      <w:proofErr w:type="spellEnd"/>
       <w:r>
         <w:rPr>
           <w:rFonts w:ascii="Consolas" w:eastAsia="Times New Roman" w:hAnsi="Consolas" w:cs="Times New Roman"/>
@@ -3154,7 +1051,6 @@
         </w:rPr>
         <w:t xml:space="preserve"> </w:t>
       </w:r>
-      <w:proofErr w:type="spellStart"/>
       <w:r>
         <w:rPr>
           <w:rFonts w:ascii="Consolas" w:eastAsia="Times New Roman" w:hAnsi="Consolas" w:cs="Times New Roman"/>
@@ -3164,7 +1060,6 @@
         </w:rPr>
         <w:t>higherLimit</w:t>
       </w:r>
-      <w:proofErr w:type="spellEnd"/>
       <w:r>
         <w:rPr>
           <w:rFonts w:ascii="Consolas" w:eastAsia="Times New Roman" w:hAnsi="Consolas" w:cs="Times New Roman"/>
@@ -3219,7 +1114,6 @@
         </w:rPr>
         <w:t>&amp;</w:t>
       </w:r>
-      <w:proofErr w:type="spellStart"/>
       <w:r>
         <w:rPr>
           <w:rFonts w:ascii="Consolas" w:eastAsia="Times New Roman" w:hAnsi="Consolas" w:cs="Times New Roman"/>
@@ -3229,7 +1123,6 @@
         </w:rPr>
         <w:t>forwardSequence</w:t>
       </w:r>
-      <w:proofErr w:type="spellEnd"/>
       <w:r>
         <w:rPr>
           <w:rFonts w:ascii="Consolas" w:eastAsia="Times New Roman" w:hAnsi="Consolas" w:cs="Times New Roman"/>
@@ -3320,7 +1213,6 @@
         </w:rPr>
         <w:t xml:space="preserve"> (</w:t>
       </w:r>
-      <w:proofErr w:type="spellStart"/>
       <w:r>
         <w:rPr>
           <w:rFonts w:ascii="Consolas" w:eastAsia="Times New Roman" w:hAnsi="Consolas" w:cs="Times New Roman"/>
@@ -3330,7 +1222,6 @@
         </w:rPr>
         <w:t>lowerLimit</w:t>
       </w:r>
-      <w:proofErr w:type="spellEnd"/>
       <w:r>
         <w:rPr>
           <w:rFonts w:ascii="Consolas" w:eastAsia="Times New Roman" w:hAnsi="Consolas" w:cs="Times New Roman"/>
@@ -3340,7 +1231,6 @@
         </w:rPr>
         <w:t xml:space="preserve"> &gt; </w:t>
       </w:r>
-      <w:proofErr w:type="spellStart"/>
       <w:r>
         <w:rPr>
           <w:rFonts w:ascii="Consolas" w:eastAsia="Times New Roman" w:hAnsi="Consolas" w:cs="Times New Roman"/>
@@ -3350,7 +1240,6 @@
         </w:rPr>
         <w:t>higherLimit</w:t>
       </w:r>
-      <w:proofErr w:type="spellEnd"/>
       <w:r>
         <w:rPr>
           <w:rFonts w:ascii="Consolas" w:eastAsia="Times New Roman" w:hAnsi="Consolas" w:cs="Times New Roman"/>
@@ -3438,7 +1327,6 @@
         </w:rPr>
         <w:t xml:space="preserve"> (</w:t>
       </w:r>
-      <w:proofErr w:type="spellStart"/>
       <w:r>
         <w:rPr>
           <w:rFonts w:ascii="Consolas" w:eastAsia="Times New Roman" w:hAnsi="Consolas" w:cs="Times New Roman"/>
@@ -3448,7 +1336,6 @@
         </w:rPr>
         <w:t>lowerLimit</w:t>
       </w:r>
-      <w:proofErr w:type="spellEnd"/>
       <w:r>
         <w:rPr>
           <w:rFonts w:ascii="Consolas" w:eastAsia="Times New Roman" w:hAnsi="Consolas" w:cs="Times New Roman"/>
@@ -3458,7 +1345,6 @@
         </w:rPr>
         <w:t xml:space="preserve"> == </w:t>
       </w:r>
-      <w:proofErr w:type="spellStart"/>
       <w:r>
         <w:rPr>
           <w:rFonts w:ascii="Consolas" w:eastAsia="Times New Roman" w:hAnsi="Consolas" w:cs="Times New Roman"/>
@@ -3468,7 +1354,6 @@
         </w:rPr>
         <w:t>higherLimit</w:t>
       </w:r>
-      <w:proofErr w:type="spellEnd"/>
       <w:r>
         <w:rPr>
           <w:rFonts w:ascii="Consolas" w:eastAsia="Times New Roman" w:hAnsi="Consolas" w:cs="Times New Roman"/>
@@ -3520,7 +1405,6 @@
         </w:rPr>
         <w:t xml:space="preserve">        </w:t>
       </w:r>
-      <w:proofErr w:type="spellStart"/>
       <w:r>
         <w:rPr>
           <w:rFonts w:ascii="Consolas" w:eastAsia="Times New Roman" w:hAnsi="Consolas" w:cs="Times New Roman"/>
@@ -3548,7 +1432,6 @@
         </w:rPr>
         <w:t>push_back</w:t>
       </w:r>
-      <w:proofErr w:type="spellEnd"/>
       <w:r>
         <w:rPr>
           <w:rFonts w:ascii="Consolas" w:eastAsia="Times New Roman" w:hAnsi="Consolas" w:cs="Times New Roman"/>
@@ -3558,7 +1441,6 @@
         </w:rPr>
         <w:t>(</w:t>
       </w:r>
-      <w:proofErr w:type="spellStart"/>
       <w:r>
         <w:rPr>
           <w:rFonts w:ascii="Consolas" w:eastAsia="Times New Roman" w:hAnsi="Consolas" w:cs="Times New Roman"/>
@@ -3568,7 +1450,6 @@
         </w:rPr>
         <w:t>lowerLimit</w:t>
       </w:r>
-      <w:proofErr w:type="spellEnd"/>
       <w:r>
         <w:rPr>
           <w:rFonts w:ascii="Consolas" w:eastAsia="Times New Roman" w:hAnsi="Consolas" w:cs="Times New Roman"/>
@@ -3707,7 +1588,6 @@
         </w:rPr>
         <w:t xml:space="preserve"> = (</w:t>
       </w:r>
-      <w:proofErr w:type="spellStart"/>
       <w:r>
         <w:rPr>
           <w:rFonts w:ascii="Consolas" w:eastAsia="Times New Roman" w:hAnsi="Consolas" w:cs="Times New Roman"/>
@@ -3717,7 +1597,6 @@
         </w:rPr>
         <w:t>lowerLimit</w:t>
       </w:r>
-      <w:proofErr w:type="spellEnd"/>
       <w:r>
         <w:rPr>
           <w:rFonts w:ascii="Consolas" w:eastAsia="Times New Roman" w:hAnsi="Consolas" w:cs="Times New Roman"/>
@@ -3727,7 +1606,6 @@
         </w:rPr>
         <w:t xml:space="preserve"> + </w:t>
       </w:r>
-      <w:proofErr w:type="spellStart"/>
       <w:r>
         <w:rPr>
           <w:rFonts w:ascii="Consolas" w:eastAsia="Times New Roman" w:hAnsi="Consolas" w:cs="Times New Roman"/>
@@ -3737,7 +1615,6 @@
         </w:rPr>
         <w:t>higherLimit</w:t>
       </w:r>
-      <w:proofErr w:type="spellEnd"/>
       <w:r>
         <w:rPr>
           <w:rFonts w:ascii="Consolas" w:eastAsia="Times New Roman" w:hAnsi="Consolas" w:cs="Times New Roman"/>
@@ -3804,7 +1681,6 @@
         </w:rPr>
         <w:t>(</w:t>
       </w:r>
-      <w:proofErr w:type="spellStart"/>
       <w:r>
         <w:rPr>
           <w:rFonts w:ascii="Consolas" w:eastAsia="Times New Roman" w:hAnsi="Consolas" w:cs="Times New Roman"/>
@@ -3814,7 +1690,6 @@
         </w:rPr>
         <w:t>lowerLimit</w:t>
       </w:r>
-      <w:proofErr w:type="spellEnd"/>
       <w:r>
         <w:rPr>
           <w:rFonts w:ascii="Consolas" w:eastAsia="Times New Roman" w:hAnsi="Consolas" w:cs="Times New Roman"/>
@@ -3842,7 +1717,6 @@
         </w:rPr>
         <w:t xml:space="preserve">, </w:t>
       </w:r>
-      <w:proofErr w:type="spellStart"/>
       <w:r>
         <w:rPr>
           <w:rFonts w:ascii="Consolas" w:eastAsia="Times New Roman" w:hAnsi="Consolas" w:cs="Times New Roman"/>
@@ -3852,7 +1726,6 @@
         </w:rPr>
         <w:t>forwardSequence</w:t>
       </w:r>
-      <w:proofErr w:type="spellEnd"/>
       <w:r>
         <w:rPr>
           <w:rFonts w:ascii="Consolas" w:eastAsia="Times New Roman" w:hAnsi="Consolas" w:cs="Times New Roman"/>
@@ -3946,7 +1819,6 @@
         </w:rPr>
         <w:t xml:space="preserve">, </w:t>
       </w:r>
-      <w:proofErr w:type="spellStart"/>
       <w:r>
         <w:rPr>
           <w:rFonts w:ascii="Consolas" w:eastAsia="Times New Roman" w:hAnsi="Consolas" w:cs="Times New Roman"/>
@@ -3956,7 +1828,6 @@
         </w:rPr>
         <w:t>higherLimit</w:t>
       </w:r>
-      <w:proofErr w:type="spellEnd"/>
       <w:r>
         <w:rPr>
           <w:rFonts w:ascii="Consolas" w:eastAsia="Times New Roman" w:hAnsi="Consolas" w:cs="Times New Roman"/>
@@ -3966,7 +1837,6 @@
         </w:rPr>
         <w:t xml:space="preserve">, </w:t>
       </w:r>
-      <w:proofErr w:type="spellStart"/>
       <w:r>
         <w:rPr>
           <w:rFonts w:ascii="Consolas" w:eastAsia="Times New Roman" w:hAnsi="Consolas" w:cs="Times New Roman"/>
@@ -3976,7 +1846,6 @@
         </w:rPr>
         <w:t>forwardSequence</w:t>
       </w:r>
-      <w:proofErr w:type="spellEnd"/>
       <w:r>
         <w:rPr>
           <w:rFonts w:ascii="Consolas" w:eastAsia="Times New Roman" w:hAnsi="Consolas" w:cs="Times New Roman"/>
@@ -4080,7 +1949,6 @@
           <w:sz w:val="21"/>
           <w:szCs w:val="21"/>
         </w:rPr>
-        <w:lastRenderedPageBreak/>
         <w:t>int</w:t>
       </w:r>
       <w:r>
@@ -4152,7 +2020,6 @@
         </w:rPr>
         <w:t xml:space="preserve">    </w:t>
       </w:r>
-      <w:proofErr w:type="spellStart"/>
       <w:r>
         <w:rPr>
           <w:rFonts w:ascii="Consolas" w:eastAsia="Times New Roman" w:hAnsi="Consolas" w:cs="Times New Roman"/>
@@ -4162,7 +2029,6 @@
         </w:rPr>
         <w:t>cout</w:t>
       </w:r>
-      <w:proofErr w:type="spellEnd"/>
       <w:r>
         <w:rPr>
           <w:rFonts w:ascii="Consolas" w:eastAsia="Times New Roman" w:hAnsi="Consolas" w:cs="Times New Roman"/>
@@ -4286,7 +2152,6 @@
         </w:rPr>
         <w:t xml:space="preserve">    </w:t>
       </w:r>
-      <w:proofErr w:type="spellStart"/>
       <w:r>
         <w:rPr>
           <w:rFonts w:ascii="Consolas" w:eastAsia="Times New Roman" w:hAnsi="Consolas" w:cs="Times New Roman"/>
@@ -4296,7 +2161,6 @@
         </w:rPr>
         <w:t>cin</w:t>
       </w:r>
-      <w:proofErr w:type="spellEnd"/>
       <w:r>
         <w:rPr>
           <w:rFonts w:ascii="Consolas" w:eastAsia="Times New Roman" w:hAnsi="Consolas" w:cs="Times New Roman"/>
@@ -4471,7 +2335,6 @@
         </w:rPr>
         <w:t xml:space="preserve">        </w:t>
       </w:r>
-      <w:proofErr w:type="spellStart"/>
       <w:r>
         <w:rPr>
           <w:rFonts w:ascii="Consolas" w:eastAsia="Times New Roman" w:hAnsi="Consolas" w:cs="Times New Roman"/>
@@ -4481,7 +2344,6 @@
         </w:rPr>
         <w:t>cout</w:t>
       </w:r>
-      <w:proofErr w:type="spellEnd"/>
       <w:r>
         <w:rPr>
           <w:rFonts w:ascii="Consolas" w:eastAsia="Times New Roman" w:hAnsi="Consolas" w:cs="Times New Roman"/>
@@ -4545,7 +2407,6 @@
         </w:rPr>
         <w:t xml:space="preserve"> </w:t>
       </w:r>
-      <w:proofErr w:type="spellStart"/>
       <w:r>
         <w:rPr>
           <w:rFonts w:ascii="Consolas" w:eastAsia="Times New Roman" w:hAnsi="Consolas" w:cs="Times New Roman"/>
@@ -4555,7 +2416,6 @@
         </w:rPr>
         <w:t>endl</w:t>
       </w:r>
-      <w:proofErr w:type="spellEnd"/>
       <w:r>
         <w:rPr>
           <w:rFonts w:ascii="Consolas" w:eastAsia="Times New Roman" w:hAnsi="Consolas" w:cs="Times New Roman"/>
@@ -4586,7 +2446,6 @@
         </w:rPr>
         <w:t xml:space="preserve">        </w:t>
       </w:r>
-      <w:proofErr w:type="spellStart"/>
       <w:r>
         <w:rPr>
           <w:rFonts w:ascii="Consolas" w:eastAsia="Times New Roman" w:hAnsi="Consolas" w:cs="Times New Roman"/>
@@ -4596,7 +2455,6 @@
         </w:rPr>
         <w:t>cout</w:t>
       </w:r>
-      <w:proofErr w:type="spellEnd"/>
       <w:r>
         <w:rPr>
           <w:rFonts w:ascii="Consolas" w:eastAsia="Times New Roman" w:hAnsi="Consolas" w:cs="Times New Roman"/>
@@ -4660,7 +2518,6 @@
         </w:rPr>
         <w:t xml:space="preserve"> </w:t>
       </w:r>
-      <w:proofErr w:type="spellStart"/>
       <w:r>
         <w:rPr>
           <w:rFonts w:ascii="Consolas" w:eastAsia="Times New Roman" w:hAnsi="Consolas" w:cs="Times New Roman"/>
@@ -4670,7 +2527,6 @@
         </w:rPr>
         <w:t>endl</w:t>
       </w:r>
-      <w:proofErr w:type="spellEnd"/>
       <w:r>
         <w:rPr>
           <w:rFonts w:ascii="Consolas" w:eastAsia="Times New Roman" w:hAnsi="Consolas" w:cs="Times New Roman"/>
@@ -4827,7 +2683,6 @@
         </w:rPr>
         <w:t xml:space="preserve">&gt; </w:t>
       </w:r>
-      <w:proofErr w:type="spellStart"/>
       <w:r>
         <w:rPr>
           <w:rFonts w:ascii="Consolas" w:eastAsia="Times New Roman" w:hAnsi="Consolas" w:cs="Times New Roman"/>
@@ -4837,7 +2692,6 @@
         </w:rPr>
         <w:t>forwardSequence</w:t>
       </w:r>
-      <w:proofErr w:type="spellEnd"/>
       <w:r>
         <w:rPr>
           <w:rFonts w:ascii="Consolas" w:eastAsia="Times New Roman" w:hAnsi="Consolas" w:cs="Times New Roman"/>
@@ -4940,7 +2794,6 @@
         </w:rPr>
         <w:t xml:space="preserve">, </w:t>
       </w:r>
-      <w:proofErr w:type="spellStart"/>
       <w:r>
         <w:rPr>
           <w:rFonts w:ascii="Consolas" w:eastAsia="Times New Roman" w:hAnsi="Consolas" w:cs="Times New Roman"/>
@@ -4950,7 +2803,6 @@
         </w:rPr>
         <w:t>forwardSequence</w:t>
       </w:r>
-      <w:proofErr w:type="spellEnd"/>
       <w:r>
         <w:rPr>
           <w:rFonts w:ascii="Consolas" w:eastAsia="Times New Roman" w:hAnsi="Consolas" w:cs="Times New Roman"/>
@@ -5017,7 +2869,6 @@
         </w:rPr>
         <w:t xml:space="preserve">&gt; </w:t>
       </w:r>
-      <w:proofErr w:type="spellStart"/>
       <w:r>
         <w:rPr>
           <w:rFonts w:ascii="Consolas" w:eastAsia="Times New Roman" w:hAnsi="Consolas" w:cs="Times New Roman"/>
@@ -5027,7 +2878,6 @@
         </w:rPr>
         <w:t>backwardSequence</w:t>
       </w:r>
-      <w:proofErr w:type="spellEnd"/>
       <w:r>
         <w:rPr>
           <w:rFonts w:ascii="Consolas" w:eastAsia="Times New Roman" w:hAnsi="Consolas" w:cs="Times New Roman"/>
@@ -5037,7 +2887,6 @@
         </w:rPr>
         <w:t>(</w:t>
       </w:r>
-      <w:proofErr w:type="spellStart"/>
       <w:r>
         <w:rPr>
           <w:rFonts w:ascii="Consolas" w:eastAsia="Times New Roman" w:hAnsi="Consolas" w:cs="Times New Roman"/>
@@ -5065,7 +2914,6 @@
         </w:rPr>
         <w:t>rbegin</w:t>
       </w:r>
-      <w:proofErr w:type="spellEnd"/>
       <w:r>
         <w:rPr>
           <w:rFonts w:ascii="Consolas" w:eastAsia="Times New Roman" w:hAnsi="Consolas" w:cs="Times New Roman"/>
@@ -5075,7 +2923,6 @@
         </w:rPr>
         <w:t xml:space="preserve">(), </w:t>
       </w:r>
-      <w:proofErr w:type="spellStart"/>
       <w:r>
         <w:rPr>
           <w:rFonts w:ascii="Consolas" w:eastAsia="Times New Roman" w:hAnsi="Consolas" w:cs="Times New Roman"/>
@@ -5103,7 +2950,6 @@
         </w:rPr>
         <w:t>rend</w:t>
       </w:r>
-      <w:proofErr w:type="spellEnd"/>
       <w:r>
         <w:rPr>
           <w:rFonts w:ascii="Consolas" w:eastAsia="Times New Roman" w:hAnsi="Consolas" w:cs="Times New Roman"/>
@@ -5146,7 +2992,6 @@
         </w:rPr>
         <w:t xml:space="preserve">    </w:t>
       </w:r>
-      <w:proofErr w:type="spellStart"/>
       <w:r>
         <w:rPr>
           <w:rFonts w:ascii="Consolas" w:eastAsia="Times New Roman" w:hAnsi="Consolas" w:cs="Times New Roman"/>
@@ -5156,7 +3001,6 @@
         </w:rPr>
         <w:t>cout</w:t>
       </w:r>
-      <w:proofErr w:type="spellEnd"/>
       <w:r>
         <w:rPr>
           <w:rFonts w:ascii="Consolas" w:eastAsia="Times New Roman" w:hAnsi="Consolas" w:cs="Times New Roman"/>
@@ -5277,7 +3121,6 @@
         </w:rPr>
         <w:t xml:space="preserve"> : </w:t>
       </w:r>
-      <w:proofErr w:type="spellStart"/>
       <w:r>
         <w:rPr>
           <w:rFonts w:ascii="Consolas" w:eastAsia="Times New Roman" w:hAnsi="Consolas" w:cs="Times New Roman"/>
@@ -5287,7 +3130,6 @@
         </w:rPr>
         <w:t>forwardSequence</w:t>
       </w:r>
-      <w:proofErr w:type="spellEnd"/>
       <w:r>
         <w:rPr>
           <w:rFonts w:ascii="Consolas" w:eastAsia="Times New Roman" w:hAnsi="Consolas" w:cs="Times New Roman"/>
@@ -5318,7 +3160,6 @@
         </w:rPr>
         <w:t xml:space="preserve">        </w:t>
       </w:r>
-      <w:proofErr w:type="spellStart"/>
       <w:r>
         <w:rPr>
           <w:rFonts w:ascii="Consolas" w:eastAsia="Times New Roman" w:hAnsi="Consolas" w:cs="Times New Roman"/>
@@ -5328,7 +3169,6 @@
         </w:rPr>
         <w:t>cout</w:t>
       </w:r>
-      <w:proofErr w:type="spellEnd"/>
       <w:r>
         <w:rPr>
           <w:rFonts w:ascii="Consolas" w:eastAsia="Times New Roman" w:hAnsi="Consolas" w:cs="Times New Roman"/>
@@ -5429,6 +3269,7 @@
           <w:sz w:val="21"/>
           <w:szCs w:val="21"/>
         </w:rPr>
+        <w:lastRenderedPageBreak/>
         <w:t xml:space="preserve">    </w:t>
       </w:r>
       <w:r>
@@ -5485,7 +3326,6 @@
         </w:rPr>
         <w:t xml:space="preserve"> : </w:t>
       </w:r>
-      <w:proofErr w:type="spellStart"/>
       <w:r>
         <w:rPr>
           <w:rFonts w:ascii="Consolas" w:eastAsia="Times New Roman" w:hAnsi="Consolas" w:cs="Times New Roman"/>
@@ -5495,7 +3335,6 @@
         </w:rPr>
         <w:t>backwardSequence</w:t>
       </w:r>
-      <w:proofErr w:type="spellEnd"/>
       <w:r>
         <w:rPr>
           <w:rFonts w:ascii="Consolas" w:eastAsia="Times New Roman" w:hAnsi="Consolas" w:cs="Times New Roman"/>
@@ -5526,7 +3365,6 @@
         </w:rPr>
         <w:t xml:space="preserve">        </w:t>
       </w:r>
-      <w:proofErr w:type="spellStart"/>
       <w:r>
         <w:rPr>
           <w:rFonts w:ascii="Consolas" w:eastAsia="Times New Roman" w:hAnsi="Consolas" w:cs="Times New Roman"/>
@@ -5536,7 +3374,6 @@
         </w:rPr>
         <w:t>cout</w:t>
       </w:r>
-      <w:proofErr w:type="spellEnd"/>
       <w:r>
         <w:rPr>
           <w:rFonts w:ascii="Consolas" w:eastAsia="Times New Roman" w:hAnsi="Consolas" w:cs="Times New Roman"/>
@@ -5639,7 +3476,6 @@
         </w:rPr>
         <w:t xml:space="preserve">    </w:t>
       </w:r>
-      <w:proofErr w:type="spellStart"/>
       <w:r>
         <w:rPr>
           <w:rFonts w:ascii="Consolas" w:eastAsia="Times New Roman" w:hAnsi="Consolas" w:cs="Times New Roman"/>
@@ -5649,7 +3485,6 @@
         </w:rPr>
         <w:t>cout</w:t>
       </w:r>
-      <w:proofErr w:type="spellEnd"/>
       <w:r>
         <w:rPr>
           <w:rFonts w:ascii="Consolas" w:eastAsia="Times New Roman" w:hAnsi="Consolas" w:cs="Times New Roman"/>
@@ -5677,7 +3512,6 @@
         </w:rPr>
         <w:t xml:space="preserve"> </w:t>
       </w:r>
-      <w:proofErr w:type="spellStart"/>
       <w:r>
         <w:rPr>
           <w:rFonts w:ascii="Consolas" w:eastAsia="Times New Roman" w:hAnsi="Consolas" w:cs="Times New Roman"/>
@@ -5687,7 +3521,6 @@
         </w:rPr>
         <w:t>endl</w:t>
       </w:r>
-      <w:proofErr w:type="spellEnd"/>
       <w:r>
         <w:rPr>
           <w:rFonts w:ascii="Consolas" w:eastAsia="Times New Roman" w:hAnsi="Consolas" w:cs="Times New Roman"/>
@@ -5730,7 +3563,6 @@
         </w:rPr>
         <w:t xml:space="preserve">    </w:t>
       </w:r>
-      <w:proofErr w:type="spellStart"/>
       <w:r>
         <w:rPr>
           <w:rFonts w:ascii="Consolas" w:eastAsia="Times New Roman" w:hAnsi="Consolas" w:cs="Times New Roman"/>
@@ -5740,7 +3572,6 @@
         </w:rPr>
         <w:t>cout</w:t>
       </w:r>
-      <w:proofErr w:type="spellEnd"/>
       <w:r>
         <w:rPr>
           <w:rFonts w:ascii="Consolas" w:eastAsia="Times New Roman" w:hAnsi="Consolas" w:cs="Times New Roman"/>
@@ -5804,7 +3635,6 @@
         </w:rPr>
         <w:t xml:space="preserve"> </w:t>
       </w:r>
-      <w:proofErr w:type="spellStart"/>
       <w:r>
         <w:rPr>
           <w:rFonts w:ascii="Consolas" w:eastAsia="Times New Roman" w:hAnsi="Consolas" w:cs="Times New Roman"/>
@@ -5832,7 +3662,6 @@
         </w:rPr>
         <w:t>size</w:t>
       </w:r>
-      <w:proofErr w:type="spellEnd"/>
       <w:r>
         <w:rPr>
           <w:rFonts w:ascii="Consolas" w:eastAsia="Times New Roman" w:hAnsi="Consolas" w:cs="Times New Roman"/>
@@ -5878,7 +3707,6 @@
         </w:rPr>
         <w:t xml:space="preserve"> </w:t>
       </w:r>
-      <w:proofErr w:type="spellStart"/>
       <w:r>
         <w:rPr>
           <w:rFonts w:ascii="Consolas" w:eastAsia="Times New Roman" w:hAnsi="Consolas" w:cs="Times New Roman"/>
@@ -5888,7 +3716,6 @@
         </w:rPr>
         <w:t>endl</w:t>
       </w:r>
-      <w:proofErr w:type="spellEnd"/>
       <w:r>
         <w:rPr>
           <w:rFonts w:ascii="Consolas" w:eastAsia="Times New Roman" w:hAnsi="Consolas" w:cs="Times New Roman"/>
@@ -5929,22 +3756,22 @@
       <w:pPr>
         <w:pStyle w:val="Heading1"/>
       </w:pPr>
-      <w:bookmarkStart w:id="8" w:name="_Toc228918279"/>
+      <w:bookmarkStart w:id="7" w:name="_Toc228918279"/>
       <w:r>
         <w:lastRenderedPageBreak/>
         <w:t>6. Test Cases</w:t>
       </w:r>
+      <w:bookmarkEnd w:id="7"/>
+    </w:p>
+    <w:p>
+      <w:pPr>
+        <w:pStyle w:val="Heading2"/>
+      </w:pPr>
+      <w:bookmarkStart w:id="8" w:name="_Toc228918280"/>
+      <w:r>
+        <w:t>6.1 Test Cases Where the Technique Succeeds</w:t>
+      </w:r>
       <w:bookmarkEnd w:id="8"/>
-    </w:p>
-    <w:p>
-      <w:pPr>
-        <w:pStyle w:val="Heading2"/>
-      </w:pPr>
-      <w:bookmarkStart w:id="9" w:name="_Toc228918280"/>
-      <w:r>
-        <w:t>6.1 Test Cases Where the Technique Succeeds</w:t>
-      </w:r>
-      <w:bookmarkEnd w:id="9"/>
     </w:p>
     <w:p/>
     <w:p>
@@ -5988,12 +3815,6 @@
         <w:gridCol w:w="4760"/>
       </w:tblGrid>
       <w:tr>
-        <w:tblPrEx>
-          <w:tblCellMar>
-            <w:top w:w="0" w:type="dxa"/>
-            <w:bottom w:w="0" w:type="dxa"/>
-          </w:tblCellMar>
-        </w:tblPrEx>
         <w:trPr>
           <w:tblHeader/>
         </w:trPr>
@@ -6169,12 +3990,6 @@
         </w:tc>
       </w:tr>
       <w:tr>
-        <w:tblPrEx>
-          <w:tblCellMar>
-            <w:top w:w="0" w:type="dxa"/>
-            <w:bottom w:w="0" w:type="dxa"/>
-          </w:tblCellMar>
-        </w:tblPrEx>
         <w:tc>
           <w:tcPr>
             <w:tcW w:w="900" w:type="dxa"/>
@@ -6325,12 +4140,6 @@
         </w:tc>
       </w:tr>
       <w:tr>
-        <w:tblPrEx>
-          <w:tblCellMar>
-            <w:top w:w="0" w:type="dxa"/>
-            <w:bottom w:w="0" w:type="dxa"/>
-          </w:tblCellMar>
-        </w:tblPrEx>
         <w:tc>
           <w:tcPr>
             <w:tcW w:w="900" w:type="dxa"/>
@@ -6481,12 +4290,6 @@
         </w:tc>
       </w:tr>
       <w:tr>
-        <w:tblPrEx>
-          <w:tblCellMar>
-            <w:top w:w="0" w:type="dxa"/>
-            <w:bottom w:w="0" w:type="dxa"/>
-          </w:tblCellMar>
-        </w:tblPrEx>
         <w:tc>
           <w:tcPr>
             <w:tcW w:w="900" w:type="dxa"/>
@@ -6637,12 +4440,6 @@
         </w:tc>
       </w:tr>
       <w:tr>
-        <w:tblPrEx>
-          <w:tblCellMar>
-            <w:top w:w="0" w:type="dxa"/>
-            <w:bottom w:w="0" w:type="dxa"/>
-          </w:tblCellMar>
-        </w:tblPrEx>
         <w:tc>
           <w:tcPr>
             <w:tcW w:w="900" w:type="dxa"/>
@@ -6793,12 +4590,6 @@
         </w:tc>
       </w:tr>
       <w:tr>
-        <w:tblPrEx>
-          <w:tblCellMar>
-            <w:top w:w="0" w:type="dxa"/>
-            <w:bottom w:w="0" w:type="dxa"/>
-          </w:tblCellMar>
-        </w:tblPrEx>
         <w:tc>
           <w:tcPr>
             <w:tcW w:w="900" w:type="dxa"/>
@@ -6949,12 +4740,6 @@
         </w:tc>
       </w:tr>
       <w:tr>
-        <w:tblPrEx>
-          <w:tblCellMar>
-            <w:top w:w="0" w:type="dxa"/>
-            <w:bottom w:w="0" w:type="dxa"/>
-          </w:tblCellMar>
-        </w:tblPrEx>
         <w:tc>
           <w:tcPr>
             <w:tcW w:w="900" w:type="dxa"/>
@@ -7126,11 +4911,11 @@
       <w:pPr>
         <w:pStyle w:val="Heading2"/>
       </w:pPr>
-      <w:bookmarkStart w:id="10" w:name="_Toc228918281"/>
+      <w:bookmarkStart w:id="9" w:name="_Toc228918281"/>
       <w:r>
         <w:t>6.2 Test Cases Where the Technique Fails</w:t>
       </w:r>
-      <w:bookmarkEnd w:id="10"/>
+      <w:bookmarkEnd w:id="9"/>
     </w:p>
     <w:p/>
     <w:p>
@@ -7173,12 +4958,6 @@
         <w:gridCol w:w="5000"/>
       </w:tblGrid>
       <w:tr>
-        <w:tblPrEx>
-          <w:tblCellMar>
-            <w:top w:w="0" w:type="dxa"/>
-            <w:bottom w:w="0" w:type="dxa"/>
-          </w:tblCellMar>
-        </w:tblPrEx>
         <w:trPr>
           <w:tblHeader/>
         </w:trPr>
@@ -7320,12 +5099,6 @@
         </w:tc>
       </w:tr>
       <w:tr>
-        <w:tblPrEx>
-          <w:tblCellMar>
-            <w:top w:w="0" w:type="dxa"/>
-            <w:bottom w:w="0" w:type="dxa"/>
-          </w:tblCellMar>
-        </w:tblPrEx>
         <w:tc>
           <w:tcPr>
             <w:tcW w:w="1100" w:type="dxa"/>
@@ -7444,12 +5217,6 @@
         </w:tc>
       </w:tr>
       <w:tr>
-        <w:tblPrEx>
-          <w:tblCellMar>
-            <w:top w:w="0" w:type="dxa"/>
-            <w:bottom w:w="0" w:type="dxa"/>
-          </w:tblCellMar>
-        </w:tblPrEx>
         <w:tc>
           <w:tcPr>
             <w:tcW w:w="1100" w:type="dxa"/>
@@ -7568,12 +5335,6 @@
         </w:tc>
       </w:tr>
       <w:tr>
-        <w:tblPrEx>
-          <w:tblCellMar>
-            <w:top w:w="0" w:type="dxa"/>
-            <w:bottom w:w="0" w:type="dxa"/>
-          </w:tblCellMar>
-        </w:tblPrEx>
         <w:tc>
           <w:tcPr>
             <w:tcW w:w="1100" w:type="dxa"/>
@@ -7692,12 +5453,6 @@
         </w:tc>
       </w:tr>
       <w:tr>
-        <w:tblPrEx>
-          <w:tblCellMar>
-            <w:top w:w="0" w:type="dxa"/>
-            <w:bottom w:w="0" w:type="dxa"/>
-          </w:tblCellMar>
-        </w:tblPrEx>
         <w:tc>
           <w:tcPr>
             <w:tcW w:w="1100" w:type="dxa"/>
@@ -7816,12 +5571,6 @@
         </w:tc>
       </w:tr>
       <w:tr>
-        <w:tblPrEx>
-          <w:tblCellMar>
-            <w:top w:w="0" w:type="dxa"/>
-            <w:bottom w:w="0" w:type="dxa"/>
-          </w:tblCellMar>
-        </w:tblPrEx>
         <w:tc>
           <w:tcPr>
             <w:tcW w:w="1100" w:type="dxa"/>
@@ -7940,12 +5689,6 @@
         </w:tc>
       </w:tr>
       <w:tr>
-        <w:tblPrEx>
-          <w:tblCellMar>
-            <w:top w:w="0" w:type="dxa"/>
-            <w:bottom w:w="0" w:type="dxa"/>
-          </w:tblCellMar>
-        </w:tblPrEx>
         <w:tc>
           <w:tcPr>
             <w:tcW w:w="1100" w:type="dxa"/>
@@ -8093,39 +5836,54 @@
     <w:p>
       <w:pPr>
         <w:spacing w:before="240" w:after="120" w:line="360" w:lineRule="auto"/>
+        <w:ind w:firstLine="720"/>
         <w:jc w:val="both"/>
       </w:pPr>
       <w:r>
         <w:rPr>
+          <w:b/>
+          <w:bCs/>
           <w:color w:val="000000"/>
         </w:rPr>
-        <w:t>Key reason for failure: The two-sweep (forward + backward) divide and conquer strategy is necessary. A single sweep alone fails for targets that start at even-indexed positions, because after k steps of the forward sweep shooting spot k+1, an even-starting target can be at an even spot that is always one step ahead or behind the shot.</w:t>
-      </w:r>
-    </w:p>
-    <w:p/>
+        <w:t>Key reason for failure:</w:t>
+      </w:r>
+      <w:r>
+        <w:rPr>
+          <w:color w:val="000000"/>
+        </w:rPr>
+        <w:t xml:space="preserve"> The two-sweep (forward + backward) divide and conquer strategy is necessary. A single sweep alone fails for targets that start at even-indexed positions, because after k steps of the forward sweep shooting spot k+1, an even-starting target can be at an even spot that is always one step ahead or behind the shot.</w:t>
+      </w:r>
+    </w:p>
+    <w:p>
+      <w:r>
+        <w:br w:type="page"/>
+      </w:r>
+    </w:p>
     <w:p>
       <w:pPr>
         <w:pStyle w:val="Heading1"/>
       </w:pPr>
-      <w:bookmarkStart w:id="11" w:name="_Toc228918282"/>
-      <w:r>
+      <w:bookmarkStart w:id="10" w:name="_Toc228918282"/>
+      <w:r>
+        <w:lastRenderedPageBreak/>
         <w:t>7. Complexity Analysis</w:t>
       </w:r>
+      <w:bookmarkEnd w:id="10"/>
+    </w:p>
+    <w:p>
+      <w:pPr>
+        <w:pStyle w:val="Heading2"/>
+      </w:pPr>
+      <w:bookmarkStart w:id="11" w:name="_Toc228918283"/>
+      <w:r>
+        <w:t>7.1 Time Complexity</w:t>
+      </w:r>
       <w:bookmarkEnd w:id="11"/>
     </w:p>
     <w:p>
       <w:pPr>
-        <w:pStyle w:val="Heading2"/>
-      </w:pPr>
-      <w:bookmarkStart w:id="12" w:name="_Toc228918283"/>
-      <w:r>
-        <w:t>7.1 Time Complexity</w:t>
-      </w:r>
-      <w:bookmarkEnd w:id="12"/>
-    </w:p>
-    <w:p>
-      <w:pPr>
         <w:spacing w:before="240" w:after="120" w:line="360" w:lineRule="auto"/>
+        <w:ind w:firstLine="720"/>
         <w:jc w:val="both"/>
       </w:pPr>
       <w:r>
@@ -8147,67 +5905,32 @@
           <w:bCs/>
           <w:color w:val="2E75B6"/>
         </w:rPr>
-        <w:t xml:space="preserve">T(n) = </w:t>
-      </w:r>
-      <w:proofErr w:type="spellStart"/>
-      <w:r>
-        <w:rPr>
-          <w:rFonts w:ascii="Courier New" w:eastAsia="Courier New" w:hAnsi="Courier New" w:cs="Courier New"/>
-          <w:b/>
-          <w:bCs/>
-          <w:color w:val="2E75B6"/>
-        </w:rPr>
-        <w:t>aT</w:t>
-      </w:r>
-      <w:proofErr w:type="spellEnd"/>
-      <w:r>
-        <w:rPr>
-          <w:rFonts w:ascii="Courier New" w:eastAsia="Courier New" w:hAnsi="Courier New" w:cs="Courier New"/>
-          <w:b/>
-          <w:bCs/>
-          <w:color w:val="2E75B6"/>
-        </w:rPr>
-        <w:t>(n/b) + f(n)</w:t>
+        <w:t>T(n) = aT(n/b) + f(n)</w:t>
       </w:r>
     </w:p>
     <w:p>
       <w:pPr>
         <w:spacing w:before="240" w:after="120" w:line="360" w:lineRule="auto"/>
+        <w:ind w:firstLine="360"/>
         <w:jc w:val="both"/>
       </w:pPr>
       <w:r>
         <w:rPr>
           <w:color w:val="000000"/>
         </w:rPr>
-        <w:t xml:space="preserve">For our algorithm: a = 2 (two recursive calls), b = 2 (each half is half the size), f(n) = O(1) (only a </w:t>
-      </w:r>
-      <w:proofErr w:type="spellStart"/>
+        <w:t xml:space="preserve">For </w:t>
+      </w:r>
       <w:r>
         <w:rPr>
           <w:color w:val="000000"/>
         </w:rPr>
-        <w:t>push_back</w:t>
-      </w:r>
-      <w:proofErr w:type="spellEnd"/>
+        <w:t>this</w:t>
+      </w:r>
       <w:r>
         <w:rPr>
           <w:color w:val="000000"/>
         </w:rPr>
-        <w:t xml:space="preserve"> at the base case, no merge cost). By the Master Theorem with a = 2, b = 2, d = 0: Since a = 2 &gt; </w:t>
-      </w:r>
-      <w:proofErr w:type="spellStart"/>
-      <w:r>
-        <w:rPr>
-          <w:color w:val="000000"/>
-        </w:rPr>
-        <w:t>b^d</w:t>
-      </w:r>
-      <w:proofErr w:type="spellEnd"/>
-      <w:r>
-        <w:rPr>
-          <w:color w:val="000000"/>
-        </w:rPr>
-        <w:t xml:space="preserve"> = 1, we have Case 1: T(n) = O(n).</w:t>
+        <w:t xml:space="preserve"> algorithm: a = 2 (two recursive calls), b = 2 (each half is half the size), f(n) = O(1) (only a push_back at the base case, no merge cost). By the Master Theorem with a = 2, b = 2, d = 0: Since a = 2 &gt; b^d = 1, we have Case 1: T(n) = O(n).</w:t>
       </w:r>
     </w:p>
     <w:p>
@@ -8266,11 +5989,11 @@
       <w:pPr>
         <w:pStyle w:val="Heading2"/>
       </w:pPr>
-      <w:bookmarkStart w:id="13" w:name="_Toc228918284"/>
+      <w:bookmarkStart w:id="12" w:name="_Toc228918284"/>
       <w:r>
         <w:t>7.2 Space Complexity</w:t>
       </w:r>
-      <w:bookmarkEnd w:id="13"/>
+      <w:bookmarkEnd w:id="12"/>
     </w:p>
     <w:p>
       <w:pPr>
@@ -8286,21 +6009,7 @@
         <w:rPr>
           <w:color w:val="000000"/>
         </w:rPr>
-        <w:t xml:space="preserve">The </w:t>
-      </w:r>
-      <w:proofErr w:type="spellStart"/>
-      <w:r>
-        <w:rPr>
-          <w:color w:val="000000"/>
-        </w:rPr>
-        <w:t>forwardSequence</w:t>
-      </w:r>
-      <w:proofErr w:type="spellEnd"/>
-      <w:r>
-        <w:rPr>
-          <w:color w:val="000000"/>
-        </w:rPr>
-        <w:t xml:space="preserve"> vector holds n-2 elements → O(n) space.</w:t>
+        <w:t>The forwardSequence vector holds n-2 elements → O(n) space.</w:t>
       </w:r>
     </w:p>
     <w:p>
@@ -8317,21 +6026,7 @@
         <w:rPr>
           <w:color w:val="000000"/>
         </w:rPr>
-        <w:t xml:space="preserve">The </w:t>
-      </w:r>
-      <w:proofErr w:type="spellStart"/>
-      <w:r>
-        <w:rPr>
-          <w:color w:val="000000"/>
-        </w:rPr>
-        <w:t>backwardSequence</w:t>
-      </w:r>
-      <w:proofErr w:type="spellEnd"/>
-      <w:r>
-        <w:rPr>
-          <w:color w:val="000000"/>
-        </w:rPr>
-        <w:t xml:space="preserve"> vector also holds n-2 elements → O(n) space.</w:t>
+        <w:t>The backwardSequence vector also holds n-2 elements → O(n) space.</w:t>
       </w:r>
     </w:p>
     <w:p>
@@ -8369,19 +6064,6 @@
           <w:color w:val="000000"/>
         </w:rPr>
         <w:t>Total Space Complexity: O(n).</w:t>
-      </w:r>
-    </w:p>
-    <w:p>
-      <w:pPr>
-        <w:rPr>
-          <w:color w:val="000000"/>
-        </w:rPr>
-      </w:pPr>
-      <w:r>
-        <w:rPr>
-          <w:color w:val="000000"/>
-        </w:rPr>
-        <w:br w:type="page"/>
       </w:r>
     </w:p>
     <w:p/>
@@ -8424,12 +6106,6 @@
         <w:gridCol w:w="3120"/>
       </w:tblGrid>
       <w:tr>
-        <w:tblPrEx>
-          <w:tblCellMar>
-            <w:top w:w="0" w:type="dxa"/>
-            <w:bottom w:w="0" w:type="dxa"/>
-          </w:tblCellMar>
-        </w:tblPrEx>
         <w:trPr>
           <w:tblHeader/>
         </w:trPr>
@@ -8537,12 +6213,6 @@
         </w:tc>
       </w:tr>
       <w:tr>
-        <w:tblPrEx>
-          <w:tblCellMar>
-            <w:top w:w="0" w:type="dxa"/>
-            <w:bottom w:w="0" w:type="dxa"/>
-          </w:tblCellMar>
-        </w:tblPrEx>
         <w:tc>
           <w:tcPr>
             <w:tcW w:w="3120" w:type="dxa"/>
@@ -8635,12 +6305,6 @@
         </w:tc>
       </w:tr>
       <w:tr>
-        <w:tblPrEx>
-          <w:tblCellMar>
-            <w:top w:w="0" w:type="dxa"/>
-            <w:bottom w:w="0" w:type="dxa"/>
-          </w:tblCellMar>
-        </w:tblPrEx>
         <w:tc>
           <w:tcPr>
             <w:tcW w:w="3120" w:type="dxa"/>
@@ -8733,12 +6397,6 @@
         </w:tc>
       </w:tr>
       <w:tr>
-        <w:tblPrEx>
-          <w:tblCellMar>
-            <w:top w:w="0" w:type="dxa"/>
-            <w:bottom w:w="0" w:type="dxa"/>
-          </w:tblCellMar>
-        </w:tblPrEx>
         <w:tc>
           <w:tcPr>
             <w:tcW w:w="3120" w:type="dxa"/>
@@ -8847,30 +6505,22 @@
         <w:t>Table 3. Summary of time and space complexity for the Divide and Conquer algorithm.</w:t>
       </w:r>
     </w:p>
-    <w:p/>
+    <w:p>
+      <w:r>
+        <w:br w:type="page"/>
+      </w:r>
+    </w:p>
     <w:p>
       <w:pPr>
         <w:pStyle w:val="Heading1"/>
       </w:pPr>
-      <w:bookmarkStart w:id="14" w:name="_Toc228918285"/>
-      <w:r>
+      <w:bookmarkStart w:id="13" w:name="_Toc228918285"/>
+      <w:r>
+        <w:lastRenderedPageBreak/>
         <w:t>8. Comparative Evaluation of Techniques</w:t>
       </w:r>
-      <w:bookmarkEnd w:id="14"/>
-    </w:p>
-    <w:p>
-      <w:pPr>
-        <w:spacing w:before="240" w:after="120" w:line="360" w:lineRule="auto"/>
-        <w:jc w:val="both"/>
-      </w:pPr>
-      <w:r>
-        <w:rPr>
-          <w:color w:val="000000"/>
-        </w:rPr>
-        <w:t>Since only Divide and Conquer is used in the implementation, we compare it against alternative techniques:</w:t>
-      </w:r>
-    </w:p>
-    <w:p/>
+      <w:bookmarkEnd w:id="13"/>
+    </w:p>
     <w:p>
       <w:pPr>
         <w:spacing w:after="60"/>
@@ -8912,12 +6562,6 @@
         <w:gridCol w:w="2340"/>
       </w:tblGrid>
       <w:tr>
-        <w:tblPrEx>
-          <w:tblCellMar>
-            <w:top w:w="0" w:type="dxa"/>
-            <w:bottom w:w="0" w:type="dxa"/>
-          </w:tblCellMar>
-        </w:tblPrEx>
         <w:trPr>
           <w:tblHeader/>
         </w:trPr>
@@ -8985,7 +6629,27 @@
                 <w:sz w:val="20"/>
                 <w:szCs w:val="20"/>
               </w:rPr>
-              <w:t>D&amp;C (Our Approach)</w:t>
+              <w:t>D&amp;C (</w:t>
+            </w:r>
+            <w:r>
+              <w:rPr>
+                <w:b/>
+                <w:bCs/>
+                <w:color w:val="FFFFFF"/>
+                <w:sz w:val="20"/>
+                <w:szCs w:val="20"/>
+              </w:rPr>
+              <w:t>Used</w:t>
+            </w:r>
+            <w:r>
+              <w:rPr>
+                <w:b/>
+                <w:bCs/>
+                <w:color w:val="FFFFFF"/>
+                <w:sz w:val="20"/>
+                <w:szCs w:val="20"/>
+              </w:rPr>
+              <w:t xml:space="preserve"> Approach)</w:t>
             </w:r>
           </w:p>
         </w:tc>
@@ -9093,12 +6757,6 @@
         </w:tc>
       </w:tr>
       <w:tr>
-        <w:tblPrEx>
-          <w:tblCellMar>
-            <w:top w:w="0" w:type="dxa"/>
-            <w:bottom w:w="0" w:type="dxa"/>
-          </w:tblCellMar>
-        </w:tblPrEx>
         <w:tc>
           <w:tcPr>
             <w:tcW w:w="2340" w:type="dxa"/>
@@ -9124,7 +6782,7 @@
                 <w:sz w:val="20"/>
                 <w:szCs w:val="20"/>
               </w:rPr>
-              <w:t>Guarantees a hit?</w:t>
+              <w:t>Guarantees a hit</w:t>
             </w:r>
           </w:p>
         </w:tc>
@@ -9258,12 +6916,6 @@
         </w:tc>
       </w:tr>
       <w:tr>
-        <w:tblPrEx>
-          <w:tblCellMar>
-            <w:top w:w="0" w:type="dxa"/>
-            <w:bottom w:w="0" w:type="dxa"/>
-          </w:tblCellMar>
-        </w:tblPrEx>
         <w:tc>
           <w:tcPr>
             <w:tcW w:w="2340" w:type="dxa"/>
@@ -9273,7 +6925,7 @@
               <w:bottom w:val="single" w:sz="4" w:space="0" w:color="AAAAAA"/>
               <w:right w:val="single" w:sz="4" w:space="0" w:color="AAAAAA"/>
             </w:tcBorders>
-            <w:shd w:val="clear" w:color="auto" w:fill="FFFFFF"/>
+            <w:shd w:val="clear" w:color="auto" w:fill="F5F8FA"/>
             <w:tcMar>
               <w:top w:w="80" w:type="dxa"/>
               <w:left w:w="120" w:type="dxa"/>
@@ -9289,7 +6941,7 @@
                 <w:sz w:val="20"/>
                 <w:szCs w:val="20"/>
               </w:rPr>
-              <w:t>Allowed by task?</w:t>
+              <w:t>Time Complexity</w:t>
             </w:r>
           </w:p>
         </w:tc>
@@ -9302,7 +6954,7 @@
               <w:bottom w:val="single" w:sz="4" w:space="0" w:color="AAAAAA"/>
               <w:right w:val="single" w:sz="4" w:space="0" w:color="AAAAAA"/>
             </w:tcBorders>
-            <w:shd w:val="clear" w:color="auto" w:fill="FFFFFF"/>
+            <w:shd w:val="clear" w:color="auto" w:fill="F5F8FA"/>
             <w:tcMar>
               <w:top w:w="80" w:type="dxa"/>
               <w:left w:w="120" w:type="dxa"/>
@@ -9321,7 +6973,7 @@
                 <w:sz w:val="20"/>
                 <w:szCs w:val="20"/>
               </w:rPr>
-              <w:t>Yes</w:t>
+              <w:t>O(n)</w:t>
             </w:r>
           </w:p>
         </w:tc>
@@ -9334,7 +6986,7 @@
               <w:bottom w:val="single" w:sz="4" w:space="0" w:color="AAAAAA"/>
               <w:right w:val="single" w:sz="4" w:space="0" w:color="AAAAAA"/>
             </w:tcBorders>
-            <w:shd w:val="clear" w:color="auto" w:fill="FFFFFF"/>
+            <w:shd w:val="clear" w:color="auto" w:fill="F5F8FA"/>
             <w:tcMar>
               <w:top w:w="80" w:type="dxa"/>
               <w:left w:w="120" w:type="dxa"/>
@@ -9353,7 +7005,7 @@
                 <w:sz w:val="20"/>
                 <w:szCs w:val="20"/>
               </w:rPr>
-              <w:t>No (forbidden)</w:t>
+              <w:t>O(n)</w:t>
             </w:r>
           </w:p>
         </w:tc>
@@ -9366,7 +7018,7 @@
               <w:bottom w:val="single" w:sz="4" w:space="0" w:color="AAAAAA"/>
               <w:right w:val="single" w:sz="4" w:space="0" w:color="AAAAAA"/>
             </w:tcBorders>
-            <w:shd w:val="clear" w:color="auto" w:fill="FFFFFF"/>
+            <w:shd w:val="clear" w:color="auto" w:fill="F5F8FA"/>
             <w:tcMar>
               <w:top w:w="80" w:type="dxa"/>
               <w:left w:w="120" w:type="dxa"/>
@@ -9385,7 +7037,7 @@
                 <w:sz w:val="20"/>
                 <w:szCs w:val="20"/>
               </w:rPr>
-              <w:t>No</w:t>
+              <w:t>Unbounded</w:t>
             </w:r>
           </w:p>
         </w:tc>
@@ -9398,7 +7050,7 @@
               <w:bottom w:val="single" w:sz="4" w:space="0" w:color="AAAAAA"/>
               <w:right w:val="single" w:sz="4" w:space="0" w:color="AAAAAA"/>
             </w:tcBorders>
-            <w:shd w:val="clear" w:color="auto" w:fill="FFFFFF"/>
+            <w:shd w:val="clear" w:color="auto" w:fill="F5F8FA"/>
             <w:tcMar>
               <w:top w:w="80" w:type="dxa"/>
               <w:left w:w="120" w:type="dxa"/>
@@ -9417,18 +7069,12 @@
                 <w:sz w:val="20"/>
                 <w:szCs w:val="20"/>
               </w:rPr>
-              <w:t>Not efficient</w:t>
+              <w:t>O(n!)</w:t>
             </w:r>
           </w:p>
         </w:tc>
       </w:tr>
       <w:tr>
-        <w:tblPrEx>
-          <w:tblCellMar>
-            <w:top w:w="0" w:type="dxa"/>
-            <w:bottom w:w="0" w:type="dxa"/>
-          </w:tblCellMar>
-        </w:tblPrEx>
         <w:tc>
           <w:tcPr>
             <w:tcW w:w="2340" w:type="dxa"/>
@@ -9438,7 +7084,7 @@
               <w:bottom w:val="single" w:sz="4" w:space="0" w:color="AAAAAA"/>
               <w:right w:val="single" w:sz="4" w:space="0" w:color="AAAAAA"/>
             </w:tcBorders>
-            <w:shd w:val="clear" w:color="auto" w:fill="F5F8FA"/>
+            <w:shd w:val="clear" w:color="auto" w:fill="FFFFFF"/>
             <w:tcMar>
               <w:top w:w="80" w:type="dxa"/>
               <w:left w:w="120" w:type="dxa"/>
@@ -9454,7 +7100,7 @@
                 <w:sz w:val="20"/>
                 <w:szCs w:val="20"/>
               </w:rPr>
-              <w:t>Time Complexity</w:t>
+              <w:t>Number of shots</w:t>
             </w:r>
           </w:p>
         </w:tc>
@@ -9467,7 +7113,7 @@
               <w:bottom w:val="single" w:sz="4" w:space="0" w:color="AAAAAA"/>
               <w:right w:val="single" w:sz="4" w:space="0" w:color="AAAAAA"/>
             </w:tcBorders>
-            <w:shd w:val="clear" w:color="auto" w:fill="F5F8FA"/>
+            <w:shd w:val="clear" w:color="auto" w:fill="FFFFFF"/>
             <w:tcMar>
               <w:top w:w="80" w:type="dxa"/>
               <w:left w:w="120" w:type="dxa"/>
@@ -9486,7 +7132,7 @@
                 <w:sz w:val="20"/>
                 <w:szCs w:val="20"/>
               </w:rPr>
-              <w:t>O(n)</w:t>
+              <w:t>2(n-2)</w:t>
             </w:r>
           </w:p>
         </w:tc>
@@ -9499,7 +7145,7 @@
               <w:bottom w:val="single" w:sz="4" w:space="0" w:color="AAAAAA"/>
               <w:right w:val="single" w:sz="4" w:space="0" w:color="AAAAAA"/>
             </w:tcBorders>
-            <w:shd w:val="clear" w:color="auto" w:fill="F5F8FA"/>
+            <w:shd w:val="clear" w:color="auto" w:fill="FFFFFF"/>
             <w:tcMar>
               <w:top w:w="80" w:type="dxa"/>
               <w:left w:w="120" w:type="dxa"/>
@@ -9518,7 +7164,7 @@
                 <w:sz w:val="20"/>
                 <w:szCs w:val="20"/>
               </w:rPr>
-              <w:t>O(n)</w:t>
+              <w:t>Up to 2n</w:t>
             </w:r>
           </w:p>
         </w:tc>
@@ -9531,7 +7177,7 @@
               <w:bottom w:val="single" w:sz="4" w:space="0" w:color="AAAAAA"/>
               <w:right w:val="single" w:sz="4" w:space="0" w:color="AAAAAA"/>
             </w:tcBorders>
-            <w:shd w:val="clear" w:color="auto" w:fill="F5F8FA"/>
+            <w:shd w:val="clear" w:color="auto" w:fill="FFFFFF"/>
             <w:tcMar>
               <w:top w:w="80" w:type="dxa"/>
               <w:left w:w="120" w:type="dxa"/>
@@ -9550,7 +7196,7 @@
                 <w:sz w:val="20"/>
                 <w:szCs w:val="20"/>
               </w:rPr>
-              <w:t>Unbounded</w:t>
+              <w:t>Unpredictable</w:t>
             </w:r>
           </w:p>
         </w:tc>
@@ -9563,7 +7209,7 @@
               <w:bottom w:val="single" w:sz="4" w:space="0" w:color="AAAAAA"/>
               <w:right w:val="single" w:sz="4" w:space="0" w:color="AAAAAA"/>
             </w:tcBorders>
-            <w:shd w:val="clear" w:color="auto" w:fill="F5F8FA"/>
+            <w:shd w:val="clear" w:color="auto" w:fill="FFFFFF"/>
             <w:tcMar>
               <w:top w:w="80" w:type="dxa"/>
               <w:left w:w="120" w:type="dxa"/>
@@ -9582,18 +7228,12 @@
                 <w:sz w:val="20"/>
                 <w:szCs w:val="20"/>
               </w:rPr>
-              <w:t>O(n!)</w:t>
+              <w:t>Exponential</w:t>
             </w:r>
           </w:p>
         </w:tc>
       </w:tr>
       <w:tr>
-        <w:tblPrEx>
-          <w:tblCellMar>
-            <w:top w:w="0" w:type="dxa"/>
-            <w:bottom w:w="0" w:type="dxa"/>
-          </w:tblCellMar>
-        </w:tblPrEx>
         <w:tc>
           <w:tcPr>
             <w:tcW w:w="2340" w:type="dxa"/>
@@ -9603,7 +7243,7 @@
               <w:bottom w:val="single" w:sz="4" w:space="0" w:color="AAAAAA"/>
               <w:right w:val="single" w:sz="4" w:space="0" w:color="AAAAAA"/>
             </w:tcBorders>
-            <w:shd w:val="clear" w:color="auto" w:fill="FFFFFF"/>
+            <w:shd w:val="clear" w:color="auto" w:fill="F5F8FA"/>
             <w:tcMar>
               <w:top w:w="80" w:type="dxa"/>
               <w:left w:w="120" w:type="dxa"/>
@@ -9619,7 +7259,7 @@
                 <w:sz w:val="20"/>
                 <w:szCs w:val="20"/>
               </w:rPr>
-              <w:t>Number of shots</w:t>
+              <w:t>Structure</w:t>
             </w:r>
           </w:p>
         </w:tc>
@@ -9632,7 +7272,7 @@
               <w:bottom w:val="single" w:sz="4" w:space="0" w:color="AAAAAA"/>
               <w:right w:val="single" w:sz="4" w:space="0" w:color="AAAAAA"/>
             </w:tcBorders>
-            <w:shd w:val="clear" w:color="auto" w:fill="FFFFFF"/>
+            <w:shd w:val="clear" w:color="auto" w:fill="F5F8FA"/>
             <w:tcMar>
               <w:top w:w="80" w:type="dxa"/>
               <w:left w:w="120" w:type="dxa"/>
@@ -9651,7 +7291,7 @@
                 <w:sz w:val="20"/>
                 <w:szCs w:val="20"/>
               </w:rPr>
-              <w:t>2(n-2)</w:t>
+              <w:t>Recursive binary split</w:t>
             </w:r>
           </w:p>
         </w:tc>
@@ -9664,7 +7304,7 @@
               <w:bottom w:val="single" w:sz="4" w:space="0" w:color="AAAAAA"/>
               <w:right w:val="single" w:sz="4" w:space="0" w:color="AAAAAA"/>
             </w:tcBorders>
-            <w:shd w:val="clear" w:color="auto" w:fill="FFFFFF"/>
+            <w:shd w:val="clear" w:color="auto" w:fill="F5F8FA"/>
             <w:tcMar>
               <w:top w:w="80" w:type="dxa"/>
               <w:left w:w="120" w:type="dxa"/>
@@ -9683,7 +7323,7 @@
                 <w:sz w:val="20"/>
                 <w:szCs w:val="20"/>
               </w:rPr>
-              <w:t>Up to 2n</w:t>
+              <w:t>Sequential scan</w:t>
             </w:r>
           </w:p>
         </w:tc>
@@ -9696,7 +7336,7 @@
               <w:bottom w:val="single" w:sz="4" w:space="0" w:color="AAAAAA"/>
               <w:right w:val="single" w:sz="4" w:space="0" w:color="AAAAAA"/>
             </w:tcBorders>
-            <w:shd w:val="clear" w:color="auto" w:fill="FFFFFF"/>
+            <w:shd w:val="clear" w:color="auto" w:fill="F5F8FA"/>
             <w:tcMar>
               <w:top w:w="80" w:type="dxa"/>
               <w:left w:w="120" w:type="dxa"/>
@@ -9715,7 +7355,7 @@
                 <w:sz w:val="20"/>
                 <w:szCs w:val="20"/>
               </w:rPr>
-              <w:t>Unpredictable</w:t>
+              <w:t>None</w:t>
             </w:r>
           </w:p>
         </w:tc>
@@ -9728,7 +7368,7 @@
               <w:bottom w:val="single" w:sz="4" w:space="0" w:color="AAAAAA"/>
               <w:right w:val="single" w:sz="4" w:space="0" w:color="AAAAAA"/>
             </w:tcBorders>
-            <w:shd w:val="clear" w:color="auto" w:fill="FFFFFF"/>
+            <w:shd w:val="clear" w:color="auto" w:fill="F5F8FA"/>
             <w:tcMar>
               <w:top w:w="80" w:type="dxa"/>
               <w:left w:w="120" w:type="dxa"/>
@@ -9747,18 +7387,12 @@
                 <w:sz w:val="20"/>
                 <w:szCs w:val="20"/>
               </w:rPr>
-              <w:t>Exponential</w:t>
+              <w:t>Try all permutations</w:t>
             </w:r>
           </w:p>
         </w:tc>
       </w:tr>
       <w:tr>
-        <w:tblPrEx>
-          <w:tblCellMar>
-            <w:top w:w="0" w:type="dxa"/>
-            <w:bottom w:w="0" w:type="dxa"/>
-          </w:tblCellMar>
-        </w:tblPrEx>
         <w:tc>
           <w:tcPr>
             <w:tcW w:w="2340" w:type="dxa"/>
@@ -9768,7 +7402,7 @@
               <w:bottom w:val="single" w:sz="4" w:space="0" w:color="AAAAAA"/>
               <w:right w:val="single" w:sz="4" w:space="0" w:color="AAAAAA"/>
             </w:tcBorders>
-            <w:shd w:val="clear" w:color="auto" w:fill="F5F8FA"/>
+            <w:shd w:val="clear" w:color="auto" w:fill="FFFFFF"/>
             <w:tcMar>
               <w:top w:w="80" w:type="dxa"/>
               <w:left w:w="120" w:type="dxa"/>
@@ -9784,172 +7418,7 @@
                 <w:sz w:val="20"/>
                 <w:szCs w:val="20"/>
               </w:rPr>
-              <w:t>Structure</w:t>
-            </w:r>
-          </w:p>
-        </w:tc>
-        <w:tc>
-          <w:tcPr>
-            <w:tcW w:w="1560" w:type="dxa"/>
-            <w:tcBorders>
-              <w:top w:val="single" w:sz="4" w:space="0" w:color="AAAAAA"/>
-              <w:left w:val="single" w:sz="4" w:space="0" w:color="AAAAAA"/>
-              <w:bottom w:val="single" w:sz="4" w:space="0" w:color="AAAAAA"/>
-              <w:right w:val="single" w:sz="4" w:space="0" w:color="AAAAAA"/>
-            </w:tcBorders>
-            <w:shd w:val="clear" w:color="auto" w:fill="F5F8FA"/>
-            <w:tcMar>
-              <w:top w:w="80" w:type="dxa"/>
-              <w:left w:w="120" w:type="dxa"/>
-              <w:bottom w:w="80" w:type="dxa"/>
-              <w:right w:w="120" w:type="dxa"/>
-            </w:tcMar>
-            <w:vAlign w:val="center"/>
-          </w:tcPr>
-          <w:p>
-            <w:pPr>
-              <w:jc w:val="center"/>
-            </w:pPr>
-            <w:r>
-              <w:rPr>
-                <w:color w:val="000000"/>
-                <w:sz w:val="20"/>
-                <w:szCs w:val="20"/>
-              </w:rPr>
-              <w:t>Recursive binary split</w:t>
-            </w:r>
-          </w:p>
-        </w:tc>
-        <w:tc>
-          <w:tcPr>
-            <w:tcW w:w="1560" w:type="dxa"/>
-            <w:tcBorders>
-              <w:top w:val="single" w:sz="4" w:space="0" w:color="AAAAAA"/>
-              <w:left w:val="single" w:sz="4" w:space="0" w:color="AAAAAA"/>
-              <w:bottom w:val="single" w:sz="4" w:space="0" w:color="AAAAAA"/>
-              <w:right w:val="single" w:sz="4" w:space="0" w:color="AAAAAA"/>
-            </w:tcBorders>
-            <w:shd w:val="clear" w:color="auto" w:fill="F5F8FA"/>
-            <w:tcMar>
-              <w:top w:w="80" w:type="dxa"/>
-              <w:left w:w="120" w:type="dxa"/>
-              <w:bottom w:w="80" w:type="dxa"/>
-              <w:right w:w="120" w:type="dxa"/>
-            </w:tcMar>
-            <w:vAlign w:val="center"/>
-          </w:tcPr>
-          <w:p>
-            <w:pPr>
-              <w:jc w:val="center"/>
-            </w:pPr>
-            <w:r>
-              <w:rPr>
-                <w:color w:val="000000"/>
-                <w:sz w:val="20"/>
-                <w:szCs w:val="20"/>
-              </w:rPr>
-              <w:t>Sequential scan</w:t>
-            </w:r>
-          </w:p>
-        </w:tc>
-        <w:tc>
-          <w:tcPr>
-            <w:tcW w:w="1560" w:type="dxa"/>
-            <w:tcBorders>
-              <w:top w:val="single" w:sz="4" w:space="0" w:color="AAAAAA"/>
-              <w:left w:val="single" w:sz="4" w:space="0" w:color="AAAAAA"/>
-              <w:bottom w:val="single" w:sz="4" w:space="0" w:color="AAAAAA"/>
-              <w:right w:val="single" w:sz="4" w:space="0" w:color="AAAAAA"/>
-            </w:tcBorders>
-            <w:shd w:val="clear" w:color="auto" w:fill="F5F8FA"/>
-            <w:tcMar>
-              <w:top w:w="80" w:type="dxa"/>
-              <w:left w:w="120" w:type="dxa"/>
-              <w:bottom w:w="80" w:type="dxa"/>
-              <w:right w:w="120" w:type="dxa"/>
-            </w:tcMar>
-            <w:vAlign w:val="center"/>
-          </w:tcPr>
-          <w:p>
-            <w:pPr>
-              <w:jc w:val="center"/>
-            </w:pPr>
-            <w:r>
-              <w:rPr>
-                <w:color w:val="000000"/>
-                <w:sz w:val="20"/>
-                <w:szCs w:val="20"/>
-              </w:rPr>
-              <w:t>None</w:t>
-            </w:r>
-          </w:p>
-        </w:tc>
-        <w:tc>
-          <w:tcPr>
-            <w:tcW w:w="2340" w:type="dxa"/>
-            <w:tcBorders>
-              <w:top w:val="single" w:sz="4" w:space="0" w:color="AAAAAA"/>
-              <w:left w:val="single" w:sz="4" w:space="0" w:color="AAAAAA"/>
-              <w:bottom w:val="single" w:sz="4" w:space="0" w:color="AAAAAA"/>
-              <w:right w:val="single" w:sz="4" w:space="0" w:color="AAAAAA"/>
-            </w:tcBorders>
-            <w:shd w:val="clear" w:color="auto" w:fill="F5F8FA"/>
-            <w:tcMar>
-              <w:top w:w="80" w:type="dxa"/>
-              <w:left w:w="120" w:type="dxa"/>
-              <w:bottom w:w="80" w:type="dxa"/>
-              <w:right w:w="120" w:type="dxa"/>
-            </w:tcMar>
-            <w:vAlign w:val="center"/>
-          </w:tcPr>
-          <w:p>
-            <w:pPr>
-              <w:jc w:val="center"/>
-            </w:pPr>
-            <w:r>
-              <w:rPr>
-                <w:color w:val="000000"/>
-                <w:sz w:val="20"/>
-                <w:szCs w:val="20"/>
-              </w:rPr>
-              <w:t>Try all permutations</w:t>
-            </w:r>
-          </w:p>
-        </w:tc>
-      </w:tr>
-      <w:tr>
-        <w:tblPrEx>
-          <w:tblCellMar>
-            <w:top w:w="0" w:type="dxa"/>
-            <w:bottom w:w="0" w:type="dxa"/>
-          </w:tblCellMar>
-        </w:tblPrEx>
-        <w:tc>
-          <w:tcPr>
-            <w:tcW w:w="2340" w:type="dxa"/>
-            <w:tcBorders>
-              <w:top w:val="single" w:sz="4" w:space="0" w:color="AAAAAA"/>
-              <w:left w:val="single" w:sz="4" w:space="0" w:color="AAAAAA"/>
-              <w:bottom w:val="single" w:sz="4" w:space="0" w:color="AAAAAA"/>
-              <w:right w:val="single" w:sz="4" w:space="0" w:color="AAAAAA"/>
-            </w:tcBorders>
-            <w:shd w:val="clear" w:color="auto" w:fill="FFFFFF"/>
-            <w:tcMar>
-              <w:top w:w="80" w:type="dxa"/>
-              <w:left w:w="120" w:type="dxa"/>
-              <w:bottom w:w="80" w:type="dxa"/>
-              <w:right w:w="120" w:type="dxa"/>
-            </w:tcMar>
-            <w:vAlign w:val="center"/>
-          </w:tcPr>
-          <w:p>
-            <w:r>
-              <w:rPr>
-                <w:color w:val="000000"/>
-                <w:sz w:val="20"/>
-                <w:szCs w:val="20"/>
-              </w:rPr>
-              <w:t>Parallelizable?</w:t>
+              <w:t>Parallelizable</w:t>
             </w:r>
           </w:p>
         </w:tc>
@@ -10099,16 +7568,15 @@
         <w:t>Table 4. Comparative evaluation of Divide and Conquer against alternative techniques.</w:t>
       </w:r>
     </w:p>
-    <w:p/>
     <w:p>
       <w:pPr>
         <w:pStyle w:val="Heading2"/>
       </w:pPr>
-      <w:bookmarkStart w:id="15" w:name="_Toc228918286"/>
+      <w:bookmarkStart w:id="14" w:name="_Toc228918286"/>
       <w:r>
         <w:t>8.1 Pros of Divide and Conquer Over Other Techniques</w:t>
       </w:r>
-      <w:bookmarkEnd w:id="15"/>
+      <w:bookmarkEnd w:id="14"/>
     </w:p>
     <w:p>
       <w:pPr>
@@ -10199,12 +7667,11 @@
       <w:pPr>
         <w:pStyle w:val="Heading2"/>
       </w:pPr>
-      <w:bookmarkStart w:id="16" w:name="_Toc228918287"/>
-      <w:r>
-        <w:lastRenderedPageBreak/>
+      <w:bookmarkStart w:id="15" w:name="_Toc228918287"/>
+      <w:r>
         <w:t>8.2 Cons of Divide and Conquer</w:t>
       </w:r>
-      <w:bookmarkEnd w:id="16"/>
+      <w:bookmarkEnd w:id="15"/>
     </w:p>
     <w:p>
       <w:pPr>
@@ -10257,26 +7724,31 @@
         <w:t>It is prone to stack overflow error due to the use of recursion.</w:t>
       </w:r>
     </w:p>
-    <w:p/>
+    <w:p>
+      <w:r>
+        <w:br w:type="page"/>
+      </w:r>
+    </w:p>
     <w:p>
       <w:pPr>
         <w:pStyle w:val="Heading1"/>
       </w:pPr>
-      <w:bookmarkStart w:id="17" w:name="_Toc228918288"/>
-      <w:r>
+      <w:bookmarkStart w:id="16" w:name="_Toc228918288"/>
+      <w:r>
+        <w:lastRenderedPageBreak/>
         <w:t>9. Alternative Approaches</w:t>
       </w:r>
+      <w:bookmarkEnd w:id="16"/>
+    </w:p>
+    <w:p>
+      <w:pPr>
+        <w:pStyle w:val="Heading2"/>
+      </w:pPr>
+      <w:bookmarkStart w:id="17" w:name="_Toc228918289"/>
+      <w:r>
+        <w:t xml:space="preserve">9.1 Decrease and Conquer – Linear Sweep </w:t>
+      </w:r>
       <w:bookmarkEnd w:id="17"/>
-    </w:p>
-    <w:p>
-      <w:pPr>
-        <w:pStyle w:val="Heading2"/>
-      </w:pPr>
-      <w:bookmarkStart w:id="18" w:name="_Toc228918289"/>
-      <w:r>
-        <w:t xml:space="preserve">9.1 Decrease and Conquer – Linear Sweep </w:t>
-      </w:r>
-      <w:bookmarkEnd w:id="18"/>
     </w:p>
     <w:p>
       <w:pPr>
@@ -10300,119 +7772,96 @@
       <w:pPr>
         <w:pStyle w:val="Heading2"/>
       </w:pPr>
-      <w:bookmarkStart w:id="19" w:name="_Toc228918290"/>
+      <w:bookmarkStart w:id="18" w:name="_Toc228918290"/>
       <w:r>
         <w:t>9.2 Random Shooting</w:t>
       </w:r>
+      <w:bookmarkEnd w:id="18"/>
+    </w:p>
+    <w:p>
+      <w:pPr>
+        <w:spacing w:before="240" w:after="120" w:line="360" w:lineRule="auto"/>
+        <w:ind w:firstLine="720"/>
+        <w:jc w:val="both"/>
+      </w:pPr>
+      <w:r>
+        <w:rPr>
+          <w:color w:val="000000"/>
+        </w:rPr>
+        <w:t>Randomly select a spot to shoot each turn. This provides no guarantee of ever hitting the target and can theoretically run indefinitely.</w:t>
+      </w:r>
+    </w:p>
+    <w:p>
+      <w:pPr>
+        <w:pStyle w:val="Heading2"/>
+      </w:pPr>
+      <w:bookmarkStart w:id="19" w:name="_Toc228918291"/>
+      <w:r>
+        <w:t>9.3 Brute Force / Exhaustive Search</w:t>
+      </w:r>
       <w:bookmarkEnd w:id="19"/>
     </w:p>
     <w:p>
       <w:pPr>
         <w:spacing w:before="240" w:after="120" w:line="360" w:lineRule="auto"/>
+        <w:ind w:firstLine="720"/>
         <w:jc w:val="both"/>
       </w:pPr>
       <w:r>
         <w:rPr>
           <w:color w:val="000000"/>
         </w:rPr>
-        <w:t>Randomly select a spot to shoot each turn. This provides no guarantee of ever hitting the target and can theoretically run indefinitely.</w:t>
+        <w:t>Try all possible shooting sequences of length k and check which one guarantees a hit. This is factorial in complexity — O(n!) — and completely impractical for large n.</w:t>
       </w:r>
     </w:p>
     <w:p>
       <w:pPr>
         <w:pStyle w:val="Heading2"/>
       </w:pPr>
-      <w:bookmarkStart w:id="20" w:name="_Toc228918291"/>
-      <w:r>
-        <w:t>9.3 Brute Force / Exhaustive Search</w:t>
+      <w:bookmarkStart w:id="20" w:name="_Toc228918292"/>
+      <w:r>
+        <w:t>9.4 Dynamic Programming</w:t>
       </w:r>
       <w:bookmarkEnd w:id="20"/>
     </w:p>
     <w:p>
       <w:pPr>
         <w:spacing w:before="240" w:after="120" w:line="360" w:lineRule="auto"/>
+        <w:ind w:firstLine="720"/>
         <w:jc w:val="both"/>
-      </w:pPr>
-      <w:r>
         <w:rPr>
           <w:color w:val="000000"/>
         </w:rPr>
-        <w:t>Try all possible shooting sequences of length k and check which one guarantees a hit. This is factorial in complexity — O(n!) — and completely impractical for large n.</w:t>
+      </w:pPr>
+      <w:r>
+        <w:rPr>
+          <w:color w:val="000000"/>
+        </w:rPr>
+        <w:t xml:space="preserve">One could model the state as (shot_number, possible_positions_of_target) and use a DP table to compute the minimum guaranteed shooting sequence. While theoretically sound, this approach has higher space complexity — O(n²) — and is not simpler than the D&amp;C solution for this </w:t>
+      </w:r>
+      <w:r>
+        <w:rPr>
+          <w:color w:val="000000"/>
+        </w:rPr>
+        <w:t>problem</w:t>
+      </w:r>
+      <w:r>
+        <w:rPr>
+          <w:color w:val="000000"/>
+        </w:rPr>
+        <w:t>.</w:t>
       </w:r>
     </w:p>
     <w:p>
       <w:pPr>
         <w:pStyle w:val="Heading2"/>
       </w:pPr>
-      <w:bookmarkStart w:id="21" w:name="_Toc228918292"/>
-      <w:r>
-        <w:t>9.4 Dynamic Programming</w:t>
+      <w:bookmarkStart w:id="21" w:name="_Toc228918293"/>
+      <w:r>
+        <w:t>9.5 Possible Improvements to the Divide and Conquer Technique</w:t>
       </w:r>
       <w:bookmarkEnd w:id="21"/>
     </w:p>
-    <w:p>
-      <w:pPr>
-        <w:spacing w:before="240" w:after="120" w:line="360" w:lineRule="auto"/>
-        <w:jc w:val="both"/>
-      </w:pPr>
-      <w:r>
-        <w:rPr>
-          <w:color w:val="000000"/>
-        </w:rPr>
-        <w:t>One could model the state as (</w:t>
-      </w:r>
-      <w:proofErr w:type="spellStart"/>
-      <w:r>
-        <w:rPr>
-          <w:color w:val="000000"/>
-        </w:rPr>
-        <w:t>shot_number</w:t>
-      </w:r>
-      <w:proofErr w:type="spellEnd"/>
-      <w:r>
-        <w:rPr>
-          <w:color w:val="000000"/>
-        </w:rPr>
-        <w:t xml:space="preserve">, </w:t>
-      </w:r>
-      <w:proofErr w:type="spellStart"/>
-      <w:r>
-        <w:rPr>
-          <w:color w:val="000000"/>
-        </w:rPr>
-        <w:t>possible_positions_of_target</w:t>
-      </w:r>
-      <w:proofErr w:type="spellEnd"/>
-      <w:r>
-        <w:rPr>
-          <w:color w:val="000000"/>
-        </w:rPr>
-        <w:t>) and use a DP table to compute the minimum guaranteed shooting sequence. While theoretically sound, this approach has higher space complexity — O(n²) — and is not simpler than the D&amp;C solution for this particular problem.</w:t>
-      </w:r>
-    </w:p>
-    <w:p>
-      <w:pPr>
-        <w:pStyle w:val="Heading2"/>
-      </w:pPr>
-      <w:bookmarkStart w:id="22" w:name="_Toc228918293"/>
-      <w:r>
-        <w:t>9.5 Possible Improvements to the Divide and Conquer Technique</w:t>
-      </w:r>
-      <w:bookmarkEnd w:id="22"/>
-    </w:p>
-    <w:p>
-      <w:pPr>
-        <w:rPr>
-          <w:b/>
-          <w:bCs/>
-          <w:color w:val="1F3864"/>
-        </w:rPr>
-      </w:pPr>
-      <w:r>
-        <w:br w:type="page"/>
-      </w:r>
-    </w:p>
-    <w:p/>
     <w:p>
       <w:pPr>
         <w:spacing w:after="60"/>
@@ -10451,12 +7900,6 @@
         <w:gridCol w:w="7020"/>
       </w:tblGrid>
       <w:tr>
-        <w:tblPrEx>
-          <w:tblCellMar>
-            <w:top w:w="0" w:type="dxa"/>
-            <w:bottom w:w="0" w:type="dxa"/>
-          </w:tblCellMar>
-        </w:tblPrEx>
         <w:trPr>
           <w:tblHeader/>
         </w:trPr>
@@ -10530,12 +7973,6 @@
         </w:tc>
       </w:tr>
       <w:tr>
-        <w:tblPrEx>
-          <w:tblCellMar>
-            <w:top w:w="0" w:type="dxa"/>
-            <w:bottom w:w="0" w:type="dxa"/>
-          </w:tblCellMar>
-        </w:tblPrEx>
         <w:tc>
           <w:tcPr>
             <w:tcW w:w="2340" w:type="dxa"/>
@@ -10596,12 +8033,6 @@
         </w:tc>
       </w:tr>
       <w:tr>
-        <w:tblPrEx>
-          <w:tblCellMar>
-            <w:top w:w="0" w:type="dxa"/>
-            <w:bottom w:w="0" w:type="dxa"/>
-          </w:tblCellMar>
-        </w:tblPrEx>
         <w:tc>
           <w:tcPr>
             <w:tcW w:w="2340" w:type="dxa"/>
@@ -10662,12 +8093,6 @@
         </w:tc>
       </w:tr>
       <w:tr>
-        <w:tblPrEx>
-          <w:tblCellMar>
-            <w:top w:w="0" w:type="dxa"/>
-            <w:bottom w:w="0" w:type="dxa"/>
-          </w:tblCellMar>
-        </w:tblPrEx>
         <w:tc>
           <w:tcPr>
             <w:tcW w:w="2340" w:type="dxa"/>
@@ -10728,12 +8153,6 @@
         </w:tc>
       </w:tr>
       <w:tr>
-        <w:tblPrEx>
-          <w:tblCellMar>
-            <w:top w:w="0" w:type="dxa"/>
-            <w:bottom w:w="0" w:type="dxa"/>
-          </w:tblCellMar>
-        </w:tblPrEx>
         <w:tc>
           <w:tcPr>
             <w:tcW w:w="2340" w:type="dxa"/>
@@ -10794,12 +8213,6 @@
         </w:tc>
       </w:tr>
       <w:tr>
-        <w:tblPrEx>
-          <w:tblCellMar>
-            <w:top w:w="0" w:type="dxa"/>
-            <w:bottom w:w="0" w:type="dxa"/>
-          </w:tblCellMar>
-        </w:tblPrEx>
         <w:tc>
           <w:tcPr>
             <w:tcW w:w="2340" w:type="dxa"/>
@@ -10876,26 +8289,31 @@
         <w:t>Table 5. Potential improvements and extensions to the Divide and Conquer approach.</w:t>
       </w:r>
     </w:p>
-    <w:p/>
+    <w:p>
+      <w:r>
+        <w:br w:type="page"/>
+      </w:r>
+    </w:p>
     <w:p>
       <w:pPr>
         <w:pStyle w:val="Heading1"/>
       </w:pPr>
-      <w:bookmarkStart w:id="23" w:name="_Toc228918294"/>
-      <w:r>
+      <w:bookmarkStart w:id="22" w:name="_Toc228918294"/>
+      <w:r>
+        <w:lastRenderedPageBreak/>
         <w:t>10. Sample Outputs</w:t>
       </w:r>
+      <w:bookmarkEnd w:id="22"/>
+    </w:p>
+    <w:p>
+      <w:pPr>
+        <w:pStyle w:val="Heading2"/>
+      </w:pPr>
+      <w:bookmarkStart w:id="23" w:name="_Toc228918295"/>
+      <w:r>
+        <w:t>10.1 Sample Output for n = 4</w:t>
+      </w:r>
       <w:bookmarkEnd w:id="23"/>
-    </w:p>
-    <w:p>
-      <w:pPr>
-        <w:pStyle w:val="Heading2"/>
-      </w:pPr>
-      <w:bookmarkStart w:id="24" w:name="_Toc228918295"/>
-      <w:r>
-        <w:t>10.1 Sample Output for n = 4</w:t>
-      </w:r>
-      <w:bookmarkEnd w:id="24"/>
     </w:p>
     <w:p>
       <w:pPr>
@@ -10943,6 +8361,9 @@
         <w:jc w:val="center"/>
       </w:pPr>
       <w:r>
+        <w:rPr>
+          <w:noProof/>
+        </w:rPr>
         <w:drawing>
           <wp:inline distT="0" distB="0" distL="0" distR="0" wp14:anchorId="5D93BCD1" wp14:editId="4719DDC2">
             <wp:extent cx="5731510" cy="971550"/>
@@ -11010,25 +8431,43 @@
     <w:p>
       <w:pPr>
         <w:spacing w:before="240" w:after="120" w:line="360" w:lineRule="auto"/>
+        <w:ind w:firstLine="720"/>
         <w:jc w:val="both"/>
       </w:pPr>
       <w:r>
         <w:rPr>
           <w:color w:val="000000"/>
         </w:rPr>
-        <w:t>Explanation: The forward sweep shoots spots 2 then 3. The backward sweep shoots spots 3 then 2. This guarantees hitting a target that starts at any of the 4 positions regardless of its movement strategy.</w:t>
-      </w:r>
-    </w:p>
-    <w:p/>
+        <w:t>T</w:t>
+      </w:r>
+      <w:r>
+        <w:rPr>
+          <w:color w:val="000000"/>
+        </w:rPr>
+        <w:t>he forward sweep shoots spots 2 then 3. The backward sweep shoots spots 3 then 2</w:t>
+      </w:r>
+      <w:r>
+        <w:rPr>
+          <w:color w:val="000000"/>
+        </w:rPr>
+        <w:t xml:space="preserve">, which </w:t>
+      </w:r>
+      <w:r>
+        <w:rPr>
+          <w:color w:val="000000"/>
+        </w:rPr>
+        <w:t>guarantees hitting a target that starts at any of the 4 positions regardless of its movement strategy.</w:t>
+      </w:r>
+    </w:p>
     <w:p>
       <w:pPr>
         <w:pStyle w:val="Heading2"/>
       </w:pPr>
-      <w:bookmarkStart w:id="25" w:name="_Toc228918296"/>
+      <w:bookmarkStart w:id="24" w:name="_Toc228918296"/>
       <w:r>
         <w:t>10.2 Sample Output for n = 5</w:t>
       </w:r>
-      <w:bookmarkEnd w:id="25"/>
+      <w:bookmarkEnd w:id="24"/>
     </w:p>
     <w:p>
       <w:pPr>
@@ -11039,7 +8478,6 @@
         <w:rPr>
           <w:color w:val="000000"/>
         </w:rPr>
-        <w:lastRenderedPageBreak/>
         <w:t>Input: n = 5</w:t>
       </w:r>
     </w:p>
@@ -11077,6 +8515,9 @@
         <w:jc w:val="both"/>
       </w:pPr>
       <w:r>
+        <w:rPr>
+          <w:noProof/>
+        </w:rPr>
         <w:drawing>
           <wp:inline distT="0" distB="0" distL="0" distR="0" wp14:anchorId="63A51794" wp14:editId="04472A42">
             <wp:extent cx="5731510" cy="1030605"/>
@@ -11137,25 +8578,26 @@
     <w:p>
       <w:pPr>
         <w:spacing w:before="240" w:after="120" w:line="360" w:lineRule="auto"/>
+        <w:ind w:firstLine="720"/>
         <w:jc w:val="both"/>
       </w:pPr>
       <w:r>
         <w:rPr>
           <w:color w:val="000000"/>
         </w:rPr>
-        <w:t>Explanation: The forward sweep covers inner spots 2, 3, 4. The backward sweep covers 4, 3, 2. A target starting at an odd position is caught by the forward sweep; a target starting at an even position is caught by the backward sweep.</w:t>
-      </w:r>
-    </w:p>
-    <w:p/>
+        <w:t>The forward sweep covers inner spots 2, 3, 4. The backward sweep covers 4, 3, 2. A target starting at an odd position is caught by the forward sweep; a target starting at an even position is caught by the backward sweep.</w:t>
+      </w:r>
+    </w:p>
     <w:p>
       <w:pPr>
         <w:pStyle w:val="Heading2"/>
       </w:pPr>
-      <w:bookmarkStart w:id="26" w:name="_Toc228918297"/>
-      <w:r>
+      <w:bookmarkStart w:id="25" w:name="_Toc228918297"/>
+      <w:r>
+        <w:lastRenderedPageBreak/>
         <w:t>10.3 Sample Output for n = 8</w:t>
       </w:r>
-      <w:bookmarkEnd w:id="26"/>
+      <w:bookmarkEnd w:id="25"/>
     </w:p>
     <w:p>
       <w:pPr>
@@ -11202,6 +8644,9 @@
         <w:jc w:val="both"/>
       </w:pPr>
       <w:r>
+        <w:rPr>
+          <w:noProof/>
+        </w:rPr>
         <w:drawing>
           <wp:inline distT="0" distB="0" distL="0" distR="0" wp14:anchorId="1847C1E9" wp14:editId="787DF2F0">
             <wp:extent cx="5731510" cy="1149985"/>
@@ -11262,13 +8707,14 @@
     <w:p>
       <w:pPr>
         <w:spacing w:before="240" w:after="120" w:line="360" w:lineRule="auto"/>
+        <w:ind w:firstLine="720"/>
         <w:jc w:val="both"/>
       </w:pPr>
       <w:r>
         <w:rPr>
           <w:color w:val="000000"/>
         </w:rPr>
-        <w:t>Explanation: With 8 spots, all 6 inner spots are covered in both directions. The two-sweep strategy guarantees hitting the target for all possible starting positions and movement strategies.</w:t>
+        <w:t>With 8 spots, all 6 inner spots are covered in both directions. The two-sweep strategy guarantees hitting the target for all possible starting positions and movement strategies.</w:t>
       </w:r>
     </w:p>
     <w:p>
@@ -11280,23 +8726,36 @@
       <w:pPr>
         <w:pStyle w:val="Heading1"/>
       </w:pPr>
-      <w:bookmarkStart w:id="27" w:name="_Toc228918298"/>
+      <w:bookmarkStart w:id="26" w:name="_Toc228918298"/>
       <w:r>
         <w:lastRenderedPageBreak/>
         <w:t>11. Summary and Key Findings</w:t>
       </w:r>
-      <w:bookmarkEnd w:id="27"/>
+      <w:bookmarkEnd w:id="26"/>
     </w:p>
     <w:p>
       <w:pPr>
         <w:spacing w:before="240" w:after="120" w:line="360" w:lineRule="auto"/>
+        <w:ind w:firstLine="720"/>
         <w:jc w:val="both"/>
       </w:pPr>
       <w:r>
         <w:rPr>
           <w:color w:val="000000"/>
         </w:rPr>
-        <w:t>Task 5 addresses the Moving Target Problem: a shooter must guarantee hitting an invisible target hiding in one of n spots arranged in a line, where the target moves to an adjacent spot between every two shots. The challenge is that the shooter has no information about the target's position, and Decrease and Conquer is explicitly forbidden.</w:t>
+        <w:t xml:space="preserve">Task 5 addresses the Moving Target Problem: a shooter must guarantee hitting an invisible target hiding in one of n spots arranged in a line, where the target moves to an adjacent spot between every two shots. The challenge is that the shooter has no information about the target's </w:t>
+      </w:r>
+      <w:r>
+        <w:rPr>
+          <w:color w:val="000000"/>
+        </w:rPr>
+        <w:t>position and</w:t>
+      </w:r>
+      <w:r>
+        <w:rPr>
+          <w:color w:val="000000"/>
+        </w:rPr>
+        <w:t xml:space="preserve"> Decrease and Conquer is explicitly forbidden.</w:t>
       </w:r>
     </w:p>
     <w:p>
@@ -11425,16 +8884,21 @@
         <w:t>Possible improvements include iterative implementation, parallel computation, and early termination upon hit detection.</w:t>
       </w:r>
     </w:p>
-    <w:p/>
+    <w:p>
+      <w:r>
+        <w:br w:type="page"/>
+      </w:r>
+    </w:p>
     <w:p>
       <w:pPr>
         <w:pStyle w:val="Heading1"/>
       </w:pPr>
-      <w:bookmarkStart w:id="28" w:name="_Toc228918299"/>
-      <w:r>
+      <w:bookmarkStart w:id="27" w:name="_Toc228918299"/>
+      <w:r>
+        <w:lastRenderedPageBreak/>
         <w:t>12. References</w:t>
       </w:r>
-      <w:bookmarkEnd w:id="28"/>
+      <w:bookmarkEnd w:id="27"/>
     </w:p>
     <w:p>
       <w:pPr>
@@ -11463,33 +8927,11 @@
         <w:spacing w:before="120" w:after="60" w:line="360" w:lineRule="auto"/>
         <w:jc w:val="both"/>
       </w:pPr>
-      <w:proofErr w:type="spellStart"/>
       <w:r>
         <w:rPr>
           <w:color w:val="000000"/>
         </w:rPr>
-        <w:t>Cormen</w:t>
-      </w:r>
-      <w:proofErr w:type="spellEnd"/>
-      <w:r>
-        <w:rPr>
-          <w:color w:val="000000"/>
-        </w:rPr>
-        <w:t xml:space="preserve">, T. H., </w:t>
-      </w:r>
-      <w:proofErr w:type="spellStart"/>
-      <w:r>
-        <w:rPr>
-          <w:color w:val="000000"/>
-        </w:rPr>
-        <w:t>Leiserson</w:t>
-      </w:r>
-      <w:proofErr w:type="spellEnd"/>
-      <w:r>
-        <w:rPr>
-          <w:color w:val="000000"/>
-        </w:rPr>
-        <w:t>, C. E., Rivest, R. L., &amp; Stein, C. (2009). Introduction to Algorithms (3rd ed.). MIT Press.</w:t>
+        <w:t>Cormen, T. H., Leiserson, C. E., Rivest, R. L., &amp; Stein, C. (2009). Introduction to Algorithms (3rd ed.). MIT Press.</w:t>
       </w:r>
     </w:p>
     <w:p>
@@ -11502,19 +8944,11 @@
         <w:spacing w:before="120" w:after="60" w:line="360" w:lineRule="auto"/>
         <w:jc w:val="both"/>
       </w:pPr>
-      <w:proofErr w:type="spellStart"/>
       <w:r>
         <w:rPr>
           <w:color w:val="000000"/>
         </w:rPr>
-        <w:t>GeeksforGeeks</w:t>
-      </w:r>
-      <w:proofErr w:type="spellEnd"/>
-      <w:r>
-        <w:rPr>
-          <w:color w:val="000000"/>
-        </w:rPr>
-        <w:t xml:space="preserve">. (2026). Introduction to Divide and Conquer Algorithm. </w:t>
+        <w:t xml:space="preserve">GeeksforGeeks. (2026). Introduction to Divide and Conquer Algorithm. </w:t>
       </w:r>
       <w:hyperlink r:id="rId11" w:history="1">
         <w:r>
@@ -11539,7 +8973,6 @@
         <w:rPr>
           <w:color w:val="000000"/>
         </w:rPr>
-        <w:lastRenderedPageBreak/>
         <w:t xml:space="preserve">Wikipedia Contributors. (2026). Divide-and-conquer algorithm. Wikipedia. </w:t>
       </w:r>
       <w:hyperlink r:id="rId12" w:history="1">
@@ -11547,19 +8980,7 @@
           <w:rPr>
             <w:rStyle w:val="Hyperlink"/>
           </w:rPr>
-          <w:t>https://en.wikipedia.org/wiki/Divide-an</w:t>
-        </w:r>
-        <w:r>
-          <w:rPr>
-            <w:rStyle w:val="Hyperlink"/>
-          </w:rPr>
-          <w:t>d</w:t>
-        </w:r>
-        <w:r>
-          <w:rPr>
-            <w:rStyle w:val="Hyperlink"/>
-          </w:rPr>
-          <w:t>-conquer_algorithm</w:t>
+          <w:t>https://en.wikipedia.org/wiki/Divide-and-conquer_algorithm</w:t>
         </w:r>
       </w:hyperlink>
     </w:p>
@@ -11584,19 +9005,7 @@
           <w:rPr>
             <w:rStyle w:val="Hyperlink"/>
           </w:rPr>
-          <w:t>https://people.eecs.berkeley.edu/~vazira</w:t>
-        </w:r>
-        <w:r>
-          <w:rPr>
-            <w:rStyle w:val="Hyperlink"/>
-          </w:rPr>
-          <w:t>n</w:t>
-        </w:r>
-        <w:r>
-          <w:rPr>
-            <w:rStyle w:val="Hyperlink"/>
-          </w:rPr>
-          <w:t>i/algorithms/chap2.pdf</w:t>
+          <w:t>https://people.eecs.berkeley.edu/~vazirani/algorithms/chap2.pdf</w:t>
         </w:r>
       </w:hyperlink>
     </w:p>
@@ -11613,7 +9022,7 @@
 </file>
 
 <file path=word/endnotes.xml><?xml version="1.0" encoding="utf-8"?>
-<w:endnotes xmlns:wpc="http://schemas.microsoft.com/office/word/2010/wordprocessingCanvas" xmlns:cx="http://schemas.microsoft.com/office/drawing/2014/chartex" xmlns:cx1="http://schemas.microsoft.com/office/drawing/2015/9/8/chartex" xmlns:cx2="http://schemas.microsoft.com/office/drawing/2015/10/21/chartex" xmlns:cx3="http://schemas.microsoft.com/office/drawing/2016/5/9/chartex" xmlns:cx4="http://schemas.microsoft.com/office/drawing/2016/5/10/chartex" xmlns:cx5="http://schemas.microsoft.com/office/drawing/2016/5/11/chartex" xmlns:cx6="http://schemas.microsoft.com/office/drawing/2016/5/12/chartex" xmlns:cx7="http://schemas.microsoft.com/office/drawing/2016/5/13/chartex" xmlns:cx8="http://schemas.microsoft.com/office/drawing/2016/5/14/chartex" xmlns:mc="http://schemas.openxmlformats.org/markup-compatibility/2006" xmlns:aink="http://schemas.microsoft.com/office/drawing/2016/ink" xmlns:am3d="http://schemas.microsoft.com/office/drawing/2017/model3d" xmlns:o="urn:schemas-microsoft-com:office:office" xmlns:oel="http://schemas.microsoft.com/office/2019/extlst" xmlns:r="http://schemas.openxmlformats.org/officeDocument/2006/relationships" xmlns:m="http://schemas.openxmlformats.org/officeDocument/2006/math" xmlns:v="urn:schemas-microsoft-com:vml" xmlns:wp14="http://schemas.microsoft.com/office/word/2010/wordprocessingDrawing" xmlns:wp="http://schemas.openxmlformats.org/drawingml/2006/wordprocessingDrawing" xmlns:w10="urn:schemas-microsoft-com:office:word" xmlns:w="http://schemas.openxmlformats.org/wordprocessingml/2006/main" xmlns:w14="http://schemas.microsoft.com/office/word/2010/wordml" xmlns:w15="http://schemas.microsoft.com/office/word/2012/wordml" xmlns:w16cex="http://schemas.microsoft.com/office/word/2018/wordml/cex" xmlns:w16cid="http://schemas.microsoft.com/office/word/2016/wordml/cid" xmlns:w16="http://schemas.microsoft.com/office/word/2018/wordml" xmlns:w16du="http://schemas.microsoft.com/office/word/2023/wordml/word16du" xmlns:w16sdtdh="http://schemas.microsoft.com/office/word/2020/wordml/sdtdatahash" xmlns:w16sdtfl="http://schemas.microsoft.com/office/word/2024/wordml/sdtformatlock" xmlns:w16se="http://schemas.microsoft.com/office/word/2015/wordml/symex" xmlns:wpg="http://schemas.microsoft.com/office/word/2010/wordprocessingGroup" xmlns:wpi="http://schemas.microsoft.com/office/word/2010/wordprocessingInk" xmlns:wne="http://schemas.microsoft.com/office/word/2006/wordml" xmlns:wps="http://schemas.microsoft.com/office/word/2010/wordprocessingShape" mc:Ignorable="w14 w15 w16se w16cid w16 w16cex w16sdtdh w16sdtfl w16du wp14">
+<w:endnotes xmlns:wpc="http://schemas.microsoft.com/office/word/2010/wordprocessingCanvas" xmlns:cx="http://schemas.microsoft.com/office/drawing/2014/chartex" xmlns:cx1="http://schemas.microsoft.com/office/drawing/2015/9/8/chartex" xmlns:cx2="http://schemas.microsoft.com/office/drawing/2015/10/21/chartex" xmlns:cx3="http://schemas.microsoft.com/office/drawing/2016/5/9/chartex" xmlns:cx4="http://schemas.microsoft.com/office/drawing/2016/5/10/chartex" xmlns:cx5="http://schemas.microsoft.com/office/drawing/2016/5/11/chartex" xmlns:cx6="http://schemas.microsoft.com/office/drawing/2016/5/12/chartex" xmlns:cx7="http://schemas.microsoft.com/office/drawing/2016/5/13/chartex" xmlns:cx8="http://schemas.microsoft.com/office/drawing/2016/5/14/chartex" xmlns:mc="http://schemas.openxmlformats.org/markup-compatibility/2006" xmlns:aink="http://schemas.microsoft.com/office/drawing/2016/ink" xmlns:am3d="http://schemas.microsoft.com/office/drawing/2017/model3d" xmlns:o="urn:schemas-microsoft-com:office:office" xmlns:oel="http://schemas.microsoft.com/office/2019/extlst" xmlns:r="http://schemas.openxmlformats.org/officeDocument/2006/relationships" xmlns:m="http://schemas.openxmlformats.org/officeDocument/2006/math" xmlns:v="urn:schemas-microsoft-com:vml" xmlns:wp14="http://schemas.microsoft.com/office/word/2010/wordprocessingDrawing" xmlns:wp="http://schemas.openxmlformats.org/drawingml/2006/wordprocessingDrawing" xmlns:w10="urn:schemas-microsoft-com:office:word" xmlns:w="http://schemas.openxmlformats.org/wordprocessingml/2006/main" xmlns:w14="http://schemas.microsoft.com/office/word/2010/wordml" xmlns:w15="http://schemas.microsoft.com/office/word/2012/wordml" xmlns:w16cex="http://schemas.microsoft.com/office/word/2018/wordml/cex" xmlns:w16cid="http://schemas.microsoft.com/office/word/2016/wordml/cid" xmlns:w16="http://schemas.microsoft.com/office/word/2018/wordml" xmlns:w16du="http://schemas.microsoft.com/office/word/2023/wordml/word16du" xmlns:w16sdtdh="http://schemas.microsoft.com/office/word/2020/wordml/sdtdatahash" xmlns:w16se="http://schemas.microsoft.com/office/word/2015/wordml/symex" xmlns:wpg="http://schemas.microsoft.com/office/word/2010/wordprocessingGroup" xmlns:wpi="http://schemas.microsoft.com/office/word/2010/wordprocessingInk" xmlns:wne="http://schemas.microsoft.com/office/word/2006/wordml" xmlns:wps="http://schemas.microsoft.com/office/word/2010/wordprocessingShape" mc:Ignorable="w14 w15 w16se w16cid w16 w16cex w16sdtdh wp14">
   <w:endnote w:type="separator" w:id="-1">
     <w:p>
       <w:r>
@@ -11632,7 +9041,7 @@
 </file>
 
 <file path=word/footer1.xml><?xml version="1.0" encoding="utf-8"?>
-<w:ftr xmlns:wpc="http://schemas.microsoft.com/office/word/2010/wordprocessingCanvas" xmlns:cx="http://schemas.microsoft.com/office/drawing/2014/chartex" xmlns:cx1="http://schemas.microsoft.com/office/drawing/2015/9/8/chartex" xmlns:cx2="http://schemas.microsoft.com/office/drawing/2015/10/21/chartex" xmlns:cx3="http://schemas.microsoft.com/office/drawing/2016/5/9/chartex" xmlns:cx4="http://schemas.microsoft.com/office/drawing/2016/5/10/chartex" xmlns:cx5="http://schemas.microsoft.com/office/drawing/2016/5/11/chartex" xmlns:cx6="http://schemas.microsoft.com/office/drawing/2016/5/12/chartex" xmlns:cx7="http://schemas.microsoft.com/office/drawing/2016/5/13/chartex" xmlns:cx8="http://schemas.microsoft.com/office/drawing/2016/5/14/chartex" xmlns:mc="http://schemas.openxmlformats.org/markup-compatibility/2006" xmlns:aink="http://schemas.microsoft.com/office/drawing/2016/ink" xmlns:am3d="http://schemas.microsoft.com/office/drawing/2017/model3d" xmlns:o="urn:schemas-microsoft-com:office:office" xmlns:oel="http://schemas.microsoft.com/office/2019/extlst" xmlns:r="http://schemas.openxmlformats.org/officeDocument/2006/relationships" xmlns:m="http://schemas.openxmlformats.org/officeDocument/2006/math" xmlns:v="urn:schemas-microsoft-com:vml" xmlns:wp14="http://schemas.microsoft.com/office/word/2010/wordprocessingDrawing" xmlns:wp="http://schemas.openxmlformats.org/drawingml/2006/wordprocessingDrawing" xmlns:w10="urn:schemas-microsoft-com:office:word" xmlns:w="http://schemas.openxmlformats.org/wordprocessingml/2006/main" xmlns:w14="http://schemas.microsoft.com/office/word/2010/wordml" xmlns:w15="http://schemas.microsoft.com/office/word/2012/wordml" xmlns:w16cex="http://schemas.microsoft.com/office/word/2018/wordml/cex" xmlns:w16cid="http://schemas.microsoft.com/office/word/2016/wordml/cid" xmlns:w16="http://schemas.microsoft.com/office/word/2018/wordml" xmlns:w16du="http://schemas.microsoft.com/office/word/2023/wordml/word16du" xmlns:w16sdtdh="http://schemas.microsoft.com/office/word/2020/wordml/sdtdatahash" xmlns:w16sdtfl="http://schemas.microsoft.com/office/word/2024/wordml/sdtformatlock" xmlns:w16se="http://schemas.microsoft.com/office/word/2015/wordml/symex" xmlns:wpg="http://schemas.microsoft.com/office/word/2010/wordprocessingGroup" xmlns:wpi="http://schemas.microsoft.com/office/word/2010/wordprocessingInk" xmlns:wne="http://schemas.microsoft.com/office/word/2006/wordml" xmlns:wps="http://schemas.microsoft.com/office/word/2010/wordprocessingShape" mc:Ignorable="w14 w15 w16se w16cid w16 w16cex w16sdtdh w16sdtfl w16du wp14">
+<w:ftr xmlns:wpc="http://schemas.microsoft.com/office/word/2010/wordprocessingCanvas" xmlns:cx="http://schemas.microsoft.com/office/drawing/2014/chartex" xmlns:cx1="http://schemas.microsoft.com/office/drawing/2015/9/8/chartex" xmlns:cx2="http://schemas.microsoft.com/office/drawing/2015/10/21/chartex" xmlns:cx3="http://schemas.microsoft.com/office/drawing/2016/5/9/chartex" xmlns:cx4="http://schemas.microsoft.com/office/drawing/2016/5/10/chartex" xmlns:cx5="http://schemas.microsoft.com/office/drawing/2016/5/11/chartex" xmlns:cx6="http://schemas.microsoft.com/office/drawing/2016/5/12/chartex" xmlns:cx7="http://schemas.microsoft.com/office/drawing/2016/5/13/chartex" xmlns:cx8="http://schemas.microsoft.com/office/drawing/2016/5/14/chartex" xmlns:mc="http://schemas.openxmlformats.org/markup-compatibility/2006" xmlns:aink="http://schemas.microsoft.com/office/drawing/2016/ink" xmlns:am3d="http://schemas.microsoft.com/office/drawing/2017/model3d" xmlns:o="urn:schemas-microsoft-com:office:office" xmlns:oel="http://schemas.microsoft.com/office/2019/extlst" xmlns:r="http://schemas.openxmlformats.org/officeDocument/2006/relationships" xmlns:m="http://schemas.openxmlformats.org/officeDocument/2006/math" xmlns:v="urn:schemas-microsoft-com:vml" xmlns:wp14="http://schemas.microsoft.com/office/word/2010/wordprocessingDrawing" xmlns:wp="http://schemas.openxmlformats.org/drawingml/2006/wordprocessingDrawing" xmlns:w10="urn:schemas-microsoft-com:office:word" xmlns:w="http://schemas.openxmlformats.org/wordprocessingml/2006/main" xmlns:w14="http://schemas.microsoft.com/office/word/2010/wordml" xmlns:w15="http://schemas.microsoft.com/office/word/2012/wordml" xmlns:w16cex="http://schemas.microsoft.com/office/word/2018/wordml/cex" xmlns:w16cid="http://schemas.microsoft.com/office/word/2016/wordml/cid" xmlns:w16="http://schemas.microsoft.com/office/word/2018/wordml" xmlns:w16du="http://schemas.microsoft.com/office/word/2023/wordml/word16du" xmlns:w16sdtdh="http://schemas.microsoft.com/office/word/2020/wordml/sdtdatahash" xmlns:w16se="http://schemas.microsoft.com/office/word/2015/wordml/symex" xmlns:wpg="http://schemas.microsoft.com/office/word/2010/wordprocessingGroup" xmlns:wpi="http://schemas.microsoft.com/office/word/2010/wordprocessingInk" xmlns:wne="http://schemas.microsoft.com/office/word/2006/wordml" xmlns:wps="http://schemas.microsoft.com/office/word/2010/wordprocessingShape" mc:Ignorable="w14 w15 w16se w16cid w16 w16cex w16sdtdh wp14">
   <w:p>
     <w:pPr>
       <w:pBdr>
@@ -11640,110 +9049,12 @@
       </w:pBdr>
       <w:jc w:val="center"/>
     </w:pPr>
-    <w:r>
-      <w:rPr>
-        <w:color w:val="555555"/>
-        <w:sz w:val="20"/>
-        <w:szCs w:val="20"/>
-      </w:rPr>
-      <w:t xml:space="preserve">Page </w:t>
-    </w:r>
-    <w:r>
-      <w:rPr>
-        <w:color w:val="555555"/>
-        <w:sz w:val="20"/>
-        <w:szCs w:val="20"/>
-      </w:rPr>
-      <w:fldChar w:fldCharType="begin"/>
-    </w:r>
-    <w:r>
-      <w:rPr>
-        <w:color w:val="555555"/>
-        <w:sz w:val="20"/>
-        <w:szCs w:val="20"/>
-      </w:rPr>
-      <w:instrText>PAGE</w:instrText>
-    </w:r>
-    <w:r>
-      <w:rPr>
-        <w:color w:val="555555"/>
-        <w:sz w:val="20"/>
-        <w:szCs w:val="20"/>
-      </w:rPr>
-      <w:fldChar w:fldCharType="separate"/>
-    </w:r>
-    <w:r>
-      <w:rPr>
-        <w:noProof/>
-        <w:color w:val="555555"/>
-        <w:sz w:val="20"/>
-        <w:szCs w:val="20"/>
-      </w:rPr>
-      <w:t>1</w:t>
-    </w:r>
-    <w:r>
-      <w:rPr>
-        <w:color w:val="555555"/>
-        <w:sz w:val="20"/>
-        <w:szCs w:val="20"/>
-      </w:rPr>
-      <w:fldChar w:fldCharType="end"/>
-    </w:r>
-    <w:r>
-      <w:rPr>
-        <w:color w:val="555555"/>
-        <w:sz w:val="20"/>
-        <w:szCs w:val="20"/>
-      </w:rPr>
-      <w:t xml:space="preserve"> of </w:t>
-    </w:r>
-    <w:r>
-      <w:rPr>
-        <w:color w:val="555555"/>
-        <w:sz w:val="20"/>
-        <w:szCs w:val="20"/>
-      </w:rPr>
-      <w:fldChar w:fldCharType="begin"/>
-    </w:r>
-    <w:r>
-      <w:rPr>
-        <w:color w:val="555555"/>
-        <w:sz w:val="20"/>
-        <w:szCs w:val="20"/>
-      </w:rPr>
-      <w:instrText>NUMPAGES</w:instrText>
-    </w:r>
-    <w:r>
-      <w:rPr>
-        <w:color w:val="555555"/>
-        <w:sz w:val="20"/>
-        <w:szCs w:val="20"/>
-      </w:rPr>
-      <w:fldChar w:fldCharType="separate"/>
-    </w:r>
-    <w:r>
-      <w:rPr>
-        <w:noProof/>
-        <w:color w:val="555555"/>
-        <w:sz w:val="20"/>
-        <w:szCs w:val="20"/>
-      </w:rPr>
-      <w:t>1</w:t>
-    </w:r>
-    <w:r>
-      <w:rPr>
-        <w:color w:val="555555"/>
-        <w:sz w:val="20"/>
-        <w:szCs w:val="20"/>
-      </w:rPr>
-      <w:fldChar w:fldCharType="end"/>
-    </w:r>
   </w:p>
 </w:ftr>
 </file>
 
 <file path=word/footnotes.xml><?xml version="1.0" encoding="utf-8"?>
-<w:footnotes xmlns:wpc="http://schemas.microsoft.com/office/word/2010/wordprocessingCanvas" xmlns:cx="http://schemas.microsoft.com/office/drawing/2014/chartex" xmlns:cx1="http://schemas.microsoft.com/office/drawing/2015/9/8/chartex" xmlns:cx2="http://schemas.microsoft.com/office/drawing/2015/10/21/chartex" xmlns:cx3="http://schemas.microsoft.com/office/drawing/2016/5/9/chartex" xmlns:cx4="http://schemas.microsoft.com/office/drawing/2016/5/10/chartex" xmlns:cx5="http://schemas.microsoft.com/office/drawing/2016/5/11/chartex" xmlns:cx6="http://schemas.microsoft.com/office/drawing/2016/5/12/chartex" xmlns:cx7="http://schemas.microsoft.com/office/drawing/2016/5/13/chartex" xmlns:cx8="http://schemas.microsoft.com/office/drawing/2016/5/14/chartex" xmlns:mc="http://schemas.openxmlformats.org/markup-compatibility/2006" xmlns:aink="http://schemas.microsoft.com/office/drawing/2016/ink" xmlns:am3d="http://schemas.microsoft.com/office/drawing/2017/model3d" xmlns:o="urn:schemas-microsoft-com:office:office" xmlns:oel="http://schemas.microsoft.com/office/2019/extlst" xmlns:r="http://schemas.openxmlformats.org/officeDocument/2006/relationships" xmlns:m="http://schemas.openxmlformats.org/officeDocument/2006/math" xmlns:v="urn:schemas-microsoft-com:vml" xmlns:wp14="http://schemas.microsoft.com/office/word/2010/wordprocessingDrawing" xmlns:wp="http://schemas.openxmlformats.org/drawingml/2006/wordprocessingDrawing" xmlns:w10="urn:schemas-microsoft-com:office:word" xmlns:w="http://schemas.openxmlformats.org/wordprocessingml/2006/main" xmlns:w14="http://schemas.microsoft.com/office/word/2010/wordml" xmlns:w15="http://schemas.microsoft.com/office/word/2012/wordml" xmlns:w16cex="http://schemas.microsoft.com/office/word/2018/wordml/cex" xmlns:w16cid="http://schemas.microsoft.com/office/word/2016/wordml/cid" xmlns:w16="http://schemas.microsoft.com/office/word/2018/wordml" xmlns:w16du="http://schemas.microsoft.com/office/word/2023/wordml/word16du" xmlns:w16sdtdh="http://schemas.microsoft.com/office/word/2020/wordml/sdtdatahash" xmlns:w16sdtfl="http://schemas.microsoft.com/office/word/2024/wordml/sdtformatlock" xmlns:w16se="http://schemas.microsoft.com/office/word/2015/wordml/symex" xmlns:wpg="http://schemas.microsoft.com/office/word/2010/wordprocessingGroup" xmlns:wpi="http://schemas.microsoft.com/office/word/2010/wordprocessingInk" xmlns:wne="http://schemas.microsoft.com/office/word/2006/wordml" xmlns:wps="http://schemas.microsoft.com/office/word/2010/wordprocessingShape" mc:Ignorable="w14 w15 w16se w16cid w16 w16cex w16sdtdh w16sdtfl w16du wp14">
+<w:footnotes xmlns:wpc="http://schemas.microsoft.com/office/word/2010/wordprocessingCanvas" xmlns:cx="http://schemas.microsoft.com/office/drawing/2014/chartex" xmlns:cx1="http://schemas.microsoft.com/office/drawing/2015/9/8/chartex" xmlns:cx2="http://schemas.microsoft.com/office/drawing/2015/10/21/chartex" xmlns:cx3="http://schemas.microsoft.com/office/drawing/2016/5/9/chartex" xmlns:cx4="http://schemas.microsoft.com/office/drawing/2016/5/10/chartex" xmlns:cx5="http://schemas.microsoft.com/office/drawing/2016/5/11/chartex" xmlns:cx6="http://schemas.microsoft.com/office/drawing/2016/5/12/chartex" xmlns:cx7="http://schemas.microsoft.com/office/drawing/2016/5/13/chartex" xmlns:cx8="http://schemas.microsoft.com/office/drawing/2016/5/14/chartex" xmlns:mc="http://schemas.openxmlformats.org/markup-compatibility/2006" xmlns:aink="http://schemas.microsoft.com/office/drawing/2016/ink" xmlns:am3d="http://schemas.microsoft.com/office/drawing/2017/model3d" xmlns:o="urn:schemas-microsoft-com:office:office" xmlns:oel="http://schemas.microsoft.com/office/2019/extlst" xmlns:r="http://schemas.openxmlformats.org/officeDocument/2006/relationships" xmlns:m="http://schemas.openxmlformats.org/officeDocument/2006/math" xmlns:v="urn:schemas-microsoft-com:vml" xmlns:wp14="http://schemas.microsoft.com/office/word/2010/wordprocessingDrawing" xmlns:wp="http://schemas.openxmlformats.org/drawingml/2006/wordprocessingDrawing" xmlns:w10="urn:schemas-microsoft-com:office:word" xmlns:w="http://schemas.openxmlformats.org/wordprocessingml/2006/main" xmlns:w14="http://schemas.microsoft.com/office/word/2010/wordml" xmlns:w15="http://schemas.microsoft.com/office/word/2012/wordml" xmlns:w16cex="http://schemas.microsoft.com/office/word/2018/wordml/cex" xmlns:w16cid="http://schemas.microsoft.com/office/word/2016/wordml/cid" xmlns:w16="http://schemas.microsoft.com/office/word/2018/wordml" xmlns:w16du="http://schemas.microsoft.com/office/word/2023/wordml/word16du" xmlns:w16sdtdh="http://schemas.microsoft.com/office/word/2020/wordml/sdtdatahash" xmlns:w16se="http://schemas.microsoft.com/office/word/2015/wordml/symex" xmlns:wpg="http://schemas.microsoft.com/office/word/2010/wordprocessingGroup" xmlns:wpi="http://schemas.microsoft.com/office/word/2010/wordprocessingInk" xmlns:wne="http://schemas.microsoft.com/office/word/2006/wordml" xmlns:wps="http://schemas.microsoft.com/office/word/2010/wordprocessingShape" mc:Ignorable="w14 w15 w16se w16cid w16 w16cex w16sdtdh wp14">
   <w:footnote w:type="separator" w:id="-1">
     <w:p>
       <w:r>
@@ -11762,7 +9073,7 @@
 </file>
 
 <file path=word/header1.xml><?xml version="1.0" encoding="utf-8"?>
-<w:hdr xmlns:wpc="http://schemas.microsoft.com/office/word/2010/wordprocessingCanvas" xmlns:cx="http://schemas.microsoft.com/office/drawing/2014/chartex" xmlns:cx1="http://schemas.microsoft.com/office/drawing/2015/9/8/chartex" xmlns:cx2="http://schemas.microsoft.com/office/drawing/2015/10/21/chartex" xmlns:cx3="http://schemas.microsoft.com/office/drawing/2016/5/9/chartex" xmlns:cx4="http://schemas.microsoft.com/office/drawing/2016/5/10/chartex" xmlns:cx5="http://schemas.microsoft.com/office/drawing/2016/5/11/chartex" xmlns:cx6="http://schemas.microsoft.com/office/drawing/2016/5/12/chartex" xmlns:cx7="http://schemas.microsoft.com/office/drawing/2016/5/13/chartex" xmlns:cx8="http://schemas.microsoft.com/office/drawing/2016/5/14/chartex" xmlns:mc="http://schemas.openxmlformats.org/markup-compatibility/2006" xmlns:aink="http://schemas.microsoft.com/office/drawing/2016/ink" xmlns:am3d="http://schemas.microsoft.com/office/drawing/2017/model3d" xmlns:o="urn:schemas-microsoft-com:office:office" xmlns:oel="http://schemas.microsoft.com/office/2019/extlst" xmlns:r="http://schemas.openxmlformats.org/officeDocument/2006/relationships" xmlns:m="http://schemas.openxmlformats.org/officeDocument/2006/math" xmlns:v="urn:schemas-microsoft-com:vml" xmlns:wp14="http://schemas.microsoft.com/office/word/2010/wordprocessingDrawing" xmlns:wp="http://schemas.openxmlformats.org/drawingml/2006/wordprocessingDrawing" xmlns:w10="urn:schemas-microsoft-com:office:word" xmlns:w="http://schemas.openxmlformats.org/wordprocessingml/2006/main" xmlns:w14="http://schemas.microsoft.com/office/word/2010/wordml" xmlns:w15="http://schemas.microsoft.com/office/word/2012/wordml" xmlns:w16cex="http://schemas.microsoft.com/office/word/2018/wordml/cex" xmlns:w16cid="http://schemas.microsoft.com/office/word/2016/wordml/cid" xmlns:w16="http://schemas.microsoft.com/office/word/2018/wordml" xmlns:w16du="http://schemas.microsoft.com/office/word/2023/wordml/word16du" xmlns:w16sdtdh="http://schemas.microsoft.com/office/word/2020/wordml/sdtdatahash" xmlns:w16sdtfl="http://schemas.microsoft.com/office/word/2024/wordml/sdtformatlock" xmlns:w16se="http://schemas.microsoft.com/office/word/2015/wordml/symex" xmlns:wpg="http://schemas.microsoft.com/office/word/2010/wordprocessingGroup" xmlns:wpi="http://schemas.microsoft.com/office/word/2010/wordprocessingInk" xmlns:wne="http://schemas.microsoft.com/office/word/2006/wordml" xmlns:wps="http://schemas.microsoft.com/office/word/2010/wordprocessingShape" mc:Ignorable="w14 w15 w16se w16cid w16 w16cex w16sdtdh w16sdtfl w16du wp14">
+<w:hdr xmlns:wpc="http://schemas.microsoft.com/office/word/2010/wordprocessingCanvas" xmlns:cx="http://schemas.microsoft.com/office/drawing/2014/chartex" xmlns:cx1="http://schemas.microsoft.com/office/drawing/2015/9/8/chartex" xmlns:cx2="http://schemas.microsoft.com/office/drawing/2015/10/21/chartex" xmlns:cx3="http://schemas.microsoft.com/office/drawing/2016/5/9/chartex" xmlns:cx4="http://schemas.microsoft.com/office/drawing/2016/5/10/chartex" xmlns:cx5="http://schemas.microsoft.com/office/drawing/2016/5/11/chartex" xmlns:cx6="http://schemas.microsoft.com/office/drawing/2016/5/12/chartex" xmlns:cx7="http://schemas.microsoft.com/office/drawing/2016/5/13/chartex" xmlns:cx8="http://schemas.microsoft.com/office/drawing/2016/5/14/chartex" xmlns:mc="http://schemas.openxmlformats.org/markup-compatibility/2006" xmlns:aink="http://schemas.microsoft.com/office/drawing/2016/ink" xmlns:am3d="http://schemas.microsoft.com/office/drawing/2017/model3d" xmlns:o="urn:schemas-microsoft-com:office:office" xmlns:oel="http://schemas.microsoft.com/office/2019/extlst" xmlns:r="http://schemas.openxmlformats.org/officeDocument/2006/relationships" xmlns:m="http://schemas.openxmlformats.org/officeDocument/2006/math" xmlns:v="urn:schemas-microsoft-com:vml" xmlns:wp14="http://schemas.microsoft.com/office/word/2010/wordprocessingDrawing" xmlns:wp="http://schemas.openxmlformats.org/drawingml/2006/wordprocessingDrawing" xmlns:w10="urn:schemas-microsoft-com:office:word" xmlns:w="http://schemas.openxmlformats.org/wordprocessingml/2006/main" xmlns:w14="http://schemas.microsoft.com/office/word/2010/wordml" xmlns:w15="http://schemas.microsoft.com/office/word/2012/wordml" xmlns:w16cex="http://schemas.microsoft.com/office/word/2018/wordml/cex" xmlns:w16cid="http://schemas.microsoft.com/office/word/2016/wordml/cid" xmlns:w16="http://schemas.microsoft.com/office/word/2018/wordml" xmlns:w16du="http://schemas.microsoft.com/office/word/2023/wordml/word16du" xmlns:w16sdtdh="http://schemas.microsoft.com/office/word/2020/wordml/sdtdatahash" xmlns:w16se="http://schemas.microsoft.com/office/word/2015/wordml/symex" xmlns:wpg="http://schemas.microsoft.com/office/word/2010/wordprocessingGroup" xmlns:wpi="http://schemas.microsoft.com/office/word/2010/wordprocessingInk" xmlns:wne="http://schemas.microsoft.com/office/word/2006/wordml" xmlns:wps="http://schemas.microsoft.com/office/word/2010/wordprocessingShape" mc:Ignorable="w14 w15 w16se w16cid w16 w16cex w16sdtdh wp14">
   <w:p>
     <w:pPr>
       <w:pBdr>
@@ -11770,20 +9081,12 @@
       </w:pBdr>
       <w:jc w:val="right"/>
     </w:pPr>
-    <w:r>
-      <w:rPr>
-        <w:color w:val="555555"/>
-        <w:sz w:val="20"/>
-        <w:szCs w:val="20"/>
-      </w:rPr>
-      <w:t>CSE245 – Task 5: Moving Target Problem</w:t>
-    </w:r>
   </w:p>
 </w:hdr>
 </file>
 
 <file path=word/numbering.xml><?xml version="1.0" encoding="utf-8"?>
-<w:numbering xmlns:wpc="http://schemas.microsoft.com/office/word/2010/wordprocessingCanvas" xmlns:cx="http://schemas.microsoft.com/office/drawing/2014/chartex" xmlns:cx1="http://schemas.microsoft.com/office/drawing/2015/9/8/chartex" xmlns:cx2="http://schemas.microsoft.com/office/drawing/2015/10/21/chartex" xmlns:cx3="http://schemas.microsoft.com/office/drawing/2016/5/9/chartex" xmlns:cx4="http://schemas.microsoft.com/office/drawing/2016/5/10/chartex" xmlns:cx5="http://schemas.microsoft.com/office/drawing/2016/5/11/chartex" xmlns:cx6="http://schemas.microsoft.com/office/drawing/2016/5/12/chartex" xmlns:cx7="http://schemas.microsoft.com/office/drawing/2016/5/13/chartex" xmlns:cx8="http://schemas.microsoft.com/office/drawing/2016/5/14/chartex" xmlns:mc="http://schemas.openxmlformats.org/markup-compatibility/2006" xmlns:aink="http://schemas.microsoft.com/office/drawing/2016/ink" xmlns:am3d="http://schemas.microsoft.com/office/drawing/2017/model3d" xmlns:o="urn:schemas-microsoft-com:office:office" xmlns:oel="http://schemas.microsoft.com/office/2019/extlst" xmlns:r="http://schemas.openxmlformats.org/officeDocument/2006/relationships" xmlns:m="http://schemas.openxmlformats.org/officeDocument/2006/math" xmlns:v="urn:schemas-microsoft-com:vml" xmlns:wp14="http://schemas.microsoft.com/office/word/2010/wordprocessingDrawing" xmlns:wp="http://schemas.openxmlformats.org/drawingml/2006/wordprocessingDrawing" xmlns:w10="urn:schemas-microsoft-com:office:word" xmlns:w="http://schemas.openxmlformats.org/wordprocessingml/2006/main" xmlns:w14="http://schemas.microsoft.com/office/word/2010/wordml" xmlns:w15="http://schemas.microsoft.com/office/word/2012/wordml" xmlns:w16cex="http://schemas.microsoft.com/office/word/2018/wordml/cex" xmlns:w16cid="http://schemas.microsoft.com/office/word/2016/wordml/cid" xmlns:w16="http://schemas.microsoft.com/office/word/2018/wordml" xmlns:w16du="http://schemas.microsoft.com/office/word/2023/wordml/word16du" xmlns:w16sdtdh="http://schemas.microsoft.com/office/word/2020/wordml/sdtdatahash" xmlns:w16sdtfl="http://schemas.microsoft.com/office/word/2024/wordml/sdtformatlock" xmlns:w16se="http://schemas.microsoft.com/office/word/2015/wordml/symex" xmlns:wpg="http://schemas.microsoft.com/office/word/2010/wordprocessingGroup" xmlns:wpi="http://schemas.microsoft.com/office/word/2010/wordprocessingInk" xmlns:wne="http://schemas.microsoft.com/office/word/2006/wordml" xmlns:wps="http://schemas.microsoft.com/office/word/2010/wordprocessingShape" mc:Ignorable="w14 w15 w16se w16cid w16 w16cex w16sdtdh w16sdtfl w16du wp14">
+<w:numbering xmlns:wpc="http://schemas.microsoft.com/office/word/2010/wordprocessingCanvas" xmlns:cx="http://schemas.microsoft.com/office/drawing/2014/chartex" xmlns:cx1="http://schemas.microsoft.com/office/drawing/2015/9/8/chartex" xmlns:cx2="http://schemas.microsoft.com/office/drawing/2015/10/21/chartex" xmlns:cx3="http://schemas.microsoft.com/office/drawing/2016/5/9/chartex" xmlns:cx4="http://schemas.microsoft.com/office/drawing/2016/5/10/chartex" xmlns:cx5="http://schemas.microsoft.com/office/drawing/2016/5/11/chartex" xmlns:cx6="http://schemas.microsoft.com/office/drawing/2016/5/12/chartex" xmlns:cx7="http://schemas.microsoft.com/office/drawing/2016/5/13/chartex" xmlns:cx8="http://schemas.microsoft.com/office/drawing/2016/5/14/chartex" xmlns:mc="http://schemas.openxmlformats.org/markup-compatibility/2006" xmlns:aink="http://schemas.microsoft.com/office/drawing/2016/ink" xmlns:am3d="http://schemas.microsoft.com/office/drawing/2017/model3d" xmlns:o="urn:schemas-microsoft-com:office:office" xmlns:oel="http://schemas.microsoft.com/office/2019/extlst" xmlns:r="http://schemas.openxmlformats.org/officeDocument/2006/relationships" xmlns:m="http://schemas.openxmlformats.org/officeDocument/2006/math" xmlns:v="urn:schemas-microsoft-com:vml" xmlns:wp14="http://schemas.microsoft.com/office/word/2010/wordprocessingDrawing" xmlns:wp="http://schemas.openxmlformats.org/drawingml/2006/wordprocessingDrawing" xmlns:w10="urn:schemas-microsoft-com:office:word" xmlns:w="http://schemas.openxmlformats.org/wordprocessingml/2006/main" xmlns:w14="http://schemas.microsoft.com/office/word/2010/wordml" xmlns:w15="http://schemas.microsoft.com/office/word/2012/wordml" xmlns:w16cex="http://schemas.microsoft.com/office/word/2018/wordml/cex" xmlns:w16cid="http://schemas.microsoft.com/office/word/2016/wordml/cid" xmlns:w16="http://schemas.microsoft.com/office/word/2018/wordml" xmlns:w16du="http://schemas.microsoft.com/office/word/2023/wordml/word16du" xmlns:w16sdtdh="http://schemas.microsoft.com/office/word/2020/wordml/sdtdatahash" xmlns:w16se="http://schemas.microsoft.com/office/word/2015/wordml/symex" xmlns:wpg="http://schemas.microsoft.com/office/word/2010/wordprocessingGroup" xmlns:wpi="http://schemas.microsoft.com/office/word/2010/wordprocessingInk" xmlns:wne="http://schemas.microsoft.com/office/word/2006/wordml" xmlns:wps="http://schemas.microsoft.com/office/word/2010/wordprocessingShape" mc:Ignorable="w14 w15 w16se w16cid w16 w16cex w16sdtdh wp14">
   <w:abstractNum w:abstractNumId="0" w15:restartNumberingAfterBreak="0">
     <w:nsid w:val="17D154F0"/>
     <w:multiLevelType w:val="hybridMultilevel"/>
@@ -12000,7 +9303,7 @@
 </file>
 
 <file path=word/styles.xml><?xml version="1.0" encoding="utf-8"?>
-<w:styles xmlns:mc="http://schemas.openxmlformats.org/markup-compatibility/2006" xmlns:r="http://schemas.openxmlformats.org/officeDocument/2006/relationships" xmlns:w="http://schemas.openxmlformats.org/wordprocessingml/2006/main" xmlns:w14="http://schemas.microsoft.com/office/word/2010/wordml" xmlns:w15="http://schemas.microsoft.com/office/word/2012/wordml" xmlns:w16cex="http://schemas.microsoft.com/office/word/2018/wordml/cex" xmlns:w16cid="http://schemas.microsoft.com/office/word/2016/wordml/cid" xmlns:w16="http://schemas.microsoft.com/office/word/2018/wordml" xmlns:w16du="http://schemas.microsoft.com/office/word/2023/wordml/word16du" xmlns:w16sdtdh="http://schemas.microsoft.com/office/word/2020/wordml/sdtdatahash" xmlns:w16sdtfl="http://schemas.microsoft.com/office/word/2024/wordml/sdtformatlock" xmlns:w16se="http://schemas.microsoft.com/office/word/2015/wordml/symex" mc:Ignorable="w14 w15 w16se w16cid w16 w16cex w16sdtdh w16sdtfl w16du">
+<w:styles xmlns:mc="http://schemas.openxmlformats.org/markup-compatibility/2006" xmlns:r="http://schemas.openxmlformats.org/officeDocument/2006/relationships" xmlns:w="http://schemas.openxmlformats.org/wordprocessingml/2006/main" xmlns:w14="http://schemas.microsoft.com/office/word/2010/wordml" xmlns:w15="http://schemas.microsoft.com/office/word/2012/wordml" xmlns:w16cex="http://schemas.microsoft.com/office/word/2018/wordml/cex" xmlns:w16cid="http://schemas.microsoft.com/office/word/2016/wordml/cid" xmlns:w16="http://schemas.microsoft.com/office/word/2018/wordml" xmlns:w16sdtdh="http://schemas.microsoft.com/office/word/2020/wordml/sdtdatahash" xmlns:w16se="http://schemas.microsoft.com/office/word/2015/wordml/symex" mc:Ignorable="w14 w15 w16se w16cid w16 w16cex w16sdtdh">
   <w:docDefaults>
     <w:rPrDefault>
       <w:rPr>
@@ -12482,6 +9785,7 @@
   <w:style w:type="character" w:default="1" w:styleId="DefaultParagraphFont">
     <w:name w:val="Default Paragraph Font"/>
     <w:uiPriority w:val="1"/>
+    <w:semiHidden/>
     <w:unhideWhenUsed/>
   </w:style>
   <w:style w:type="table" w:default="1" w:styleId="TableNormal">
@@ -12664,6 +9968,48 @@
       <w:color w:val="96607D" w:themeColor="followedHyperlink"/>
       <w:u w:val="single"/>
     </w:rPr>
+  </w:style>
+  <w:style w:type="paragraph" w:styleId="Header">
+    <w:name w:val="header"/>
+    <w:basedOn w:val="Normal"/>
+    <w:link w:val="HeaderChar"/>
+    <w:uiPriority w:val="99"/>
+    <w:unhideWhenUsed/>
+    <w:rsid w:val="001D723C"/>
+    <w:pPr>
+      <w:tabs>
+        <w:tab w:val="center" w:pos="4320"/>
+        <w:tab w:val="right" w:pos="8640"/>
+      </w:tabs>
+    </w:pPr>
+  </w:style>
+  <w:style w:type="character" w:customStyle="1" w:styleId="HeaderChar">
+    <w:name w:val="Header Char"/>
+    <w:basedOn w:val="DefaultParagraphFont"/>
+    <w:link w:val="Header"/>
+    <w:uiPriority w:val="99"/>
+    <w:rsid w:val="001D723C"/>
+  </w:style>
+  <w:style w:type="paragraph" w:styleId="Footer">
+    <w:name w:val="footer"/>
+    <w:basedOn w:val="Normal"/>
+    <w:link w:val="FooterChar"/>
+    <w:uiPriority w:val="99"/>
+    <w:unhideWhenUsed/>
+    <w:rsid w:val="001D723C"/>
+    <w:pPr>
+      <w:tabs>
+        <w:tab w:val="center" w:pos="4320"/>
+        <w:tab w:val="right" w:pos="8640"/>
+      </w:tabs>
+    </w:pPr>
+  </w:style>
+  <w:style w:type="character" w:customStyle="1" w:styleId="FooterChar">
+    <w:name w:val="Footer Char"/>
+    <w:basedOn w:val="DefaultParagraphFont"/>
+    <w:link w:val="Footer"/>
+    <w:uiPriority w:val="99"/>
+    <w:rsid w:val="001D723C"/>
   </w:style>
 </w:styles>
 </file>

--- a/Report/Task 05_MovingTarget_Report.docx
+++ b/Report/Task 05_MovingTarget_Report.docx
@@ -25,7 +25,21 @@
         <w:rPr>
           <w:color w:val="000000"/>
         </w:rPr>
-        <w:t xml:space="preserve">A computer game has a shooter and a moving target. There are n &gt; 1 hiding spots located along a straight line. The shooter fires one shot at a time at any chosen hiding spot. The target is invisible — the shooter can never see it. </w:t>
+        <w:t xml:space="preserve">A computer game has a shooter and a moving target. There </w:t>
+      </w:r>
+      <w:proofErr w:type="gramStart"/>
+      <w:r>
+        <w:rPr>
+          <w:color w:val="000000"/>
+        </w:rPr>
+        <w:t>are</w:t>
+      </w:r>
+      <w:proofErr w:type="gramEnd"/>
+      <w:r>
+        <w:rPr>
+          <w:color w:val="000000"/>
+        </w:rPr>
+        <w:t xml:space="preserve"> n &gt; 1 hiding spots located along a straight line. The shooter fires one shot at a time at any chosen hiding spot. The target is invisible — the shooter can never see it. </w:t>
       </w:r>
     </w:p>
     <w:p>
@@ -66,7 +80,21 @@
         <w:rPr>
           <w:color w:val="000000"/>
         </w:rPr>
-        <w:t>There are n &gt; 1 hiding spots numbered 1 through n, arranged in a straight line.</w:t>
+        <w:t xml:space="preserve">There </w:t>
+      </w:r>
+      <w:proofErr w:type="gramStart"/>
+      <w:r>
+        <w:rPr>
+          <w:color w:val="000000"/>
+        </w:rPr>
+        <w:t>are</w:t>
+      </w:r>
+      <w:proofErr w:type="gramEnd"/>
+      <w:r>
+        <w:rPr>
+          <w:color w:val="000000"/>
+        </w:rPr>
+        <w:t xml:space="preserve"> n &gt; 1 hiding spots numbered 1 through n, arranged in a straight line.</w:t>
       </w:r>
     </w:p>
     <w:p>
@@ -117,7 +145,21 @@
         <w:rPr>
           <w:color w:val="000000"/>
         </w:rPr>
-        <w:t>The target's position is completely unknown to the shooter at all times.</w:t>
+        <w:t xml:space="preserve">The target's position </w:t>
+      </w:r>
+      <w:proofErr w:type="gramStart"/>
+      <w:r>
+        <w:rPr>
+          <w:color w:val="000000"/>
+        </w:rPr>
+        <w:t>is completely unknown to the shooter at all times</w:t>
+      </w:r>
+      <w:proofErr w:type="gramEnd"/>
+      <w:r>
+        <w:rPr>
+          <w:color w:val="000000"/>
+        </w:rPr>
+        <w:t>.</w:t>
       </w:r>
     </w:p>
     <w:p>
@@ -471,14 +513,9 @@
           <w:sz w:val="20"/>
           <w:szCs w:val="20"/>
         </w:rPr>
-        <w:t>FUNCTION hunt(low, high, sequence):</w:t>
-      </w:r>
-    </w:p>
-    <w:p>
-      <w:pPr>
-        <w:spacing w:before="120" w:after="120" w:line="276" w:lineRule="auto"/>
-        <w:ind w:left="720"/>
-      </w:pPr>
+        <w:t xml:space="preserve">FUNCTION </w:t>
+      </w:r>
+      <w:proofErr w:type="gramStart"/>
       <w:r>
         <w:rPr>
           <w:rFonts w:ascii="Courier New" w:eastAsia="Courier New" w:hAnsi="Courier New" w:cs="Courier New"/>
@@ -486,14 +523,9 @@
           <w:sz w:val="20"/>
           <w:szCs w:val="20"/>
         </w:rPr>
-        <w:t xml:space="preserve">    IF low &gt; high:</w:t>
-      </w:r>
-    </w:p>
-    <w:p>
-      <w:pPr>
-        <w:spacing w:before="120" w:after="120" w:line="276" w:lineRule="auto"/>
-        <w:ind w:left="720"/>
-      </w:pPr>
+        <w:t>hunt(</w:t>
+      </w:r>
+      <w:proofErr w:type="gramEnd"/>
       <w:r>
         <w:rPr>
           <w:rFonts w:ascii="Courier New" w:eastAsia="Courier New" w:hAnsi="Courier New" w:cs="Courier New"/>
@@ -501,7 +533,7 @@
           <w:sz w:val="20"/>
           <w:szCs w:val="20"/>
         </w:rPr>
-        <w:t xml:space="preserve">        RETURN                        // Base case: empty range</w:t>
+        <w:t>low, high, sequence):</w:t>
       </w:r>
     </w:p>
     <w:p>
@@ -516,7 +548,7 @@
           <w:sz w:val="20"/>
           <w:szCs w:val="20"/>
         </w:rPr>
-        <w:t xml:space="preserve">    IF low == high:</w:t>
+        <w:t xml:space="preserve">    IF low &gt; high:</w:t>
       </w:r>
     </w:p>
     <w:p>
@@ -531,7 +563,7 @@
           <w:sz w:val="20"/>
           <w:szCs w:val="20"/>
         </w:rPr>
-        <w:t xml:space="preserve">        APPEND low TO sequence</w:t>
+        <w:t xml:space="preserve">        RETURN                        // Base case: empty range</w:t>
       </w:r>
     </w:p>
     <w:p>
@@ -546,7 +578,7 @@
           <w:sz w:val="20"/>
           <w:szCs w:val="20"/>
         </w:rPr>
-        <w:t xml:space="preserve">        RETURN                        // Base case: single spot</w:t>
+        <w:t xml:space="preserve">    IF low == high:</w:t>
       </w:r>
     </w:p>
     <w:p>
@@ -561,14 +593,9 @@
           <w:sz w:val="20"/>
           <w:szCs w:val="20"/>
         </w:rPr>
-        <w:t xml:space="preserve">    mid = (low + high) / 2</w:t>
-      </w:r>
-    </w:p>
-    <w:p>
-      <w:pPr>
-        <w:spacing w:before="120" w:after="120" w:line="276" w:lineRule="auto"/>
-        <w:ind w:left="720"/>
-      </w:pPr>
+        <w:t xml:space="preserve">        APPEND low TO </w:t>
+      </w:r>
+      <w:proofErr w:type="gramStart"/>
       <w:r>
         <w:rPr>
           <w:rFonts w:ascii="Courier New" w:eastAsia="Courier New" w:hAnsi="Courier New" w:cs="Courier New"/>
@@ -576,8 +603,9 @@
           <w:sz w:val="20"/>
           <w:szCs w:val="20"/>
         </w:rPr>
-        <w:t xml:space="preserve">    hunt(low, mid, sequence)          // Conquer left half</w:t>
-      </w:r>
+        <w:t>sequence</w:t>
+      </w:r>
+      <w:proofErr w:type="gramEnd"/>
     </w:p>
     <w:p>
       <w:pPr>
@@ -591,7 +619,7 @@
           <w:sz w:val="20"/>
           <w:szCs w:val="20"/>
         </w:rPr>
-        <w:t xml:space="preserve">    hunt(mid+1, high, sequence)       // Conquer right half</w:t>
+        <w:t xml:space="preserve">        RETURN                        // Base case: single spot</w:t>
       </w:r>
     </w:p>
     <w:p>
@@ -606,14 +634,8 @@
           <w:sz w:val="20"/>
           <w:szCs w:val="20"/>
         </w:rPr>
-        <w:t xml:space="preserve">    // No explicit combine — results appended in order</w:t>
-      </w:r>
-    </w:p>
-    <w:p>
-      <w:pPr>
-        <w:spacing w:before="120" w:after="120" w:line="276" w:lineRule="auto"/>
-        <w:ind w:left="720"/>
-      </w:pPr>
+        <w:t xml:space="preserve">    mid = (low + high) / 2</w:t>
+      </w:r>
     </w:p>
     <w:p>
       <w:pPr>
@@ -627,14 +649,9 @@
           <w:sz w:val="20"/>
           <w:szCs w:val="20"/>
         </w:rPr>
-        <w:t>FUNCTION movingTarget(n):</w:t>
-      </w:r>
-    </w:p>
-    <w:p>
-      <w:pPr>
-        <w:spacing w:before="120" w:after="120" w:line="276" w:lineRule="auto"/>
-        <w:ind w:left="720"/>
-      </w:pPr>
+        <w:t xml:space="preserve">    </w:t>
+      </w:r>
+      <w:proofErr w:type="gramStart"/>
       <w:r>
         <w:rPr>
           <w:rFonts w:ascii="Courier New" w:eastAsia="Courier New" w:hAnsi="Courier New" w:cs="Courier New"/>
@@ -642,14 +659,9 @@
           <w:sz w:val="20"/>
           <w:szCs w:val="20"/>
         </w:rPr>
-        <w:t xml:space="preserve">    IF n == 2:</w:t>
-      </w:r>
-    </w:p>
-    <w:p>
-      <w:pPr>
-        <w:spacing w:before="120" w:after="120" w:line="276" w:lineRule="auto"/>
-        <w:ind w:left="720"/>
-      </w:pPr>
+        <w:t>hunt(</w:t>
+      </w:r>
+      <w:proofErr w:type="gramEnd"/>
       <w:r>
         <w:rPr>
           <w:rFonts w:ascii="Courier New" w:eastAsia="Courier New" w:hAnsi="Courier New" w:cs="Courier New"/>
@@ -657,7 +669,7 @@
           <w:sz w:val="20"/>
           <w:szCs w:val="20"/>
         </w:rPr>
-        <w:t xml:space="preserve">        PRINT "Shoot spot 1, then spot 1 again"</w:t>
+        <w:t>low, mid, sequence)          // Conquer left half</w:t>
       </w:r>
     </w:p>
     <w:p>
@@ -672,14 +684,9 @@
           <w:sz w:val="20"/>
           <w:szCs w:val="20"/>
         </w:rPr>
-        <w:t xml:space="preserve">        RETURN</w:t>
-      </w:r>
-    </w:p>
-    <w:p>
-      <w:pPr>
-        <w:spacing w:before="120" w:after="120" w:line="276" w:lineRule="auto"/>
-        <w:ind w:left="720"/>
-      </w:pPr>
+        <w:t xml:space="preserve">    </w:t>
+      </w:r>
+      <w:proofErr w:type="gramStart"/>
       <w:r>
         <w:rPr>
           <w:rFonts w:ascii="Courier New" w:eastAsia="Courier New" w:hAnsi="Courier New" w:cs="Courier New"/>
@@ -687,14 +694,9 @@
           <w:sz w:val="20"/>
           <w:szCs w:val="20"/>
         </w:rPr>
-        <w:t xml:space="preserve">    forwardSequence = []</w:t>
-      </w:r>
-    </w:p>
-    <w:p>
-      <w:pPr>
-        <w:spacing w:before="120" w:after="120" w:line="276" w:lineRule="auto"/>
-        <w:ind w:left="720"/>
-      </w:pPr>
+        <w:t>hunt(</w:t>
+      </w:r>
+      <w:proofErr w:type="gramEnd"/>
       <w:r>
         <w:rPr>
           <w:rFonts w:ascii="Courier New" w:eastAsia="Courier New" w:hAnsi="Courier New" w:cs="Courier New"/>
@@ -702,7 +704,7 @@
           <w:sz w:val="20"/>
           <w:szCs w:val="20"/>
         </w:rPr>
-        <w:t xml:space="preserve">    hunt(2, n-1, forwardSequence)    // D&amp;C on inner spots</w:t>
+        <w:t>mid+1, high, sequence)       // Conquer right half</w:t>
       </w:r>
     </w:p>
     <w:p>
@@ -717,8 +719,14 @@
           <w:sz w:val="20"/>
           <w:szCs w:val="20"/>
         </w:rPr>
-        <w:t xml:space="preserve">    backwardSequence = REVERSE(forwardSequence)</w:t>
-      </w:r>
+        <w:t xml:space="preserve">    // No explicit combine — results appended in order</w:t>
+      </w:r>
+    </w:p>
+    <w:p>
+      <w:pPr>
+        <w:spacing w:before="120" w:after="120" w:line="276" w:lineRule="auto"/>
+        <w:ind w:left="720"/>
+      </w:pPr>
     </w:p>
     <w:p>
       <w:pPr>
@@ -732,14 +740,9 @@
           <w:sz w:val="20"/>
           <w:szCs w:val="20"/>
         </w:rPr>
-        <w:t xml:space="preserve">    shots = forwardSequence + backwardSequence</w:t>
-      </w:r>
-    </w:p>
-    <w:p>
-      <w:pPr>
-        <w:spacing w:before="120" w:after="120" w:line="276" w:lineRule="auto"/>
-        <w:ind w:left="720"/>
-      </w:pPr>
+        <w:t xml:space="preserve">FUNCTION </w:t>
+      </w:r>
+      <w:proofErr w:type="spellStart"/>
       <w:r>
         <w:rPr>
           <w:rFonts w:ascii="Courier New" w:eastAsia="Courier New" w:hAnsi="Courier New" w:cs="Courier New"/>
@@ -747,14 +750,9 @@
           <w:sz w:val="20"/>
           <w:szCs w:val="20"/>
         </w:rPr>
-        <w:t xml:space="preserve">    PRINT shots</w:t>
-      </w:r>
-    </w:p>
-    <w:p>
-      <w:pPr>
-        <w:spacing w:before="120" w:after="120" w:line="276" w:lineRule="auto"/>
-        <w:ind w:left="720"/>
-      </w:pPr>
+        <w:t>movingTarget</w:t>
+      </w:r>
+      <w:proofErr w:type="spellEnd"/>
       <w:r>
         <w:rPr>
           <w:rFonts w:ascii="Courier New" w:eastAsia="Courier New" w:hAnsi="Courier New" w:cs="Courier New"/>
@@ -762,7 +760,335 @@
           <w:sz w:val="20"/>
           <w:szCs w:val="20"/>
         </w:rPr>
-        <w:t xml:space="preserve">    PRINT "Total shots needed: " + 2 * SIZE(forwardSequence)</w:t>
+        <w:t>(n):</w:t>
+      </w:r>
+    </w:p>
+    <w:p>
+      <w:pPr>
+        <w:spacing w:before="120" w:after="120" w:line="276" w:lineRule="auto"/>
+        <w:ind w:left="720"/>
+      </w:pPr>
+      <w:r>
+        <w:rPr>
+          <w:rFonts w:ascii="Courier New" w:eastAsia="Courier New" w:hAnsi="Courier New" w:cs="Courier New"/>
+          <w:color w:val="2E4053"/>
+          <w:sz w:val="20"/>
+          <w:szCs w:val="20"/>
+        </w:rPr>
+        <w:t xml:space="preserve">    IF n == 2:</w:t>
+      </w:r>
+    </w:p>
+    <w:p>
+      <w:pPr>
+        <w:spacing w:before="120" w:after="120" w:line="276" w:lineRule="auto"/>
+        <w:ind w:left="720"/>
+      </w:pPr>
+      <w:r>
+        <w:rPr>
+          <w:rFonts w:ascii="Courier New" w:eastAsia="Courier New" w:hAnsi="Courier New" w:cs="Courier New"/>
+          <w:color w:val="2E4053"/>
+          <w:sz w:val="20"/>
+          <w:szCs w:val="20"/>
+        </w:rPr>
+        <w:t xml:space="preserve">        PRINT "Shoot spot 1, then spot 1 </w:t>
+      </w:r>
+      <w:proofErr w:type="gramStart"/>
+      <w:r>
+        <w:rPr>
+          <w:rFonts w:ascii="Courier New" w:eastAsia="Courier New" w:hAnsi="Courier New" w:cs="Courier New"/>
+          <w:color w:val="2E4053"/>
+          <w:sz w:val="20"/>
+          <w:szCs w:val="20"/>
+        </w:rPr>
+        <w:t>again</w:t>
+      </w:r>
+      <w:proofErr w:type="gramEnd"/>
+      <w:r>
+        <w:rPr>
+          <w:rFonts w:ascii="Courier New" w:eastAsia="Courier New" w:hAnsi="Courier New" w:cs="Courier New"/>
+          <w:color w:val="2E4053"/>
+          <w:sz w:val="20"/>
+          <w:szCs w:val="20"/>
+        </w:rPr>
+        <w:t>"</w:t>
+      </w:r>
+    </w:p>
+    <w:p>
+      <w:pPr>
+        <w:spacing w:before="120" w:after="120" w:line="276" w:lineRule="auto"/>
+        <w:ind w:left="720"/>
+      </w:pPr>
+      <w:r>
+        <w:rPr>
+          <w:rFonts w:ascii="Courier New" w:eastAsia="Courier New" w:hAnsi="Courier New" w:cs="Courier New"/>
+          <w:color w:val="2E4053"/>
+          <w:sz w:val="20"/>
+          <w:szCs w:val="20"/>
+        </w:rPr>
+        <w:t xml:space="preserve">        RETURN</w:t>
+      </w:r>
+    </w:p>
+    <w:p>
+      <w:pPr>
+        <w:spacing w:before="120" w:after="120" w:line="276" w:lineRule="auto"/>
+        <w:ind w:left="720"/>
+      </w:pPr>
+      <w:r>
+        <w:rPr>
+          <w:rFonts w:ascii="Courier New" w:eastAsia="Courier New" w:hAnsi="Courier New" w:cs="Courier New"/>
+          <w:color w:val="2E4053"/>
+          <w:sz w:val="20"/>
+          <w:szCs w:val="20"/>
+        </w:rPr>
+        <w:t xml:space="preserve">    </w:t>
+      </w:r>
+      <w:proofErr w:type="spellStart"/>
+      <w:r>
+        <w:rPr>
+          <w:rFonts w:ascii="Courier New" w:eastAsia="Courier New" w:hAnsi="Courier New" w:cs="Courier New"/>
+          <w:color w:val="2E4053"/>
+          <w:sz w:val="20"/>
+          <w:szCs w:val="20"/>
+        </w:rPr>
+        <w:t>forwardSequence</w:t>
+      </w:r>
+      <w:proofErr w:type="spellEnd"/>
+      <w:r>
+        <w:rPr>
+          <w:rFonts w:ascii="Courier New" w:eastAsia="Courier New" w:hAnsi="Courier New" w:cs="Courier New"/>
+          <w:color w:val="2E4053"/>
+          <w:sz w:val="20"/>
+          <w:szCs w:val="20"/>
+        </w:rPr>
+        <w:t xml:space="preserve"> = []</w:t>
+      </w:r>
+    </w:p>
+    <w:p>
+      <w:pPr>
+        <w:spacing w:before="120" w:after="120" w:line="276" w:lineRule="auto"/>
+        <w:ind w:left="720"/>
+      </w:pPr>
+      <w:r>
+        <w:rPr>
+          <w:rFonts w:ascii="Courier New" w:eastAsia="Courier New" w:hAnsi="Courier New" w:cs="Courier New"/>
+          <w:color w:val="2E4053"/>
+          <w:sz w:val="20"/>
+          <w:szCs w:val="20"/>
+        </w:rPr>
+        <w:t xml:space="preserve">    </w:t>
+      </w:r>
+      <w:proofErr w:type="gramStart"/>
+      <w:r>
+        <w:rPr>
+          <w:rFonts w:ascii="Courier New" w:eastAsia="Courier New" w:hAnsi="Courier New" w:cs="Courier New"/>
+          <w:color w:val="2E4053"/>
+          <w:sz w:val="20"/>
+          <w:szCs w:val="20"/>
+        </w:rPr>
+        <w:t>hunt(</w:t>
+      </w:r>
+      <w:proofErr w:type="gramEnd"/>
+      <w:r>
+        <w:rPr>
+          <w:rFonts w:ascii="Courier New" w:eastAsia="Courier New" w:hAnsi="Courier New" w:cs="Courier New"/>
+          <w:color w:val="2E4053"/>
+          <w:sz w:val="20"/>
+          <w:szCs w:val="20"/>
+        </w:rPr>
+        <w:t xml:space="preserve">2, n-1, </w:t>
+      </w:r>
+      <w:proofErr w:type="spellStart"/>
+      <w:r>
+        <w:rPr>
+          <w:rFonts w:ascii="Courier New" w:eastAsia="Courier New" w:hAnsi="Courier New" w:cs="Courier New"/>
+          <w:color w:val="2E4053"/>
+          <w:sz w:val="20"/>
+          <w:szCs w:val="20"/>
+        </w:rPr>
+        <w:t>forwardSequence</w:t>
+      </w:r>
+      <w:proofErr w:type="spellEnd"/>
+      <w:r>
+        <w:rPr>
+          <w:rFonts w:ascii="Courier New" w:eastAsia="Courier New" w:hAnsi="Courier New" w:cs="Courier New"/>
+          <w:color w:val="2E4053"/>
+          <w:sz w:val="20"/>
+          <w:szCs w:val="20"/>
+        </w:rPr>
+        <w:t>)    // D&amp;C on inner spots</w:t>
+      </w:r>
+    </w:p>
+    <w:p>
+      <w:pPr>
+        <w:spacing w:before="120" w:after="120" w:line="276" w:lineRule="auto"/>
+        <w:ind w:left="720"/>
+      </w:pPr>
+      <w:r>
+        <w:rPr>
+          <w:rFonts w:ascii="Courier New" w:eastAsia="Courier New" w:hAnsi="Courier New" w:cs="Courier New"/>
+          <w:color w:val="2E4053"/>
+          <w:sz w:val="20"/>
+          <w:szCs w:val="20"/>
+        </w:rPr>
+        <w:t xml:space="preserve">    </w:t>
+      </w:r>
+      <w:proofErr w:type="spellStart"/>
+      <w:r>
+        <w:rPr>
+          <w:rFonts w:ascii="Courier New" w:eastAsia="Courier New" w:hAnsi="Courier New" w:cs="Courier New"/>
+          <w:color w:val="2E4053"/>
+          <w:sz w:val="20"/>
+          <w:szCs w:val="20"/>
+        </w:rPr>
+        <w:t>backwardSequence</w:t>
+      </w:r>
+      <w:proofErr w:type="spellEnd"/>
+      <w:r>
+        <w:rPr>
+          <w:rFonts w:ascii="Courier New" w:eastAsia="Courier New" w:hAnsi="Courier New" w:cs="Courier New"/>
+          <w:color w:val="2E4053"/>
+          <w:sz w:val="20"/>
+          <w:szCs w:val="20"/>
+        </w:rPr>
+        <w:t xml:space="preserve"> = </w:t>
+      </w:r>
+      <w:proofErr w:type="gramStart"/>
+      <w:r>
+        <w:rPr>
+          <w:rFonts w:ascii="Courier New" w:eastAsia="Courier New" w:hAnsi="Courier New" w:cs="Courier New"/>
+          <w:color w:val="2E4053"/>
+          <w:sz w:val="20"/>
+          <w:szCs w:val="20"/>
+        </w:rPr>
+        <w:t>REVERSE(</w:t>
+      </w:r>
+      <w:proofErr w:type="spellStart"/>
+      <w:proofErr w:type="gramEnd"/>
+      <w:r>
+        <w:rPr>
+          <w:rFonts w:ascii="Courier New" w:eastAsia="Courier New" w:hAnsi="Courier New" w:cs="Courier New"/>
+          <w:color w:val="2E4053"/>
+          <w:sz w:val="20"/>
+          <w:szCs w:val="20"/>
+        </w:rPr>
+        <w:t>forwardSequence</w:t>
+      </w:r>
+      <w:proofErr w:type="spellEnd"/>
+      <w:r>
+        <w:rPr>
+          <w:rFonts w:ascii="Courier New" w:eastAsia="Courier New" w:hAnsi="Courier New" w:cs="Courier New"/>
+          <w:color w:val="2E4053"/>
+          <w:sz w:val="20"/>
+          <w:szCs w:val="20"/>
+        </w:rPr>
+        <w:t>)</w:t>
+      </w:r>
+    </w:p>
+    <w:p>
+      <w:pPr>
+        <w:spacing w:before="120" w:after="120" w:line="276" w:lineRule="auto"/>
+        <w:ind w:left="720"/>
+      </w:pPr>
+      <w:r>
+        <w:rPr>
+          <w:rFonts w:ascii="Courier New" w:eastAsia="Courier New" w:hAnsi="Courier New" w:cs="Courier New"/>
+          <w:color w:val="2E4053"/>
+          <w:sz w:val="20"/>
+          <w:szCs w:val="20"/>
+        </w:rPr>
+        <w:t xml:space="preserve">    shots = </w:t>
+      </w:r>
+      <w:proofErr w:type="spellStart"/>
+      <w:r>
+        <w:rPr>
+          <w:rFonts w:ascii="Courier New" w:eastAsia="Courier New" w:hAnsi="Courier New" w:cs="Courier New"/>
+          <w:color w:val="2E4053"/>
+          <w:sz w:val="20"/>
+          <w:szCs w:val="20"/>
+        </w:rPr>
+        <w:t>forwardSequence</w:t>
+      </w:r>
+      <w:proofErr w:type="spellEnd"/>
+      <w:r>
+        <w:rPr>
+          <w:rFonts w:ascii="Courier New" w:eastAsia="Courier New" w:hAnsi="Courier New" w:cs="Courier New"/>
+          <w:color w:val="2E4053"/>
+          <w:sz w:val="20"/>
+          <w:szCs w:val="20"/>
+        </w:rPr>
+        <w:t xml:space="preserve"> + </w:t>
+      </w:r>
+      <w:proofErr w:type="spellStart"/>
+      <w:r>
+        <w:rPr>
+          <w:rFonts w:ascii="Courier New" w:eastAsia="Courier New" w:hAnsi="Courier New" w:cs="Courier New"/>
+          <w:color w:val="2E4053"/>
+          <w:sz w:val="20"/>
+          <w:szCs w:val="20"/>
+        </w:rPr>
+        <w:t>backwardSequence</w:t>
+      </w:r>
+      <w:proofErr w:type="spellEnd"/>
+    </w:p>
+    <w:p>
+      <w:pPr>
+        <w:spacing w:before="120" w:after="120" w:line="276" w:lineRule="auto"/>
+        <w:ind w:left="720"/>
+      </w:pPr>
+      <w:r>
+        <w:rPr>
+          <w:rFonts w:ascii="Courier New" w:eastAsia="Courier New" w:hAnsi="Courier New" w:cs="Courier New"/>
+          <w:color w:val="2E4053"/>
+          <w:sz w:val="20"/>
+          <w:szCs w:val="20"/>
+        </w:rPr>
+        <w:t xml:space="preserve">    PRINT shots</w:t>
+      </w:r>
+    </w:p>
+    <w:p>
+      <w:pPr>
+        <w:spacing w:before="120" w:after="120" w:line="276" w:lineRule="auto"/>
+        <w:ind w:left="720"/>
+      </w:pPr>
+      <w:r>
+        <w:rPr>
+          <w:rFonts w:ascii="Courier New" w:eastAsia="Courier New" w:hAnsi="Courier New" w:cs="Courier New"/>
+          <w:color w:val="2E4053"/>
+          <w:sz w:val="20"/>
+          <w:szCs w:val="20"/>
+        </w:rPr>
+        <w:t xml:space="preserve">    PRINT "Total shots needed: " + 2 * </w:t>
+      </w:r>
+      <w:proofErr w:type="gramStart"/>
+      <w:r>
+        <w:rPr>
+          <w:rFonts w:ascii="Courier New" w:eastAsia="Courier New" w:hAnsi="Courier New" w:cs="Courier New"/>
+          <w:color w:val="2E4053"/>
+          <w:sz w:val="20"/>
+          <w:szCs w:val="20"/>
+        </w:rPr>
+        <w:t>SIZE(</w:t>
+      </w:r>
+      <w:proofErr w:type="spellStart"/>
+      <w:proofErr w:type="gramEnd"/>
+      <w:r>
+        <w:rPr>
+          <w:rFonts w:ascii="Courier New" w:eastAsia="Courier New" w:hAnsi="Courier New" w:cs="Courier New"/>
+          <w:color w:val="2E4053"/>
+          <w:sz w:val="20"/>
+          <w:szCs w:val="20"/>
+        </w:rPr>
+        <w:t>forwardSequence</w:t>
+      </w:r>
+      <w:proofErr w:type="spellEnd"/>
+      <w:r>
+        <w:rPr>
+          <w:rFonts w:ascii="Courier New" w:eastAsia="Courier New" w:hAnsi="Courier New" w:cs="Courier New"/>
+          <w:color w:val="2E4053"/>
+          <w:sz w:val="20"/>
+          <w:szCs w:val="20"/>
+        </w:rPr>
+        <w:t>)</w:t>
       </w:r>
     </w:p>
     <w:p>
@@ -919,6 +1245,7 @@
         </w:rPr>
         <w:t xml:space="preserve"> </w:t>
       </w:r>
+      <w:proofErr w:type="gramStart"/>
       <w:r>
         <w:rPr>
           <w:rFonts w:ascii="Consolas" w:eastAsia="Times New Roman" w:hAnsi="Consolas" w:cs="Times New Roman"/>
@@ -937,6 +1264,7 @@
         </w:rPr>
         <w:t>;</w:t>
       </w:r>
+      <w:proofErr w:type="gramEnd"/>
     </w:p>
     <w:p>
       <w:pPr>
@@ -979,6 +1307,7 @@
         </w:rPr>
         <w:t xml:space="preserve"> </w:t>
       </w:r>
+      <w:proofErr w:type="gramStart"/>
       <w:r>
         <w:rPr>
           <w:rFonts w:ascii="Consolas" w:eastAsia="Times New Roman" w:hAnsi="Consolas" w:cs="Times New Roman"/>
@@ -997,6 +1326,7 @@
         </w:rPr>
         <w:t>(</w:t>
       </w:r>
+      <w:proofErr w:type="gramEnd"/>
       <w:r>
         <w:rPr>
           <w:rFonts w:ascii="Consolas" w:eastAsia="Times New Roman" w:hAnsi="Consolas" w:cs="Times New Roman"/>
@@ -1015,6 +1345,7 @@
         </w:rPr>
         <w:t xml:space="preserve"> </w:t>
       </w:r>
+      <w:proofErr w:type="spellStart"/>
       <w:r>
         <w:rPr>
           <w:rFonts w:ascii="Consolas" w:eastAsia="Times New Roman" w:hAnsi="Consolas" w:cs="Times New Roman"/>
@@ -1024,6 +1355,7 @@
         </w:rPr>
         <w:t>lowerLimit</w:t>
       </w:r>
+      <w:proofErr w:type="spellEnd"/>
       <w:r>
         <w:rPr>
           <w:rFonts w:ascii="Consolas" w:eastAsia="Times New Roman" w:hAnsi="Consolas" w:cs="Times New Roman"/>
@@ -1051,6 +1383,7 @@
         </w:rPr>
         <w:t xml:space="preserve"> </w:t>
       </w:r>
+      <w:proofErr w:type="spellStart"/>
       <w:r>
         <w:rPr>
           <w:rFonts w:ascii="Consolas" w:eastAsia="Times New Roman" w:hAnsi="Consolas" w:cs="Times New Roman"/>
@@ -1060,6 +1393,7 @@
         </w:rPr>
         <w:t>higherLimit</w:t>
       </w:r>
+      <w:proofErr w:type="spellEnd"/>
       <w:r>
         <w:rPr>
           <w:rFonts w:ascii="Consolas" w:eastAsia="Times New Roman" w:hAnsi="Consolas" w:cs="Times New Roman"/>
@@ -1114,6 +1448,7 @@
         </w:rPr>
         <w:t>&amp;</w:t>
       </w:r>
+      <w:proofErr w:type="spellStart"/>
       <w:r>
         <w:rPr>
           <w:rFonts w:ascii="Consolas" w:eastAsia="Times New Roman" w:hAnsi="Consolas" w:cs="Times New Roman"/>
@@ -1123,6 +1458,7 @@
         </w:rPr>
         <w:t>forwardSequence</w:t>
       </w:r>
+      <w:proofErr w:type="spellEnd"/>
       <w:r>
         <w:rPr>
           <w:rFonts w:ascii="Consolas" w:eastAsia="Times New Roman" w:hAnsi="Consolas" w:cs="Times New Roman"/>
@@ -1213,6 +1549,7 @@
         </w:rPr>
         <w:t xml:space="preserve"> (</w:t>
       </w:r>
+      <w:proofErr w:type="spellStart"/>
       <w:r>
         <w:rPr>
           <w:rFonts w:ascii="Consolas" w:eastAsia="Times New Roman" w:hAnsi="Consolas" w:cs="Times New Roman"/>
@@ -1222,6 +1559,7 @@
         </w:rPr>
         <w:t>lowerLimit</w:t>
       </w:r>
+      <w:proofErr w:type="spellEnd"/>
       <w:r>
         <w:rPr>
           <w:rFonts w:ascii="Consolas" w:eastAsia="Times New Roman" w:hAnsi="Consolas" w:cs="Times New Roman"/>
@@ -1231,6 +1569,7 @@
         </w:rPr>
         <w:t xml:space="preserve"> &gt; </w:t>
       </w:r>
+      <w:proofErr w:type="spellStart"/>
       <w:r>
         <w:rPr>
           <w:rFonts w:ascii="Consolas" w:eastAsia="Times New Roman" w:hAnsi="Consolas" w:cs="Times New Roman"/>
@@ -1240,6 +1579,7 @@
         </w:rPr>
         <w:t>higherLimit</w:t>
       </w:r>
+      <w:proofErr w:type="spellEnd"/>
       <w:r>
         <w:rPr>
           <w:rFonts w:ascii="Consolas" w:eastAsia="Times New Roman" w:hAnsi="Consolas" w:cs="Times New Roman"/>
@@ -1270,6 +1610,7 @@
         </w:rPr>
         <w:t xml:space="preserve">        </w:t>
       </w:r>
+      <w:proofErr w:type="gramStart"/>
       <w:r>
         <w:rPr>
           <w:rFonts w:ascii="Consolas" w:eastAsia="Times New Roman" w:hAnsi="Consolas" w:cs="Times New Roman"/>
@@ -1288,6 +1629,7 @@
         </w:rPr>
         <w:t>;</w:t>
       </w:r>
+      <w:proofErr w:type="gramEnd"/>
     </w:p>
     <w:p>
       <w:pPr>
@@ -1327,6 +1669,7 @@
         </w:rPr>
         <w:t xml:space="preserve"> (</w:t>
       </w:r>
+      <w:proofErr w:type="spellStart"/>
       <w:r>
         <w:rPr>
           <w:rFonts w:ascii="Consolas" w:eastAsia="Times New Roman" w:hAnsi="Consolas" w:cs="Times New Roman"/>
@@ -1336,6 +1679,7 @@
         </w:rPr>
         <w:t>lowerLimit</w:t>
       </w:r>
+      <w:proofErr w:type="spellEnd"/>
       <w:r>
         <w:rPr>
           <w:rFonts w:ascii="Consolas" w:eastAsia="Times New Roman" w:hAnsi="Consolas" w:cs="Times New Roman"/>
@@ -1345,6 +1689,7 @@
         </w:rPr>
         <w:t xml:space="preserve"> == </w:t>
       </w:r>
+      <w:proofErr w:type="spellStart"/>
       <w:r>
         <w:rPr>
           <w:rFonts w:ascii="Consolas" w:eastAsia="Times New Roman" w:hAnsi="Consolas" w:cs="Times New Roman"/>
@@ -1354,6 +1699,7 @@
         </w:rPr>
         <w:t>higherLimit</w:t>
       </w:r>
+      <w:proofErr w:type="spellEnd"/>
       <w:r>
         <w:rPr>
           <w:rFonts w:ascii="Consolas" w:eastAsia="Times New Roman" w:hAnsi="Consolas" w:cs="Times New Roman"/>
@@ -1405,6 +1751,7 @@
         </w:rPr>
         <w:t xml:space="preserve">        </w:t>
       </w:r>
+      <w:proofErr w:type="spellStart"/>
       <w:r>
         <w:rPr>
           <w:rFonts w:ascii="Consolas" w:eastAsia="Times New Roman" w:hAnsi="Consolas" w:cs="Times New Roman"/>
@@ -1432,6 +1779,7 @@
         </w:rPr>
         <w:t>push_back</w:t>
       </w:r>
+      <w:proofErr w:type="spellEnd"/>
       <w:r>
         <w:rPr>
           <w:rFonts w:ascii="Consolas" w:eastAsia="Times New Roman" w:hAnsi="Consolas" w:cs="Times New Roman"/>
@@ -1441,6 +1789,7 @@
         </w:rPr>
         <w:t>(</w:t>
       </w:r>
+      <w:proofErr w:type="spellStart"/>
       <w:r>
         <w:rPr>
           <w:rFonts w:ascii="Consolas" w:eastAsia="Times New Roman" w:hAnsi="Consolas" w:cs="Times New Roman"/>
@@ -1450,6 +1799,8 @@
         </w:rPr>
         <w:t>lowerLimit</w:t>
       </w:r>
+      <w:proofErr w:type="spellEnd"/>
+      <w:proofErr w:type="gramStart"/>
       <w:r>
         <w:rPr>
           <w:rFonts w:ascii="Consolas" w:eastAsia="Times New Roman" w:hAnsi="Consolas" w:cs="Times New Roman"/>
@@ -1459,6 +1810,7 @@
         </w:rPr>
         <w:t>);</w:t>
       </w:r>
+      <w:proofErr w:type="gramEnd"/>
     </w:p>
     <w:p>
       <w:pPr>
@@ -1480,6 +1832,7 @@
         </w:rPr>
         <w:t xml:space="preserve">        </w:t>
       </w:r>
+      <w:proofErr w:type="gramStart"/>
       <w:r>
         <w:rPr>
           <w:rFonts w:ascii="Consolas" w:eastAsia="Times New Roman" w:hAnsi="Consolas" w:cs="Times New Roman"/>
@@ -1498,6 +1851,7 @@
         </w:rPr>
         <w:t>;</w:t>
       </w:r>
+      <w:proofErr w:type="gramEnd"/>
     </w:p>
     <w:p>
       <w:pPr>
@@ -1588,6 +1942,7 @@
         </w:rPr>
         <w:t xml:space="preserve"> = (</w:t>
       </w:r>
+      <w:proofErr w:type="spellStart"/>
       <w:r>
         <w:rPr>
           <w:rFonts w:ascii="Consolas" w:eastAsia="Times New Roman" w:hAnsi="Consolas" w:cs="Times New Roman"/>
@@ -1597,6 +1952,7 @@
         </w:rPr>
         <w:t>lowerLimit</w:t>
       </w:r>
+      <w:proofErr w:type="spellEnd"/>
       <w:r>
         <w:rPr>
           <w:rFonts w:ascii="Consolas" w:eastAsia="Times New Roman" w:hAnsi="Consolas" w:cs="Times New Roman"/>
@@ -1606,6 +1962,7 @@
         </w:rPr>
         <w:t xml:space="preserve"> + </w:t>
       </w:r>
+      <w:proofErr w:type="spellStart"/>
       <w:r>
         <w:rPr>
           <w:rFonts w:ascii="Consolas" w:eastAsia="Times New Roman" w:hAnsi="Consolas" w:cs="Times New Roman"/>
@@ -1615,6 +1972,7 @@
         </w:rPr>
         <w:t>higherLimit</w:t>
       </w:r>
+      <w:proofErr w:type="spellEnd"/>
       <w:r>
         <w:rPr>
           <w:rFonts w:ascii="Consolas" w:eastAsia="Times New Roman" w:hAnsi="Consolas" w:cs="Times New Roman"/>
@@ -1624,6 +1982,7 @@
         </w:rPr>
         <w:t xml:space="preserve">) / </w:t>
       </w:r>
+      <w:proofErr w:type="gramStart"/>
       <w:r>
         <w:rPr>
           <w:rFonts w:ascii="Consolas" w:eastAsia="Times New Roman" w:hAnsi="Consolas" w:cs="Times New Roman"/>
@@ -1642,6 +2001,7 @@
         </w:rPr>
         <w:t>;</w:t>
       </w:r>
+      <w:proofErr w:type="gramEnd"/>
     </w:p>
     <w:p>
       <w:pPr>
@@ -1663,6 +2023,7 @@
         </w:rPr>
         <w:t xml:space="preserve">    </w:t>
       </w:r>
+      <w:proofErr w:type="gramStart"/>
       <w:r>
         <w:rPr>
           <w:rFonts w:ascii="Consolas" w:eastAsia="Times New Roman" w:hAnsi="Consolas" w:cs="Times New Roman"/>
@@ -1681,6 +2042,8 @@
         </w:rPr>
         <w:t>(</w:t>
       </w:r>
+      <w:proofErr w:type="spellStart"/>
+      <w:proofErr w:type="gramEnd"/>
       <w:r>
         <w:rPr>
           <w:rFonts w:ascii="Consolas" w:eastAsia="Times New Roman" w:hAnsi="Consolas" w:cs="Times New Roman"/>
@@ -1690,6 +2053,7 @@
         </w:rPr>
         <w:t>lowerLimit</w:t>
       </w:r>
+      <w:proofErr w:type="spellEnd"/>
       <w:r>
         <w:rPr>
           <w:rFonts w:ascii="Consolas" w:eastAsia="Times New Roman" w:hAnsi="Consolas" w:cs="Times New Roman"/>
@@ -1717,6 +2081,7 @@
         </w:rPr>
         <w:t xml:space="preserve">, </w:t>
       </w:r>
+      <w:proofErr w:type="spellStart"/>
       <w:r>
         <w:rPr>
           <w:rFonts w:ascii="Consolas" w:eastAsia="Times New Roman" w:hAnsi="Consolas" w:cs="Times New Roman"/>
@@ -1726,6 +2091,7 @@
         </w:rPr>
         <w:t>forwardSequence</w:t>
       </w:r>
+      <w:proofErr w:type="spellEnd"/>
       <w:r>
         <w:rPr>
           <w:rFonts w:ascii="Consolas" w:eastAsia="Times New Roman" w:hAnsi="Consolas" w:cs="Times New Roman"/>
@@ -1765,6 +2131,7 @@
         </w:rPr>
         <w:t xml:space="preserve">    </w:t>
       </w:r>
+      <w:proofErr w:type="gramStart"/>
       <w:r>
         <w:rPr>
           <w:rFonts w:ascii="Consolas" w:eastAsia="Times New Roman" w:hAnsi="Consolas" w:cs="Times New Roman"/>
@@ -1783,6 +2150,7 @@
         </w:rPr>
         <w:t>(</w:t>
       </w:r>
+      <w:proofErr w:type="gramEnd"/>
       <w:r>
         <w:rPr>
           <w:rFonts w:ascii="Consolas" w:eastAsia="Times New Roman" w:hAnsi="Consolas" w:cs="Times New Roman"/>
@@ -1819,6 +2187,7 @@
         </w:rPr>
         <w:t xml:space="preserve">, </w:t>
       </w:r>
+      <w:proofErr w:type="spellStart"/>
       <w:r>
         <w:rPr>
           <w:rFonts w:ascii="Consolas" w:eastAsia="Times New Roman" w:hAnsi="Consolas" w:cs="Times New Roman"/>
@@ -1828,6 +2197,7 @@
         </w:rPr>
         <w:t>higherLimit</w:t>
       </w:r>
+      <w:proofErr w:type="spellEnd"/>
       <w:r>
         <w:rPr>
           <w:rFonts w:ascii="Consolas" w:eastAsia="Times New Roman" w:hAnsi="Consolas" w:cs="Times New Roman"/>
@@ -1837,6 +2207,7 @@
         </w:rPr>
         <w:t xml:space="preserve">, </w:t>
       </w:r>
+      <w:proofErr w:type="spellStart"/>
       <w:r>
         <w:rPr>
           <w:rFonts w:ascii="Consolas" w:eastAsia="Times New Roman" w:hAnsi="Consolas" w:cs="Times New Roman"/>
@@ -1846,6 +2217,7 @@
         </w:rPr>
         <w:t>forwardSequence</w:t>
       </w:r>
+      <w:proofErr w:type="spellEnd"/>
       <w:r>
         <w:rPr>
           <w:rFonts w:ascii="Consolas" w:eastAsia="Times New Roman" w:hAnsi="Consolas" w:cs="Times New Roman"/>
@@ -1960,6 +2332,7 @@
         </w:rPr>
         <w:t xml:space="preserve"> </w:t>
       </w:r>
+      <w:proofErr w:type="gramStart"/>
       <w:r>
         <w:rPr>
           <w:rFonts w:ascii="Consolas" w:eastAsia="Times New Roman" w:hAnsi="Consolas" w:cs="Times New Roman"/>
@@ -1976,7 +2349,17 @@
           <w:sz w:val="21"/>
           <w:szCs w:val="21"/>
         </w:rPr>
-        <w:t>()</w:t>
+        <w:t>(</w:t>
+      </w:r>
+      <w:proofErr w:type="gramEnd"/>
+      <w:r>
+        <w:rPr>
+          <w:rFonts w:ascii="Consolas" w:eastAsia="Times New Roman" w:hAnsi="Consolas" w:cs="Times New Roman"/>
+          <w:color w:val="D4D4D4"/>
+          <w:sz w:val="21"/>
+          <w:szCs w:val="21"/>
+        </w:rPr>
+        <w:t>)</w:t>
       </w:r>
     </w:p>
     <w:p>
@@ -2020,6 +2403,7 @@
         </w:rPr>
         <w:t xml:space="preserve">    </w:t>
       </w:r>
+      <w:proofErr w:type="spellStart"/>
       <w:r>
         <w:rPr>
           <w:rFonts w:ascii="Consolas" w:eastAsia="Times New Roman" w:hAnsi="Consolas" w:cs="Times New Roman"/>
@@ -2029,6 +2413,7 @@
         </w:rPr>
         <w:t>cout</w:t>
       </w:r>
+      <w:proofErr w:type="spellEnd"/>
       <w:r>
         <w:rPr>
           <w:rFonts w:ascii="Consolas" w:eastAsia="Times New Roman" w:hAnsi="Consolas" w:cs="Times New Roman"/>
@@ -2063,7 +2448,17 @@
           <w:sz w:val="21"/>
           <w:szCs w:val="21"/>
         </w:rPr>
-        <w:t>"Enter no. of spots (n &gt; 1): "</w:t>
+        <w:t xml:space="preserve">"Enter no. of spots (n &gt; 1): </w:t>
+      </w:r>
+      <w:proofErr w:type="gramStart"/>
+      <w:r>
+        <w:rPr>
+          <w:rFonts w:ascii="Consolas" w:eastAsia="Times New Roman" w:hAnsi="Consolas" w:cs="Times New Roman"/>
+          <w:color w:val="CE9178"/>
+          <w:sz w:val="21"/>
+          <w:szCs w:val="21"/>
+        </w:rPr>
+        <w:t>"</w:t>
       </w:r>
       <w:r>
         <w:rPr>
@@ -2074,6 +2469,7 @@
         </w:rPr>
         <w:t>;</w:t>
       </w:r>
+      <w:proofErr w:type="gramEnd"/>
     </w:p>
     <w:p>
       <w:pPr>
@@ -2113,6 +2509,7 @@
         </w:rPr>
         <w:t xml:space="preserve"> </w:t>
       </w:r>
+      <w:proofErr w:type="gramStart"/>
       <w:r>
         <w:rPr>
           <w:rFonts w:ascii="Consolas" w:eastAsia="Times New Roman" w:hAnsi="Consolas" w:cs="Times New Roman"/>
@@ -2131,6 +2528,7 @@
         </w:rPr>
         <w:t>;</w:t>
       </w:r>
+      <w:proofErr w:type="gramEnd"/>
     </w:p>
     <w:p>
       <w:pPr>
@@ -2152,6 +2550,7 @@
         </w:rPr>
         <w:t xml:space="preserve">    </w:t>
       </w:r>
+      <w:proofErr w:type="spellStart"/>
       <w:r>
         <w:rPr>
           <w:rFonts w:ascii="Consolas" w:eastAsia="Times New Roman" w:hAnsi="Consolas" w:cs="Times New Roman"/>
@@ -2161,6 +2560,7 @@
         </w:rPr>
         <w:t>cin</w:t>
       </w:r>
+      <w:proofErr w:type="spellEnd"/>
       <w:r>
         <w:rPr>
           <w:rFonts w:ascii="Consolas" w:eastAsia="Times New Roman" w:hAnsi="Consolas" w:cs="Times New Roman"/>
@@ -2188,6 +2588,7 @@
         </w:rPr>
         <w:t xml:space="preserve"> </w:t>
       </w:r>
+      <w:proofErr w:type="gramStart"/>
       <w:r>
         <w:rPr>
           <w:rFonts w:ascii="Consolas" w:eastAsia="Times New Roman" w:hAnsi="Consolas" w:cs="Times New Roman"/>
@@ -2206,6 +2607,7 @@
         </w:rPr>
         <w:t>;</w:t>
       </w:r>
+      <w:proofErr w:type="gramEnd"/>
     </w:p>
     <w:p>
       <w:pPr>
@@ -2335,6 +2737,7 @@
         </w:rPr>
         <w:t xml:space="preserve">        </w:t>
       </w:r>
+      <w:proofErr w:type="spellStart"/>
       <w:r>
         <w:rPr>
           <w:rFonts w:ascii="Consolas" w:eastAsia="Times New Roman" w:hAnsi="Consolas" w:cs="Times New Roman"/>
@@ -2344,6 +2747,7 @@
         </w:rPr>
         <w:t>cout</w:t>
       </w:r>
+      <w:proofErr w:type="spellEnd"/>
       <w:r>
         <w:rPr>
           <w:rFonts w:ascii="Consolas" w:eastAsia="Times New Roman" w:hAnsi="Consolas" w:cs="Times New Roman"/>
@@ -2407,6 +2811,8 @@
         </w:rPr>
         <w:t xml:space="preserve"> </w:t>
       </w:r>
+      <w:proofErr w:type="spellStart"/>
+      <w:proofErr w:type="gramStart"/>
       <w:r>
         <w:rPr>
           <w:rFonts w:ascii="Consolas" w:eastAsia="Times New Roman" w:hAnsi="Consolas" w:cs="Times New Roman"/>
@@ -2416,6 +2822,7 @@
         </w:rPr>
         <w:t>endl</w:t>
       </w:r>
+      <w:proofErr w:type="spellEnd"/>
       <w:r>
         <w:rPr>
           <w:rFonts w:ascii="Consolas" w:eastAsia="Times New Roman" w:hAnsi="Consolas" w:cs="Times New Roman"/>
@@ -2425,6 +2832,7 @@
         </w:rPr>
         <w:t>;</w:t>
       </w:r>
+      <w:proofErr w:type="gramEnd"/>
     </w:p>
     <w:p>
       <w:pPr>
@@ -2446,6 +2854,7 @@
         </w:rPr>
         <w:t xml:space="preserve">        </w:t>
       </w:r>
+      <w:proofErr w:type="spellStart"/>
       <w:r>
         <w:rPr>
           <w:rFonts w:ascii="Consolas" w:eastAsia="Times New Roman" w:hAnsi="Consolas" w:cs="Times New Roman"/>
@@ -2455,6 +2864,7 @@
         </w:rPr>
         <w:t>cout</w:t>
       </w:r>
+      <w:proofErr w:type="spellEnd"/>
       <w:r>
         <w:rPr>
           <w:rFonts w:ascii="Consolas" w:eastAsia="Times New Roman" w:hAnsi="Consolas" w:cs="Times New Roman"/>
@@ -2489,7 +2899,27 @@
           <w:sz w:val="21"/>
           <w:szCs w:val="21"/>
         </w:rPr>
-        <w:t>"Max shots needed : 2 "</w:t>
+        <w:t xml:space="preserve">"Max shots </w:t>
+      </w:r>
+      <w:proofErr w:type="gramStart"/>
+      <w:r>
+        <w:rPr>
+          <w:rFonts w:ascii="Consolas" w:eastAsia="Times New Roman" w:hAnsi="Consolas" w:cs="Times New Roman"/>
+          <w:color w:val="CE9178"/>
+          <w:sz w:val="21"/>
+          <w:szCs w:val="21"/>
+        </w:rPr>
+        <w:t>needed :</w:t>
+      </w:r>
+      <w:proofErr w:type="gramEnd"/>
+      <w:r>
+        <w:rPr>
+          <w:rFonts w:ascii="Consolas" w:eastAsia="Times New Roman" w:hAnsi="Consolas" w:cs="Times New Roman"/>
+          <w:color w:val="CE9178"/>
+          <w:sz w:val="21"/>
+          <w:szCs w:val="21"/>
+        </w:rPr>
+        <w:t xml:space="preserve"> 2 "</w:t>
       </w:r>
       <w:r>
         <w:rPr>
@@ -2518,6 +2948,7 @@
         </w:rPr>
         <w:t xml:space="preserve"> </w:t>
       </w:r>
+      <w:proofErr w:type="spellStart"/>
       <w:r>
         <w:rPr>
           <w:rFonts w:ascii="Consolas" w:eastAsia="Times New Roman" w:hAnsi="Consolas" w:cs="Times New Roman"/>
@@ -2527,6 +2958,7 @@
         </w:rPr>
         <w:t>endl</w:t>
       </w:r>
+      <w:proofErr w:type="spellEnd"/>
       <w:r>
         <w:rPr>
           <w:rFonts w:ascii="Consolas" w:eastAsia="Times New Roman" w:hAnsi="Consolas" w:cs="Times New Roman"/>
@@ -2575,6 +3007,7 @@
         </w:rPr>
         <w:t xml:space="preserve"> </w:t>
       </w:r>
+      <w:proofErr w:type="gramStart"/>
       <w:r>
         <w:rPr>
           <w:rFonts w:ascii="Consolas" w:eastAsia="Times New Roman" w:hAnsi="Consolas" w:cs="Times New Roman"/>
@@ -2593,6 +3026,7 @@
         </w:rPr>
         <w:t>;</w:t>
       </w:r>
+      <w:proofErr w:type="gramEnd"/>
     </w:p>
     <w:p>
       <w:pPr>
@@ -2683,6 +3117,8 @@
         </w:rPr>
         <w:t xml:space="preserve">&gt; </w:t>
       </w:r>
+      <w:proofErr w:type="spellStart"/>
+      <w:proofErr w:type="gramStart"/>
       <w:r>
         <w:rPr>
           <w:rFonts w:ascii="Consolas" w:eastAsia="Times New Roman" w:hAnsi="Consolas" w:cs="Times New Roman"/>
@@ -2692,6 +3128,7 @@
         </w:rPr>
         <w:t>forwardSequence</w:t>
       </w:r>
+      <w:proofErr w:type="spellEnd"/>
       <w:r>
         <w:rPr>
           <w:rFonts w:ascii="Consolas" w:eastAsia="Times New Roman" w:hAnsi="Consolas" w:cs="Times New Roman"/>
@@ -2701,6 +3138,7 @@
         </w:rPr>
         <w:t>;</w:t>
       </w:r>
+      <w:proofErr w:type="gramEnd"/>
     </w:p>
     <w:p>
       <w:pPr>
@@ -2722,6 +3160,7 @@
         </w:rPr>
         <w:t xml:space="preserve">    </w:t>
       </w:r>
+      <w:proofErr w:type="gramStart"/>
       <w:r>
         <w:rPr>
           <w:rFonts w:ascii="Consolas" w:eastAsia="Times New Roman" w:hAnsi="Consolas" w:cs="Times New Roman"/>
@@ -2740,6 +3179,7 @@
         </w:rPr>
         <w:t>(</w:t>
       </w:r>
+      <w:proofErr w:type="gramEnd"/>
       <w:r>
         <w:rPr>
           <w:rFonts w:ascii="Consolas" w:eastAsia="Times New Roman" w:hAnsi="Consolas" w:cs="Times New Roman"/>
@@ -2794,6 +3234,7 @@
         </w:rPr>
         <w:t xml:space="preserve">, </w:t>
       </w:r>
+      <w:proofErr w:type="spellStart"/>
       <w:r>
         <w:rPr>
           <w:rFonts w:ascii="Consolas" w:eastAsia="Times New Roman" w:hAnsi="Consolas" w:cs="Times New Roman"/>
@@ -2803,6 +3244,7 @@
         </w:rPr>
         <w:t>forwardSequence</w:t>
       </w:r>
+      <w:proofErr w:type="spellEnd"/>
       <w:r>
         <w:rPr>
           <w:rFonts w:ascii="Consolas" w:eastAsia="Times New Roman" w:hAnsi="Consolas" w:cs="Times New Roman"/>
@@ -2869,6 +3311,8 @@
         </w:rPr>
         <w:t xml:space="preserve">&gt; </w:t>
       </w:r>
+      <w:proofErr w:type="spellStart"/>
+      <w:proofErr w:type="gramStart"/>
       <w:r>
         <w:rPr>
           <w:rFonts w:ascii="Consolas" w:eastAsia="Times New Roman" w:hAnsi="Consolas" w:cs="Times New Roman"/>
@@ -2878,6 +3322,7 @@
         </w:rPr>
         <w:t>backwardSequence</w:t>
       </w:r>
+      <w:proofErr w:type="spellEnd"/>
       <w:r>
         <w:rPr>
           <w:rFonts w:ascii="Consolas" w:eastAsia="Times New Roman" w:hAnsi="Consolas" w:cs="Times New Roman"/>
@@ -2887,6 +3332,8 @@
         </w:rPr>
         <w:t>(</w:t>
       </w:r>
+      <w:proofErr w:type="spellStart"/>
+      <w:proofErr w:type="gramEnd"/>
       <w:r>
         <w:rPr>
           <w:rFonts w:ascii="Consolas" w:eastAsia="Times New Roman" w:hAnsi="Consolas" w:cs="Times New Roman"/>
@@ -2914,6 +3361,7 @@
         </w:rPr>
         <w:t>rbegin</w:t>
       </w:r>
+      <w:proofErr w:type="spellEnd"/>
       <w:r>
         <w:rPr>
           <w:rFonts w:ascii="Consolas" w:eastAsia="Times New Roman" w:hAnsi="Consolas" w:cs="Times New Roman"/>
@@ -2923,6 +3371,7 @@
         </w:rPr>
         <w:t xml:space="preserve">(), </w:t>
       </w:r>
+      <w:proofErr w:type="spellStart"/>
       <w:r>
         <w:rPr>
           <w:rFonts w:ascii="Consolas" w:eastAsia="Times New Roman" w:hAnsi="Consolas" w:cs="Times New Roman"/>
@@ -2950,6 +3399,7 @@
         </w:rPr>
         <w:t>rend</w:t>
       </w:r>
+      <w:proofErr w:type="spellEnd"/>
       <w:r>
         <w:rPr>
           <w:rFonts w:ascii="Consolas" w:eastAsia="Times New Roman" w:hAnsi="Consolas" w:cs="Times New Roman"/>
@@ -2992,6 +3442,7 @@
         </w:rPr>
         <w:t xml:space="preserve">    </w:t>
       </w:r>
+      <w:proofErr w:type="spellStart"/>
       <w:r>
         <w:rPr>
           <w:rFonts w:ascii="Consolas" w:eastAsia="Times New Roman" w:hAnsi="Consolas" w:cs="Times New Roman"/>
@@ -3001,6 +3452,7 @@
         </w:rPr>
         <w:t>cout</w:t>
       </w:r>
+      <w:proofErr w:type="spellEnd"/>
       <w:r>
         <w:rPr>
           <w:rFonts w:ascii="Consolas" w:eastAsia="Times New Roman" w:hAnsi="Consolas" w:cs="Times New Roman"/>
@@ -3035,7 +3487,17 @@
           <w:sz w:val="21"/>
           <w:szCs w:val="21"/>
         </w:rPr>
-        <w:t>"sequence:"</w:t>
+        <w:t>"sequence:</w:t>
+      </w:r>
+      <w:proofErr w:type="gramStart"/>
+      <w:r>
+        <w:rPr>
+          <w:rFonts w:ascii="Consolas" w:eastAsia="Times New Roman" w:hAnsi="Consolas" w:cs="Times New Roman"/>
+          <w:color w:val="CE9178"/>
+          <w:sz w:val="21"/>
+          <w:szCs w:val="21"/>
+        </w:rPr>
+        <w:t>"</w:t>
       </w:r>
       <w:r>
         <w:rPr>
@@ -3046,6 +3508,7 @@
         </w:rPr>
         <w:t>;</w:t>
       </w:r>
+      <w:proofErr w:type="gramEnd"/>
     </w:p>
     <w:p>
       <w:pPr>
@@ -3103,6 +3566,7 @@
         </w:rPr>
         <w:t xml:space="preserve"> </w:t>
       </w:r>
+      <w:proofErr w:type="gramStart"/>
       <w:r>
         <w:rPr>
           <w:rFonts w:ascii="Consolas" w:eastAsia="Times New Roman" w:hAnsi="Consolas" w:cs="Times New Roman"/>
@@ -3119,8 +3583,19 @@
           <w:sz w:val="21"/>
           <w:szCs w:val="21"/>
         </w:rPr>
-        <w:t xml:space="preserve"> : </w:t>
-      </w:r>
+        <w:t xml:space="preserve"> :</w:t>
+      </w:r>
+      <w:proofErr w:type="gramEnd"/>
+      <w:r>
+        <w:rPr>
+          <w:rFonts w:ascii="Consolas" w:eastAsia="Times New Roman" w:hAnsi="Consolas" w:cs="Times New Roman"/>
+          <w:color w:val="D4D4D4"/>
+          <w:sz w:val="21"/>
+          <w:szCs w:val="21"/>
+        </w:rPr>
+        <w:t xml:space="preserve"> </w:t>
+      </w:r>
+      <w:proofErr w:type="spellStart"/>
       <w:r>
         <w:rPr>
           <w:rFonts w:ascii="Consolas" w:eastAsia="Times New Roman" w:hAnsi="Consolas" w:cs="Times New Roman"/>
@@ -3130,6 +3605,7 @@
         </w:rPr>
         <w:t>forwardSequence</w:t>
       </w:r>
+      <w:proofErr w:type="spellEnd"/>
       <w:r>
         <w:rPr>
           <w:rFonts w:ascii="Consolas" w:eastAsia="Times New Roman" w:hAnsi="Consolas" w:cs="Times New Roman"/>
@@ -3160,6 +3636,7 @@
         </w:rPr>
         <w:t xml:space="preserve">        </w:t>
       </w:r>
+      <w:proofErr w:type="spellStart"/>
       <w:r>
         <w:rPr>
           <w:rFonts w:ascii="Consolas" w:eastAsia="Times New Roman" w:hAnsi="Consolas" w:cs="Times New Roman"/>
@@ -3169,6 +3646,7 @@
         </w:rPr>
         <w:t>cout</w:t>
       </w:r>
+      <w:proofErr w:type="spellEnd"/>
       <w:r>
         <w:rPr>
           <w:rFonts w:ascii="Consolas" w:eastAsia="Times New Roman" w:hAnsi="Consolas" w:cs="Times New Roman"/>
@@ -3232,6 +3710,7 @@
         </w:rPr>
         <w:t xml:space="preserve"> </w:t>
       </w:r>
+      <w:proofErr w:type="gramStart"/>
       <w:r>
         <w:rPr>
           <w:rFonts w:ascii="Consolas" w:eastAsia="Times New Roman" w:hAnsi="Consolas" w:cs="Times New Roman"/>
@@ -3250,6 +3729,7 @@
         </w:rPr>
         <w:t>;</w:t>
       </w:r>
+      <w:proofErr w:type="gramEnd"/>
     </w:p>
     <w:p>
       <w:pPr>
@@ -3308,6 +3788,7 @@
         </w:rPr>
         <w:t xml:space="preserve"> </w:t>
       </w:r>
+      <w:proofErr w:type="gramStart"/>
       <w:r>
         <w:rPr>
           <w:rFonts w:ascii="Consolas" w:eastAsia="Times New Roman" w:hAnsi="Consolas" w:cs="Times New Roman"/>
@@ -3324,8 +3805,19 @@
           <w:sz w:val="21"/>
           <w:szCs w:val="21"/>
         </w:rPr>
-        <w:t xml:space="preserve"> : </w:t>
-      </w:r>
+        <w:t xml:space="preserve"> :</w:t>
+      </w:r>
+      <w:proofErr w:type="gramEnd"/>
+      <w:r>
+        <w:rPr>
+          <w:rFonts w:ascii="Consolas" w:eastAsia="Times New Roman" w:hAnsi="Consolas" w:cs="Times New Roman"/>
+          <w:color w:val="D4D4D4"/>
+          <w:sz w:val="21"/>
+          <w:szCs w:val="21"/>
+        </w:rPr>
+        <w:t xml:space="preserve"> </w:t>
+      </w:r>
+      <w:proofErr w:type="spellStart"/>
       <w:r>
         <w:rPr>
           <w:rFonts w:ascii="Consolas" w:eastAsia="Times New Roman" w:hAnsi="Consolas" w:cs="Times New Roman"/>
@@ -3335,6 +3827,7 @@
         </w:rPr>
         <w:t>backwardSequence</w:t>
       </w:r>
+      <w:proofErr w:type="spellEnd"/>
       <w:r>
         <w:rPr>
           <w:rFonts w:ascii="Consolas" w:eastAsia="Times New Roman" w:hAnsi="Consolas" w:cs="Times New Roman"/>
@@ -3365,6 +3858,7 @@
         </w:rPr>
         <w:t xml:space="preserve">        </w:t>
       </w:r>
+      <w:proofErr w:type="spellStart"/>
       <w:r>
         <w:rPr>
           <w:rFonts w:ascii="Consolas" w:eastAsia="Times New Roman" w:hAnsi="Consolas" w:cs="Times New Roman"/>
@@ -3374,6 +3868,7 @@
         </w:rPr>
         <w:t>cout</w:t>
       </w:r>
+      <w:proofErr w:type="spellEnd"/>
       <w:r>
         <w:rPr>
           <w:rFonts w:ascii="Consolas" w:eastAsia="Times New Roman" w:hAnsi="Consolas" w:cs="Times New Roman"/>
@@ -3437,6 +3932,7 @@
         </w:rPr>
         <w:t xml:space="preserve"> </w:t>
       </w:r>
+      <w:proofErr w:type="gramStart"/>
       <w:r>
         <w:rPr>
           <w:rFonts w:ascii="Consolas" w:eastAsia="Times New Roman" w:hAnsi="Consolas" w:cs="Times New Roman"/>
@@ -3455,6 +3951,7 @@
         </w:rPr>
         <w:t>;</w:t>
       </w:r>
+      <w:proofErr w:type="gramEnd"/>
     </w:p>
     <w:p>
       <w:pPr>
@@ -3476,6 +3973,7 @@
         </w:rPr>
         <w:t xml:space="preserve">    </w:t>
       </w:r>
+      <w:proofErr w:type="spellStart"/>
       <w:r>
         <w:rPr>
           <w:rFonts w:ascii="Consolas" w:eastAsia="Times New Roman" w:hAnsi="Consolas" w:cs="Times New Roman"/>
@@ -3485,6 +3983,7 @@
         </w:rPr>
         <w:t>cout</w:t>
       </w:r>
+      <w:proofErr w:type="spellEnd"/>
       <w:r>
         <w:rPr>
           <w:rFonts w:ascii="Consolas" w:eastAsia="Times New Roman" w:hAnsi="Consolas" w:cs="Times New Roman"/>
@@ -3512,6 +4011,8 @@
         </w:rPr>
         <w:t xml:space="preserve"> </w:t>
       </w:r>
+      <w:proofErr w:type="spellStart"/>
+      <w:proofErr w:type="gramStart"/>
       <w:r>
         <w:rPr>
           <w:rFonts w:ascii="Consolas" w:eastAsia="Times New Roman" w:hAnsi="Consolas" w:cs="Times New Roman"/>
@@ -3521,6 +4022,7 @@
         </w:rPr>
         <w:t>endl</w:t>
       </w:r>
+      <w:proofErr w:type="spellEnd"/>
       <w:r>
         <w:rPr>
           <w:rFonts w:ascii="Consolas" w:eastAsia="Times New Roman" w:hAnsi="Consolas" w:cs="Times New Roman"/>
@@ -3530,6 +4032,7 @@
         </w:rPr>
         <w:t>;</w:t>
       </w:r>
+      <w:proofErr w:type="gramEnd"/>
     </w:p>
     <w:p>
       <w:pPr>
@@ -3563,6 +4066,7 @@
         </w:rPr>
         <w:t xml:space="preserve">    </w:t>
       </w:r>
+      <w:proofErr w:type="spellStart"/>
       <w:r>
         <w:rPr>
           <w:rFonts w:ascii="Consolas" w:eastAsia="Times New Roman" w:hAnsi="Consolas" w:cs="Times New Roman"/>
@@ -3572,6 +4076,7 @@
         </w:rPr>
         <w:t>cout</w:t>
       </w:r>
+      <w:proofErr w:type="spellEnd"/>
       <w:r>
         <w:rPr>
           <w:rFonts w:ascii="Consolas" w:eastAsia="Times New Roman" w:hAnsi="Consolas" w:cs="Times New Roman"/>
@@ -3635,6 +4140,7 @@
         </w:rPr>
         <w:t xml:space="preserve"> </w:t>
       </w:r>
+      <w:proofErr w:type="spellStart"/>
       <w:r>
         <w:rPr>
           <w:rFonts w:ascii="Consolas" w:eastAsia="Times New Roman" w:hAnsi="Consolas" w:cs="Times New Roman"/>
@@ -3662,6 +4168,7 @@
         </w:rPr>
         <w:t>size</w:t>
       </w:r>
+      <w:proofErr w:type="spellEnd"/>
       <w:r>
         <w:rPr>
           <w:rFonts w:ascii="Consolas" w:eastAsia="Times New Roman" w:hAnsi="Consolas" w:cs="Times New Roman"/>
@@ -3707,6 +4214,8 @@
         </w:rPr>
         <w:t xml:space="preserve"> </w:t>
       </w:r>
+      <w:proofErr w:type="spellStart"/>
+      <w:proofErr w:type="gramStart"/>
       <w:r>
         <w:rPr>
           <w:rFonts w:ascii="Consolas" w:eastAsia="Times New Roman" w:hAnsi="Consolas" w:cs="Times New Roman"/>
@@ -3716,6 +4225,7 @@
         </w:rPr>
         <w:t>endl</w:t>
       </w:r>
+      <w:proofErr w:type="spellEnd"/>
       <w:r>
         <w:rPr>
           <w:rFonts w:ascii="Consolas" w:eastAsia="Times New Roman" w:hAnsi="Consolas" w:cs="Times New Roman"/>
@@ -3725,6 +4235,7 @@
         </w:rPr>
         <w:t>;</w:t>
       </w:r>
+      <w:proofErr w:type="gramEnd"/>
     </w:p>
     <w:p>
       <w:pPr>
@@ -4884,7 +5395,25 @@
                 <w:sz w:val="20"/>
                 <w:szCs w:val="20"/>
               </w:rPr>
-              <w:t>Large range; both odd and even starting positions covered</w:t>
+              <w:t xml:space="preserve">Large </w:t>
+            </w:r>
+            <w:proofErr w:type="gramStart"/>
+            <w:r>
+              <w:rPr>
+                <w:color w:val="000000"/>
+                <w:sz w:val="20"/>
+                <w:szCs w:val="20"/>
+              </w:rPr>
+              <w:t>range;</w:t>
+            </w:r>
+            <w:proofErr w:type="gramEnd"/>
+            <w:r>
+              <w:rPr>
+                <w:color w:val="000000"/>
+                <w:sz w:val="20"/>
+                <w:szCs w:val="20"/>
+              </w:rPr>
+              <w:t xml:space="preserve"> both odd and even starting positions covered</w:t>
             </w:r>
           </w:p>
         </w:tc>
@@ -5389,7 +5918,25 @@
                 <w:sz w:val="20"/>
                 <w:szCs w:val="20"/>
               </w:rPr>
-              <w:t>Forward sweep only (no backward)</w:t>
+              <w:t>Forward sweep only (</w:t>
+            </w:r>
+            <w:proofErr w:type="gramStart"/>
+            <w:r>
+              <w:rPr>
+                <w:color w:val="000000"/>
+                <w:sz w:val="20"/>
+                <w:szCs w:val="20"/>
+              </w:rPr>
+              <w:t>no</w:t>
+            </w:r>
+            <w:proofErr w:type="gramEnd"/>
+            <w:r>
+              <w:rPr>
+                <w:color w:val="000000"/>
+                <w:sz w:val="20"/>
+                <w:szCs w:val="20"/>
+              </w:rPr>
+              <w:t xml:space="preserve"> backward)</w:t>
             </w:r>
           </w:p>
         </w:tc>
@@ -5890,7 +6437,21 @@
         <w:rPr>
           <w:color w:val="000000"/>
         </w:rPr>
-        <w:t>The hunt() function divides the range [low, high] into two halves recursively, similar to a merge sort decomposition. The recurrence relation is:</w:t>
+        <w:t xml:space="preserve">The </w:t>
+      </w:r>
+      <w:proofErr w:type="gramStart"/>
+      <w:r>
+        <w:rPr>
+          <w:color w:val="000000"/>
+        </w:rPr>
+        <w:t>hunt(</w:t>
+      </w:r>
+      <w:proofErr w:type="gramEnd"/>
+      <w:r>
+        <w:rPr>
+          <w:color w:val="000000"/>
+        </w:rPr>
+        <w:t>) function divides the range [low, high] into two halves recursively, similar to a merge sort decomposition. The recurrence relation is:</w:t>
       </w:r>
     </w:p>
     <w:p>
@@ -5905,7 +6466,27 @@
           <w:bCs/>
           <w:color w:val="2E75B6"/>
         </w:rPr>
-        <w:t>T(n) = aT(n/b) + f(n)</w:t>
+        <w:t xml:space="preserve">T(n) = </w:t>
+      </w:r>
+      <w:proofErr w:type="spellStart"/>
+      <w:r>
+        <w:rPr>
+          <w:rFonts w:ascii="Courier New" w:eastAsia="Courier New" w:hAnsi="Courier New" w:cs="Courier New"/>
+          <w:b/>
+          <w:bCs/>
+          <w:color w:val="2E75B6"/>
+        </w:rPr>
+        <w:t>aT</w:t>
+      </w:r>
+      <w:proofErr w:type="spellEnd"/>
+      <w:r>
+        <w:rPr>
+          <w:rFonts w:ascii="Courier New" w:eastAsia="Courier New" w:hAnsi="Courier New" w:cs="Courier New"/>
+          <w:b/>
+          <w:bCs/>
+          <w:color w:val="2E75B6"/>
+        </w:rPr>
+        <w:t>(n/b) + f(n)</w:t>
       </w:r>
     </w:p>
     <w:p>
@@ -5930,7 +6511,49 @@
         <w:rPr>
           <w:color w:val="000000"/>
         </w:rPr>
-        <w:t xml:space="preserve"> algorithm: a = 2 (two recursive calls), b = 2 (each half is half the size), f(n) = O(1) (only a push_back at the base case, no merge cost). By the Master Theorem with a = 2, b = 2, d = 0: Since a = 2 &gt; b^d = 1, we have Case 1: T(n) = O(n).</w:t>
+        <w:t xml:space="preserve"> algorithm: a = 2 (two recursive calls), b = 2 (each half is half the size), f(n) = </w:t>
+      </w:r>
+      <w:proofErr w:type="gramStart"/>
+      <w:r>
+        <w:rPr>
+          <w:color w:val="000000"/>
+        </w:rPr>
+        <w:t>O(</w:t>
+      </w:r>
+      <w:proofErr w:type="gramEnd"/>
+      <w:r>
+        <w:rPr>
+          <w:color w:val="000000"/>
+        </w:rPr>
+        <w:t xml:space="preserve">1) (only a </w:t>
+      </w:r>
+      <w:proofErr w:type="spellStart"/>
+      <w:r>
+        <w:rPr>
+          <w:color w:val="000000"/>
+        </w:rPr>
+        <w:t>push_back</w:t>
+      </w:r>
+      <w:proofErr w:type="spellEnd"/>
+      <w:r>
+        <w:rPr>
+          <w:color w:val="000000"/>
+        </w:rPr>
+        <w:t xml:space="preserve"> at the base case, no merge cost). By the Master Theorem with a = 2, b = 2, d = 0: Since a = 2 &gt; </w:t>
+      </w:r>
+      <w:proofErr w:type="spellStart"/>
+      <w:r>
+        <w:rPr>
+          <w:color w:val="000000"/>
+        </w:rPr>
+        <w:t>b^d</w:t>
+      </w:r>
+      <w:proofErr w:type="spellEnd"/>
+      <w:r>
+        <w:rPr>
+          <w:color w:val="000000"/>
+        </w:rPr>
+        <w:t xml:space="preserve"> = 1, we have Case 1: T(n) = O(n).</w:t>
       </w:r>
     </w:p>
     <w:p>
@@ -6009,7 +6632,21 @@
         <w:rPr>
           <w:color w:val="000000"/>
         </w:rPr>
-        <w:t>The forwardSequence vector holds n-2 elements → O(n) space.</w:t>
+        <w:t xml:space="preserve">The </w:t>
+      </w:r>
+      <w:proofErr w:type="spellStart"/>
+      <w:r>
+        <w:rPr>
+          <w:color w:val="000000"/>
+        </w:rPr>
+        <w:t>forwardSequence</w:t>
+      </w:r>
+      <w:proofErr w:type="spellEnd"/>
+      <w:r>
+        <w:rPr>
+          <w:color w:val="000000"/>
+        </w:rPr>
+        <w:t xml:space="preserve"> vector holds n-2 elements → O(n) space.</w:t>
       </w:r>
     </w:p>
     <w:p>
@@ -6026,7 +6663,21 @@
         <w:rPr>
           <w:color w:val="000000"/>
         </w:rPr>
-        <w:t>The backwardSequence vector also holds n-2 elements → O(n) space.</w:t>
+        <w:t xml:space="preserve">The </w:t>
+      </w:r>
+      <w:proofErr w:type="spellStart"/>
+      <w:r>
+        <w:rPr>
+          <w:color w:val="000000"/>
+        </w:rPr>
+        <w:t>backwardSequence</w:t>
+      </w:r>
+      <w:proofErr w:type="spellEnd"/>
+      <w:r>
+        <w:rPr>
+          <w:color w:val="000000"/>
+        </w:rPr>
+        <w:t xml:space="preserve"> vector also holds n-2 elements → O(n) space.</w:t>
       </w:r>
     </w:p>
     <w:p>
@@ -6043,7 +6694,21 @@
         <w:rPr>
           <w:color w:val="000000"/>
         </w:rPr>
-        <w:t>The recursion stack depth is O(log n) (binary split each time).</w:t>
+        <w:t xml:space="preserve">The recursion stack depth is </w:t>
+      </w:r>
+      <w:proofErr w:type="gramStart"/>
+      <w:r>
+        <w:rPr>
+          <w:color w:val="000000"/>
+        </w:rPr>
+        <w:t>O(</w:t>
+      </w:r>
+      <w:proofErr w:type="gramEnd"/>
+      <w:r>
+        <w:rPr>
+          <w:color w:val="000000"/>
+        </w:rPr>
+        <w:t>log n) (binary split each time).</w:t>
       </w:r>
     </w:p>
     <w:p>
@@ -6448,13 +7113,23 @@
             <w:pPr>
               <w:jc w:val="center"/>
             </w:pPr>
+            <w:proofErr w:type="gramStart"/>
             <w:r>
               <w:rPr>
                 <w:color w:val="000000"/>
                 <w:sz w:val="20"/>
                 <w:szCs w:val="20"/>
               </w:rPr>
-              <w:t>O(log n)</w:t>
+              <w:t>O(</w:t>
+            </w:r>
+            <w:proofErr w:type="gramEnd"/>
+            <w:r>
+              <w:rPr>
+                <w:color w:val="000000"/>
+                <w:sz w:val="20"/>
+                <w:szCs w:val="20"/>
+              </w:rPr>
+              <w:t>log n)</w:t>
             </w:r>
           </w:p>
         </w:tc>
@@ -7837,7 +8512,35 @@
         <w:rPr>
           <w:color w:val="000000"/>
         </w:rPr>
-        <w:t xml:space="preserve">One could model the state as (shot_number, possible_positions_of_target) and use a DP table to compute the minimum guaranteed shooting sequence. While theoretically sound, this approach has higher space complexity — O(n²) — and is not simpler than the D&amp;C solution for this </w:t>
+        <w:t>One could model the state as (</w:t>
+      </w:r>
+      <w:proofErr w:type="spellStart"/>
+      <w:r>
+        <w:rPr>
+          <w:color w:val="000000"/>
+        </w:rPr>
+        <w:t>shot_number</w:t>
+      </w:r>
+      <w:proofErr w:type="spellEnd"/>
+      <w:r>
+        <w:rPr>
+          <w:color w:val="000000"/>
+        </w:rPr>
+        <w:t xml:space="preserve">, </w:t>
+      </w:r>
+      <w:proofErr w:type="spellStart"/>
+      <w:r>
+        <w:rPr>
+          <w:color w:val="000000"/>
+        </w:rPr>
+        <w:t>possible_positions_of_target</w:t>
+      </w:r>
+      <w:proofErr w:type="spellEnd"/>
+      <w:r>
+        <w:rPr>
+          <w:color w:val="000000"/>
+        </w:rPr>
+        <w:t xml:space="preserve">) and use a DP table to compute the minimum guaranteed shooting sequence. While theoretically sound, this approach has higher space complexity — O(n²) — and is not simpler than the D&amp;C solution for this </w:t>
       </w:r>
       <w:r>
         <w:rPr>
@@ -8027,7 +8730,25 @@
                 <w:sz w:val="20"/>
                 <w:szCs w:val="20"/>
               </w:rPr>
-              <w:t>Convert the recursive hunt() to an iterative approach using an explicit stack to avoid recursion overhead and stack overflow for very large n.</w:t>
+              <w:t xml:space="preserve">Convert the recursive </w:t>
+            </w:r>
+            <w:proofErr w:type="gramStart"/>
+            <w:r>
+              <w:rPr>
+                <w:color w:val="000000"/>
+                <w:sz w:val="20"/>
+                <w:szCs w:val="20"/>
+              </w:rPr>
+              <w:t>hunt(</w:t>
+            </w:r>
+            <w:proofErr w:type="gramEnd"/>
+            <w:r>
+              <w:rPr>
+                <w:color w:val="000000"/>
+                <w:sz w:val="20"/>
+                <w:szCs w:val="20"/>
+              </w:rPr>
+              <w:t>) to an iterative approach using an explicit stack to avoid recursion overhead and stack overflow for very large n.</w:t>
             </w:r>
           </w:p>
         </w:tc>
@@ -8336,8 +9057,16 @@
         <w:rPr>
           <w:color w:val="000000"/>
         </w:rPr>
-        <w:t>Shot sequence: 2 3 3 2</w:t>
-      </w:r>
+        <w:t xml:space="preserve">Shot sequence: 2 3 3 </w:t>
+      </w:r>
+      <w:proofErr w:type="gramStart"/>
+      <w:r>
+        <w:rPr>
+          <w:color w:val="000000"/>
+        </w:rPr>
+        <w:t>2</w:t>
+      </w:r>
+      <w:proofErr w:type="gramEnd"/>
     </w:p>
     <w:p>
       <w:pPr>
@@ -8351,8 +9080,16 @@
         <w:rPr>
           <w:color w:val="000000"/>
         </w:rPr>
-        <w:t>Total shots needed: 4</w:t>
-      </w:r>
+        <w:t xml:space="preserve">Total shots needed: </w:t>
+      </w:r>
+      <w:proofErr w:type="gramStart"/>
+      <w:r>
+        <w:rPr>
+          <w:color w:val="000000"/>
+        </w:rPr>
+        <w:t>4</w:t>
+      </w:r>
+      <w:proofErr w:type="gramEnd"/>
     </w:p>
     <w:p>
       <w:pPr>
@@ -8490,8 +9227,16 @@
         <w:rPr>
           <w:color w:val="000000"/>
         </w:rPr>
-        <w:t>Shot sequence: 2 3 4 4 3 2</w:t>
-      </w:r>
+        <w:t xml:space="preserve">Shot sequence: 2 3 4 4 3 </w:t>
+      </w:r>
+      <w:proofErr w:type="gramStart"/>
+      <w:r>
+        <w:rPr>
+          <w:color w:val="000000"/>
+        </w:rPr>
+        <w:t>2</w:t>
+      </w:r>
+      <w:proofErr w:type="gramEnd"/>
     </w:p>
     <w:p>
       <w:pPr>
@@ -8505,8 +9250,16 @@
         <w:rPr>
           <w:color w:val="000000"/>
         </w:rPr>
-        <w:t>Total shots needed: 6</w:t>
-      </w:r>
+        <w:t xml:space="preserve">Total shots needed: </w:t>
+      </w:r>
+      <w:proofErr w:type="gramStart"/>
+      <w:r>
+        <w:rPr>
+          <w:color w:val="000000"/>
+        </w:rPr>
+        <w:t>6</w:t>
+      </w:r>
+      <w:proofErr w:type="gramEnd"/>
     </w:p>
     <w:p>
       <w:pPr>
@@ -8620,8 +9373,16 @@
         <w:rPr>
           <w:color w:val="000000"/>
         </w:rPr>
-        <w:t>Shot sequence: 2 3 4 5 6 7 7 6 5 4 3 2</w:t>
-      </w:r>
+        <w:t xml:space="preserve">Shot sequence: 2 3 4 5 6 7 7 6 5 4 3 </w:t>
+      </w:r>
+      <w:proofErr w:type="gramStart"/>
+      <w:r>
+        <w:rPr>
+          <w:color w:val="000000"/>
+        </w:rPr>
+        <w:t>2</w:t>
+      </w:r>
+      <w:proofErr w:type="gramEnd"/>
     </w:p>
     <w:p>
       <w:pPr>
@@ -8635,8 +9396,16 @@
         <w:rPr>
           <w:color w:val="000000"/>
         </w:rPr>
-        <w:t>Total shots needed: 12</w:t>
-      </w:r>
+        <w:t xml:space="preserve">Total shots needed: </w:t>
+      </w:r>
+      <w:proofErr w:type="gramStart"/>
+      <w:r>
+        <w:rPr>
+          <w:color w:val="000000"/>
+        </w:rPr>
+        <w:t>12</w:t>
+      </w:r>
+      <w:proofErr w:type="gramEnd"/>
     </w:p>
     <w:p>
       <w:pPr>
@@ -8830,7 +9599,21 @@
         <w:rPr>
           <w:color w:val="000000"/>
         </w:rPr>
-        <w:t>Space Complexity: O(n) for sequences, O(log n) for the recursion stack.</w:t>
+        <w:t xml:space="preserve">Space Complexity: O(n) for sequences, </w:t>
+      </w:r>
+      <w:proofErr w:type="gramStart"/>
+      <w:r>
+        <w:rPr>
+          <w:color w:val="000000"/>
+        </w:rPr>
+        <w:t>O(</w:t>
+      </w:r>
+      <w:proofErr w:type="gramEnd"/>
+      <w:r>
+        <w:rPr>
+          <w:color w:val="000000"/>
+        </w:rPr>
+        <w:t>log n) for the recursion stack.</w:t>
       </w:r>
     </w:p>
     <w:p>
@@ -8884,134 +9667,10 @@
         <w:t>Possible improvements include iterative implementation, parallel computation, and early termination upon hit detection.</w:t>
       </w:r>
     </w:p>
-    <w:p>
-      <w:r>
-        <w:br w:type="page"/>
-      </w:r>
-    </w:p>
-    <w:p>
-      <w:pPr>
-        <w:pStyle w:val="Heading1"/>
-      </w:pPr>
-      <w:bookmarkStart w:id="27" w:name="_Toc228918299"/>
-      <w:r>
-        <w:lastRenderedPageBreak/>
-        <w:t>12. References</w:t>
-      </w:r>
-      <w:bookmarkEnd w:id="27"/>
-    </w:p>
-    <w:p>
-      <w:pPr>
-        <w:pStyle w:val="ListParagraph"/>
-        <w:numPr>
-          <w:ilvl w:val="0"/>
-          <w:numId w:val="3"/>
-        </w:numPr>
-        <w:spacing w:before="120" w:after="60" w:line="360" w:lineRule="auto"/>
-        <w:jc w:val="both"/>
-      </w:pPr>
-      <w:r>
-        <w:rPr>
-          <w:color w:val="000000"/>
-        </w:rPr>
-        <w:t>Levitin, A. (2012). Introduction to the Design and Analysis of Algorithms (3rd ed.). Pearson.</w:t>
-      </w:r>
-    </w:p>
-    <w:p>
-      <w:pPr>
-        <w:pStyle w:val="ListParagraph"/>
-        <w:numPr>
-          <w:ilvl w:val="0"/>
-          <w:numId w:val="3"/>
-        </w:numPr>
-        <w:spacing w:before="120" w:after="60" w:line="360" w:lineRule="auto"/>
-        <w:jc w:val="both"/>
-      </w:pPr>
-      <w:r>
-        <w:rPr>
-          <w:color w:val="000000"/>
-        </w:rPr>
-        <w:t>Cormen, T. H., Leiserson, C. E., Rivest, R. L., &amp; Stein, C. (2009). Introduction to Algorithms (3rd ed.). MIT Press.</w:t>
-      </w:r>
-    </w:p>
-    <w:p>
-      <w:pPr>
-        <w:pStyle w:val="ListParagraph"/>
-        <w:numPr>
-          <w:ilvl w:val="0"/>
-          <w:numId w:val="3"/>
-        </w:numPr>
-        <w:spacing w:before="120" w:after="60" w:line="360" w:lineRule="auto"/>
-        <w:jc w:val="both"/>
-      </w:pPr>
-      <w:r>
-        <w:rPr>
-          <w:color w:val="000000"/>
-        </w:rPr>
-        <w:t xml:space="preserve">GeeksforGeeks. (2026). Introduction to Divide and Conquer Algorithm. </w:t>
-      </w:r>
-      <w:hyperlink r:id="rId11" w:history="1">
-        <w:r>
-          <w:rPr>
-            <w:rStyle w:val="Hyperlink"/>
-          </w:rPr>
-          <w:t>https://www.geeksforgeeks.org/introduction-to-divide-and-conquer-algorithm/</w:t>
-        </w:r>
-      </w:hyperlink>
-    </w:p>
-    <w:p>
-      <w:pPr>
-        <w:pStyle w:val="ListParagraph"/>
-        <w:numPr>
-          <w:ilvl w:val="0"/>
-          <w:numId w:val="3"/>
-        </w:numPr>
-        <w:spacing w:before="120" w:after="60" w:line="360" w:lineRule="auto"/>
-        <w:jc w:val="both"/>
-      </w:pPr>
-      <w:r>
-        <w:rPr>
-          <w:color w:val="000000"/>
-        </w:rPr>
-        <w:t xml:space="preserve">Wikipedia Contributors. (2026). Divide-and-conquer algorithm. Wikipedia. </w:t>
-      </w:r>
-      <w:hyperlink r:id="rId12" w:history="1">
-        <w:r>
-          <w:rPr>
-            <w:rStyle w:val="Hyperlink"/>
-          </w:rPr>
-          <w:t>https://en.wikipedia.org/wiki/Divide-and-conquer_algorithm</w:t>
-        </w:r>
-      </w:hyperlink>
-    </w:p>
-    <w:p>
-      <w:pPr>
-        <w:pStyle w:val="ListParagraph"/>
-        <w:numPr>
-          <w:ilvl w:val="0"/>
-          <w:numId w:val="3"/>
-        </w:numPr>
-        <w:spacing w:before="120" w:after="60" w:line="360" w:lineRule="auto"/>
-        <w:jc w:val="both"/>
-      </w:pPr>
-      <w:r>
-        <w:rPr>
-          <w:color w:val="000000"/>
-        </w:rPr>
-        <w:t xml:space="preserve">Dasgupta, S., Papadimitriou, C., &amp; Vazirani, U. (2006). Algorithms. McGraw-Hill. </w:t>
-      </w:r>
-      <w:hyperlink r:id="rId13" w:history="1">
-        <w:r>
-          <w:rPr>
-            <w:rStyle w:val="Hyperlink"/>
-          </w:rPr>
-          <w:t>https://people.eecs.berkeley.edu/~vazirani/algorithms/chap2.pdf</w:t>
-        </w:r>
-      </w:hyperlink>
-    </w:p>
+    <w:p/>
     <w:sectPr>
-      <w:headerReference w:type="default" r:id="rId14"/>
-      <w:footerReference w:type="default" r:id="rId15"/>
+      <w:headerReference w:type="default" r:id="rId11"/>
+      <w:footerReference w:type="default" r:id="rId12"/>
       <w:pgSz w:w="11906" w:h="16838"/>
       <w:pgMar w:top="1440" w:right="1440" w:bottom="1440" w:left="1440" w:header="708" w:footer="708" w:gutter="0"/>
       <w:cols w:space="720"/>

--- a/Report/Task 05_MovingTarget_Report.docx
+++ b/Report/Task 05_MovingTarget_Report.docx
@@ -8,7 +8,30 @@
       </w:pPr>
       <w:bookmarkStart w:id="0" w:name="_Toc228918272"/>
       <w:r>
-        <w:t>1. Problem Description</w:t>
+        <w:t>5. Moving Target</w:t>
+      </w:r>
+    </w:p>
+    <w:p>
+      <w:pPr>
+        <w:pStyle w:val="Heading2"/>
+      </w:pPr>
+      <w:r>
+        <w:t>5</w:t>
+      </w:r>
+      <w:r>
+        <w:t>.</w:t>
+      </w:r>
+      <w:r>
+        <w:t>1</w:t>
+      </w:r>
+      <w:r>
+        <w:t xml:space="preserve"> Problem </w:t>
+      </w:r>
+      <w:r>
+        <w:t>d</w:t>
+      </w:r>
+      <w:r>
+        <w:t>escription</w:t>
       </w:r>
       <w:bookmarkEnd w:id="0"/>
     </w:p>
@@ -25,21 +48,7 @@
         <w:rPr>
           <w:color w:val="000000"/>
         </w:rPr>
-        <w:t xml:space="preserve">A computer game has a shooter and a moving target. There </w:t>
-      </w:r>
-      <w:proofErr w:type="gramStart"/>
-      <w:r>
-        <w:rPr>
-          <w:color w:val="000000"/>
-        </w:rPr>
-        <w:t>are</w:t>
-      </w:r>
-      <w:proofErr w:type="gramEnd"/>
-      <w:r>
-        <w:rPr>
-          <w:color w:val="000000"/>
-        </w:rPr>
-        <w:t xml:space="preserve"> n &gt; 1 hiding spots located along a straight line. The shooter fires one shot at a time at any chosen hiding spot. The target is invisible — the shooter can never see it. </w:t>
+        <w:t xml:space="preserve">A computer game has a shooter and a moving target. There are n &gt; 1 hiding spots located along a straight line. The shooter fires one shot at a time at any chosen hiding spot. The target is invisible — the shooter can never see it. </w:t>
       </w:r>
     </w:p>
     <w:p>
@@ -58,11 +67,17 @@
     <w:p/>
     <w:p>
       <w:pPr>
-        <w:pStyle w:val="Heading1"/>
+        <w:pStyle w:val="Heading2"/>
       </w:pPr>
       <w:bookmarkStart w:id="1" w:name="_Toc228918273"/>
       <w:r>
-        <w:t>2. Assumptions</w:t>
+        <w:t>5.</w:t>
+      </w:r>
+      <w:r>
+        <w:t>2</w:t>
+      </w:r>
+      <w:r>
+        <w:t xml:space="preserve"> Assumptions</w:t>
       </w:r>
       <w:bookmarkEnd w:id="1"/>
     </w:p>
@@ -80,21 +95,7 @@
         <w:rPr>
           <w:color w:val="000000"/>
         </w:rPr>
-        <w:t xml:space="preserve">There </w:t>
-      </w:r>
-      <w:proofErr w:type="gramStart"/>
-      <w:r>
-        <w:rPr>
-          <w:color w:val="000000"/>
-        </w:rPr>
-        <w:t>are</w:t>
-      </w:r>
-      <w:proofErr w:type="gramEnd"/>
-      <w:r>
-        <w:rPr>
-          <w:color w:val="000000"/>
-        </w:rPr>
-        <w:t xml:space="preserve"> n &gt; 1 hiding spots numbered 1 through n, arranged in a straight line.</w:t>
+        <w:t>There are n &gt; 1 hiding spots numbered 1 through n, arranged in a straight line.</w:t>
       </w:r>
     </w:p>
     <w:p>
@@ -145,21 +146,7 @@
         <w:rPr>
           <w:color w:val="000000"/>
         </w:rPr>
-        <w:t xml:space="preserve">The target's position </w:t>
-      </w:r>
-      <w:proofErr w:type="gramStart"/>
-      <w:r>
-        <w:rPr>
-          <w:color w:val="000000"/>
-        </w:rPr>
-        <w:t>is completely unknown to the shooter at all times</w:t>
-      </w:r>
-      <w:proofErr w:type="gramEnd"/>
-      <w:r>
-        <w:rPr>
-          <w:color w:val="000000"/>
-        </w:rPr>
-        <w:t>.</w:t>
+        <w:t>The target's position is completely unknown to the shooter at all times.</w:t>
       </w:r>
     </w:p>
     <w:p>
@@ -271,22 +258,34 @@
     </w:p>
     <w:p>
       <w:pPr>
-        <w:pStyle w:val="Heading1"/>
+        <w:pStyle w:val="Heading2"/>
       </w:pPr>
       <w:bookmarkStart w:id="2" w:name="_Toc228918274"/>
       <w:r>
         <w:lastRenderedPageBreak/>
-        <w:t>3. Methodology</w:t>
+        <w:t>5.</w:t>
+      </w:r>
+      <w:r>
+        <w:t>3 Methodology</w:t>
       </w:r>
       <w:bookmarkEnd w:id="2"/>
     </w:p>
     <w:p>
       <w:pPr>
-        <w:pStyle w:val="Heading2"/>
+        <w:pStyle w:val="Heading3"/>
       </w:pPr>
       <w:bookmarkStart w:id="3" w:name="_Toc228918275"/>
       <w:r>
-        <w:t>3.1 Key Insight</w:t>
+        <w:t xml:space="preserve">5.3.1 </w:t>
+      </w:r>
+      <w:r>
+        <w:t xml:space="preserve">Key </w:t>
+      </w:r>
+      <w:r>
+        <w:t>i</w:t>
+      </w:r>
+      <w:r>
+        <w:t>nsight</w:t>
       </w:r>
       <w:bookmarkEnd w:id="3"/>
     </w:p>
@@ -295,21 +294,40 @@
         <w:spacing w:before="240" w:after="120" w:line="360" w:lineRule="auto"/>
         <w:ind w:firstLine="720"/>
         <w:jc w:val="both"/>
-      </w:pPr>
-      <w:r>
         <w:rPr>
           <w:color w:val="000000"/>
         </w:rPr>
+      </w:pPr>
+      <w:r>
+        <w:rPr>
+          <w:color w:val="000000"/>
+        </w:rPr>
         <w:t>The key insight is this: if we shoot spots 2, 3, 4, ..., n-1 in order (forward sweep), the target is cornered — it can never cross our sweep without being hit if it started on an odd-indexed spot. Then we shoot the same sequence in reverse (backward sweep) to catch targets that started on even-indexed spots. Together, the two sweeps guarantee a hit.</w:t>
       </w:r>
     </w:p>
     <w:p>
       <w:pPr>
-        <w:pStyle w:val="Heading2"/>
+        <w:spacing w:before="240" w:after="120" w:line="360" w:lineRule="auto"/>
+        <w:ind w:firstLine="720"/>
+        <w:jc w:val="both"/>
+      </w:pPr>
+    </w:p>
+    <w:p>
+      <w:pPr>
+        <w:pStyle w:val="Heading3"/>
       </w:pPr>
       <w:bookmarkStart w:id="4" w:name="_Toc228918276"/>
       <w:r>
-        <w:t>3.2 Step-by-Step Description</w:t>
+        <w:t xml:space="preserve">5.3.2 </w:t>
+      </w:r>
+      <w:r>
+        <w:t xml:space="preserve">Step-by-Step </w:t>
+      </w:r>
+      <w:r>
+        <w:t>d</w:t>
+      </w:r>
+      <w:r>
+        <w:t>escription</w:t>
       </w:r>
       <w:bookmarkEnd w:id="4"/>
     </w:p>
@@ -492,12 +510,15 @@
     </w:p>
     <w:p>
       <w:pPr>
-        <w:pStyle w:val="Heading1"/>
+        <w:pStyle w:val="Heading2"/>
       </w:pPr>
       <w:bookmarkStart w:id="5" w:name="_Toc228918277"/>
       <w:r>
         <w:lastRenderedPageBreak/>
-        <w:t>4. Pseudocode</w:t>
+        <w:t>5.4</w:t>
+      </w:r>
+      <w:r>
+        <w:t xml:space="preserve"> Pseudocode</w:t>
       </w:r>
       <w:bookmarkEnd w:id="5"/>
     </w:p>
@@ -513,9 +534,14 @@
           <w:sz w:val="20"/>
           <w:szCs w:val="20"/>
         </w:rPr>
-        <w:t xml:space="preserve">FUNCTION </w:t>
-      </w:r>
-      <w:proofErr w:type="gramStart"/>
+        <w:t>FUNCTION hunt(low, high, sequence):</w:t>
+      </w:r>
+    </w:p>
+    <w:p>
+      <w:pPr>
+        <w:spacing w:before="120" w:after="120" w:line="276" w:lineRule="auto"/>
+        <w:ind w:left="720"/>
+      </w:pPr>
       <w:r>
         <w:rPr>
           <w:rFonts w:ascii="Courier New" w:eastAsia="Courier New" w:hAnsi="Courier New" w:cs="Courier New"/>
@@ -523,9 +549,14 @@
           <w:sz w:val="20"/>
           <w:szCs w:val="20"/>
         </w:rPr>
-        <w:t>hunt(</w:t>
-      </w:r>
-      <w:proofErr w:type="gramEnd"/>
+        <w:t xml:space="preserve">    IF low &gt; high:</w:t>
+      </w:r>
+    </w:p>
+    <w:p>
+      <w:pPr>
+        <w:spacing w:before="120" w:after="120" w:line="276" w:lineRule="auto"/>
+        <w:ind w:left="720"/>
+      </w:pPr>
       <w:r>
         <w:rPr>
           <w:rFonts w:ascii="Courier New" w:eastAsia="Courier New" w:hAnsi="Courier New" w:cs="Courier New"/>
@@ -533,7 +564,7 @@
           <w:sz w:val="20"/>
           <w:szCs w:val="20"/>
         </w:rPr>
-        <w:t>low, high, sequence):</w:t>
+        <w:t xml:space="preserve">        RETURN                        // Base case: empty range</w:t>
       </w:r>
     </w:p>
     <w:p>
@@ -548,7 +579,7 @@
           <w:sz w:val="20"/>
           <w:szCs w:val="20"/>
         </w:rPr>
-        <w:t xml:space="preserve">    IF low &gt; high:</w:t>
+        <w:t xml:space="preserve">    IF low == high:</w:t>
       </w:r>
     </w:p>
     <w:p>
@@ -563,7 +594,7 @@
           <w:sz w:val="20"/>
           <w:szCs w:val="20"/>
         </w:rPr>
-        <w:t xml:space="preserve">        RETURN                        // Base case: empty range</w:t>
+        <w:t xml:space="preserve">        APPEND low TO sequence</w:t>
       </w:r>
     </w:p>
     <w:p>
@@ -578,7 +609,7 @@
           <w:sz w:val="20"/>
           <w:szCs w:val="20"/>
         </w:rPr>
-        <w:t xml:space="preserve">    IF low == high:</w:t>
+        <w:t xml:space="preserve">        RETURN                        // Base case: single spot</w:t>
       </w:r>
     </w:p>
     <w:p>
@@ -593,9 +624,14 @@
           <w:sz w:val="20"/>
           <w:szCs w:val="20"/>
         </w:rPr>
-        <w:t xml:space="preserve">        APPEND low TO </w:t>
-      </w:r>
-      <w:proofErr w:type="gramStart"/>
+        <w:t xml:space="preserve">    mid = (low + high) / 2</w:t>
+      </w:r>
+    </w:p>
+    <w:p>
+      <w:pPr>
+        <w:spacing w:before="120" w:after="120" w:line="276" w:lineRule="auto"/>
+        <w:ind w:left="720"/>
+      </w:pPr>
       <w:r>
         <w:rPr>
           <w:rFonts w:ascii="Courier New" w:eastAsia="Courier New" w:hAnsi="Courier New" w:cs="Courier New"/>
@@ -603,9 +639,8 @@
           <w:sz w:val="20"/>
           <w:szCs w:val="20"/>
         </w:rPr>
-        <w:t>sequence</w:t>
-      </w:r>
-      <w:proofErr w:type="gramEnd"/>
+        <w:t xml:space="preserve">    hunt(low, mid, sequence)          // Conquer left half</w:t>
+      </w:r>
     </w:p>
     <w:p>
       <w:pPr>
@@ -619,7 +654,7 @@
           <w:sz w:val="20"/>
           <w:szCs w:val="20"/>
         </w:rPr>
-        <w:t xml:space="preserve">        RETURN                        // Base case: single spot</w:t>
+        <w:t xml:space="preserve">    hunt(mid+1, high, sequence)       // Conquer right half</w:t>
       </w:r>
     </w:p>
     <w:p>
@@ -634,8 +669,14 @@
           <w:sz w:val="20"/>
           <w:szCs w:val="20"/>
         </w:rPr>
-        <w:t xml:space="preserve">    mid = (low + high) / 2</w:t>
-      </w:r>
+        <w:t xml:space="preserve">    // No explicit combine — results appended in order</w:t>
+      </w:r>
+    </w:p>
+    <w:p>
+      <w:pPr>
+        <w:spacing w:before="120" w:after="120" w:line="276" w:lineRule="auto"/>
+        <w:ind w:left="720"/>
+      </w:pPr>
     </w:p>
     <w:p>
       <w:pPr>
@@ -649,9 +690,14 @@
           <w:sz w:val="20"/>
           <w:szCs w:val="20"/>
         </w:rPr>
-        <w:t xml:space="preserve">    </w:t>
-      </w:r>
-      <w:proofErr w:type="gramStart"/>
+        <w:t>FUNCTION movingTarget(n):</w:t>
+      </w:r>
+    </w:p>
+    <w:p>
+      <w:pPr>
+        <w:spacing w:before="120" w:after="120" w:line="276" w:lineRule="auto"/>
+        <w:ind w:left="720"/>
+      </w:pPr>
       <w:r>
         <w:rPr>
           <w:rFonts w:ascii="Courier New" w:eastAsia="Courier New" w:hAnsi="Courier New" w:cs="Courier New"/>
@@ -659,9 +705,14 @@
           <w:sz w:val="20"/>
           <w:szCs w:val="20"/>
         </w:rPr>
-        <w:t>hunt(</w:t>
-      </w:r>
-      <w:proofErr w:type="gramEnd"/>
+        <w:t xml:space="preserve">    IF n == 2:</w:t>
+      </w:r>
+    </w:p>
+    <w:p>
+      <w:pPr>
+        <w:spacing w:before="120" w:after="120" w:line="276" w:lineRule="auto"/>
+        <w:ind w:left="720"/>
+      </w:pPr>
       <w:r>
         <w:rPr>
           <w:rFonts w:ascii="Courier New" w:eastAsia="Courier New" w:hAnsi="Courier New" w:cs="Courier New"/>
@@ -669,7 +720,7 @@
           <w:sz w:val="20"/>
           <w:szCs w:val="20"/>
         </w:rPr>
-        <w:t>low, mid, sequence)          // Conquer left half</w:t>
+        <w:t xml:space="preserve">        PRINT "Shoot spot 1, then spot 1 again"</w:t>
       </w:r>
     </w:p>
     <w:p>
@@ -684,9 +735,14 @@
           <w:sz w:val="20"/>
           <w:szCs w:val="20"/>
         </w:rPr>
-        <w:t xml:space="preserve">    </w:t>
-      </w:r>
-      <w:proofErr w:type="gramStart"/>
+        <w:t xml:space="preserve">        RETURN</w:t>
+      </w:r>
+    </w:p>
+    <w:p>
+      <w:pPr>
+        <w:spacing w:before="120" w:after="120" w:line="276" w:lineRule="auto"/>
+        <w:ind w:left="720"/>
+      </w:pPr>
       <w:r>
         <w:rPr>
           <w:rFonts w:ascii="Courier New" w:eastAsia="Courier New" w:hAnsi="Courier New" w:cs="Courier New"/>
@@ -694,9 +750,14 @@
           <w:sz w:val="20"/>
           <w:szCs w:val="20"/>
         </w:rPr>
-        <w:t>hunt(</w:t>
-      </w:r>
-      <w:proofErr w:type="gramEnd"/>
+        <w:t xml:space="preserve">    forwardSequence = []</w:t>
+      </w:r>
+    </w:p>
+    <w:p>
+      <w:pPr>
+        <w:spacing w:before="120" w:after="120" w:line="276" w:lineRule="auto"/>
+        <w:ind w:left="720"/>
+      </w:pPr>
       <w:r>
         <w:rPr>
           <w:rFonts w:ascii="Courier New" w:eastAsia="Courier New" w:hAnsi="Courier New" w:cs="Courier New"/>
@@ -704,7 +765,7 @@
           <w:sz w:val="20"/>
           <w:szCs w:val="20"/>
         </w:rPr>
-        <w:t>mid+1, high, sequence)       // Conquer right half</w:t>
+        <w:t xml:space="preserve">    hunt(2, n-1, forwardSequence)    // D&amp;C on inner spots</w:t>
       </w:r>
     </w:p>
     <w:p>
@@ -719,14 +780,8 @@
           <w:sz w:val="20"/>
           <w:szCs w:val="20"/>
         </w:rPr>
-        <w:t xml:space="preserve">    // No explicit combine — results appended in order</w:t>
-      </w:r>
-    </w:p>
-    <w:p>
-      <w:pPr>
-        <w:spacing w:before="120" w:after="120" w:line="276" w:lineRule="auto"/>
-        <w:ind w:left="720"/>
-      </w:pPr>
+        <w:t xml:space="preserve">    backwardSequence = REVERSE(forwardSequence)</w:t>
+      </w:r>
     </w:p>
     <w:p>
       <w:pPr>
@@ -740,9 +795,14 @@
           <w:sz w:val="20"/>
           <w:szCs w:val="20"/>
         </w:rPr>
-        <w:t xml:space="preserve">FUNCTION </w:t>
-      </w:r>
-      <w:proofErr w:type="spellStart"/>
+        <w:t xml:space="preserve">    shots = forwardSequence + backwardSequence</w:t>
+      </w:r>
+    </w:p>
+    <w:p>
+      <w:pPr>
+        <w:spacing w:before="120" w:after="120" w:line="276" w:lineRule="auto"/>
+        <w:ind w:left="720"/>
+      </w:pPr>
       <w:r>
         <w:rPr>
           <w:rFonts w:ascii="Courier New" w:eastAsia="Courier New" w:hAnsi="Courier New" w:cs="Courier New"/>
@@ -750,9 +810,14 @@
           <w:sz w:val="20"/>
           <w:szCs w:val="20"/>
         </w:rPr>
-        <w:t>movingTarget</w:t>
-      </w:r>
-      <w:proofErr w:type="spellEnd"/>
+        <w:t xml:space="preserve">    PRINT shots</w:t>
+      </w:r>
+    </w:p>
+    <w:p>
+      <w:pPr>
+        <w:spacing w:before="120" w:after="120" w:line="276" w:lineRule="auto"/>
+        <w:ind w:left="720"/>
+      </w:pPr>
       <w:r>
         <w:rPr>
           <w:rFonts w:ascii="Courier New" w:eastAsia="Courier New" w:hAnsi="Courier New" w:cs="Courier New"/>
@@ -760,335 +825,7 @@
           <w:sz w:val="20"/>
           <w:szCs w:val="20"/>
         </w:rPr>
-        <w:t>(n):</w:t>
-      </w:r>
-    </w:p>
-    <w:p>
-      <w:pPr>
-        <w:spacing w:before="120" w:after="120" w:line="276" w:lineRule="auto"/>
-        <w:ind w:left="720"/>
-      </w:pPr>
-      <w:r>
-        <w:rPr>
-          <w:rFonts w:ascii="Courier New" w:eastAsia="Courier New" w:hAnsi="Courier New" w:cs="Courier New"/>
-          <w:color w:val="2E4053"/>
-          <w:sz w:val="20"/>
-          <w:szCs w:val="20"/>
-        </w:rPr>
-        <w:t xml:space="preserve">    IF n == 2:</w:t>
-      </w:r>
-    </w:p>
-    <w:p>
-      <w:pPr>
-        <w:spacing w:before="120" w:after="120" w:line="276" w:lineRule="auto"/>
-        <w:ind w:left="720"/>
-      </w:pPr>
-      <w:r>
-        <w:rPr>
-          <w:rFonts w:ascii="Courier New" w:eastAsia="Courier New" w:hAnsi="Courier New" w:cs="Courier New"/>
-          <w:color w:val="2E4053"/>
-          <w:sz w:val="20"/>
-          <w:szCs w:val="20"/>
-        </w:rPr>
-        <w:t xml:space="preserve">        PRINT "Shoot spot 1, then spot 1 </w:t>
-      </w:r>
-      <w:proofErr w:type="gramStart"/>
-      <w:r>
-        <w:rPr>
-          <w:rFonts w:ascii="Courier New" w:eastAsia="Courier New" w:hAnsi="Courier New" w:cs="Courier New"/>
-          <w:color w:val="2E4053"/>
-          <w:sz w:val="20"/>
-          <w:szCs w:val="20"/>
-        </w:rPr>
-        <w:t>again</w:t>
-      </w:r>
-      <w:proofErr w:type="gramEnd"/>
-      <w:r>
-        <w:rPr>
-          <w:rFonts w:ascii="Courier New" w:eastAsia="Courier New" w:hAnsi="Courier New" w:cs="Courier New"/>
-          <w:color w:val="2E4053"/>
-          <w:sz w:val="20"/>
-          <w:szCs w:val="20"/>
-        </w:rPr>
-        <w:t>"</w:t>
-      </w:r>
-    </w:p>
-    <w:p>
-      <w:pPr>
-        <w:spacing w:before="120" w:after="120" w:line="276" w:lineRule="auto"/>
-        <w:ind w:left="720"/>
-      </w:pPr>
-      <w:r>
-        <w:rPr>
-          <w:rFonts w:ascii="Courier New" w:eastAsia="Courier New" w:hAnsi="Courier New" w:cs="Courier New"/>
-          <w:color w:val="2E4053"/>
-          <w:sz w:val="20"/>
-          <w:szCs w:val="20"/>
-        </w:rPr>
-        <w:t xml:space="preserve">        RETURN</w:t>
-      </w:r>
-    </w:p>
-    <w:p>
-      <w:pPr>
-        <w:spacing w:before="120" w:after="120" w:line="276" w:lineRule="auto"/>
-        <w:ind w:left="720"/>
-      </w:pPr>
-      <w:r>
-        <w:rPr>
-          <w:rFonts w:ascii="Courier New" w:eastAsia="Courier New" w:hAnsi="Courier New" w:cs="Courier New"/>
-          <w:color w:val="2E4053"/>
-          <w:sz w:val="20"/>
-          <w:szCs w:val="20"/>
-        </w:rPr>
-        <w:t xml:space="preserve">    </w:t>
-      </w:r>
-      <w:proofErr w:type="spellStart"/>
-      <w:r>
-        <w:rPr>
-          <w:rFonts w:ascii="Courier New" w:eastAsia="Courier New" w:hAnsi="Courier New" w:cs="Courier New"/>
-          <w:color w:val="2E4053"/>
-          <w:sz w:val="20"/>
-          <w:szCs w:val="20"/>
-        </w:rPr>
-        <w:t>forwardSequence</w:t>
-      </w:r>
-      <w:proofErr w:type="spellEnd"/>
-      <w:r>
-        <w:rPr>
-          <w:rFonts w:ascii="Courier New" w:eastAsia="Courier New" w:hAnsi="Courier New" w:cs="Courier New"/>
-          <w:color w:val="2E4053"/>
-          <w:sz w:val="20"/>
-          <w:szCs w:val="20"/>
-        </w:rPr>
-        <w:t xml:space="preserve"> = []</w:t>
-      </w:r>
-    </w:p>
-    <w:p>
-      <w:pPr>
-        <w:spacing w:before="120" w:after="120" w:line="276" w:lineRule="auto"/>
-        <w:ind w:left="720"/>
-      </w:pPr>
-      <w:r>
-        <w:rPr>
-          <w:rFonts w:ascii="Courier New" w:eastAsia="Courier New" w:hAnsi="Courier New" w:cs="Courier New"/>
-          <w:color w:val="2E4053"/>
-          <w:sz w:val="20"/>
-          <w:szCs w:val="20"/>
-        </w:rPr>
-        <w:t xml:space="preserve">    </w:t>
-      </w:r>
-      <w:proofErr w:type="gramStart"/>
-      <w:r>
-        <w:rPr>
-          <w:rFonts w:ascii="Courier New" w:eastAsia="Courier New" w:hAnsi="Courier New" w:cs="Courier New"/>
-          <w:color w:val="2E4053"/>
-          <w:sz w:val="20"/>
-          <w:szCs w:val="20"/>
-        </w:rPr>
-        <w:t>hunt(</w:t>
-      </w:r>
-      <w:proofErr w:type="gramEnd"/>
-      <w:r>
-        <w:rPr>
-          <w:rFonts w:ascii="Courier New" w:eastAsia="Courier New" w:hAnsi="Courier New" w:cs="Courier New"/>
-          <w:color w:val="2E4053"/>
-          <w:sz w:val="20"/>
-          <w:szCs w:val="20"/>
-        </w:rPr>
-        <w:t xml:space="preserve">2, n-1, </w:t>
-      </w:r>
-      <w:proofErr w:type="spellStart"/>
-      <w:r>
-        <w:rPr>
-          <w:rFonts w:ascii="Courier New" w:eastAsia="Courier New" w:hAnsi="Courier New" w:cs="Courier New"/>
-          <w:color w:val="2E4053"/>
-          <w:sz w:val="20"/>
-          <w:szCs w:val="20"/>
-        </w:rPr>
-        <w:t>forwardSequence</w:t>
-      </w:r>
-      <w:proofErr w:type="spellEnd"/>
-      <w:r>
-        <w:rPr>
-          <w:rFonts w:ascii="Courier New" w:eastAsia="Courier New" w:hAnsi="Courier New" w:cs="Courier New"/>
-          <w:color w:val="2E4053"/>
-          <w:sz w:val="20"/>
-          <w:szCs w:val="20"/>
-        </w:rPr>
-        <w:t>)    // D&amp;C on inner spots</w:t>
-      </w:r>
-    </w:p>
-    <w:p>
-      <w:pPr>
-        <w:spacing w:before="120" w:after="120" w:line="276" w:lineRule="auto"/>
-        <w:ind w:left="720"/>
-      </w:pPr>
-      <w:r>
-        <w:rPr>
-          <w:rFonts w:ascii="Courier New" w:eastAsia="Courier New" w:hAnsi="Courier New" w:cs="Courier New"/>
-          <w:color w:val="2E4053"/>
-          <w:sz w:val="20"/>
-          <w:szCs w:val="20"/>
-        </w:rPr>
-        <w:t xml:space="preserve">    </w:t>
-      </w:r>
-      <w:proofErr w:type="spellStart"/>
-      <w:r>
-        <w:rPr>
-          <w:rFonts w:ascii="Courier New" w:eastAsia="Courier New" w:hAnsi="Courier New" w:cs="Courier New"/>
-          <w:color w:val="2E4053"/>
-          <w:sz w:val="20"/>
-          <w:szCs w:val="20"/>
-        </w:rPr>
-        <w:t>backwardSequence</w:t>
-      </w:r>
-      <w:proofErr w:type="spellEnd"/>
-      <w:r>
-        <w:rPr>
-          <w:rFonts w:ascii="Courier New" w:eastAsia="Courier New" w:hAnsi="Courier New" w:cs="Courier New"/>
-          <w:color w:val="2E4053"/>
-          <w:sz w:val="20"/>
-          <w:szCs w:val="20"/>
-        </w:rPr>
-        <w:t xml:space="preserve"> = </w:t>
-      </w:r>
-      <w:proofErr w:type="gramStart"/>
-      <w:r>
-        <w:rPr>
-          <w:rFonts w:ascii="Courier New" w:eastAsia="Courier New" w:hAnsi="Courier New" w:cs="Courier New"/>
-          <w:color w:val="2E4053"/>
-          <w:sz w:val="20"/>
-          <w:szCs w:val="20"/>
-        </w:rPr>
-        <w:t>REVERSE(</w:t>
-      </w:r>
-      <w:proofErr w:type="spellStart"/>
-      <w:proofErr w:type="gramEnd"/>
-      <w:r>
-        <w:rPr>
-          <w:rFonts w:ascii="Courier New" w:eastAsia="Courier New" w:hAnsi="Courier New" w:cs="Courier New"/>
-          <w:color w:val="2E4053"/>
-          <w:sz w:val="20"/>
-          <w:szCs w:val="20"/>
-        </w:rPr>
-        <w:t>forwardSequence</w:t>
-      </w:r>
-      <w:proofErr w:type="spellEnd"/>
-      <w:r>
-        <w:rPr>
-          <w:rFonts w:ascii="Courier New" w:eastAsia="Courier New" w:hAnsi="Courier New" w:cs="Courier New"/>
-          <w:color w:val="2E4053"/>
-          <w:sz w:val="20"/>
-          <w:szCs w:val="20"/>
-        </w:rPr>
-        <w:t>)</w:t>
-      </w:r>
-    </w:p>
-    <w:p>
-      <w:pPr>
-        <w:spacing w:before="120" w:after="120" w:line="276" w:lineRule="auto"/>
-        <w:ind w:left="720"/>
-      </w:pPr>
-      <w:r>
-        <w:rPr>
-          <w:rFonts w:ascii="Courier New" w:eastAsia="Courier New" w:hAnsi="Courier New" w:cs="Courier New"/>
-          <w:color w:val="2E4053"/>
-          <w:sz w:val="20"/>
-          <w:szCs w:val="20"/>
-        </w:rPr>
-        <w:t xml:space="preserve">    shots = </w:t>
-      </w:r>
-      <w:proofErr w:type="spellStart"/>
-      <w:r>
-        <w:rPr>
-          <w:rFonts w:ascii="Courier New" w:eastAsia="Courier New" w:hAnsi="Courier New" w:cs="Courier New"/>
-          <w:color w:val="2E4053"/>
-          <w:sz w:val="20"/>
-          <w:szCs w:val="20"/>
-        </w:rPr>
-        <w:t>forwardSequence</w:t>
-      </w:r>
-      <w:proofErr w:type="spellEnd"/>
-      <w:r>
-        <w:rPr>
-          <w:rFonts w:ascii="Courier New" w:eastAsia="Courier New" w:hAnsi="Courier New" w:cs="Courier New"/>
-          <w:color w:val="2E4053"/>
-          <w:sz w:val="20"/>
-          <w:szCs w:val="20"/>
-        </w:rPr>
-        <w:t xml:space="preserve"> + </w:t>
-      </w:r>
-      <w:proofErr w:type="spellStart"/>
-      <w:r>
-        <w:rPr>
-          <w:rFonts w:ascii="Courier New" w:eastAsia="Courier New" w:hAnsi="Courier New" w:cs="Courier New"/>
-          <w:color w:val="2E4053"/>
-          <w:sz w:val="20"/>
-          <w:szCs w:val="20"/>
-        </w:rPr>
-        <w:t>backwardSequence</w:t>
-      </w:r>
-      <w:proofErr w:type="spellEnd"/>
-    </w:p>
-    <w:p>
-      <w:pPr>
-        <w:spacing w:before="120" w:after="120" w:line="276" w:lineRule="auto"/>
-        <w:ind w:left="720"/>
-      </w:pPr>
-      <w:r>
-        <w:rPr>
-          <w:rFonts w:ascii="Courier New" w:eastAsia="Courier New" w:hAnsi="Courier New" w:cs="Courier New"/>
-          <w:color w:val="2E4053"/>
-          <w:sz w:val="20"/>
-          <w:szCs w:val="20"/>
-        </w:rPr>
-        <w:t xml:space="preserve">    PRINT shots</w:t>
-      </w:r>
-    </w:p>
-    <w:p>
-      <w:pPr>
-        <w:spacing w:before="120" w:after="120" w:line="276" w:lineRule="auto"/>
-        <w:ind w:left="720"/>
-      </w:pPr>
-      <w:r>
-        <w:rPr>
-          <w:rFonts w:ascii="Courier New" w:eastAsia="Courier New" w:hAnsi="Courier New" w:cs="Courier New"/>
-          <w:color w:val="2E4053"/>
-          <w:sz w:val="20"/>
-          <w:szCs w:val="20"/>
-        </w:rPr>
-        <w:t xml:space="preserve">    PRINT "Total shots needed: " + 2 * </w:t>
-      </w:r>
-      <w:proofErr w:type="gramStart"/>
-      <w:r>
-        <w:rPr>
-          <w:rFonts w:ascii="Courier New" w:eastAsia="Courier New" w:hAnsi="Courier New" w:cs="Courier New"/>
-          <w:color w:val="2E4053"/>
-          <w:sz w:val="20"/>
-          <w:szCs w:val="20"/>
-        </w:rPr>
-        <w:t>SIZE(</w:t>
-      </w:r>
-      <w:proofErr w:type="spellStart"/>
-      <w:proofErr w:type="gramEnd"/>
-      <w:r>
-        <w:rPr>
-          <w:rFonts w:ascii="Courier New" w:eastAsia="Courier New" w:hAnsi="Courier New" w:cs="Courier New"/>
-          <w:color w:val="2E4053"/>
-          <w:sz w:val="20"/>
-          <w:szCs w:val="20"/>
-        </w:rPr>
-        <w:t>forwardSequence</w:t>
-      </w:r>
-      <w:proofErr w:type="spellEnd"/>
-      <w:r>
-        <w:rPr>
-          <w:rFonts w:ascii="Courier New" w:eastAsia="Courier New" w:hAnsi="Courier New" w:cs="Courier New"/>
-          <w:color w:val="2E4053"/>
-          <w:sz w:val="20"/>
-          <w:szCs w:val="20"/>
-        </w:rPr>
-        <w:t>)</w:t>
+        <w:t xml:space="preserve">    PRINT "Total shots needed: " + 2 * SIZE(forwardSequence)</w:t>
       </w:r>
     </w:p>
     <w:p>
@@ -1098,28 +835,24 @@
     </w:p>
     <w:p>
       <w:pPr>
-        <w:pStyle w:val="Heading1"/>
+        <w:pStyle w:val="Heading2"/>
       </w:pPr>
       <w:bookmarkStart w:id="6" w:name="_Toc228918278"/>
       <w:r>
         <w:lastRenderedPageBreak/>
-        <w:t>5. Implementation Code</w:t>
+        <w:t>5.</w:t>
+      </w:r>
+      <w:r>
+        <w:t xml:space="preserve">5 Implementation </w:t>
+      </w:r>
+      <w:r>
+        <w:t>c</w:t>
+      </w:r>
+      <w:r>
+        <w:t>ode</w:t>
       </w:r>
       <w:bookmarkEnd w:id="6"/>
     </w:p>
-    <w:p>
-      <w:pPr>
-        <w:spacing w:before="240" w:after="120" w:line="360" w:lineRule="auto"/>
-        <w:jc w:val="both"/>
-      </w:pPr>
-      <w:r>
-        <w:rPr>
-          <w:color w:val="000000"/>
-        </w:rPr>
-        <w:t>The following C++ implementation realizes the above pseudocode:</w:t>
-      </w:r>
-    </w:p>
-    <w:p/>
     <w:p>
       <w:pPr>
         <w:shd w:val="clear" w:color="auto" w:fill="1E1E1E"/>
@@ -1245,7 +978,6 @@
         </w:rPr>
         <w:t xml:space="preserve"> </w:t>
       </w:r>
-      <w:proofErr w:type="gramStart"/>
       <w:r>
         <w:rPr>
           <w:rFonts w:ascii="Consolas" w:eastAsia="Times New Roman" w:hAnsi="Consolas" w:cs="Times New Roman"/>
@@ -1264,7 +996,6 @@
         </w:rPr>
         <w:t>;</w:t>
       </w:r>
-      <w:proofErr w:type="gramEnd"/>
     </w:p>
     <w:p>
       <w:pPr>
@@ -1307,7 +1038,6 @@
         </w:rPr>
         <w:t xml:space="preserve"> </w:t>
       </w:r>
-      <w:proofErr w:type="gramStart"/>
       <w:r>
         <w:rPr>
           <w:rFonts w:ascii="Consolas" w:eastAsia="Times New Roman" w:hAnsi="Consolas" w:cs="Times New Roman"/>
@@ -1326,7 +1056,6 @@
         </w:rPr>
         <w:t>(</w:t>
       </w:r>
-      <w:proofErr w:type="gramEnd"/>
       <w:r>
         <w:rPr>
           <w:rFonts w:ascii="Consolas" w:eastAsia="Times New Roman" w:hAnsi="Consolas" w:cs="Times New Roman"/>
@@ -1345,7 +1074,6 @@
         </w:rPr>
         <w:t xml:space="preserve"> </w:t>
       </w:r>
-      <w:proofErr w:type="spellStart"/>
       <w:r>
         <w:rPr>
           <w:rFonts w:ascii="Consolas" w:eastAsia="Times New Roman" w:hAnsi="Consolas" w:cs="Times New Roman"/>
@@ -1355,7 +1083,6 @@
         </w:rPr>
         <w:t>lowerLimit</w:t>
       </w:r>
-      <w:proofErr w:type="spellEnd"/>
       <w:r>
         <w:rPr>
           <w:rFonts w:ascii="Consolas" w:eastAsia="Times New Roman" w:hAnsi="Consolas" w:cs="Times New Roman"/>
@@ -1383,7 +1110,6 @@
         </w:rPr>
         <w:t xml:space="preserve"> </w:t>
       </w:r>
-      <w:proofErr w:type="spellStart"/>
       <w:r>
         <w:rPr>
           <w:rFonts w:ascii="Consolas" w:eastAsia="Times New Roman" w:hAnsi="Consolas" w:cs="Times New Roman"/>
@@ -1393,7 +1119,6 @@
         </w:rPr>
         <w:t>higherLimit</w:t>
       </w:r>
-      <w:proofErr w:type="spellEnd"/>
       <w:r>
         <w:rPr>
           <w:rFonts w:ascii="Consolas" w:eastAsia="Times New Roman" w:hAnsi="Consolas" w:cs="Times New Roman"/>
@@ -1448,7 +1173,6 @@
         </w:rPr>
         <w:t>&amp;</w:t>
       </w:r>
-      <w:proofErr w:type="spellStart"/>
       <w:r>
         <w:rPr>
           <w:rFonts w:ascii="Consolas" w:eastAsia="Times New Roman" w:hAnsi="Consolas" w:cs="Times New Roman"/>
@@ -1458,7 +1182,6 @@
         </w:rPr>
         <w:t>forwardSequence</w:t>
       </w:r>
-      <w:proofErr w:type="spellEnd"/>
       <w:r>
         <w:rPr>
           <w:rFonts w:ascii="Consolas" w:eastAsia="Times New Roman" w:hAnsi="Consolas" w:cs="Times New Roman"/>
@@ -1549,7 +1272,6 @@
         </w:rPr>
         <w:t xml:space="preserve"> (</w:t>
       </w:r>
-      <w:proofErr w:type="spellStart"/>
       <w:r>
         <w:rPr>
           <w:rFonts w:ascii="Consolas" w:eastAsia="Times New Roman" w:hAnsi="Consolas" w:cs="Times New Roman"/>
@@ -1559,7 +1281,6 @@
         </w:rPr>
         <w:t>lowerLimit</w:t>
       </w:r>
-      <w:proofErr w:type="spellEnd"/>
       <w:r>
         <w:rPr>
           <w:rFonts w:ascii="Consolas" w:eastAsia="Times New Roman" w:hAnsi="Consolas" w:cs="Times New Roman"/>
@@ -1569,7 +1290,6 @@
         </w:rPr>
         <w:t xml:space="preserve"> &gt; </w:t>
       </w:r>
-      <w:proofErr w:type="spellStart"/>
       <w:r>
         <w:rPr>
           <w:rFonts w:ascii="Consolas" w:eastAsia="Times New Roman" w:hAnsi="Consolas" w:cs="Times New Roman"/>
@@ -1579,7 +1299,6 @@
         </w:rPr>
         <w:t>higherLimit</w:t>
       </w:r>
-      <w:proofErr w:type="spellEnd"/>
       <w:r>
         <w:rPr>
           <w:rFonts w:ascii="Consolas" w:eastAsia="Times New Roman" w:hAnsi="Consolas" w:cs="Times New Roman"/>
@@ -1610,7 +1329,6 @@
         </w:rPr>
         <w:t xml:space="preserve">        </w:t>
       </w:r>
-      <w:proofErr w:type="gramStart"/>
       <w:r>
         <w:rPr>
           <w:rFonts w:ascii="Consolas" w:eastAsia="Times New Roman" w:hAnsi="Consolas" w:cs="Times New Roman"/>
@@ -1629,7 +1347,6 @@
         </w:rPr>
         <w:t>;</w:t>
       </w:r>
-      <w:proofErr w:type="gramEnd"/>
     </w:p>
     <w:p>
       <w:pPr>
@@ -1669,7 +1386,6 @@
         </w:rPr>
         <w:t xml:space="preserve"> (</w:t>
       </w:r>
-      <w:proofErr w:type="spellStart"/>
       <w:r>
         <w:rPr>
           <w:rFonts w:ascii="Consolas" w:eastAsia="Times New Roman" w:hAnsi="Consolas" w:cs="Times New Roman"/>
@@ -1679,7 +1395,6 @@
         </w:rPr>
         <w:t>lowerLimit</w:t>
       </w:r>
-      <w:proofErr w:type="spellEnd"/>
       <w:r>
         <w:rPr>
           <w:rFonts w:ascii="Consolas" w:eastAsia="Times New Roman" w:hAnsi="Consolas" w:cs="Times New Roman"/>
@@ -1689,7 +1404,6 @@
         </w:rPr>
         <w:t xml:space="preserve"> == </w:t>
       </w:r>
-      <w:proofErr w:type="spellStart"/>
       <w:r>
         <w:rPr>
           <w:rFonts w:ascii="Consolas" w:eastAsia="Times New Roman" w:hAnsi="Consolas" w:cs="Times New Roman"/>
@@ -1699,7 +1413,6 @@
         </w:rPr>
         <w:t>higherLimit</w:t>
       </w:r>
-      <w:proofErr w:type="spellEnd"/>
       <w:r>
         <w:rPr>
           <w:rFonts w:ascii="Consolas" w:eastAsia="Times New Roman" w:hAnsi="Consolas" w:cs="Times New Roman"/>
@@ -1751,7 +1464,6 @@
         </w:rPr>
         <w:t xml:space="preserve">        </w:t>
       </w:r>
-      <w:proofErr w:type="spellStart"/>
       <w:r>
         <w:rPr>
           <w:rFonts w:ascii="Consolas" w:eastAsia="Times New Roman" w:hAnsi="Consolas" w:cs="Times New Roman"/>
@@ -1779,7 +1491,6 @@
         </w:rPr>
         <w:t>push_back</w:t>
       </w:r>
-      <w:proofErr w:type="spellEnd"/>
       <w:r>
         <w:rPr>
           <w:rFonts w:ascii="Consolas" w:eastAsia="Times New Roman" w:hAnsi="Consolas" w:cs="Times New Roman"/>
@@ -1789,7 +1500,6 @@
         </w:rPr>
         <w:t>(</w:t>
       </w:r>
-      <w:proofErr w:type="spellStart"/>
       <w:r>
         <w:rPr>
           <w:rFonts w:ascii="Consolas" w:eastAsia="Times New Roman" w:hAnsi="Consolas" w:cs="Times New Roman"/>
@@ -1799,8 +1509,6 @@
         </w:rPr>
         <w:t>lowerLimit</w:t>
       </w:r>
-      <w:proofErr w:type="spellEnd"/>
-      <w:proofErr w:type="gramStart"/>
       <w:r>
         <w:rPr>
           <w:rFonts w:ascii="Consolas" w:eastAsia="Times New Roman" w:hAnsi="Consolas" w:cs="Times New Roman"/>
@@ -1810,7 +1518,6 @@
         </w:rPr>
         <w:t>);</w:t>
       </w:r>
-      <w:proofErr w:type="gramEnd"/>
     </w:p>
     <w:p>
       <w:pPr>
@@ -1832,7 +1539,6 @@
         </w:rPr>
         <w:t xml:space="preserve">        </w:t>
       </w:r>
-      <w:proofErr w:type="gramStart"/>
       <w:r>
         <w:rPr>
           <w:rFonts w:ascii="Consolas" w:eastAsia="Times New Roman" w:hAnsi="Consolas" w:cs="Times New Roman"/>
@@ -1851,7 +1557,6 @@
         </w:rPr>
         <w:t>;</w:t>
       </w:r>
-      <w:proofErr w:type="gramEnd"/>
     </w:p>
     <w:p>
       <w:pPr>
@@ -1942,7 +1647,6 @@
         </w:rPr>
         <w:t xml:space="preserve"> = (</w:t>
       </w:r>
-      <w:proofErr w:type="spellStart"/>
       <w:r>
         <w:rPr>
           <w:rFonts w:ascii="Consolas" w:eastAsia="Times New Roman" w:hAnsi="Consolas" w:cs="Times New Roman"/>
@@ -1952,7 +1656,6 @@
         </w:rPr>
         <w:t>lowerLimit</w:t>
       </w:r>
-      <w:proofErr w:type="spellEnd"/>
       <w:r>
         <w:rPr>
           <w:rFonts w:ascii="Consolas" w:eastAsia="Times New Roman" w:hAnsi="Consolas" w:cs="Times New Roman"/>
@@ -1962,7 +1665,6 @@
         </w:rPr>
         <w:t xml:space="preserve"> + </w:t>
       </w:r>
-      <w:proofErr w:type="spellStart"/>
       <w:r>
         <w:rPr>
           <w:rFonts w:ascii="Consolas" w:eastAsia="Times New Roman" w:hAnsi="Consolas" w:cs="Times New Roman"/>
@@ -1972,7 +1674,6 @@
         </w:rPr>
         <w:t>higherLimit</w:t>
       </w:r>
-      <w:proofErr w:type="spellEnd"/>
       <w:r>
         <w:rPr>
           <w:rFonts w:ascii="Consolas" w:eastAsia="Times New Roman" w:hAnsi="Consolas" w:cs="Times New Roman"/>
@@ -1982,7 +1683,6 @@
         </w:rPr>
         <w:t xml:space="preserve">) / </w:t>
       </w:r>
-      <w:proofErr w:type="gramStart"/>
       <w:r>
         <w:rPr>
           <w:rFonts w:ascii="Consolas" w:eastAsia="Times New Roman" w:hAnsi="Consolas" w:cs="Times New Roman"/>
@@ -2001,7 +1701,6 @@
         </w:rPr>
         <w:t>;</w:t>
       </w:r>
-      <w:proofErr w:type="gramEnd"/>
     </w:p>
     <w:p>
       <w:pPr>
@@ -2023,7 +1722,6 @@
         </w:rPr>
         <w:t xml:space="preserve">    </w:t>
       </w:r>
-      <w:proofErr w:type="gramStart"/>
       <w:r>
         <w:rPr>
           <w:rFonts w:ascii="Consolas" w:eastAsia="Times New Roman" w:hAnsi="Consolas" w:cs="Times New Roman"/>
@@ -2042,8 +1740,6 @@
         </w:rPr>
         <w:t>(</w:t>
       </w:r>
-      <w:proofErr w:type="spellStart"/>
-      <w:proofErr w:type="gramEnd"/>
       <w:r>
         <w:rPr>
           <w:rFonts w:ascii="Consolas" w:eastAsia="Times New Roman" w:hAnsi="Consolas" w:cs="Times New Roman"/>
@@ -2053,7 +1749,6 @@
         </w:rPr>
         <w:t>lowerLimit</w:t>
       </w:r>
-      <w:proofErr w:type="spellEnd"/>
       <w:r>
         <w:rPr>
           <w:rFonts w:ascii="Consolas" w:eastAsia="Times New Roman" w:hAnsi="Consolas" w:cs="Times New Roman"/>
@@ -2081,7 +1776,6 @@
         </w:rPr>
         <w:t xml:space="preserve">, </w:t>
       </w:r>
-      <w:proofErr w:type="spellStart"/>
       <w:r>
         <w:rPr>
           <w:rFonts w:ascii="Consolas" w:eastAsia="Times New Roman" w:hAnsi="Consolas" w:cs="Times New Roman"/>
@@ -2091,7 +1785,6 @@
         </w:rPr>
         <w:t>forwardSequence</w:t>
       </w:r>
-      <w:proofErr w:type="spellEnd"/>
       <w:r>
         <w:rPr>
           <w:rFonts w:ascii="Consolas" w:eastAsia="Times New Roman" w:hAnsi="Consolas" w:cs="Times New Roman"/>
@@ -2131,7 +1824,6 @@
         </w:rPr>
         <w:t xml:space="preserve">    </w:t>
       </w:r>
-      <w:proofErr w:type="gramStart"/>
       <w:r>
         <w:rPr>
           <w:rFonts w:ascii="Consolas" w:eastAsia="Times New Roman" w:hAnsi="Consolas" w:cs="Times New Roman"/>
@@ -2150,7 +1842,6 @@
         </w:rPr>
         <w:t>(</w:t>
       </w:r>
-      <w:proofErr w:type="gramEnd"/>
       <w:r>
         <w:rPr>
           <w:rFonts w:ascii="Consolas" w:eastAsia="Times New Roman" w:hAnsi="Consolas" w:cs="Times New Roman"/>
@@ -2187,7 +1878,6 @@
         </w:rPr>
         <w:t xml:space="preserve">, </w:t>
       </w:r>
-      <w:proofErr w:type="spellStart"/>
       <w:r>
         <w:rPr>
           <w:rFonts w:ascii="Consolas" w:eastAsia="Times New Roman" w:hAnsi="Consolas" w:cs="Times New Roman"/>
@@ -2197,7 +1887,6 @@
         </w:rPr>
         <w:t>higherLimit</w:t>
       </w:r>
-      <w:proofErr w:type="spellEnd"/>
       <w:r>
         <w:rPr>
           <w:rFonts w:ascii="Consolas" w:eastAsia="Times New Roman" w:hAnsi="Consolas" w:cs="Times New Roman"/>
@@ -2207,7 +1896,6 @@
         </w:rPr>
         <w:t xml:space="preserve">, </w:t>
       </w:r>
-      <w:proofErr w:type="spellStart"/>
       <w:r>
         <w:rPr>
           <w:rFonts w:ascii="Consolas" w:eastAsia="Times New Roman" w:hAnsi="Consolas" w:cs="Times New Roman"/>
@@ -2217,7 +1905,6 @@
         </w:rPr>
         <w:t>forwardSequence</w:t>
       </w:r>
-      <w:proofErr w:type="spellEnd"/>
       <w:r>
         <w:rPr>
           <w:rFonts w:ascii="Consolas" w:eastAsia="Times New Roman" w:hAnsi="Consolas" w:cs="Times New Roman"/>
@@ -2302,6 +1989,42 @@
           <w:szCs w:val="21"/>
         </w:rPr>
       </w:pPr>
+      <w:r>
+        <w:rPr>
+          <w:rFonts w:ascii="Consolas" w:eastAsia="Times New Roman" w:hAnsi="Consolas" w:cs="Times New Roman"/>
+          <w:color w:val="569CD6"/>
+          <w:sz w:val="21"/>
+          <w:szCs w:val="21"/>
+        </w:rPr>
+        <w:t>int</w:t>
+      </w:r>
+      <w:r>
+        <w:rPr>
+          <w:rFonts w:ascii="Consolas" w:eastAsia="Times New Roman" w:hAnsi="Consolas" w:cs="Times New Roman"/>
+          <w:color w:val="D4D4D4"/>
+          <w:sz w:val="21"/>
+          <w:szCs w:val="21"/>
+        </w:rPr>
+        <w:t xml:space="preserve"> </w:t>
+      </w:r>
+      <w:r>
+        <w:rPr>
+          <w:rFonts w:ascii="Consolas" w:eastAsia="Times New Roman" w:hAnsi="Consolas" w:cs="Times New Roman"/>
+          <w:color w:val="DCDCAA"/>
+          <w:sz w:val="21"/>
+          <w:szCs w:val="21"/>
+        </w:rPr>
+        <w:t>main</w:t>
+      </w:r>
+      <w:r>
+        <w:rPr>
+          <w:rFonts w:ascii="Consolas" w:eastAsia="Times New Roman" w:hAnsi="Consolas" w:cs="Times New Roman"/>
+          <w:color w:val="D4D4D4"/>
+          <w:sz w:val="21"/>
+          <w:szCs w:val="21"/>
+        </w:rPr>
+        <w:t>()</w:t>
+      </w:r>
     </w:p>
     <w:p>
       <w:pPr>
@@ -2317,49 +2040,11 @@
       <w:r>
         <w:rPr>
           <w:rFonts w:ascii="Consolas" w:eastAsia="Times New Roman" w:hAnsi="Consolas" w:cs="Times New Roman"/>
-          <w:color w:val="569CD6"/>
-          <w:sz w:val="21"/>
-          <w:szCs w:val="21"/>
-        </w:rPr>
-        <w:t>int</w:t>
-      </w:r>
-      <w:r>
-        <w:rPr>
-          <w:rFonts w:ascii="Consolas" w:eastAsia="Times New Roman" w:hAnsi="Consolas" w:cs="Times New Roman"/>
-          <w:color w:val="D4D4D4"/>
-          <w:sz w:val="21"/>
-          <w:szCs w:val="21"/>
-        </w:rPr>
-        <w:t xml:space="preserve"> </w:t>
-      </w:r>
-      <w:proofErr w:type="gramStart"/>
-      <w:r>
-        <w:rPr>
-          <w:rFonts w:ascii="Consolas" w:eastAsia="Times New Roman" w:hAnsi="Consolas" w:cs="Times New Roman"/>
-          <w:color w:val="DCDCAA"/>
-          <w:sz w:val="21"/>
-          <w:szCs w:val="21"/>
-        </w:rPr>
-        <w:t>main</w:t>
-      </w:r>
-      <w:r>
-        <w:rPr>
-          <w:rFonts w:ascii="Consolas" w:eastAsia="Times New Roman" w:hAnsi="Consolas" w:cs="Times New Roman"/>
-          <w:color w:val="D4D4D4"/>
-          <w:sz w:val="21"/>
-          <w:szCs w:val="21"/>
-        </w:rPr>
-        <w:t>(</w:t>
-      </w:r>
-      <w:proofErr w:type="gramEnd"/>
-      <w:r>
-        <w:rPr>
-          <w:rFonts w:ascii="Consolas" w:eastAsia="Times New Roman" w:hAnsi="Consolas" w:cs="Times New Roman"/>
-          <w:color w:val="D4D4D4"/>
-          <w:sz w:val="21"/>
-          <w:szCs w:val="21"/>
-        </w:rPr>
-        <w:t>)</w:t>
+          <w:color w:val="D4D4D4"/>
+          <w:sz w:val="21"/>
+          <w:szCs w:val="21"/>
+        </w:rPr>
+        <w:t>{</w:t>
       </w:r>
     </w:p>
     <w:p>
@@ -2380,7 +2065,61 @@
           <w:sz w:val="21"/>
           <w:szCs w:val="21"/>
         </w:rPr>
-        <w:t>{</w:t>
+        <w:t xml:space="preserve">    </w:t>
+      </w:r>
+      <w:r>
+        <w:rPr>
+          <w:rFonts w:ascii="Consolas" w:eastAsia="Times New Roman" w:hAnsi="Consolas" w:cs="Times New Roman"/>
+          <w:color w:val="9CDCFE"/>
+          <w:sz w:val="21"/>
+          <w:szCs w:val="21"/>
+        </w:rPr>
+        <w:t>cout</w:t>
+      </w:r>
+      <w:r>
+        <w:rPr>
+          <w:rFonts w:ascii="Consolas" w:eastAsia="Times New Roman" w:hAnsi="Consolas" w:cs="Times New Roman"/>
+          <w:color w:val="D4D4D4"/>
+          <w:sz w:val="21"/>
+          <w:szCs w:val="21"/>
+        </w:rPr>
+        <w:t xml:space="preserve"> </w:t>
+      </w:r>
+      <w:r>
+        <w:rPr>
+          <w:rFonts w:ascii="Consolas" w:eastAsia="Times New Roman" w:hAnsi="Consolas" w:cs="Times New Roman"/>
+          <w:color w:val="DCDCAA"/>
+          <w:sz w:val="21"/>
+          <w:szCs w:val="21"/>
+        </w:rPr>
+        <w:t>&lt;&lt;</w:t>
+      </w:r>
+      <w:r>
+        <w:rPr>
+          <w:rFonts w:ascii="Consolas" w:eastAsia="Times New Roman" w:hAnsi="Consolas" w:cs="Times New Roman"/>
+          <w:color w:val="D4D4D4"/>
+          <w:sz w:val="21"/>
+          <w:szCs w:val="21"/>
+        </w:rPr>
+        <w:t xml:space="preserve"> </w:t>
+      </w:r>
+      <w:r>
+        <w:rPr>
+          <w:rFonts w:ascii="Consolas" w:eastAsia="Times New Roman" w:hAnsi="Consolas" w:cs="Times New Roman"/>
+          <w:color w:val="CE9178"/>
+          <w:sz w:val="21"/>
+          <w:szCs w:val="21"/>
+        </w:rPr>
+        <w:t>"Enter no. of spots (n &gt; 1): "</w:t>
+      </w:r>
+      <w:r>
+        <w:rPr>
+          <w:rFonts w:ascii="Consolas" w:eastAsia="Times New Roman" w:hAnsi="Consolas" w:cs="Times New Roman"/>
+          <w:color w:val="D4D4D4"/>
+          <w:sz w:val="21"/>
+          <w:szCs w:val="21"/>
+        </w:rPr>
+        <w:t>;</w:t>
       </w:r>
     </w:p>
     <w:p>
@@ -2403,7 +2142,24 @@
         </w:rPr>
         <w:t xml:space="preserve">    </w:t>
       </w:r>
-      <w:proofErr w:type="spellStart"/>
+      <w:r>
+        <w:rPr>
+          <w:rFonts w:ascii="Consolas" w:eastAsia="Times New Roman" w:hAnsi="Consolas" w:cs="Times New Roman"/>
+          <w:color w:val="569CD6"/>
+          <w:sz w:val="21"/>
+          <w:szCs w:val="21"/>
+        </w:rPr>
+        <w:t>int</w:t>
+      </w:r>
+      <w:r>
+        <w:rPr>
+          <w:rFonts w:ascii="Consolas" w:eastAsia="Times New Roman" w:hAnsi="Consolas" w:cs="Times New Roman"/>
+          <w:color w:val="D4D4D4"/>
+          <w:sz w:val="21"/>
+          <w:szCs w:val="21"/>
+        </w:rPr>
+        <w:t xml:space="preserve"> </w:t>
+      </w:r>
       <w:r>
         <w:rPr>
           <w:rFonts w:ascii="Consolas" w:eastAsia="Times New Roman" w:hAnsi="Consolas" w:cs="Times New Roman"/>
@@ -2411,54 +2167,7 @@
           <w:sz w:val="21"/>
           <w:szCs w:val="21"/>
         </w:rPr>
-        <w:t>cout</w:t>
-      </w:r>
-      <w:proofErr w:type="spellEnd"/>
-      <w:r>
-        <w:rPr>
-          <w:rFonts w:ascii="Consolas" w:eastAsia="Times New Roman" w:hAnsi="Consolas" w:cs="Times New Roman"/>
-          <w:color w:val="D4D4D4"/>
-          <w:sz w:val="21"/>
-          <w:szCs w:val="21"/>
-        </w:rPr>
-        <w:t xml:space="preserve"> </w:t>
-      </w:r>
-      <w:r>
-        <w:rPr>
-          <w:rFonts w:ascii="Consolas" w:eastAsia="Times New Roman" w:hAnsi="Consolas" w:cs="Times New Roman"/>
-          <w:color w:val="DCDCAA"/>
-          <w:sz w:val="21"/>
-          <w:szCs w:val="21"/>
-        </w:rPr>
-        <w:t>&lt;&lt;</w:t>
-      </w:r>
-      <w:r>
-        <w:rPr>
-          <w:rFonts w:ascii="Consolas" w:eastAsia="Times New Roman" w:hAnsi="Consolas" w:cs="Times New Roman"/>
-          <w:color w:val="D4D4D4"/>
-          <w:sz w:val="21"/>
-          <w:szCs w:val="21"/>
-        </w:rPr>
-        <w:t xml:space="preserve"> </w:t>
-      </w:r>
-      <w:r>
-        <w:rPr>
-          <w:rFonts w:ascii="Consolas" w:eastAsia="Times New Roman" w:hAnsi="Consolas" w:cs="Times New Roman"/>
-          <w:color w:val="CE9178"/>
-          <w:sz w:val="21"/>
-          <w:szCs w:val="21"/>
-        </w:rPr>
-        <w:t xml:space="preserve">"Enter no. of spots (n &gt; 1): </w:t>
-      </w:r>
-      <w:proofErr w:type="gramStart"/>
-      <w:r>
-        <w:rPr>
-          <w:rFonts w:ascii="Consolas" w:eastAsia="Times New Roman" w:hAnsi="Consolas" w:cs="Times New Roman"/>
-          <w:color w:val="CE9178"/>
-          <w:sz w:val="21"/>
-          <w:szCs w:val="21"/>
-        </w:rPr>
-        <w:t>"</w:t>
+        <w:t>spots</w:t>
       </w:r>
       <w:r>
         <w:rPr>
@@ -2469,7 +2178,6 @@
         </w:rPr>
         <w:t>;</w:t>
       </w:r>
-      <w:proofErr w:type="gramEnd"/>
     </w:p>
     <w:p>
       <w:pPr>
@@ -2494,11 +2202,11 @@
       <w:r>
         <w:rPr>
           <w:rFonts w:ascii="Consolas" w:eastAsia="Times New Roman" w:hAnsi="Consolas" w:cs="Times New Roman"/>
-          <w:color w:val="569CD6"/>
-          <w:sz w:val="21"/>
-          <w:szCs w:val="21"/>
-        </w:rPr>
-        <w:t>int</w:t>
+          <w:color w:val="9CDCFE"/>
+          <w:sz w:val="21"/>
+          <w:szCs w:val="21"/>
+        </w:rPr>
+        <w:t>cin</w:t>
       </w:r>
       <w:r>
         <w:rPr>
@@ -2509,7 +2217,24 @@
         </w:rPr>
         <w:t xml:space="preserve"> </w:t>
       </w:r>
-      <w:proofErr w:type="gramStart"/>
+      <w:r>
+        <w:rPr>
+          <w:rFonts w:ascii="Consolas" w:eastAsia="Times New Roman" w:hAnsi="Consolas" w:cs="Times New Roman"/>
+          <w:color w:val="DCDCAA"/>
+          <w:sz w:val="21"/>
+          <w:szCs w:val="21"/>
+        </w:rPr>
+        <w:t>&gt;&gt;</w:t>
+      </w:r>
+      <w:r>
+        <w:rPr>
+          <w:rFonts w:ascii="Consolas" w:eastAsia="Times New Roman" w:hAnsi="Consolas" w:cs="Times New Roman"/>
+          <w:color w:val="D4D4D4"/>
+          <w:sz w:val="21"/>
+          <w:szCs w:val="21"/>
+        </w:rPr>
+        <w:t xml:space="preserve"> </w:t>
+      </w:r>
       <w:r>
         <w:rPr>
           <w:rFonts w:ascii="Consolas" w:eastAsia="Times New Roman" w:hAnsi="Consolas" w:cs="Times New Roman"/>
@@ -2528,7 +2253,6 @@
         </w:rPr>
         <w:t>;</w:t>
       </w:r>
-      <w:proofErr w:type="gramEnd"/>
     </w:p>
     <w:p>
       <w:pPr>
@@ -2541,73 +2265,6 @@
           <w:szCs w:val="21"/>
         </w:rPr>
       </w:pPr>
-      <w:r>
-        <w:rPr>
-          <w:rFonts w:ascii="Consolas" w:eastAsia="Times New Roman" w:hAnsi="Consolas" w:cs="Times New Roman"/>
-          <w:color w:val="D4D4D4"/>
-          <w:sz w:val="21"/>
-          <w:szCs w:val="21"/>
-        </w:rPr>
-        <w:t xml:space="preserve">    </w:t>
-      </w:r>
-      <w:proofErr w:type="spellStart"/>
-      <w:r>
-        <w:rPr>
-          <w:rFonts w:ascii="Consolas" w:eastAsia="Times New Roman" w:hAnsi="Consolas" w:cs="Times New Roman"/>
-          <w:color w:val="9CDCFE"/>
-          <w:sz w:val="21"/>
-          <w:szCs w:val="21"/>
-        </w:rPr>
-        <w:t>cin</w:t>
-      </w:r>
-      <w:proofErr w:type="spellEnd"/>
-      <w:r>
-        <w:rPr>
-          <w:rFonts w:ascii="Consolas" w:eastAsia="Times New Roman" w:hAnsi="Consolas" w:cs="Times New Roman"/>
-          <w:color w:val="D4D4D4"/>
-          <w:sz w:val="21"/>
-          <w:szCs w:val="21"/>
-        </w:rPr>
-        <w:t xml:space="preserve"> </w:t>
-      </w:r>
-      <w:r>
-        <w:rPr>
-          <w:rFonts w:ascii="Consolas" w:eastAsia="Times New Roman" w:hAnsi="Consolas" w:cs="Times New Roman"/>
-          <w:color w:val="DCDCAA"/>
-          <w:sz w:val="21"/>
-          <w:szCs w:val="21"/>
-        </w:rPr>
-        <w:t>&gt;&gt;</w:t>
-      </w:r>
-      <w:r>
-        <w:rPr>
-          <w:rFonts w:ascii="Consolas" w:eastAsia="Times New Roman" w:hAnsi="Consolas" w:cs="Times New Roman"/>
-          <w:color w:val="D4D4D4"/>
-          <w:sz w:val="21"/>
-          <w:szCs w:val="21"/>
-        </w:rPr>
-        <w:t xml:space="preserve"> </w:t>
-      </w:r>
-      <w:proofErr w:type="gramStart"/>
-      <w:r>
-        <w:rPr>
-          <w:rFonts w:ascii="Consolas" w:eastAsia="Times New Roman" w:hAnsi="Consolas" w:cs="Times New Roman"/>
-          <w:color w:val="9CDCFE"/>
-          <w:sz w:val="21"/>
-          <w:szCs w:val="21"/>
-        </w:rPr>
-        <w:t>spots</w:t>
-      </w:r>
-      <w:r>
-        <w:rPr>
-          <w:rFonts w:ascii="Consolas" w:eastAsia="Times New Roman" w:hAnsi="Consolas" w:cs="Times New Roman"/>
-          <w:color w:val="D4D4D4"/>
-          <w:sz w:val="21"/>
-          <w:szCs w:val="21"/>
-        </w:rPr>
-        <w:t>;</w:t>
-      </w:r>
-      <w:proofErr w:type="gramEnd"/>
     </w:p>
     <w:p>
       <w:pPr>
@@ -2620,6 +2277,69 @@
           <w:szCs w:val="21"/>
         </w:rPr>
       </w:pPr>
+      <w:r>
+        <w:rPr>
+          <w:rFonts w:ascii="Consolas" w:eastAsia="Times New Roman" w:hAnsi="Consolas" w:cs="Times New Roman"/>
+          <w:color w:val="D4D4D4"/>
+          <w:sz w:val="21"/>
+          <w:szCs w:val="21"/>
+        </w:rPr>
+        <w:t xml:space="preserve">    </w:t>
+      </w:r>
+      <w:r>
+        <w:rPr>
+          <w:rFonts w:ascii="Consolas" w:eastAsia="Times New Roman" w:hAnsi="Consolas" w:cs="Times New Roman"/>
+          <w:color w:val="C586C0"/>
+          <w:sz w:val="21"/>
+          <w:szCs w:val="21"/>
+        </w:rPr>
+        <w:t>if</w:t>
+      </w:r>
+      <w:r>
+        <w:rPr>
+          <w:rFonts w:ascii="Consolas" w:eastAsia="Times New Roman" w:hAnsi="Consolas" w:cs="Times New Roman"/>
+          <w:color w:val="D4D4D4"/>
+          <w:sz w:val="21"/>
+          <w:szCs w:val="21"/>
+        </w:rPr>
+        <w:t xml:space="preserve"> (</w:t>
+      </w:r>
+      <w:r>
+        <w:rPr>
+          <w:rFonts w:ascii="Consolas" w:eastAsia="Times New Roman" w:hAnsi="Consolas" w:cs="Times New Roman"/>
+          <w:color w:val="9CDCFE"/>
+          <w:sz w:val="21"/>
+          <w:szCs w:val="21"/>
+        </w:rPr>
+        <w:t>spots</w:t>
+      </w:r>
+      <w:r>
+        <w:rPr>
+          <w:rFonts w:ascii="Consolas" w:eastAsia="Times New Roman" w:hAnsi="Consolas" w:cs="Times New Roman"/>
+          <w:color w:val="D4D4D4"/>
+          <w:sz w:val="21"/>
+          <w:szCs w:val="21"/>
+        </w:rPr>
+        <w:t xml:space="preserve"> == </w:t>
+      </w:r>
+      <w:r>
+        <w:rPr>
+          <w:rFonts w:ascii="Consolas" w:eastAsia="Times New Roman" w:hAnsi="Consolas" w:cs="Times New Roman"/>
+          <w:color w:val="B5CEA8"/>
+          <w:sz w:val="21"/>
+          <w:szCs w:val="21"/>
+        </w:rPr>
+        <w:t>2</w:t>
+      </w:r>
+      <w:r>
+        <w:rPr>
+          <w:rFonts w:ascii="Consolas" w:eastAsia="Times New Roman" w:hAnsi="Consolas" w:cs="Times New Roman"/>
+          <w:color w:val="D4D4D4"/>
+          <w:sz w:val="21"/>
+          <w:szCs w:val="21"/>
+        </w:rPr>
+        <w:t>)</w:t>
+      </w:r>
     </w:p>
     <w:p>
       <w:pPr>
@@ -2639,61 +2359,7 @@
           <w:sz w:val="21"/>
           <w:szCs w:val="21"/>
         </w:rPr>
-        <w:t xml:space="preserve">    </w:t>
-      </w:r>
-      <w:r>
-        <w:rPr>
-          <w:rFonts w:ascii="Consolas" w:eastAsia="Times New Roman" w:hAnsi="Consolas" w:cs="Times New Roman"/>
-          <w:color w:val="C586C0"/>
-          <w:sz w:val="21"/>
-          <w:szCs w:val="21"/>
-        </w:rPr>
-        <w:t>if</w:t>
-      </w:r>
-      <w:r>
-        <w:rPr>
-          <w:rFonts w:ascii="Consolas" w:eastAsia="Times New Roman" w:hAnsi="Consolas" w:cs="Times New Roman"/>
-          <w:color w:val="D4D4D4"/>
-          <w:sz w:val="21"/>
-          <w:szCs w:val="21"/>
-        </w:rPr>
-        <w:t xml:space="preserve"> (</w:t>
-      </w:r>
-      <w:r>
-        <w:rPr>
-          <w:rFonts w:ascii="Consolas" w:eastAsia="Times New Roman" w:hAnsi="Consolas" w:cs="Times New Roman"/>
-          <w:color w:val="9CDCFE"/>
-          <w:sz w:val="21"/>
-          <w:szCs w:val="21"/>
-        </w:rPr>
-        <w:t>spots</w:t>
-      </w:r>
-      <w:r>
-        <w:rPr>
-          <w:rFonts w:ascii="Consolas" w:eastAsia="Times New Roman" w:hAnsi="Consolas" w:cs="Times New Roman"/>
-          <w:color w:val="D4D4D4"/>
-          <w:sz w:val="21"/>
-          <w:szCs w:val="21"/>
-        </w:rPr>
-        <w:t xml:space="preserve"> == </w:t>
-      </w:r>
-      <w:r>
-        <w:rPr>
-          <w:rFonts w:ascii="Consolas" w:eastAsia="Times New Roman" w:hAnsi="Consolas" w:cs="Times New Roman"/>
-          <w:color w:val="B5CEA8"/>
-          <w:sz w:val="21"/>
-          <w:szCs w:val="21"/>
-        </w:rPr>
-        <w:t>2</w:t>
-      </w:r>
-      <w:r>
-        <w:rPr>
-          <w:rFonts w:ascii="Consolas" w:eastAsia="Times New Roman" w:hAnsi="Consolas" w:cs="Times New Roman"/>
-          <w:color w:val="D4D4D4"/>
-          <w:sz w:val="21"/>
-          <w:szCs w:val="21"/>
-        </w:rPr>
-        <w:t>)</w:t>
+        <w:t>    {</w:t>
       </w:r>
     </w:p>
     <w:p>
@@ -2714,7 +2380,97 @@
           <w:sz w:val="21"/>
           <w:szCs w:val="21"/>
         </w:rPr>
-        <w:t>    {</w:t>
+        <w:t xml:space="preserve">        </w:t>
+      </w:r>
+      <w:r>
+        <w:rPr>
+          <w:rFonts w:ascii="Consolas" w:eastAsia="Times New Roman" w:hAnsi="Consolas" w:cs="Times New Roman"/>
+          <w:color w:val="9CDCFE"/>
+          <w:sz w:val="21"/>
+          <w:szCs w:val="21"/>
+        </w:rPr>
+        <w:t>cout</w:t>
+      </w:r>
+      <w:r>
+        <w:rPr>
+          <w:rFonts w:ascii="Consolas" w:eastAsia="Times New Roman" w:hAnsi="Consolas" w:cs="Times New Roman"/>
+          <w:color w:val="D4D4D4"/>
+          <w:sz w:val="21"/>
+          <w:szCs w:val="21"/>
+        </w:rPr>
+        <w:t xml:space="preserve"> </w:t>
+      </w:r>
+      <w:r>
+        <w:rPr>
+          <w:rFonts w:ascii="Consolas" w:eastAsia="Times New Roman" w:hAnsi="Consolas" w:cs="Times New Roman"/>
+          <w:color w:val="DCDCAA"/>
+          <w:sz w:val="21"/>
+          <w:szCs w:val="21"/>
+        </w:rPr>
+        <w:t>&lt;&lt;</w:t>
+      </w:r>
+      <w:r>
+        <w:rPr>
+          <w:rFonts w:ascii="Consolas" w:eastAsia="Times New Roman" w:hAnsi="Consolas" w:cs="Times New Roman"/>
+          <w:color w:val="D4D4D4"/>
+          <w:sz w:val="21"/>
+          <w:szCs w:val="21"/>
+        </w:rPr>
+        <w:t xml:space="preserve"> </w:t>
+      </w:r>
+      <w:r>
+        <w:rPr>
+          <w:rFonts w:ascii="Consolas" w:eastAsia="Times New Roman" w:hAnsi="Consolas" w:cs="Times New Roman"/>
+          <w:color w:val="CE9178"/>
+          <w:sz w:val="21"/>
+          <w:szCs w:val="21"/>
+        </w:rPr>
+        <w:t>"sequence: 1 1"</w:t>
+      </w:r>
+      <w:r>
+        <w:rPr>
+          <w:rFonts w:ascii="Consolas" w:eastAsia="Times New Roman" w:hAnsi="Consolas" w:cs="Times New Roman"/>
+          <w:color w:val="D4D4D4"/>
+          <w:sz w:val="21"/>
+          <w:szCs w:val="21"/>
+        </w:rPr>
+        <w:t xml:space="preserve"> </w:t>
+      </w:r>
+      <w:r>
+        <w:rPr>
+          <w:rFonts w:ascii="Consolas" w:eastAsia="Times New Roman" w:hAnsi="Consolas" w:cs="Times New Roman"/>
+          <w:color w:val="DCDCAA"/>
+          <w:sz w:val="21"/>
+          <w:szCs w:val="21"/>
+        </w:rPr>
+        <w:t>&lt;&lt;</w:t>
+      </w:r>
+      <w:r>
+        <w:rPr>
+          <w:rFonts w:ascii="Consolas" w:eastAsia="Times New Roman" w:hAnsi="Consolas" w:cs="Times New Roman"/>
+          <w:color w:val="D4D4D4"/>
+          <w:sz w:val="21"/>
+          <w:szCs w:val="21"/>
+        </w:rPr>
+        <w:t xml:space="preserve"> </w:t>
+      </w:r>
+      <w:r>
+        <w:rPr>
+          <w:rFonts w:ascii="Consolas" w:eastAsia="Times New Roman" w:hAnsi="Consolas" w:cs="Times New Roman"/>
+          <w:color w:val="DCDCAA"/>
+          <w:sz w:val="21"/>
+          <w:szCs w:val="21"/>
+        </w:rPr>
+        <w:t>endl</w:t>
+      </w:r>
+      <w:r>
+        <w:rPr>
+          <w:rFonts w:ascii="Consolas" w:eastAsia="Times New Roman" w:hAnsi="Consolas" w:cs="Times New Roman"/>
+          <w:color w:val="D4D4D4"/>
+          <w:sz w:val="21"/>
+          <w:szCs w:val="21"/>
+        </w:rPr>
+        <w:t>;</w:t>
       </w:r>
     </w:p>
     <w:p>
@@ -2737,7 +2493,6 @@
         </w:rPr>
         <w:t xml:space="preserve">        </w:t>
       </w:r>
-      <w:proofErr w:type="spellStart"/>
       <w:r>
         <w:rPr>
           <w:rFonts w:ascii="Consolas" w:eastAsia="Times New Roman" w:hAnsi="Consolas" w:cs="Times New Roman"/>
@@ -2747,7 +2502,6 @@
         </w:rPr>
         <w:t>cout</w:t>
       </w:r>
-      <w:proofErr w:type="spellEnd"/>
       <w:r>
         <w:rPr>
           <w:rFonts w:ascii="Consolas" w:eastAsia="Times New Roman" w:hAnsi="Consolas" w:cs="Times New Roman"/>
@@ -2782,7 +2536,7 @@
           <w:sz w:val="21"/>
           <w:szCs w:val="21"/>
         </w:rPr>
-        <w:t>"sequence: 1 1"</w:t>
+        <w:t>"Max shots needed : 2 "</w:t>
       </w:r>
       <w:r>
         <w:rPr>
@@ -2811,8 +2565,6 @@
         </w:rPr>
         <w:t xml:space="preserve"> </w:t>
       </w:r>
-      <w:proofErr w:type="spellStart"/>
-      <w:proofErr w:type="gramStart"/>
       <w:r>
         <w:rPr>
           <w:rFonts w:ascii="Consolas" w:eastAsia="Times New Roman" w:hAnsi="Consolas" w:cs="Times New Roman"/>
@@ -2822,7 +2574,6 @@
         </w:rPr>
         <w:t>endl</w:t>
       </w:r>
-      <w:proofErr w:type="spellEnd"/>
       <w:r>
         <w:rPr>
           <w:rFonts w:ascii="Consolas" w:eastAsia="Times New Roman" w:hAnsi="Consolas" w:cs="Times New Roman"/>
@@ -2832,7 +2583,6 @@
         </w:rPr>
         <w:t>;</w:t>
       </w:r>
-      <w:proofErr w:type="gramEnd"/>
     </w:p>
     <w:p>
       <w:pPr>
@@ -2854,17 +2604,15 @@
         </w:rPr>
         <w:t xml:space="preserve">        </w:t>
       </w:r>
-      <w:proofErr w:type="spellStart"/>
-      <w:r>
-        <w:rPr>
-          <w:rFonts w:ascii="Consolas" w:eastAsia="Times New Roman" w:hAnsi="Consolas" w:cs="Times New Roman"/>
-          <w:color w:val="9CDCFE"/>
-          <w:sz w:val="21"/>
-          <w:szCs w:val="21"/>
-        </w:rPr>
-        <w:t>cout</w:t>
-      </w:r>
-      <w:proofErr w:type="spellEnd"/>
+      <w:r>
+        <w:rPr>
+          <w:rFonts w:ascii="Consolas" w:eastAsia="Times New Roman" w:hAnsi="Consolas" w:cs="Times New Roman"/>
+          <w:color w:val="C586C0"/>
+          <w:sz w:val="21"/>
+          <w:szCs w:val="21"/>
+        </w:rPr>
+        <w:t>return</w:t>
+      </w:r>
       <w:r>
         <w:rPr>
           <w:rFonts w:ascii="Consolas" w:eastAsia="Times New Roman" w:hAnsi="Consolas" w:cs="Times New Roman"/>
@@ -2877,88 +2625,12 @@
       <w:r>
         <w:rPr>
           <w:rFonts w:ascii="Consolas" w:eastAsia="Times New Roman" w:hAnsi="Consolas" w:cs="Times New Roman"/>
-          <w:color w:val="DCDCAA"/>
-          <w:sz w:val="21"/>
-          <w:szCs w:val="21"/>
-        </w:rPr>
-        <w:t>&lt;&lt;</w:t>
-      </w:r>
-      <w:r>
-        <w:rPr>
-          <w:rFonts w:ascii="Consolas" w:eastAsia="Times New Roman" w:hAnsi="Consolas" w:cs="Times New Roman"/>
-          <w:color w:val="D4D4D4"/>
-          <w:sz w:val="21"/>
-          <w:szCs w:val="21"/>
-        </w:rPr>
-        <w:t xml:space="preserve"> </w:t>
-      </w:r>
-      <w:r>
-        <w:rPr>
-          <w:rFonts w:ascii="Consolas" w:eastAsia="Times New Roman" w:hAnsi="Consolas" w:cs="Times New Roman"/>
-          <w:color w:val="CE9178"/>
-          <w:sz w:val="21"/>
-          <w:szCs w:val="21"/>
-        </w:rPr>
-        <w:t xml:space="preserve">"Max shots </w:t>
-      </w:r>
-      <w:proofErr w:type="gramStart"/>
-      <w:r>
-        <w:rPr>
-          <w:rFonts w:ascii="Consolas" w:eastAsia="Times New Roman" w:hAnsi="Consolas" w:cs="Times New Roman"/>
-          <w:color w:val="CE9178"/>
-          <w:sz w:val="21"/>
-          <w:szCs w:val="21"/>
-        </w:rPr>
-        <w:t>needed :</w:t>
-      </w:r>
-      <w:proofErr w:type="gramEnd"/>
-      <w:r>
-        <w:rPr>
-          <w:rFonts w:ascii="Consolas" w:eastAsia="Times New Roman" w:hAnsi="Consolas" w:cs="Times New Roman"/>
-          <w:color w:val="CE9178"/>
-          <w:sz w:val="21"/>
-          <w:szCs w:val="21"/>
-        </w:rPr>
-        <w:t xml:space="preserve"> 2 "</w:t>
-      </w:r>
-      <w:r>
-        <w:rPr>
-          <w:rFonts w:ascii="Consolas" w:eastAsia="Times New Roman" w:hAnsi="Consolas" w:cs="Times New Roman"/>
-          <w:color w:val="D4D4D4"/>
-          <w:sz w:val="21"/>
-          <w:szCs w:val="21"/>
-        </w:rPr>
-        <w:t xml:space="preserve"> </w:t>
-      </w:r>
-      <w:r>
-        <w:rPr>
-          <w:rFonts w:ascii="Consolas" w:eastAsia="Times New Roman" w:hAnsi="Consolas" w:cs="Times New Roman"/>
-          <w:color w:val="DCDCAA"/>
-          <w:sz w:val="21"/>
-          <w:szCs w:val="21"/>
-        </w:rPr>
-        <w:t>&lt;&lt;</w:t>
-      </w:r>
-      <w:r>
-        <w:rPr>
-          <w:rFonts w:ascii="Consolas" w:eastAsia="Times New Roman" w:hAnsi="Consolas" w:cs="Times New Roman"/>
-          <w:color w:val="D4D4D4"/>
-          <w:sz w:val="21"/>
-          <w:szCs w:val="21"/>
-        </w:rPr>
-        <w:t xml:space="preserve"> </w:t>
-      </w:r>
-      <w:proofErr w:type="spellStart"/>
-      <w:r>
-        <w:rPr>
-          <w:rFonts w:ascii="Consolas" w:eastAsia="Times New Roman" w:hAnsi="Consolas" w:cs="Times New Roman"/>
-          <w:color w:val="DCDCAA"/>
-          <w:sz w:val="21"/>
-          <w:szCs w:val="21"/>
-        </w:rPr>
-        <w:t>endl</w:t>
-      </w:r>
-      <w:proofErr w:type="spellEnd"/>
+          <w:color w:val="B5CEA8"/>
+          <w:sz w:val="21"/>
+          <w:szCs w:val="21"/>
+        </w:rPr>
+        <w:t>0</w:t>
+      </w:r>
       <w:r>
         <w:rPr>
           <w:rFonts w:ascii="Consolas" w:eastAsia="Times New Roman" w:hAnsi="Consolas" w:cs="Times New Roman"/>
@@ -2987,46 +2659,8 @@
           <w:sz w:val="21"/>
           <w:szCs w:val="21"/>
         </w:rPr>
-        <w:t xml:space="preserve">        </w:t>
-      </w:r>
-      <w:r>
-        <w:rPr>
-          <w:rFonts w:ascii="Consolas" w:eastAsia="Times New Roman" w:hAnsi="Consolas" w:cs="Times New Roman"/>
-          <w:color w:val="C586C0"/>
-          <w:sz w:val="21"/>
-          <w:szCs w:val="21"/>
-        </w:rPr>
-        <w:t>return</w:t>
-      </w:r>
-      <w:r>
-        <w:rPr>
-          <w:rFonts w:ascii="Consolas" w:eastAsia="Times New Roman" w:hAnsi="Consolas" w:cs="Times New Roman"/>
-          <w:color w:val="D4D4D4"/>
-          <w:sz w:val="21"/>
-          <w:szCs w:val="21"/>
-        </w:rPr>
-        <w:t xml:space="preserve"> </w:t>
-      </w:r>
-      <w:proofErr w:type="gramStart"/>
-      <w:r>
-        <w:rPr>
-          <w:rFonts w:ascii="Consolas" w:eastAsia="Times New Roman" w:hAnsi="Consolas" w:cs="Times New Roman"/>
-          <w:color w:val="B5CEA8"/>
-          <w:sz w:val="21"/>
-          <w:szCs w:val="21"/>
-        </w:rPr>
-        <w:t>0</w:t>
-      </w:r>
-      <w:r>
-        <w:rPr>
-          <w:rFonts w:ascii="Consolas" w:eastAsia="Times New Roman" w:hAnsi="Consolas" w:cs="Times New Roman"/>
-          <w:color w:val="D4D4D4"/>
-          <w:sz w:val="21"/>
-          <w:szCs w:val="21"/>
-        </w:rPr>
-        <w:t>;</w:t>
-      </w:r>
-      <w:proofErr w:type="gramEnd"/>
+        <w:t>    }</w:t>
+      </w:r>
     </w:p>
     <w:p>
       <w:pPr>
@@ -3046,7 +2680,61 @@
           <w:sz w:val="21"/>
           <w:szCs w:val="21"/>
         </w:rPr>
-        <w:t>    }</w:t>
+        <w:t xml:space="preserve">    </w:t>
+      </w:r>
+      <w:r>
+        <w:rPr>
+          <w:rFonts w:ascii="Consolas" w:eastAsia="Times New Roman" w:hAnsi="Consolas" w:cs="Times New Roman"/>
+          <w:color w:val="4EC9B0"/>
+          <w:sz w:val="21"/>
+          <w:szCs w:val="21"/>
+        </w:rPr>
+        <w:t>vector</w:t>
+      </w:r>
+      <w:r>
+        <w:rPr>
+          <w:rFonts w:ascii="Consolas" w:eastAsia="Times New Roman" w:hAnsi="Consolas" w:cs="Times New Roman"/>
+          <w:color w:val="D4D4D4"/>
+          <w:sz w:val="21"/>
+          <w:szCs w:val="21"/>
+        </w:rPr>
+        <w:t>&lt;</w:t>
+      </w:r>
+      <w:r>
+        <w:rPr>
+          <w:rFonts w:ascii="Consolas" w:eastAsia="Times New Roman" w:hAnsi="Consolas" w:cs="Times New Roman"/>
+          <w:color w:val="569CD6"/>
+          <w:sz w:val="21"/>
+          <w:szCs w:val="21"/>
+        </w:rPr>
+        <w:t>int</w:t>
+      </w:r>
+      <w:r>
+        <w:rPr>
+          <w:rFonts w:ascii="Consolas" w:eastAsia="Times New Roman" w:hAnsi="Consolas" w:cs="Times New Roman"/>
+          <w:color w:val="D4D4D4"/>
+          <w:sz w:val="21"/>
+          <w:szCs w:val="21"/>
+        </w:rPr>
+        <w:t xml:space="preserve">&gt; </w:t>
+      </w:r>
+      <w:r>
+        <w:rPr>
+          <w:rFonts w:ascii="Consolas" w:eastAsia="Times New Roman" w:hAnsi="Consolas" w:cs="Times New Roman"/>
+          <w:color w:val="9CDCFE"/>
+          <w:sz w:val="21"/>
+          <w:szCs w:val="21"/>
+        </w:rPr>
+        <w:t>forwardSequence</w:t>
+      </w:r>
+      <w:r>
+        <w:rPr>
+          <w:rFonts w:ascii="Consolas" w:eastAsia="Times New Roman" w:hAnsi="Consolas" w:cs="Times New Roman"/>
+          <w:color w:val="D4D4D4"/>
+          <w:sz w:val="21"/>
+          <w:szCs w:val="21"/>
+        </w:rPr>
+        <w:t>;</w:t>
       </w:r>
     </w:p>
     <w:p>
@@ -3060,6 +2748,105 @@
           <w:szCs w:val="21"/>
         </w:rPr>
       </w:pPr>
+      <w:r>
+        <w:rPr>
+          <w:rFonts w:ascii="Consolas" w:eastAsia="Times New Roman" w:hAnsi="Consolas" w:cs="Times New Roman"/>
+          <w:color w:val="D4D4D4"/>
+          <w:sz w:val="21"/>
+          <w:szCs w:val="21"/>
+        </w:rPr>
+        <w:t xml:space="preserve">    </w:t>
+      </w:r>
+      <w:r>
+        <w:rPr>
+          <w:rFonts w:ascii="Consolas" w:eastAsia="Times New Roman" w:hAnsi="Consolas" w:cs="Times New Roman"/>
+          <w:color w:val="DCDCAA"/>
+          <w:sz w:val="21"/>
+          <w:szCs w:val="21"/>
+        </w:rPr>
+        <w:t>hunt</w:t>
+      </w:r>
+      <w:r>
+        <w:rPr>
+          <w:rFonts w:ascii="Consolas" w:eastAsia="Times New Roman" w:hAnsi="Consolas" w:cs="Times New Roman"/>
+          <w:color w:val="D4D4D4"/>
+          <w:sz w:val="21"/>
+          <w:szCs w:val="21"/>
+        </w:rPr>
+        <w:t>(</w:t>
+      </w:r>
+      <w:r>
+        <w:rPr>
+          <w:rFonts w:ascii="Consolas" w:eastAsia="Times New Roman" w:hAnsi="Consolas" w:cs="Times New Roman"/>
+          <w:color w:val="B5CEA8"/>
+          <w:sz w:val="21"/>
+          <w:szCs w:val="21"/>
+        </w:rPr>
+        <w:t>2</w:t>
+      </w:r>
+      <w:r>
+        <w:rPr>
+          <w:rFonts w:ascii="Consolas" w:eastAsia="Times New Roman" w:hAnsi="Consolas" w:cs="Times New Roman"/>
+          <w:color w:val="D4D4D4"/>
+          <w:sz w:val="21"/>
+          <w:szCs w:val="21"/>
+        </w:rPr>
+        <w:t xml:space="preserve">, </w:t>
+      </w:r>
+      <w:r>
+        <w:rPr>
+          <w:rFonts w:ascii="Consolas" w:eastAsia="Times New Roman" w:hAnsi="Consolas" w:cs="Times New Roman"/>
+          <w:color w:val="9CDCFE"/>
+          <w:sz w:val="21"/>
+          <w:szCs w:val="21"/>
+        </w:rPr>
+        <w:t>spots</w:t>
+      </w:r>
+      <w:r>
+        <w:rPr>
+          <w:rFonts w:ascii="Consolas" w:eastAsia="Times New Roman" w:hAnsi="Consolas" w:cs="Times New Roman"/>
+          <w:color w:val="D4D4D4"/>
+          <w:sz w:val="21"/>
+          <w:szCs w:val="21"/>
+        </w:rPr>
+        <w:t xml:space="preserve"> - </w:t>
+      </w:r>
+      <w:r>
+        <w:rPr>
+          <w:rFonts w:ascii="Consolas" w:eastAsia="Times New Roman" w:hAnsi="Consolas" w:cs="Times New Roman"/>
+          <w:color w:val="B5CEA8"/>
+          <w:sz w:val="21"/>
+          <w:szCs w:val="21"/>
+        </w:rPr>
+        <w:t>1</w:t>
+      </w:r>
+      <w:r>
+        <w:rPr>
+          <w:rFonts w:ascii="Consolas" w:eastAsia="Times New Roman" w:hAnsi="Consolas" w:cs="Times New Roman"/>
+          <w:color w:val="D4D4D4"/>
+          <w:sz w:val="21"/>
+          <w:szCs w:val="21"/>
+        </w:rPr>
+        <w:t xml:space="preserve">, </w:t>
+      </w:r>
+      <w:r>
+        <w:rPr>
+          <w:rFonts w:ascii="Consolas" w:eastAsia="Times New Roman" w:hAnsi="Consolas" w:cs="Times New Roman"/>
+          <w:color w:val="9CDCFE"/>
+          <w:sz w:val="21"/>
+          <w:szCs w:val="21"/>
+        </w:rPr>
+        <w:t>forwardSequence</w:t>
+      </w:r>
+      <w:r>
+        <w:rPr>
+          <w:rFonts w:ascii="Consolas" w:eastAsia="Times New Roman" w:hAnsi="Consolas" w:cs="Times New Roman"/>
+          <w:color w:val="D4D4D4"/>
+          <w:sz w:val="21"/>
+          <w:szCs w:val="21"/>
+        </w:rPr>
+        <w:t>);</w:t>
+      </w:r>
     </w:p>
     <w:p>
       <w:pPr>
@@ -3117,8 +2904,6 @@
         </w:rPr>
         <w:t xml:space="preserve">&gt; </w:t>
       </w:r>
-      <w:proofErr w:type="spellStart"/>
-      <w:proofErr w:type="gramStart"/>
       <w:r>
         <w:rPr>
           <w:rFonts w:ascii="Consolas" w:eastAsia="Times New Roman" w:hAnsi="Consolas" w:cs="Times New Roman"/>
@@ -3126,19 +2911,98 @@
           <w:sz w:val="21"/>
           <w:szCs w:val="21"/>
         </w:rPr>
+        <w:t>backwardSequence</w:t>
+      </w:r>
+      <w:r>
+        <w:rPr>
+          <w:rFonts w:ascii="Consolas" w:eastAsia="Times New Roman" w:hAnsi="Consolas" w:cs="Times New Roman"/>
+          <w:color w:val="D4D4D4"/>
+          <w:sz w:val="21"/>
+          <w:szCs w:val="21"/>
+        </w:rPr>
+        <w:t>(</w:t>
+      </w:r>
+      <w:r>
+        <w:rPr>
+          <w:rFonts w:ascii="Consolas" w:eastAsia="Times New Roman" w:hAnsi="Consolas" w:cs="Times New Roman"/>
+          <w:color w:val="9CDCFE"/>
+          <w:sz w:val="21"/>
+          <w:szCs w:val="21"/>
+        </w:rPr>
         <w:t>forwardSequence</w:t>
       </w:r>
-      <w:proofErr w:type="spellEnd"/>
-      <w:r>
-        <w:rPr>
-          <w:rFonts w:ascii="Consolas" w:eastAsia="Times New Roman" w:hAnsi="Consolas" w:cs="Times New Roman"/>
-          <w:color w:val="D4D4D4"/>
-          <w:sz w:val="21"/>
-          <w:szCs w:val="21"/>
-        </w:rPr>
-        <w:t>;</w:t>
-      </w:r>
-      <w:proofErr w:type="gramEnd"/>
+      <w:r>
+        <w:rPr>
+          <w:rFonts w:ascii="Consolas" w:eastAsia="Times New Roman" w:hAnsi="Consolas" w:cs="Times New Roman"/>
+          <w:color w:val="D4D4D4"/>
+          <w:sz w:val="21"/>
+          <w:szCs w:val="21"/>
+        </w:rPr>
+        <w:t>.</w:t>
+      </w:r>
+      <w:r>
+        <w:rPr>
+          <w:rFonts w:ascii="Consolas" w:eastAsia="Times New Roman" w:hAnsi="Consolas" w:cs="Times New Roman"/>
+          <w:color w:val="DCDCAA"/>
+          <w:sz w:val="21"/>
+          <w:szCs w:val="21"/>
+        </w:rPr>
+        <w:t>rbegin</w:t>
+      </w:r>
+      <w:r>
+        <w:rPr>
+          <w:rFonts w:ascii="Consolas" w:eastAsia="Times New Roman" w:hAnsi="Consolas" w:cs="Times New Roman"/>
+          <w:color w:val="D4D4D4"/>
+          <w:sz w:val="21"/>
+          <w:szCs w:val="21"/>
+        </w:rPr>
+        <w:t>(),</w:t>
+      </w:r>
+      <w:r>
+        <w:rPr>
+          <w:rFonts w:ascii="Consolas" w:eastAsia="Times New Roman" w:hAnsi="Consolas" w:cs="Times New Roman"/>
+          <w:color w:val="D4D4D4"/>
+          <w:sz w:val="21"/>
+          <w:szCs w:val="21"/>
+        </w:rPr>
+        <w:t xml:space="preserve"> </w:t>
+      </w:r>
+      <w:r>
+        <w:rPr>
+          <w:rFonts w:ascii="Consolas" w:eastAsia="Times New Roman" w:hAnsi="Consolas" w:cs="Times New Roman"/>
+          <w:color w:val="9CDCFE"/>
+          <w:sz w:val="21"/>
+          <w:szCs w:val="21"/>
+        </w:rPr>
+        <w:t>forwardSequence</w:t>
+      </w:r>
+      <w:r>
+        <w:rPr>
+          <w:rFonts w:ascii="Consolas" w:eastAsia="Times New Roman" w:hAnsi="Consolas" w:cs="Times New Roman"/>
+          <w:color w:val="D4D4D4"/>
+          <w:sz w:val="21"/>
+          <w:szCs w:val="21"/>
+        </w:rPr>
+        <w:t>.</w:t>
+      </w:r>
+      <w:r>
+        <w:rPr>
+          <w:rFonts w:ascii="Consolas" w:eastAsia="Times New Roman" w:hAnsi="Consolas" w:cs="Times New Roman"/>
+          <w:color w:val="DCDCAA"/>
+          <w:sz w:val="21"/>
+          <w:szCs w:val="21"/>
+        </w:rPr>
+        <w:t>rend</w:t>
+      </w:r>
+      <w:r>
+        <w:rPr>
+          <w:rFonts w:ascii="Consolas" w:eastAsia="Times New Roman" w:hAnsi="Consolas" w:cs="Times New Roman"/>
+          <w:color w:val="D4D4D4"/>
+          <w:sz w:val="21"/>
+          <w:szCs w:val="21"/>
+        </w:rPr>
+        <w:t>());</w:t>
+      </w:r>
     </w:p>
     <w:p>
       <w:pPr>
@@ -3151,109 +3015,6 @@
           <w:szCs w:val="21"/>
         </w:rPr>
       </w:pPr>
-      <w:r>
-        <w:rPr>
-          <w:rFonts w:ascii="Consolas" w:eastAsia="Times New Roman" w:hAnsi="Consolas" w:cs="Times New Roman"/>
-          <w:color w:val="D4D4D4"/>
-          <w:sz w:val="21"/>
-          <w:szCs w:val="21"/>
-        </w:rPr>
-        <w:t xml:space="preserve">    </w:t>
-      </w:r>
-      <w:proofErr w:type="gramStart"/>
-      <w:r>
-        <w:rPr>
-          <w:rFonts w:ascii="Consolas" w:eastAsia="Times New Roman" w:hAnsi="Consolas" w:cs="Times New Roman"/>
-          <w:color w:val="DCDCAA"/>
-          <w:sz w:val="21"/>
-          <w:szCs w:val="21"/>
-        </w:rPr>
-        <w:t>hunt</w:t>
-      </w:r>
-      <w:r>
-        <w:rPr>
-          <w:rFonts w:ascii="Consolas" w:eastAsia="Times New Roman" w:hAnsi="Consolas" w:cs="Times New Roman"/>
-          <w:color w:val="D4D4D4"/>
-          <w:sz w:val="21"/>
-          <w:szCs w:val="21"/>
-        </w:rPr>
-        <w:t>(</w:t>
-      </w:r>
-      <w:proofErr w:type="gramEnd"/>
-      <w:r>
-        <w:rPr>
-          <w:rFonts w:ascii="Consolas" w:eastAsia="Times New Roman" w:hAnsi="Consolas" w:cs="Times New Roman"/>
-          <w:color w:val="B5CEA8"/>
-          <w:sz w:val="21"/>
-          <w:szCs w:val="21"/>
-        </w:rPr>
-        <w:t>2</w:t>
-      </w:r>
-      <w:r>
-        <w:rPr>
-          <w:rFonts w:ascii="Consolas" w:eastAsia="Times New Roman" w:hAnsi="Consolas" w:cs="Times New Roman"/>
-          <w:color w:val="D4D4D4"/>
-          <w:sz w:val="21"/>
-          <w:szCs w:val="21"/>
-        </w:rPr>
-        <w:t xml:space="preserve">, </w:t>
-      </w:r>
-      <w:r>
-        <w:rPr>
-          <w:rFonts w:ascii="Consolas" w:eastAsia="Times New Roman" w:hAnsi="Consolas" w:cs="Times New Roman"/>
-          <w:color w:val="9CDCFE"/>
-          <w:sz w:val="21"/>
-          <w:szCs w:val="21"/>
-        </w:rPr>
-        <w:t>spots</w:t>
-      </w:r>
-      <w:r>
-        <w:rPr>
-          <w:rFonts w:ascii="Consolas" w:eastAsia="Times New Roman" w:hAnsi="Consolas" w:cs="Times New Roman"/>
-          <w:color w:val="D4D4D4"/>
-          <w:sz w:val="21"/>
-          <w:szCs w:val="21"/>
-        </w:rPr>
-        <w:t xml:space="preserve"> - </w:t>
-      </w:r>
-      <w:r>
-        <w:rPr>
-          <w:rFonts w:ascii="Consolas" w:eastAsia="Times New Roman" w:hAnsi="Consolas" w:cs="Times New Roman"/>
-          <w:color w:val="B5CEA8"/>
-          <w:sz w:val="21"/>
-          <w:szCs w:val="21"/>
-        </w:rPr>
-        <w:t>1</w:t>
-      </w:r>
-      <w:r>
-        <w:rPr>
-          <w:rFonts w:ascii="Consolas" w:eastAsia="Times New Roman" w:hAnsi="Consolas" w:cs="Times New Roman"/>
-          <w:color w:val="D4D4D4"/>
-          <w:sz w:val="21"/>
-          <w:szCs w:val="21"/>
-        </w:rPr>
-        <w:t xml:space="preserve">, </w:t>
-      </w:r>
-      <w:proofErr w:type="spellStart"/>
-      <w:r>
-        <w:rPr>
-          <w:rFonts w:ascii="Consolas" w:eastAsia="Times New Roman" w:hAnsi="Consolas" w:cs="Times New Roman"/>
-          <w:color w:val="9CDCFE"/>
-          <w:sz w:val="21"/>
-          <w:szCs w:val="21"/>
-        </w:rPr>
-        <w:t>forwardSequence</w:t>
-      </w:r>
-      <w:proofErr w:type="spellEnd"/>
-      <w:r>
-        <w:rPr>
-          <w:rFonts w:ascii="Consolas" w:eastAsia="Times New Roman" w:hAnsi="Consolas" w:cs="Times New Roman"/>
-          <w:color w:val="D4D4D4"/>
-          <w:sz w:val="21"/>
-          <w:szCs w:val="21"/>
-        </w:rPr>
-        <w:t>);</w:t>
-      </w:r>
     </w:p>
     <w:p>
       <w:pPr>
@@ -3278,79 +3039,20 @@
       <w:r>
         <w:rPr>
           <w:rFonts w:ascii="Consolas" w:eastAsia="Times New Roman" w:hAnsi="Consolas" w:cs="Times New Roman"/>
-          <w:color w:val="4EC9B0"/>
-          <w:sz w:val="21"/>
-          <w:szCs w:val="21"/>
-        </w:rPr>
-        <w:t>vector</w:t>
-      </w:r>
-      <w:r>
-        <w:rPr>
-          <w:rFonts w:ascii="Consolas" w:eastAsia="Times New Roman" w:hAnsi="Consolas" w:cs="Times New Roman"/>
-          <w:color w:val="D4D4D4"/>
-          <w:sz w:val="21"/>
-          <w:szCs w:val="21"/>
-        </w:rPr>
-        <w:t>&lt;</w:t>
-      </w:r>
-      <w:r>
-        <w:rPr>
-          <w:rFonts w:ascii="Consolas" w:eastAsia="Times New Roman" w:hAnsi="Consolas" w:cs="Times New Roman"/>
-          <w:color w:val="569CD6"/>
-          <w:sz w:val="21"/>
-          <w:szCs w:val="21"/>
-        </w:rPr>
-        <w:t>int</w:t>
-      </w:r>
-      <w:r>
-        <w:rPr>
-          <w:rFonts w:ascii="Consolas" w:eastAsia="Times New Roman" w:hAnsi="Consolas" w:cs="Times New Roman"/>
-          <w:color w:val="D4D4D4"/>
-          <w:sz w:val="21"/>
-          <w:szCs w:val="21"/>
-        </w:rPr>
-        <w:t xml:space="preserve">&gt; </w:t>
-      </w:r>
-      <w:proofErr w:type="spellStart"/>
-      <w:proofErr w:type="gramStart"/>
-      <w:r>
-        <w:rPr>
-          <w:rFonts w:ascii="Consolas" w:eastAsia="Times New Roman" w:hAnsi="Consolas" w:cs="Times New Roman"/>
           <w:color w:val="9CDCFE"/>
           <w:sz w:val="21"/>
           <w:szCs w:val="21"/>
         </w:rPr>
-        <w:t>backwardSequence</w:t>
-      </w:r>
-      <w:proofErr w:type="spellEnd"/>
-      <w:r>
-        <w:rPr>
-          <w:rFonts w:ascii="Consolas" w:eastAsia="Times New Roman" w:hAnsi="Consolas" w:cs="Times New Roman"/>
-          <w:color w:val="D4D4D4"/>
-          <w:sz w:val="21"/>
-          <w:szCs w:val="21"/>
-        </w:rPr>
-        <w:t>(</w:t>
-      </w:r>
-      <w:proofErr w:type="spellStart"/>
-      <w:proofErr w:type="gramEnd"/>
-      <w:r>
-        <w:rPr>
-          <w:rFonts w:ascii="Consolas" w:eastAsia="Times New Roman" w:hAnsi="Consolas" w:cs="Times New Roman"/>
-          <w:color w:val="9CDCFE"/>
-          <w:sz w:val="21"/>
-          <w:szCs w:val="21"/>
-        </w:rPr>
-        <w:t>forwardSequence</w:t>
-      </w:r>
-      <w:r>
-        <w:rPr>
-          <w:rFonts w:ascii="Consolas" w:eastAsia="Times New Roman" w:hAnsi="Consolas" w:cs="Times New Roman"/>
-          <w:color w:val="D4D4D4"/>
-          <w:sz w:val="21"/>
-          <w:szCs w:val="21"/>
-        </w:rPr>
-        <w:t>.</w:t>
+        <w:t>cout</w:t>
+      </w:r>
+      <w:r>
+        <w:rPr>
+          <w:rFonts w:ascii="Consolas" w:eastAsia="Times New Roman" w:hAnsi="Consolas" w:cs="Times New Roman"/>
+          <w:color w:val="D4D4D4"/>
+          <w:sz w:val="21"/>
+          <w:szCs w:val="21"/>
+        </w:rPr>
+        <w:t xml:space="preserve"> </w:t>
       </w:r>
       <w:r>
         <w:rPr>
@@ -3359,55 +3061,34 @@
           <w:sz w:val="21"/>
           <w:szCs w:val="21"/>
         </w:rPr>
-        <w:t>rbegin</w:t>
-      </w:r>
-      <w:proofErr w:type="spellEnd"/>
-      <w:r>
-        <w:rPr>
-          <w:rFonts w:ascii="Consolas" w:eastAsia="Times New Roman" w:hAnsi="Consolas" w:cs="Times New Roman"/>
-          <w:color w:val="D4D4D4"/>
-          <w:sz w:val="21"/>
-          <w:szCs w:val="21"/>
-        </w:rPr>
-        <w:t xml:space="preserve">(), </w:t>
-      </w:r>
-      <w:proofErr w:type="spellStart"/>
-      <w:r>
-        <w:rPr>
-          <w:rFonts w:ascii="Consolas" w:eastAsia="Times New Roman" w:hAnsi="Consolas" w:cs="Times New Roman"/>
-          <w:color w:val="9CDCFE"/>
-          <w:sz w:val="21"/>
-          <w:szCs w:val="21"/>
-        </w:rPr>
-        <w:t>forwardSequence</w:t>
-      </w:r>
-      <w:r>
-        <w:rPr>
-          <w:rFonts w:ascii="Consolas" w:eastAsia="Times New Roman" w:hAnsi="Consolas" w:cs="Times New Roman"/>
-          <w:color w:val="D4D4D4"/>
-          <w:sz w:val="21"/>
-          <w:szCs w:val="21"/>
-        </w:rPr>
-        <w:t>.</w:t>
-      </w:r>
-      <w:r>
-        <w:rPr>
-          <w:rFonts w:ascii="Consolas" w:eastAsia="Times New Roman" w:hAnsi="Consolas" w:cs="Times New Roman"/>
-          <w:color w:val="DCDCAA"/>
-          <w:sz w:val="21"/>
-          <w:szCs w:val="21"/>
-        </w:rPr>
-        <w:t>rend</w:t>
-      </w:r>
-      <w:proofErr w:type="spellEnd"/>
-      <w:r>
-        <w:rPr>
-          <w:rFonts w:ascii="Consolas" w:eastAsia="Times New Roman" w:hAnsi="Consolas" w:cs="Times New Roman"/>
-          <w:color w:val="D4D4D4"/>
-          <w:sz w:val="21"/>
-          <w:szCs w:val="21"/>
-        </w:rPr>
-        <w:t>());</w:t>
+        <w:t>&lt;&lt;</w:t>
+      </w:r>
+      <w:r>
+        <w:rPr>
+          <w:rFonts w:ascii="Consolas" w:eastAsia="Times New Roman" w:hAnsi="Consolas" w:cs="Times New Roman"/>
+          <w:color w:val="D4D4D4"/>
+          <w:sz w:val="21"/>
+          <w:szCs w:val="21"/>
+        </w:rPr>
+        <w:t xml:space="preserve"> </w:t>
+      </w:r>
+      <w:r>
+        <w:rPr>
+          <w:rFonts w:ascii="Consolas" w:eastAsia="Times New Roman" w:hAnsi="Consolas" w:cs="Times New Roman"/>
+          <w:color w:val="CE9178"/>
+          <w:sz w:val="21"/>
+          <w:szCs w:val="21"/>
+        </w:rPr>
+        <w:t>"sequence:"</w:t>
+      </w:r>
+      <w:r>
+        <w:rPr>
+          <w:rFonts w:ascii="Consolas" w:eastAsia="Times New Roman" w:hAnsi="Consolas" w:cs="Times New Roman"/>
+          <w:color w:val="D4D4D4"/>
+          <w:sz w:val="21"/>
+          <w:szCs w:val="21"/>
+        </w:rPr>
+        <w:t>;</w:t>
       </w:r>
     </w:p>
     <w:p>
@@ -3421,6 +3102,87 @@
           <w:szCs w:val="21"/>
         </w:rPr>
       </w:pPr>
+      <w:r>
+        <w:rPr>
+          <w:rFonts w:ascii="Consolas" w:eastAsia="Times New Roman" w:hAnsi="Consolas" w:cs="Times New Roman"/>
+          <w:color w:val="D4D4D4"/>
+          <w:sz w:val="21"/>
+          <w:szCs w:val="21"/>
+        </w:rPr>
+        <w:t xml:space="preserve">    </w:t>
+      </w:r>
+      <w:r>
+        <w:rPr>
+          <w:rFonts w:ascii="Consolas" w:eastAsia="Times New Roman" w:hAnsi="Consolas" w:cs="Times New Roman"/>
+          <w:color w:val="C586C0"/>
+          <w:sz w:val="21"/>
+          <w:szCs w:val="21"/>
+        </w:rPr>
+        <w:t>for</w:t>
+      </w:r>
+      <w:r>
+        <w:rPr>
+          <w:rFonts w:ascii="Consolas" w:eastAsia="Times New Roman" w:hAnsi="Consolas" w:cs="Times New Roman"/>
+          <w:color w:val="D4D4D4"/>
+          <w:sz w:val="21"/>
+          <w:szCs w:val="21"/>
+        </w:rPr>
+        <w:t xml:space="preserve"> (</w:t>
+      </w:r>
+      <w:r>
+        <w:rPr>
+          <w:rFonts w:ascii="Consolas" w:eastAsia="Times New Roman" w:hAnsi="Consolas" w:cs="Times New Roman"/>
+          <w:color w:val="569CD6"/>
+          <w:sz w:val="21"/>
+          <w:szCs w:val="21"/>
+        </w:rPr>
+        <w:t>int</w:t>
+      </w:r>
+      <w:r>
+        <w:rPr>
+          <w:rFonts w:ascii="Consolas" w:eastAsia="Times New Roman" w:hAnsi="Consolas" w:cs="Times New Roman"/>
+          <w:color w:val="D4D4D4"/>
+          <w:sz w:val="21"/>
+          <w:szCs w:val="21"/>
+        </w:rPr>
+        <w:t xml:space="preserve"> </w:t>
+      </w:r>
+      <w:r>
+        <w:rPr>
+          <w:rFonts w:ascii="Consolas" w:eastAsia="Times New Roman" w:hAnsi="Consolas" w:cs="Times New Roman"/>
+          <w:color w:val="9CDCFE"/>
+          <w:sz w:val="21"/>
+          <w:szCs w:val="21"/>
+        </w:rPr>
+        <w:t>x</w:t>
+      </w:r>
+      <w:r>
+        <w:rPr>
+          <w:rFonts w:ascii="Consolas" w:eastAsia="Times New Roman" w:hAnsi="Consolas" w:cs="Times New Roman"/>
+          <w:color w:val="D4D4D4"/>
+          <w:sz w:val="21"/>
+          <w:szCs w:val="21"/>
+        </w:rPr>
+        <w:t xml:space="preserve"> : </w:t>
+      </w:r>
+      <w:r>
+        <w:rPr>
+          <w:rFonts w:ascii="Consolas" w:eastAsia="Times New Roman" w:hAnsi="Consolas" w:cs="Times New Roman"/>
+          <w:color w:val="9CDCFE"/>
+          <w:sz w:val="21"/>
+          <w:szCs w:val="21"/>
+        </w:rPr>
+        <w:t>forwardSequence</w:t>
+      </w:r>
+      <w:r>
+        <w:rPr>
+          <w:rFonts w:ascii="Consolas" w:eastAsia="Times New Roman" w:hAnsi="Consolas" w:cs="Times New Roman"/>
+          <w:color w:val="D4D4D4"/>
+          <w:sz w:val="21"/>
+          <w:szCs w:val="21"/>
+        </w:rPr>
+        <w:t>)</w:t>
+      </w:r>
     </w:p>
     <w:p>
       <w:pPr>
@@ -3440,9 +3202,8 @@
           <w:sz w:val="21"/>
           <w:szCs w:val="21"/>
         </w:rPr>
-        <w:t xml:space="preserve">    </w:t>
-      </w:r>
-      <w:proofErr w:type="spellStart"/>
+        <w:t xml:space="preserve">        </w:t>
+      </w:r>
       <w:r>
         <w:rPr>
           <w:rFonts w:ascii="Consolas" w:eastAsia="Times New Roman" w:hAnsi="Consolas" w:cs="Times New Roman"/>
@@ -3452,7 +3213,6 @@
         </w:rPr>
         <w:t>cout</w:t>
       </w:r>
-      <w:proofErr w:type="spellEnd"/>
       <w:r>
         <w:rPr>
           <w:rFonts w:ascii="Consolas" w:eastAsia="Times New Roman" w:hAnsi="Consolas" w:cs="Times New Roman"/>
@@ -3487,17 +3247,43 @@
           <w:sz w:val="21"/>
           <w:szCs w:val="21"/>
         </w:rPr>
-        <w:t>"sequence:</w:t>
-      </w:r>
-      <w:proofErr w:type="gramStart"/>
-      <w:r>
-        <w:rPr>
-          <w:rFonts w:ascii="Consolas" w:eastAsia="Times New Roman" w:hAnsi="Consolas" w:cs="Times New Roman"/>
-          <w:color w:val="CE9178"/>
-          <w:sz w:val="21"/>
-          <w:szCs w:val="21"/>
-        </w:rPr>
-        <w:t>"</w:t>
+        <w:t>" "</w:t>
+      </w:r>
+      <w:r>
+        <w:rPr>
+          <w:rFonts w:ascii="Consolas" w:eastAsia="Times New Roman" w:hAnsi="Consolas" w:cs="Times New Roman"/>
+          <w:color w:val="D4D4D4"/>
+          <w:sz w:val="21"/>
+          <w:szCs w:val="21"/>
+        </w:rPr>
+        <w:t xml:space="preserve"> </w:t>
+      </w:r>
+      <w:r>
+        <w:rPr>
+          <w:rFonts w:ascii="Consolas" w:eastAsia="Times New Roman" w:hAnsi="Consolas" w:cs="Times New Roman"/>
+          <w:color w:val="DCDCAA"/>
+          <w:sz w:val="21"/>
+          <w:szCs w:val="21"/>
+        </w:rPr>
+        <w:t>&lt;&lt;</w:t>
+      </w:r>
+      <w:r>
+        <w:rPr>
+          <w:rFonts w:ascii="Consolas" w:eastAsia="Times New Roman" w:hAnsi="Consolas" w:cs="Times New Roman"/>
+          <w:color w:val="D4D4D4"/>
+          <w:sz w:val="21"/>
+          <w:szCs w:val="21"/>
+        </w:rPr>
+        <w:t xml:space="preserve"> </w:t>
+      </w:r>
+      <w:r>
+        <w:rPr>
+          <w:rFonts w:ascii="Consolas" w:eastAsia="Times New Roman" w:hAnsi="Consolas" w:cs="Times New Roman"/>
+          <w:color w:val="9CDCFE"/>
+          <w:sz w:val="21"/>
+          <w:szCs w:val="21"/>
+        </w:rPr>
+        <w:t>x</w:t>
       </w:r>
       <w:r>
         <w:rPr>
@@ -3508,7 +3294,6 @@
         </w:rPr>
         <w:t>;</w:t>
       </w:r>
-      <w:proofErr w:type="gramEnd"/>
     </w:p>
     <w:p>
       <w:pPr>
@@ -3566,7 +3351,6 @@
         </w:rPr>
         <w:t xml:space="preserve"> </w:t>
       </w:r>
-      <w:proofErr w:type="gramStart"/>
       <w:r>
         <w:rPr>
           <w:rFonts w:ascii="Consolas" w:eastAsia="Times New Roman" w:hAnsi="Consolas" w:cs="Times New Roman"/>
@@ -3583,19 +3367,8 @@
           <w:sz w:val="21"/>
           <w:szCs w:val="21"/>
         </w:rPr>
-        <w:t xml:space="preserve"> :</w:t>
-      </w:r>
-      <w:proofErr w:type="gramEnd"/>
-      <w:r>
-        <w:rPr>
-          <w:rFonts w:ascii="Consolas" w:eastAsia="Times New Roman" w:hAnsi="Consolas" w:cs="Times New Roman"/>
-          <w:color w:val="D4D4D4"/>
-          <w:sz w:val="21"/>
-          <w:szCs w:val="21"/>
-        </w:rPr>
-        <w:t xml:space="preserve"> </w:t>
-      </w:r>
-      <w:proofErr w:type="spellStart"/>
+        <w:t xml:space="preserve"> : </w:t>
+      </w:r>
       <w:r>
         <w:rPr>
           <w:rFonts w:ascii="Consolas" w:eastAsia="Times New Roman" w:hAnsi="Consolas" w:cs="Times New Roman"/>
@@ -3603,9 +3376,8 @@
           <w:sz w:val="21"/>
           <w:szCs w:val="21"/>
         </w:rPr>
-        <w:t>forwardSequence</w:t>
-      </w:r>
-      <w:proofErr w:type="spellEnd"/>
+        <w:t>backwardSequence</w:t>
+      </w:r>
       <w:r>
         <w:rPr>
           <w:rFonts w:ascii="Consolas" w:eastAsia="Times New Roman" w:hAnsi="Consolas" w:cs="Times New Roman"/>
@@ -3636,7 +3408,6 @@
         </w:rPr>
         <w:t xml:space="preserve">        </w:t>
       </w:r>
-      <w:proofErr w:type="spellStart"/>
       <w:r>
         <w:rPr>
           <w:rFonts w:ascii="Consolas" w:eastAsia="Times New Roman" w:hAnsi="Consolas" w:cs="Times New Roman"/>
@@ -3646,7 +3417,6 @@
         </w:rPr>
         <w:t>cout</w:t>
       </w:r>
-      <w:proofErr w:type="spellEnd"/>
       <w:r>
         <w:rPr>
           <w:rFonts w:ascii="Consolas" w:eastAsia="Times New Roman" w:hAnsi="Consolas" w:cs="Times New Roman"/>
@@ -3710,7 +3480,6 @@
         </w:rPr>
         <w:t xml:space="preserve"> </w:t>
       </w:r>
-      <w:proofErr w:type="gramStart"/>
       <w:r>
         <w:rPr>
           <w:rFonts w:ascii="Consolas" w:eastAsia="Times New Roman" w:hAnsi="Consolas" w:cs="Times New Roman"/>
@@ -3729,7 +3498,6 @@
         </w:rPr>
         <w:t>;</w:t>
       </w:r>
-      <w:proofErr w:type="gramEnd"/>
     </w:p>
     <w:p>
       <w:pPr>
@@ -3749,35 +3517,16 @@
           <w:sz w:val="21"/>
           <w:szCs w:val="21"/>
         </w:rPr>
-        <w:lastRenderedPageBreak/>
         <w:t xml:space="preserve">    </w:t>
       </w:r>
       <w:r>
         <w:rPr>
           <w:rFonts w:ascii="Consolas" w:eastAsia="Times New Roman" w:hAnsi="Consolas" w:cs="Times New Roman"/>
-          <w:color w:val="C586C0"/>
-          <w:sz w:val="21"/>
-          <w:szCs w:val="21"/>
-        </w:rPr>
-        <w:t>for</w:t>
-      </w:r>
-      <w:r>
-        <w:rPr>
-          <w:rFonts w:ascii="Consolas" w:eastAsia="Times New Roman" w:hAnsi="Consolas" w:cs="Times New Roman"/>
-          <w:color w:val="D4D4D4"/>
-          <w:sz w:val="21"/>
-          <w:szCs w:val="21"/>
-        </w:rPr>
-        <w:t xml:space="preserve"> (</w:t>
-      </w:r>
-      <w:r>
-        <w:rPr>
-          <w:rFonts w:ascii="Consolas" w:eastAsia="Times New Roman" w:hAnsi="Consolas" w:cs="Times New Roman"/>
-          <w:color w:val="569CD6"/>
-          <w:sz w:val="21"/>
-          <w:szCs w:val="21"/>
-        </w:rPr>
-        <w:t>int</w:t>
+          <w:color w:val="9CDCFE"/>
+          <w:sz w:val="21"/>
+          <w:szCs w:val="21"/>
+        </w:rPr>
+        <w:t>cout</w:t>
       </w:r>
       <w:r>
         <w:rPr>
@@ -3788,26 +3537,15 @@
         </w:rPr>
         <w:t xml:space="preserve"> </w:t>
       </w:r>
-      <w:proofErr w:type="gramStart"/>
-      <w:r>
-        <w:rPr>
-          <w:rFonts w:ascii="Consolas" w:eastAsia="Times New Roman" w:hAnsi="Consolas" w:cs="Times New Roman"/>
-          <w:color w:val="9CDCFE"/>
-          <w:sz w:val="21"/>
-          <w:szCs w:val="21"/>
-        </w:rPr>
-        <w:t>x</w:t>
-      </w:r>
-      <w:r>
-        <w:rPr>
-          <w:rFonts w:ascii="Consolas" w:eastAsia="Times New Roman" w:hAnsi="Consolas" w:cs="Times New Roman"/>
-          <w:color w:val="D4D4D4"/>
-          <w:sz w:val="21"/>
-          <w:szCs w:val="21"/>
-        </w:rPr>
-        <w:t xml:space="preserve"> :</w:t>
-      </w:r>
-      <w:proofErr w:type="gramEnd"/>
+      <w:r>
+        <w:rPr>
+          <w:rFonts w:ascii="Consolas" w:eastAsia="Times New Roman" w:hAnsi="Consolas" w:cs="Times New Roman"/>
+          <w:color w:val="DCDCAA"/>
+          <w:sz w:val="21"/>
+          <w:szCs w:val="21"/>
+        </w:rPr>
+        <w:t>&lt;&lt;</w:t>
+      </w:r>
       <w:r>
         <w:rPr>
           <w:rFonts w:ascii="Consolas" w:eastAsia="Times New Roman" w:hAnsi="Consolas" w:cs="Times New Roman"/>
@@ -3817,25 +3555,23 @@
         </w:rPr>
         <w:t xml:space="preserve"> </w:t>
       </w:r>
-      <w:proofErr w:type="spellStart"/>
-      <w:r>
-        <w:rPr>
-          <w:rFonts w:ascii="Consolas" w:eastAsia="Times New Roman" w:hAnsi="Consolas" w:cs="Times New Roman"/>
-          <w:color w:val="9CDCFE"/>
-          <w:sz w:val="21"/>
-          <w:szCs w:val="21"/>
-        </w:rPr>
-        <w:t>backwardSequence</w:t>
-      </w:r>
-      <w:proofErr w:type="spellEnd"/>
-      <w:r>
-        <w:rPr>
-          <w:rFonts w:ascii="Consolas" w:eastAsia="Times New Roman" w:hAnsi="Consolas" w:cs="Times New Roman"/>
-          <w:color w:val="D4D4D4"/>
-          <w:sz w:val="21"/>
-          <w:szCs w:val="21"/>
-        </w:rPr>
-        <w:t>)</w:t>
+      <w:r>
+        <w:rPr>
+          <w:rFonts w:ascii="Consolas" w:eastAsia="Times New Roman" w:hAnsi="Consolas" w:cs="Times New Roman"/>
+          <w:color w:val="DCDCAA"/>
+          <w:sz w:val="21"/>
+          <w:szCs w:val="21"/>
+        </w:rPr>
+        <w:t>endl</w:t>
+      </w:r>
+      <w:r>
+        <w:rPr>
+          <w:rFonts w:ascii="Consolas" w:eastAsia="Times New Roman" w:hAnsi="Consolas" w:cs="Times New Roman"/>
+          <w:color w:val="D4D4D4"/>
+          <w:sz w:val="21"/>
+          <w:szCs w:val="21"/>
+        </w:rPr>
+        <w:t>;</w:t>
       </w:r>
     </w:p>
     <w:p>
@@ -3849,109 +3585,6 @@
           <w:szCs w:val="21"/>
         </w:rPr>
       </w:pPr>
-      <w:r>
-        <w:rPr>
-          <w:rFonts w:ascii="Consolas" w:eastAsia="Times New Roman" w:hAnsi="Consolas" w:cs="Times New Roman"/>
-          <w:color w:val="D4D4D4"/>
-          <w:sz w:val="21"/>
-          <w:szCs w:val="21"/>
-        </w:rPr>
-        <w:t xml:space="preserve">        </w:t>
-      </w:r>
-      <w:proofErr w:type="spellStart"/>
-      <w:r>
-        <w:rPr>
-          <w:rFonts w:ascii="Consolas" w:eastAsia="Times New Roman" w:hAnsi="Consolas" w:cs="Times New Roman"/>
-          <w:color w:val="9CDCFE"/>
-          <w:sz w:val="21"/>
-          <w:szCs w:val="21"/>
-        </w:rPr>
-        <w:t>cout</w:t>
-      </w:r>
-      <w:proofErr w:type="spellEnd"/>
-      <w:r>
-        <w:rPr>
-          <w:rFonts w:ascii="Consolas" w:eastAsia="Times New Roman" w:hAnsi="Consolas" w:cs="Times New Roman"/>
-          <w:color w:val="D4D4D4"/>
-          <w:sz w:val="21"/>
-          <w:szCs w:val="21"/>
-        </w:rPr>
-        <w:t xml:space="preserve"> </w:t>
-      </w:r>
-      <w:r>
-        <w:rPr>
-          <w:rFonts w:ascii="Consolas" w:eastAsia="Times New Roman" w:hAnsi="Consolas" w:cs="Times New Roman"/>
-          <w:color w:val="DCDCAA"/>
-          <w:sz w:val="21"/>
-          <w:szCs w:val="21"/>
-        </w:rPr>
-        <w:t>&lt;&lt;</w:t>
-      </w:r>
-      <w:r>
-        <w:rPr>
-          <w:rFonts w:ascii="Consolas" w:eastAsia="Times New Roman" w:hAnsi="Consolas" w:cs="Times New Roman"/>
-          <w:color w:val="D4D4D4"/>
-          <w:sz w:val="21"/>
-          <w:szCs w:val="21"/>
-        </w:rPr>
-        <w:t xml:space="preserve"> </w:t>
-      </w:r>
-      <w:r>
-        <w:rPr>
-          <w:rFonts w:ascii="Consolas" w:eastAsia="Times New Roman" w:hAnsi="Consolas" w:cs="Times New Roman"/>
-          <w:color w:val="CE9178"/>
-          <w:sz w:val="21"/>
-          <w:szCs w:val="21"/>
-        </w:rPr>
-        <w:t>" "</w:t>
-      </w:r>
-      <w:r>
-        <w:rPr>
-          <w:rFonts w:ascii="Consolas" w:eastAsia="Times New Roman" w:hAnsi="Consolas" w:cs="Times New Roman"/>
-          <w:color w:val="D4D4D4"/>
-          <w:sz w:val="21"/>
-          <w:szCs w:val="21"/>
-        </w:rPr>
-        <w:t xml:space="preserve"> </w:t>
-      </w:r>
-      <w:r>
-        <w:rPr>
-          <w:rFonts w:ascii="Consolas" w:eastAsia="Times New Roman" w:hAnsi="Consolas" w:cs="Times New Roman"/>
-          <w:color w:val="DCDCAA"/>
-          <w:sz w:val="21"/>
-          <w:szCs w:val="21"/>
-        </w:rPr>
-        <w:t>&lt;&lt;</w:t>
-      </w:r>
-      <w:r>
-        <w:rPr>
-          <w:rFonts w:ascii="Consolas" w:eastAsia="Times New Roman" w:hAnsi="Consolas" w:cs="Times New Roman"/>
-          <w:color w:val="D4D4D4"/>
-          <w:sz w:val="21"/>
-          <w:szCs w:val="21"/>
-        </w:rPr>
-        <w:t xml:space="preserve"> </w:t>
-      </w:r>
-      <w:proofErr w:type="gramStart"/>
-      <w:r>
-        <w:rPr>
-          <w:rFonts w:ascii="Consolas" w:eastAsia="Times New Roman" w:hAnsi="Consolas" w:cs="Times New Roman"/>
-          <w:color w:val="9CDCFE"/>
-          <w:sz w:val="21"/>
-          <w:szCs w:val="21"/>
-        </w:rPr>
-        <w:t>x</w:t>
-      </w:r>
-      <w:r>
-        <w:rPr>
-          <w:rFonts w:ascii="Consolas" w:eastAsia="Times New Roman" w:hAnsi="Consolas" w:cs="Times New Roman"/>
-          <w:color w:val="D4D4D4"/>
-          <w:sz w:val="21"/>
-          <w:szCs w:val="21"/>
-        </w:rPr>
-        <w:t>;</w:t>
-      </w:r>
-      <w:proofErr w:type="gramEnd"/>
     </w:p>
     <w:p>
       <w:pPr>
@@ -3973,7 +3606,6 @@
         </w:rPr>
         <w:t xml:space="preserve">    </w:t>
       </w:r>
-      <w:proofErr w:type="spellStart"/>
       <w:r>
         <w:rPr>
           <w:rFonts w:ascii="Consolas" w:eastAsia="Times New Roman" w:hAnsi="Consolas" w:cs="Times New Roman"/>
@@ -3983,7 +3615,6 @@
         </w:rPr>
         <w:t>cout</w:t>
       </w:r>
-      <w:proofErr w:type="spellEnd"/>
       <w:r>
         <w:rPr>
           <w:rFonts w:ascii="Consolas" w:eastAsia="Times New Roman" w:hAnsi="Consolas" w:cs="Times New Roman"/>
@@ -4011,8 +3642,24 @@
         </w:rPr>
         <w:t xml:space="preserve"> </w:t>
       </w:r>
-      <w:proofErr w:type="spellStart"/>
-      <w:proofErr w:type="gramStart"/>
+      <w:r>
+        <w:rPr>
+          <w:rFonts w:ascii="Consolas" w:eastAsia="Times New Roman" w:hAnsi="Consolas" w:cs="Times New Roman"/>
+          <w:color w:val="CE9178"/>
+          <w:sz w:val="21"/>
+          <w:szCs w:val="21"/>
+        </w:rPr>
+        <w:t>"Max shots needed: "</w:t>
+      </w:r>
+      <w:r>
+        <w:rPr>
+          <w:rFonts w:ascii="Consolas" w:eastAsia="Times New Roman" w:hAnsi="Consolas" w:cs="Times New Roman"/>
+          <w:color w:val="D4D4D4"/>
+          <w:sz w:val="21"/>
+          <w:szCs w:val="21"/>
+        </w:rPr>
+        <w:t xml:space="preserve"> </w:t>
+      </w:r>
       <w:r>
         <w:rPr>
           <w:rFonts w:ascii="Consolas" w:eastAsia="Times New Roman" w:hAnsi="Consolas" w:cs="Times New Roman"/>
@@ -4020,9 +3667,98 @@
           <w:sz w:val="21"/>
           <w:szCs w:val="21"/>
         </w:rPr>
+        <w:t>&lt;&lt;</w:t>
+      </w:r>
+      <w:r>
+        <w:rPr>
+          <w:rFonts w:ascii="Consolas" w:eastAsia="Times New Roman" w:hAnsi="Consolas" w:cs="Times New Roman"/>
+          <w:color w:val="D4D4D4"/>
+          <w:sz w:val="21"/>
+          <w:szCs w:val="21"/>
+        </w:rPr>
+        <w:t xml:space="preserve"> </w:t>
+      </w:r>
+      <w:r>
+        <w:rPr>
+          <w:rFonts w:ascii="Consolas" w:eastAsia="Times New Roman" w:hAnsi="Consolas" w:cs="Times New Roman"/>
+          <w:color w:val="9CDCFE"/>
+          <w:sz w:val="21"/>
+          <w:szCs w:val="21"/>
+        </w:rPr>
+        <w:t>forwardSequence</w:t>
+      </w:r>
+      <w:r>
+        <w:rPr>
+          <w:rFonts w:ascii="Consolas" w:eastAsia="Times New Roman" w:hAnsi="Consolas" w:cs="Times New Roman"/>
+          <w:color w:val="D4D4D4"/>
+          <w:sz w:val="21"/>
+          <w:szCs w:val="21"/>
+        </w:rPr>
+        <w:t>.</w:t>
+      </w:r>
+      <w:r>
+        <w:rPr>
+          <w:rFonts w:ascii="Consolas" w:eastAsia="Times New Roman" w:hAnsi="Consolas" w:cs="Times New Roman"/>
+          <w:color w:val="DCDCAA"/>
+          <w:sz w:val="21"/>
+          <w:szCs w:val="21"/>
+        </w:rPr>
+        <w:t>size</w:t>
+      </w:r>
+      <w:r>
+        <w:rPr>
+          <w:rFonts w:ascii="Consolas" w:eastAsia="Times New Roman" w:hAnsi="Consolas" w:cs="Times New Roman"/>
+          <w:color w:val="D4D4D4"/>
+          <w:sz w:val="21"/>
+          <w:szCs w:val="21"/>
+        </w:rPr>
+        <w:t xml:space="preserve">() * </w:t>
+      </w:r>
+      <w:r>
+        <w:rPr>
+          <w:rFonts w:ascii="Consolas" w:eastAsia="Times New Roman" w:hAnsi="Consolas" w:cs="Times New Roman"/>
+          <w:color w:val="B5CEA8"/>
+          <w:sz w:val="21"/>
+          <w:szCs w:val="21"/>
+        </w:rPr>
+        <w:t>2</w:t>
+      </w:r>
+      <w:r>
+        <w:rPr>
+          <w:rFonts w:ascii="Consolas" w:eastAsia="Times New Roman" w:hAnsi="Consolas" w:cs="Times New Roman"/>
+          <w:color w:val="D4D4D4"/>
+          <w:sz w:val="21"/>
+          <w:szCs w:val="21"/>
+        </w:rPr>
+        <w:t xml:space="preserve"> </w:t>
+      </w:r>
+      <w:r>
+        <w:rPr>
+          <w:rFonts w:ascii="Consolas" w:eastAsia="Times New Roman" w:hAnsi="Consolas" w:cs="Times New Roman"/>
+          <w:color w:val="DCDCAA"/>
+          <w:sz w:val="21"/>
+          <w:szCs w:val="21"/>
+        </w:rPr>
+        <w:t>&lt;&lt;</w:t>
+      </w:r>
+      <w:r>
+        <w:rPr>
+          <w:rFonts w:ascii="Consolas" w:eastAsia="Times New Roman" w:hAnsi="Consolas" w:cs="Times New Roman"/>
+          <w:color w:val="D4D4D4"/>
+          <w:sz w:val="21"/>
+          <w:szCs w:val="21"/>
+        </w:rPr>
+        <w:t xml:space="preserve"> </w:t>
+      </w:r>
+      <w:r>
+        <w:rPr>
+          <w:rFonts w:ascii="Consolas" w:eastAsia="Times New Roman" w:hAnsi="Consolas" w:cs="Times New Roman"/>
+          <w:color w:val="DCDCAA"/>
+          <w:sz w:val="21"/>
+          <w:szCs w:val="21"/>
+        </w:rPr>
         <w:t>endl</w:t>
       </w:r>
-      <w:proofErr w:type="spellEnd"/>
       <w:r>
         <w:rPr>
           <w:rFonts w:ascii="Consolas" w:eastAsia="Times New Roman" w:hAnsi="Consolas" w:cs="Times New Roman"/>
@@ -4032,7 +3768,6 @@
         </w:rPr>
         <w:t>;</w:t>
       </w:r>
-      <w:proofErr w:type="gramEnd"/>
     </w:p>
     <w:p>
       <w:pPr>
@@ -4045,209 +3780,6 @@
           <w:szCs w:val="21"/>
         </w:rPr>
       </w:pPr>
-    </w:p>
-    <w:p>
-      <w:pPr>
-        <w:shd w:val="clear" w:color="auto" w:fill="1E1E1E"/>
-        <w:spacing w:line="285" w:lineRule="atLeast"/>
-        <w:rPr>
-          <w:rFonts w:ascii="Consolas" w:eastAsia="Times New Roman" w:hAnsi="Consolas" w:cs="Times New Roman"/>
-          <w:color w:val="D4D4D4"/>
-          <w:sz w:val="21"/>
-          <w:szCs w:val="21"/>
-        </w:rPr>
-      </w:pPr>
-      <w:r>
-        <w:rPr>
-          <w:rFonts w:ascii="Consolas" w:eastAsia="Times New Roman" w:hAnsi="Consolas" w:cs="Times New Roman"/>
-          <w:color w:val="D4D4D4"/>
-          <w:sz w:val="21"/>
-          <w:szCs w:val="21"/>
-        </w:rPr>
-        <w:t xml:space="preserve">    </w:t>
-      </w:r>
-      <w:proofErr w:type="spellStart"/>
-      <w:r>
-        <w:rPr>
-          <w:rFonts w:ascii="Consolas" w:eastAsia="Times New Roman" w:hAnsi="Consolas" w:cs="Times New Roman"/>
-          <w:color w:val="9CDCFE"/>
-          <w:sz w:val="21"/>
-          <w:szCs w:val="21"/>
-        </w:rPr>
-        <w:t>cout</w:t>
-      </w:r>
-      <w:proofErr w:type="spellEnd"/>
-      <w:r>
-        <w:rPr>
-          <w:rFonts w:ascii="Consolas" w:eastAsia="Times New Roman" w:hAnsi="Consolas" w:cs="Times New Roman"/>
-          <w:color w:val="D4D4D4"/>
-          <w:sz w:val="21"/>
-          <w:szCs w:val="21"/>
-        </w:rPr>
-        <w:t xml:space="preserve"> </w:t>
-      </w:r>
-      <w:r>
-        <w:rPr>
-          <w:rFonts w:ascii="Consolas" w:eastAsia="Times New Roman" w:hAnsi="Consolas" w:cs="Times New Roman"/>
-          <w:color w:val="DCDCAA"/>
-          <w:sz w:val="21"/>
-          <w:szCs w:val="21"/>
-        </w:rPr>
-        <w:t>&lt;&lt;</w:t>
-      </w:r>
-      <w:r>
-        <w:rPr>
-          <w:rFonts w:ascii="Consolas" w:eastAsia="Times New Roman" w:hAnsi="Consolas" w:cs="Times New Roman"/>
-          <w:color w:val="D4D4D4"/>
-          <w:sz w:val="21"/>
-          <w:szCs w:val="21"/>
-        </w:rPr>
-        <w:t xml:space="preserve"> </w:t>
-      </w:r>
-      <w:r>
-        <w:rPr>
-          <w:rFonts w:ascii="Consolas" w:eastAsia="Times New Roman" w:hAnsi="Consolas" w:cs="Times New Roman"/>
-          <w:color w:val="CE9178"/>
-          <w:sz w:val="21"/>
-          <w:szCs w:val="21"/>
-        </w:rPr>
-        <w:t>"Max shots needed: "</w:t>
-      </w:r>
-      <w:r>
-        <w:rPr>
-          <w:rFonts w:ascii="Consolas" w:eastAsia="Times New Roman" w:hAnsi="Consolas" w:cs="Times New Roman"/>
-          <w:color w:val="D4D4D4"/>
-          <w:sz w:val="21"/>
-          <w:szCs w:val="21"/>
-        </w:rPr>
-        <w:t xml:space="preserve"> </w:t>
-      </w:r>
-      <w:r>
-        <w:rPr>
-          <w:rFonts w:ascii="Consolas" w:eastAsia="Times New Roman" w:hAnsi="Consolas" w:cs="Times New Roman"/>
-          <w:color w:val="DCDCAA"/>
-          <w:sz w:val="21"/>
-          <w:szCs w:val="21"/>
-        </w:rPr>
-        <w:t>&lt;&lt;</w:t>
-      </w:r>
-      <w:r>
-        <w:rPr>
-          <w:rFonts w:ascii="Consolas" w:eastAsia="Times New Roman" w:hAnsi="Consolas" w:cs="Times New Roman"/>
-          <w:color w:val="D4D4D4"/>
-          <w:sz w:val="21"/>
-          <w:szCs w:val="21"/>
-        </w:rPr>
-        <w:t xml:space="preserve"> </w:t>
-      </w:r>
-      <w:proofErr w:type="spellStart"/>
-      <w:r>
-        <w:rPr>
-          <w:rFonts w:ascii="Consolas" w:eastAsia="Times New Roman" w:hAnsi="Consolas" w:cs="Times New Roman"/>
-          <w:color w:val="9CDCFE"/>
-          <w:sz w:val="21"/>
-          <w:szCs w:val="21"/>
-        </w:rPr>
-        <w:t>forwardSequence</w:t>
-      </w:r>
-      <w:r>
-        <w:rPr>
-          <w:rFonts w:ascii="Consolas" w:eastAsia="Times New Roman" w:hAnsi="Consolas" w:cs="Times New Roman"/>
-          <w:color w:val="D4D4D4"/>
-          <w:sz w:val="21"/>
-          <w:szCs w:val="21"/>
-        </w:rPr>
-        <w:t>.</w:t>
-      </w:r>
-      <w:r>
-        <w:rPr>
-          <w:rFonts w:ascii="Consolas" w:eastAsia="Times New Roman" w:hAnsi="Consolas" w:cs="Times New Roman"/>
-          <w:color w:val="DCDCAA"/>
-          <w:sz w:val="21"/>
-          <w:szCs w:val="21"/>
-        </w:rPr>
-        <w:t>size</w:t>
-      </w:r>
-      <w:proofErr w:type="spellEnd"/>
-      <w:r>
-        <w:rPr>
-          <w:rFonts w:ascii="Consolas" w:eastAsia="Times New Roman" w:hAnsi="Consolas" w:cs="Times New Roman"/>
-          <w:color w:val="D4D4D4"/>
-          <w:sz w:val="21"/>
-          <w:szCs w:val="21"/>
-        </w:rPr>
-        <w:t xml:space="preserve">() * </w:t>
-      </w:r>
-      <w:r>
-        <w:rPr>
-          <w:rFonts w:ascii="Consolas" w:eastAsia="Times New Roman" w:hAnsi="Consolas" w:cs="Times New Roman"/>
-          <w:color w:val="B5CEA8"/>
-          <w:sz w:val="21"/>
-          <w:szCs w:val="21"/>
-        </w:rPr>
-        <w:t>2</w:t>
-      </w:r>
-      <w:r>
-        <w:rPr>
-          <w:rFonts w:ascii="Consolas" w:eastAsia="Times New Roman" w:hAnsi="Consolas" w:cs="Times New Roman"/>
-          <w:color w:val="D4D4D4"/>
-          <w:sz w:val="21"/>
-          <w:szCs w:val="21"/>
-        </w:rPr>
-        <w:t xml:space="preserve"> </w:t>
-      </w:r>
-      <w:r>
-        <w:rPr>
-          <w:rFonts w:ascii="Consolas" w:eastAsia="Times New Roman" w:hAnsi="Consolas" w:cs="Times New Roman"/>
-          <w:color w:val="DCDCAA"/>
-          <w:sz w:val="21"/>
-          <w:szCs w:val="21"/>
-        </w:rPr>
-        <w:t>&lt;&lt;</w:t>
-      </w:r>
-      <w:r>
-        <w:rPr>
-          <w:rFonts w:ascii="Consolas" w:eastAsia="Times New Roman" w:hAnsi="Consolas" w:cs="Times New Roman"/>
-          <w:color w:val="D4D4D4"/>
-          <w:sz w:val="21"/>
-          <w:szCs w:val="21"/>
-        </w:rPr>
-        <w:t xml:space="preserve"> </w:t>
-      </w:r>
-      <w:proofErr w:type="spellStart"/>
-      <w:proofErr w:type="gramStart"/>
-      <w:r>
-        <w:rPr>
-          <w:rFonts w:ascii="Consolas" w:eastAsia="Times New Roman" w:hAnsi="Consolas" w:cs="Times New Roman"/>
-          <w:color w:val="DCDCAA"/>
-          <w:sz w:val="21"/>
-          <w:szCs w:val="21"/>
-        </w:rPr>
-        <w:t>endl</w:t>
-      </w:r>
-      <w:proofErr w:type="spellEnd"/>
-      <w:r>
-        <w:rPr>
-          <w:rFonts w:ascii="Consolas" w:eastAsia="Times New Roman" w:hAnsi="Consolas" w:cs="Times New Roman"/>
-          <w:color w:val="D4D4D4"/>
-          <w:sz w:val="21"/>
-          <w:szCs w:val="21"/>
-        </w:rPr>
-        <w:t>;</w:t>
-      </w:r>
-      <w:proofErr w:type="gramEnd"/>
-    </w:p>
-    <w:p>
-      <w:pPr>
-        <w:shd w:val="clear" w:color="auto" w:fill="1E1E1E"/>
-        <w:spacing w:line="285" w:lineRule="atLeast"/>
-        <w:rPr>
-          <w:rFonts w:ascii="Consolas" w:eastAsia="Times New Roman" w:hAnsi="Consolas" w:cs="Times New Roman"/>
-          <w:color w:val="D4D4D4"/>
-          <w:sz w:val="21"/>
-          <w:szCs w:val="21"/>
-        </w:rPr>
-      </w:pPr>
       <w:r>
         <w:rPr>
           <w:rFonts w:ascii="Consolas" w:eastAsia="Times New Roman" w:hAnsi="Consolas" w:cs="Times New Roman"/>
@@ -4259,28 +3791,59 @@
       </w:r>
     </w:p>
     <w:p>
-      <w:r>
-        <w:br w:type="page"/>
-      </w:r>
-    </w:p>
-    <w:p>
-      <w:pPr>
-        <w:pStyle w:val="Heading1"/>
+      <w:pPr>
+        <w:pStyle w:val="Heading2"/>
       </w:pPr>
       <w:bookmarkStart w:id="7" w:name="_Toc228918279"/>
       <w:r>
         <w:lastRenderedPageBreak/>
-        <w:t>6. Test Cases</w:t>
+        <w:t>5.6</w:t>
+      </w:r>
+      <w:r>
+        <w:t xml:space="preserve"> Test </w:t>
+      </w:r>
+      <w:r>
+        <w:t>c</w:t>
+      </w:r>
+      <w:r>
+        <w:t>ases</w:t>
       </w:r>
       <w:bookmarkEnd w:id="7"/>
     </w:p>
     <w:p>
       <w:pPr>
-        <w:pStyle w:val="Heading2"/>
+        <w:pStyle w:val="Heading3"/>
       </w:pPr>
       <w:bookmarkStart w:id="8" w:name="_Toc228918280"/>
       <w:r>
-        <w:t>6.1 Test Cases Where the Technique Succeeds</w:t>
+        <w:t>5.</w:t>
+      </w:r>
+      <w:r>
+        <w:t xml:space="preserve">6.1 Test </w:t>
+      </w:r>
+      <w:r>
+        <w:t>c</w:t>
+      </w:r>
+      <w:r>
+        <w:t xml:space="preserve">ases </w:t>
+      </w:r>
+      <w:r>
+        <w:t>w</w:t>
+      </w:r>
+      <w:r>
+        <w:t xml:space="preserve">here the </w:t>
+      </w:r>
+      <w:r>
+        <w:t>t</w:t>
+      </w:r>
+      <w:r>
+        <w:t xml:space="preserve">echnique </w:t>
+      </w:r>
+      <w:r>
+        <w:t>s</w:t>
+      </w:r>
+      <w:r>
+        <w:t>ucceeds</w:t>
       </w:r>
       <w:bookmarkEnd w:id="8"/>
     </w:p>
@@ -5395,25 +4958,7 @@
                 <w:sz w:val="20"/>
                 <w:szCs w:val="20"/>
               </w:rPr>
-              <w:t xml:space="preserve">Large </w:t>
-            </w:r>
-            <w:proofErr w:type="gramStart"/>
-            <w:r>
-              <w:rPr>
-                <w:color w:val="000000"/>
-                <w:sz w:val="20"/>
-                <w:szCs w:val="20"/>
-              </w:rPr>
-              <w:t>range;</w:t>
-            </w:r>
-            <w:proofErr w:type="gramEnd"/>
-            <w:r>
-              <w:rPr>
-                <w:color w:val="000000"/>
-                <w:sz w:val="20"/>
-                <w:szCs w:val="20"/>
-              </w:rPr>
-              <w:t xml:space="preserve"> both odd and even starting positions covered</w:t>
+              <w:t>Large range; both odd and even starting positions covered</w:t>
             </w:r>
           </w:p>
         </w:tc>
@@ -5438,9 +4983,12 @@
     <w:p/>
     <w:p>
       <w:pPr>
-        <w:pStyle w:val="Heading2"/>
+        <w:pStyle w:val="Heading3"/>
       </w:pPr>
       <w:bookmarkStart w:id="9" w:name="_Toc228918281"/>
+      <w:r>
+        <w:t>5.</w:t>
+      </w:r>
       <w:r>
         <w:t>6.2 Test Cases Where the Technique Fails</w:t>
       </w:r>
@@ -5918,25 +5466,7 @@
                 <w:sz w:val="20"/>
                 <w:szCs w:val="20"/>
               </w:rPr>
-              <w:t>Forward sweep only (</w:t>
-            </w:r>
-            <w:proofErr w:type="gramStart"/>
-            <w:r>
-              <w:rPr>
-                <w:color w:val="000000"/>
-                <w:sz w:val="20"/>
-                <w:szCs w:val="20"/>
-              </w:rPr>
-              <w:t>no</w:t>
-            </w:r>
-            <w:proofErr w:type="gramEnd"/>
-            <w:r>
-              <w:rPr>
-                <w:color w:val="000000"/>
-                <w:sz w:val="20"/>
-                <w:szCs w:val="20"/>
-              </w:rPr>
-              <w:t xml:space="preserve"> backward)</w:t>
+              <w:t>Forward sweep only (no backward)</w:t>
             </w:r>
           </w:p>
         </w:tc>
@@ -6290,45 +5820,35 @@
                 <w:sz w:val="20"/>
                 <w:szCs w:val="20"/>
               </w:rPr>
-              <w:t xml:space="preserve">Using only Decrease and </w:t>
-            </w:r>
+              <w:t>Using only Decrease and Conquer (linear scan)</w:t>
+            </w:r>
+          </w:p>
+        </w:tc>
+        <w:tc>
+          <w:tcPr>
+            <w:tcW w:w="1860" w:type="dxa"/>
+            <w:tcBorders>
+              <w:top w:val="single" w:sz="4" w:space="0" w:color="AAAAAA"/>
+              <w:left w:val="single" w:sz="4" w:space="0" w:color="AAAAAA"/>
+              <w:bottom w:val="single" w:sz="4" w:space="0" w:color="AAAAAA"/>
+              <w:right w:val="single" w:sz="4" w:space="0" w:color="AAAAAA"/>
+            </w:tcBorders>
+            <w:shd w:val="clear" w:color="auto" w:fill="FFFFFF"/>
+            <w:tcMar>
+              <w:top w:w="80" w:type="dxa"/>
+              <w:left w:w="120" w:type="dxa"/>
+              <w:bottom w:w="80" w:type="dxa"/>
+              <w:right w:w="120" w:type="dxa"/>
+            </w:tcMar>
+            <w:vAlign w:val="center"/>
+          </w:tcPr>
+          <w:p>
             <w:r>
               <w:rPr>
                 <w:color w:val="000000"/>
                 <w:sz w:val="20"/>
                 <w:szCs w:val="20"/>
               </w:rPr>
-              <w:lastRenderedPageBreak/>
-              <w:t>Conquer (linear scan)</w:t>
-            </w:r>
-          </w:p>
-        </w:tc>
-        <w:tc>
-          <w:tcPr>
-            <w:tcW w:w="1860" w:type="dxa"/>
-            <w:tcBorders>
-              <w:top w:val="single" w:sz="4" w:space="0" w:color="AAAAAA"/>
-              <w:left w:val="single" w:sz="4" w:space="0" w:color="AAAAAA"/>
-              <w:bottom w:val="single" w:sz="4" w:space="0" w:color="AAAAAA"/>
-              <w:right w:val="single" w:sz="4" w:space="0" w:color="AAAAAA"/>
-            </w:tcBorders>
-            <w:shd w:val="clear" w:color="auto" w:fill="FFFFFF"/>
-            <w:tcMar>
-              <w:top w:w="80" w:type="dxa"/>
-              <w:left w:w="120" w:type="dxa"/>
-              <w:bottom w:w="80" w:type="dxa"/>
-              <w:right w:w="120" w:type="dxa"/>
-            </w:tcMar>
-            <w:vAlign w:val="center"/>
-          </w:tcPr>
-          <w:p>
-            <w:r>
-              <w:rPr>
-                <w:color w:val="000000"/>
-                <w:sz w:val="20"/>
-                <w:szCs w:val="20"/>
-              </w:rPr>
-              <w:lastRenderedPageBreak/>
               <w:t>n = 5, shoot: 1 2 3 4 5</w:t>
             </w:r>
           </w:p>
@@ -6392,6 +5912,7 @@
           <w:bCs/>
           <w:color w:val="000000"/>
         </w:rPr>
+        <w:lastRenderedPageBreak/>
         <w:t>Key reason for failure:</w:t>
       </w:r>
       <w:r>
@@ -6408,22 +5929,40 @@
     </w:p>
     <w:p>
       <w:pPr>
-        <w:pStyle w:val="Heading1"/>
+        <w:pStyle w:val="Heading2"/>
       </w:pPr>
       <w:bookmarkStart w:id="10" w:name="_Toc228918282"/>
       <w:r>
         <w:lastRenderedPageBreak/>
-        <w:t>7. Complexity Analysis</w:t>
+        <w:t>5.</w:t>
+      </w:r>
+      <w:r>
+        <w:t xml:space="preserve">7 Complexity </w:t>
+      </w:r>
+      <w:r>
+        <w:t>a</w:t>
+      </w:r>
+      <w:r>
+        <w:t>nalysis</w:t>
       </w:r>
       <w:bookmarkEnd w:id="10"/>
     </w:p>
     <w:p>
       <w:pPr>
-        <w:pStyle w:val="Heading2"/>
+        <w:pStyle w:val="Heading3"/>
       </w:pPr>
       <w:bookmarkStart w:id="11" w:name="_Toc228918283"/>
       <w:r>
-        <w:t>7.1 Time Complexity</w:t>
+        <w:t>5.</w:t>
+      </w:r>
+      <w:r>
+        <w:t xml:space="preserve">7.1 Time </w:t>
+      </w:r>
+      <w:r>
+        <w:t>c</w:t>
+      </w:r>
+      <w:r>
+        <w:t>omplexity</w:t>
       </w:r>
       <w:bookmarkEnd w:id="11"/>
     </w:p>
@@ -6437,21 +5976,7 @@
         <w:rPr>
           <w:color w:val="000000"/>
         </w:rPr>
-        <w:t xml:space="preserve">The </w:t>
-      </w:r>
-      <w:proofErr w:type="gramStart"/>
-      <w:r>
-        <w:rPr>
-          <w:color w:val="000000"/>
-        </w:rPr>
-        <w:t>hunt(</w:t>
-      </w:r>
-      <w:proofErr w:type="gramEnd"/>
-      <w:r>
-        <w:rPr>
-          <w:color w:val="000000"/>
-        </w:rPr>
-        <w:t>) function divides the range [low, high] into two halves recursively, similar to a merge sort decomposition. The recurrence relation is:</w:t>
+        <w:t>The hunt() function divides the range [low, high] into two halves recursively, similar to a merge sort decomposition. The recurrence relation is:</w:t>
       </w:r>
     </w:p>
     <w:p>
@@ -6466,27 +5991,7 @@
           <w:bCs/>
           <w:color w:val="2E75B6"/>
         </w:rPr>
-        <w:t xml:space="preserve">T(n) = </w:t>
-      </w:r>
-      <w:proofErr w:type="spellStart"/>
-      <w:r>
-        <w:rPr>
-          <w:rFonts w:ascii="Courier New" w:eastAsia="Courier New" w:hAnsi="Courier New" w:cs="Courier New"/>
-          <w:b/>
-          <w:bCs/>
-          <w:color w:val="2E75B6"/>
-        </w:rPr>
-        <w:t>aT</w:t>
-      </w:r>
-      <w:proofErr w:type="spellEnd"/>
-      <w:r>
-        <w:rPr>
-          <w:rFonts w:ascii="Courier New" w:eastAsia="Courier New" w:hAnsi="Courier New" w:cs="Courier New"/>
-          <w:b/>
-          <w:bCs/>
-          <w:color w:val="2E75B6"/>
-        </w:rPr>
-        <w:t>(n/b) + f(n)</w:t>
+        <w:t>T(n) = aT(n/b) + f(n)</w:t>
       </w:r>
     </w:p>
     <w:p>
@@ -6511,49 +6016,7 @@
         <w:rPr>
           <w:color w:val="000000"/>
         </w:rPr>
-        <w:t xml:space="preserve"> algorithm: a = 2 (two recursive calls), b = 2 (each half is half the size), f(n) = </w:t>
-      </w:r>
-      <w:proofErr w:type="gramStart"/>
-      <w:r>
-        <w:rPr>
-          <w:color w:val="000000"/>
-        </w:rPr>
-        <w:t>O(</w:t>
-      </w:r>
-      <w:proofErr w:type="gramEnd"/>
-      <w:r>
-        <w:rPr>
-          <w:color w:val="000000"/>
-        </w:rPr>
-        <w:t xml:space="preserve">1) (only a </w:t>
-      </w:r>
-      <w:proofErr w:type="spellStart"/>
-      <w:r>
-        <w:rPr>
-          <w:color w:val="000000"/>
-        </w:rPr>
-        <w:t>push_back</w:t>
-      </w:r>
-      <w:proofErr w:type="spellEnd"/>
-      <w:r>
-        <w:rPr>
-          <w:color w:val="000000"/>
-        </w:rPr>
-        <w:t xml:space="preserve"> at the base case, no merge cost). By the Master Theorem with a = 2, b = 2, d = 0: Since a = 2 &gt; </w:t>
-      </w:r>
-      <w:proofErr w:type="spellStart"/>
-      <w:r>
-        <w:rPr>
-          <w:color w:val="000000"/>
-        </w:rPr>
-        <w:t>b^d</w:t>
-      </w:r>
-      <w:proofErr w:type="spellEnd"/>
-      <w:r>
-        <w:rPr>
-          <w:color w:val="000000"/>
-        </w:rPr>
-        <w:t xml:space="preserve"> = 1, we have Case 1: T(n) = O(n).</w:t>
+        <w:t xml:space="preserve"> algorithm: a = 2 (two recursive calls), b = 2 (each half is half the size), f(n) = O(1) (only a push_back at the base case, no merge cost). By the Master Theorem with a = 2, b = 2, d = 0: Since a = 2 &gt; b^d = 1, we have Case 1: T(n) = O(n).</w:t>
       </w:r>
     </w:p>
     <w:p>
@@ -6607,14 +6070,22 @@
         <w:t>Total Time Complexity: O(n).</w:t>
       </w:r>
     </w:p>
-    <w:p/>
-    <w:p>
-      <w:pPr>
-        <w:pStyle w:val="Heading2"/>
+    <w:p>
+      <w:pPr>
+        <w:pStyle w:val="Heading3"/>
       </w:pPr>
       <w:bookmarkStart w:id="12" w:name="_Toc228918284"/>
       <w:r>
-        <w:t>7.2 Space Complexity</w:t>
+        <w:t>5.</w:t>
+      </w:r>
+      <w:r>
+        <w:t xml:space="preserve">7.2 Space </w:t>
+      </w:r>
+      <w:r>
+        <w:t>c</w:t>
+      </w:r>
+      <w:r>
+        <w:t>omplexity</w:t>
       </w:r>
       <w:bookmarkEnd w:id="12"/>
     </w:p>
@@ -6632,21 +6103,7 @@
         <w:rPr>
           <w:color w:val="000000"/>
         </w:rPr>
-        <w:t xml:space="preserve">The </w:t>
-      </w:r>
-      <w:proofErr w:type="spellStart"/>
-      <w:r>
-        <w:rPr>
-          <w:color w:val="000000"/>
-        </w:rPr>
-        <w:t>forwardSequence</w:t>
-      </w:r>
-      <w:proofErr w:type="spellEnd"/>
-      <w:r>
-        <w:rPr>
-          <w:color w:val="000000"/>
-        </w:rPr>
-        <w:t xml:space="preserve"> vector holds n-2 elements → O(n) space.</w:t>
+        <w:t>The forwardSequence vector holds n-2 elements → O(n) space.</w:t>
       </w:r>
     </w:p>
     <w:p>
@@ -6663,21 +6120,7 @@
         <w:rPr>
           <w:color w:val="000000"/>
         </w:rPr>
-        <w:t xml:space="preserve">The </w:t>
-      </w:r>
-      <w:proofErr w:type="spellStart"/>
-      <w:r>
-        <w:rPr>
-          <w:color w:val="000000"/>
-        </w:rPr>
-        <w:t>backwardSequence</w:t>
-      </w:r>
-      <w:proofErr w:type="spellEnd"/>
-      <w:r>
-        <w:rPr>
-          <w:color w:val="000000"/>
-        </w:rPr>
-        <w:t xml:space="preserve"> vector also holds n-2 elements → O(n) space.</w:t>
+        <w:t>The backwardSequence vector also holds n-2 elements → O(n) space.</w:t>
       </w:r>
     </w:p>
     <w:p>
@@ -6694,21 +6137,7 @@
         <w:rPr>
           <w:color w:val="000000"/>
         </w:rPr>
-        <w:t xml:space="preserve">The recursion stack depth is </w:t>
-      </w:r>
-      <w:proofErr w:type="gramStart"/>
-      <w:r>
-        <w:rPr>
-          <w:color w:val="000000"/>
-        </w:rPr>
-        <w:t>O(</w:t>
-      </w:r>
-      <w:proofErr w:type="gramEnd"/>
-      <w:r>
-        <w:rPr>
-          <w:color w:val="000000"/>
-        </w:rPr>
-        <w:t>log n) (binary split each time).</w:t>
+        <w:t>The recursion stack depth is O(log n) (binary split each time).</w:t>
       </w:r>
     </w:p>
     <w:p>
@@ -7113,23 +6542,13 @@
             <w:pPr>
               <w:jc w:val="center"/>
             </w:pPr>
-            <w:proofErr w:type="gramStart"/>
             <w:r>
               <w:rPr>
                 <w:color w:val="000000"/>
                 <w:sz w:val="20"/>
                 <w:szCs w:val="20"/>
               </w:rPr>
-              <w:t>O(</w:t>
-            </w:r>
-            <w:proofErr w:type="gramEnd"/>
-            <w:r>
-              <w:rPr>
-                <w:color w:val="000000"/>
-                <w:sz w:val="20"/>
-                <w:szCs w:val="20"/>
-              </w:rPr>
-              <w:t>log n)</w:t>
+              <w:t>O(log n)</w:t>
             </w:r>
           </w:p>
         </w:tc>
@@ -7187,12 +6606,27 @@
     </w:p>
     <w:p>
       <w:pPr>
-        <w:pStyle w:val="Heading1"/>
+        <w:pStyle w:val="Heading2"/>
       </w:pPr>
       <w:bookmarkStart w:id="13" w:name="_Toc228918285"/>
       <w:r>
         <w:lastRenderedPageBreak/>
-        <w:t>8. Comparative Evaluation of Techniques</w:t>
+        <w:t>5.</w:t>
+      </w:r>
+      <w:r>
+        <w:t xml:space="preserve">8. Comparative </w:t>
+      </w:r>
+      <w:r>
+        <w:t>e</w:t>
+      </w:r>
+      <w:r>
+        <w:t xml:space="preserve">valuation of </w:t>
+      </w:r>
+      <w:r>
+        <w:t>t</w:t>
+      </w:r>
+      <w:r>
+        <w:t>echniques</w:t>
       </w:r>
       <w:bookmarkEnd w:id="13"/>
     </w:p>
@@ -8245,11 +7679,38 @@
     </w:p>
     <w:p>
       <w:pPr>
-        <w:pStyle w:val="Heading2"/>
+        <w:pStyle w:val="Heading3"/>
       </w:pPr>
       <w:bookmarkStart w:id="14" w:name="_Toc228918286"/>
       <w:r>
-        <w:t>8.1 Pros of Divide and Conquer Over Other Techniques</w:t>
+        <w:t>5.</w:t>
+      </w:r>
+      <w:r>
+        <w:t xml:space="preserve">8.1 </w:t>
+      </w:r>
+      <w:r>
+        <w:t>Advantages</w:t>
+      </w:r>
+      <w:r>
+        <w:t xml:space="preserve"> of Divide and Conquer </w:t>
+      </w:r>
+      <w:r>
+        <w:t>o</w:t>
+      </w:r>
+      <w:r>
+        <w:t xml:space="preserve">ver </w:t>
+      </w:r>
+      <w:r>
+        <w:t>o</w:t>
+      </w:r>
+      <w:r>
+        <w:t xml:space="preserve">ther </w:t>
+      </w:r>
+      <w:r>
+        <w:t>t</w:t>
+      </w:r>
+      <w:r>
+        <w:t>echniques</w:t>
       </w:r>
       <w:bookmarkEnd w:id="14"/>
     </w:p>
@@ -8340,11 +7801,20 @@
     </w:p>
     <w:p>
       <w:pPr>
-        <w:pStyle w:val="Heading2"/>
+        <w:pStyle w:val="Heading3"/>
       </w:pPr>
       <w:bookmarkStart w:id="15" w:name="_Toc228918287"/>
       <w:r>
-        <w:t>8.2 Cons of Divide and Conquer</w:t>
+        <w:t>5.</w:t>
+      </w:r>
+      <w:r>
+        <w:t xml:space="preserve">8.2 </w:t>
+      </w:r>
+      <w:r>
+        <w:t>Disadvantages</w:t>
+      </w:r>
+      <w:r>
+        <w:t xml:space="preserve"> of Divide and Conquer</w:t>
       </w:r>
       <w:bookmarkEnd w:id="15"/>
     </w:p>
@@ -8406,22 +7876,28 @@
     </w:p>
     <w:p>
       <w:pPr>
-        <w:pStyle w:val="Heading1"/>
+        <w:pStyle w:val="Heading2"/>
       </w:pPr>
       <w:bookmarkStart w:id="16" w:name="_Toc228918288"/>
       <w:r>
         <w:lastRenderedPageBreak/>
+        <w:t>5.</w:t>
+      </w:r>
+      <w:r>
         <w:t>9. Alternative Approaches</w:t>
       </w:r>
       <w:bookmarkEnd w:id="16"/>
     </w:p>
     <w:p>
       <w:pPr>
-        <w:pStyle w:val="Heading2"/>
+        <w:pStyle w:val="Heading3"/>
       </w:pPr>
       <w:bookmarkStart w:id="17" w:name="_Toc228918289"/>
       <w:r>
-        <w:t xml:space="preserve">9.1 Decrease and Conquer – Linear Sweep </w:t>
+        <w:t>5.</w:t>
+      </w:r>
+      <w:r>
+        <w:t>9.1 Decrease and Conquer</w:t>
       </w:r>
       <w:bookmarkEnd w:id="17"/>
     </w:p>
@@ -8434,20 +7910,29 @@
         <w:rPr>
           <w:color w:val="000000"/>
         </w:rPr>
-        <w:t>A simple approach would be to shoot spots 1, 2, 3, ..., n sequentially</w:t>
+        <w:t>A simple approach would be to shoot spots 1, 2, 3, ..., n sequentiall</w:t>
       </w:r>
       <w:r>
         <w:rPr>
           <w:color w:val="000000"/>
         </w:rPr>
-        <w:t>.</w:t>
-      </w:r>
-    </w:p>
-    <w:p>
-      <w:pPr>
-        <w:pStyle w:val="Heading2"/>
+        <w:t>y in a linear sweep fashion</w:t>
+      </w:r>
+      <w:r>
+        <w:rPr>
+          <w:color w:val="000000"/>
+        </w:rPr>
+        <w:t>.s</w:t>
+      </w:r>
+    </w:p>
+    <w:p>
+      <w:pPr>
+        <w:pStyle w:val="Heading3"/>
       </w:pPr>
       <w:bookmarkStart w:id="18" w:name="_Toc228918290"/>
+      <w:r>
+        <w:t>5.</w:t>
+      </w:r>
       <w:r>
         <w:t>9.2 Random Shooting</w:t>
       </w:r>
@@ -8468,9 +7953,12 @@
     </w:p>
     <w:p>
       <w:pPr>
-        <w:pStyle w:val="Heading2"/>
+        <w:pStyle w:val="Heading3"/>
       </w:pPr>
       <w:bookmarkStart w:id="19" w:name="_Toc228918291"/>
+      <w:r>
+        <w:t>5.</w:t>
+      </w:r>
       <w:r>
         <w:t>9.3 Brute Force / Exhaustive Search</w:t>
       </w:r>
@@ -8491,9 +7979,12 @@
     </w:p>
     <w:p>
       <w:pPr>
-        <w:pStyle w:val="Heading2"/>
+        <w:pStyle w:val="Heading3"/>
       </w:pPr>
       <w:bookmarkStart w:id="20" w:name="_Toc228918292"/>
+      <w:r>
+        <w:t>5.</w:t>
+      </w:r>
       <w:r>
         <w:t>9.4 Dynamic Programming</w:t>
       </w:r>
@@ -8512,56 +8003,55 @@
         <w:rPr>
           <w:color w:val="000000"/>
         </w:rPr>
-        <w:t>One could model the state as (</w:t>
-      </w:r>
-      <w:proofErr w:type="spellStart"/>
+        <w:t xml:space="preserve">One could model the state as (shot_number, possible_positions_of_target) and use a DP table to compute the minimum guaranteed shooting sequence. While theoretically sound, this approach has higher space complexity — O(n²) — and is not simpler than the D&amp;C solution for this </w:t>
+      </w:r>
       <w:r>
         <w:rPr>
           <w:color w:val="000000"/>
         </w:rPr>
-        <w:t>shot_number</w:t>
-      </w:r>
-      <w:proofErr w:type="spellEnd"/>
+        <w:t>problem</w:t>
+      </w:r>
       <w:r>
         <w:rPr>
           <w:color w:val="000000"/>
         </w:rPr>
-        <w:t xml:space="preserve">, </w:t>
-      </w:r>
-      <w:proofErr w:type="spellStart"/>
-      <w:r>
-        <w:rPr>
-          <w:color w:val="000000"/>
-        </w:rPr>
-        <w:t>possible_positions_of_target</w:t>
-      </w:r>
-      <w:proofErr w:type="spellEnd"/>
-      <w:r>
-        <w:rPr>
-          <w:color w:val="000000"/>
-        </w:rPr>
-        <w:t xml:space="preserve">) and use a DP table to compute the minimum guaranteed shooting sequence. While theoretically sound, this approach has higher space complexity — O(n²) — and is not simpler than the D&amp;C solution for this </w:t>
-      </w:r>
-      <w:r>
-        <w:rPr>
-          <w:color w:val="000000"/>
-        </w:rPr>
-        <w:t>problem</w:t>
-      </w:r>
-      <w:r>
-        <w:rPr>
-          <w:color w:val="000000"/>
-        </w:rPr>
         <w:t>.</w:t>
       </w:r>
     </w:p>
     <w:p>
       <w:pPr>
-        <w:pStyle w:val="Heading2"/>
+        <w:pStyle w:val="Heading3"/>
       </w:pPr>
       <w:bookmarkStart w:id="21" w:name="_Toc228918293"/>
       <w:r>
-        <w:t>9.5 Possible Improvements to the Divide and Conquer Technique</w:t>
+        <w:t>5.</w:t>
+      </w:r>
+      <w:r>
+        <w:t xml:space="preserve">9.5 Possible </w:t>
+      </w:r>
+      <w:r>
+        <w:t>i</w:t>
+      </w:r>
+      <w:r>
+        <w:t>mprovements to the Divide</w:t>
+      </w:r>
+      <w:r>
+        <w:t>-</w:t>
+      </w:r>
+      <w:r>
+        <w:t>and</w:t>
+      </w:r>
+      <w:r>
+        <w:t>-</w:t>
+      </w:r>
+      <w:r>
+        <w:t xml:space="preserve">Conquer </w:t>
+      </w:r>
+      <w:r>
+        <w:t>t</w:t>
+      </w:r>
+      <w:r>
+        <w:t>echnique</w:t>
       </w:r>
       <w:bookmarkEnd w:id="21"/>
     </w:p>
@@ -8730,25 +8220,7 @@
                 <w:sz w:val="20"/>
                 <w:szCs w:val="20"/>
               </w:rPr>
-              <w:t xml:space="preserve">Convert the recursive </w:t>
-            </w:r>
-            <w:proofErr w:type="gramStart"/>
-            <w:r>
-              <w:rPr>
-                <w:color w:val="000000"/>
-                <w:sz w:val="20"/>
-                <w:szCs w:val="20"/>
-              </w:rPr>
-              <w:t>hunt(</w:t>
-            </w:r>
-            <w:proofErr w:type="gramEnd"/>
-            <w:r>
-              <w:rPr>
-                <w:color w:val="000000"/>
-                <w:sz w:val="20"/>
-                <w:szCs w:val="20"/>
-              </w:rPr>
-              <w:t>) to an iterative approach using an explicit stack to avoid recursion overhead and stack overflow for very large n.</w:t>
+              <w:t>Convert the recursive hunt() to an iterative approach using an explicit stack to avoid recursion overhead and stack overflow for very large n.</w:t>
             </w:r>
           </w:p>
         </w:tc>
@@ -9017,22 +8489,40 @@
     </w:p>
     <w:p>
       <w:pPr>
-        <w:pStyle w:val="Heading1"/>
+        <w:pStyle w:val="Heading2"/>
       </w:pPr>
       <w:bookmarkStart w:id="22" w:name="_Toc228918294"/>
       <w:r>
         <w:lastRenderedPageBreak/>
-        <w:t>10. Sample Outputs</w:t>
+        <w:t>5.</w:t>
+      </w:r>
+      <w:r>
+        <w:t xml:space="preserve">10 Sample </w:t>
+      </w:r>
+      <w:r>
+        <w:t>o</w:t>
+      </w:r>
+      <w:r>
+        <w:t>utputs</w:t>
       </w:r>
       <w:bookmarkEnd w:id="22"/>
     </w:p>
     <w:p>
       <w:pPr>
-        <w:pStyle w:val="Heading2"/>
+        <w:pStyle w:val="Heading3"/>
       </w:pPr>
       <w:bookmarkStart w:id="23" w:name="_Toc228918295"/>
       <w:r>
-        <w:t>10.1 Sample Output for n = 4</w:t>
+        <w:t>5.</w:t>
+      </w:r>
+      <w:r>
+        <w:t xml:space="preserve">10.1 Sample </w:t>
+      </w:r>
+      <w:r>
+        <w:t>o</w:t>
+      </w:r>
+      <w:r>
+        <w:t>utput for n = 4</w:t>
       </w:r>
       <w:bookmarkEnd w:id="23"/>
     </w:p>
@@ -9057,16 +8547,8 @@
         <w:rPr>
           <w:color w:val="000000"/>
         </w:rPr>
-        <w:t xml:space="preserve">Shot sequence: 2 3 3 </w:t>
-      </w:r>
-      <w:proofErr w:type="gramStart"/>
-      <w:r>
-        <w:rPr>
-          <w:color w:val="000000"/>
-        </w:rPr>
-        <w:t>2</w:t>
-      </w:r>
-      <w:proofErr w:type="gramEnd"/>
+        <w:t>Shot sequence: 2 3 3 2</w:t>
+      </w:r>
     </w:p>
     <w:p>
       <w:pPr>
@@ -9080,16 +8562,8 @@
         <w:rPr>
           <w:color w:val="000000"/>
         </w:rPr>
-        <w:t xml:space="preserve">Total shots needed: </w:t>
-      </w:r>
-      <w:proofErr w:type="gramStart"/>
-      <w:r>
-        <w:rPr>
-          <w:color w:val="000000"/>
-        </w:rPr>
-        <w:t>4</w:t>
-      </w:r>
-      <w:proofErr w:type="gramEnd"/>
+        <w:t>Total shots needed: 4</w:t>
+      </w:r>
     </w:p>
     <w:p>
       <w:pPr>
@@ -9175,34 +8649,37 @@
         <w:rPr>
           <w:color w:val="000000"/>
         </w:rPr>
-        <w:t>T</w:t>
+        <w:t>The forward sweep shoots spots 2 then 3. The backward sweep shoots spots 3 then 2</w:t>
       </w:r>
       <w:r>
         <w:rPr>
           <w:color w:val="000000"/>
         </w:rPr>
-        <w:t>he forward sweep shoots spots 2 then 3. The backward sweep shoots spots 3 then 2</w:t>
+        <w:t xml:space="preserve">, which </w:t>
       </w:r>
       <w:r>
         <w:rPr>
           <w:color w:val="000000"/>
         </w:rPr>
-        <w:t xml:space="preserve">, which </w:t>
-      </w:r>
-      <w:r>
-        <w:rPr>
-          <w:color w:val="000000"/>
-        </w:rPr>
         <w:t>guarantees hitting a target that starts at any of the 4 positions regardless of its movement strategy.</w:t>
       </w:r>
     </w:p>
     <w:p>
       <w:pPr>
-        <w:pStyle w:val="Heading2"/>
+        <w:pStyle w:val="Heading3"/>
       </w:pPr>
       <w:bookmarkStart w:id="24" w:name="_Toc228918296"/>
       <w:r>
-        <w:t>10.2 Sample Output for n = 5</w:t>
+        <w:t>5.</w:t>
+      </w:r>
+      <w:r>
+        <w:t xml:space="preserve">10.2 Sample </w:t>
+      </w:r>
+      <w:r>
+        <w:t>o</w:t>
+      </w:r>
+      <w:r>
+        <w:t>utput for n = 5</w:t>
       </w:r>
       <w:bookmarkEnd w:id="24"/>
     </w:p>
@@ -9227,16 +8704,8 @@
         <w:rPr>
           <w:color w:val="000000"/>
         </w:rPr>
-        <w:t xml:space="preserve">Shot sequence: 2 3 4 4 3 </w:t>
-      </w:r>
-      <w:proofErr w:type="gramStart"/>
-      <w:r>
-        <w:rPr>
-          <w:color w:val="000000"/>
-        </w:rPr>
-        <w:t>2</w:t>
-      </w:r>
-      <w:proofErr w:type="gramEnd"/>
+        <w:t>Shot sequence: 2 3 4 4 3 2</w:t>
+      </w:r>
     </w:p>
     <w:p>
       <w:pPr>
@@ -9250,16 +8719,8 @@
         <w:rPr>
           <w:color w:val="000000"/>
         </w:rPr>
-        <w:t xml:space="preserve">Total shots needed: </w:t>
-      </w:r>
-      <w:proofErr w:type="gramStart"/>
-      <w:r>
-        <w:rPr>
-          <w:color w:val="000000"/>
-        </w:rPr>
-        <w:t>6</w:t>
-      </w:r>
-      <w:proofErr w:type="gramEnd"/>
+        <w:t>Total shots needed: 6</w:t>
+      </w:r>
     </w:p>
     <w:p>
       <w:pPr>
@@ -9343,11 +8804,13 @@
     </w:p>
     <w:p>
       <w:pPr>
-        <w:pStyle w:val="Heading2"/>
+        <w:pStyle w:val="Heading3"/>
       </w:pPr>
       <w:bookmarkStart w:id="25" w:name="_Toc228918297"/>
       <w:r>
-        <w:lastRenderedPageBreak/>
+        <w:t>5.</w:t>
+      </w:r>
+      <w:r>
         <w:t>10.3 Sample Output for n = 8</w:t>
       </w:r>
       <w:bookmarkEnd w:id="25"/>
@@ -9361,6 +8824,7 @@
         <w:rPr>
           <w:color w:val="000000"/>
         </w:rPr>
+        <w:lastRenderedPageBreak/>
         <w:t>Input: n = 8</w:t>
       </w:r>
     </w:p>
@@ -9373,16 +8837,8 @@
         <w:rPr>
           <w:color w:val="000000"/>
         </w:rPr>
-        <w:t xml:space="preserve">Shot sequence: 2 3 4 5 6 7 7 6 5 4 3 </w:t>
-      </w:r>
-      <w:proofErr w:type="gramStart"/>
-      <w:r>
-        <w:rPr>
-          <w:color w:val="000000"/>
-        </w:rPr>
-        <w:t>2</w:t>
-      </w:r>
-      <w:proofErr w:type="gramEnd"/>
+        <w:t>Shot sequence: 2 3 4 5 6 7 7 6 5 4 3 2</w:t>
+      </w:r>
     </w:p>
     <w:p>
       <w:pPr>
@@ -9396,16 +8852,8 @@
         <w:rPr>
           <w:color w:val="000000"/>
         </w:rPr>
-        <w:t xml:space="preserve">Total shots needed: </w:t>
-      </w:r>
-      <w:proofErr w:type="gramStart"/>
-      <w:r>
-        <w:rPr>
-          <w:color w:val="000000"/>
-        </w:rPr>
-        <w:t>12</w:t>
-      </w:r>
-      <w:proofErr w:type="gramEnd"/>
+        <w:t>Total shots needed: 12</w:t>
+      </w:r>
     </w:p>
     <w:p>
       <w:pPr>
@@ -9493,12 +8941,27 @@
     </w:p>
     <w:p>
       <w:pPr>
-        <w:pStyle w:val="Heading1"/>
+        <w:pStyle w:val="Heading2"/>
       </w:pPr>
       <w:bookmarkStart w:id="26" w:name="_Toc228918298"/>
       <w:r>
         <w:lastRenderedPageBreak/>
-        <w:t>11. Summary and Key Findings</w:t>
+        <w:t>5.</w:t>
+      </w:r>
+      <w:r>
+        <w:t xml:space="preserve">11 Summary and </w:t>
+      </w:r>
+      <w:r>
+        <w:t>k</w:t>
+      </w:r>
+      <w:r>
+        <w:t xml:space="preserve">ey </w:t>
+      </w:r>
+      <w:r>
+        <w:t>f</w:t>
+      </w:r>
+      <w:r>
+        <w:t>indings</w:t>
       </w:r>
       <w:bookmarkEnd w:id="26"/>
     </w:p>
@@ -9599,21 +9062,7 @@
         <w:rPr>
           <w:color w:val="000000"/>
         </w:rPr>
-        <w:t xml:space="preserve">Space Complexity: O(n) for sequences, </w:t>
-      </w:r>
-      <w:proofErr w:type="gramStart"/>
-      <w:r>
-        <w:rPr>
-          <w:color w:val="000000"/>
-        </w:rPr>
-        <w:t>O(</w:t>
-      </w:r>
-      <w:proofErr w:type="gramEnd"/>
-      <w:r>
-        <w:rPr>
-          <w:color w:val="000000"/>
-        </w:rPr>
-        <w:t>log n) for the recursion stack.</w:t>
+        <w:t>Space Complexity: O(n) for sequences, O(log n) for the recursion stack.</w:t>
       </w:r>
     </w:p>
     <w:p>
@@ -10132,7 +9581,7 @@
     <w:lsdException w:name="Table Grid" w:uiPriority="39"/>
     <w:lsdException w:name="Table Theme" w:semiHidden="1" w:unhideWhenUsed="1"/>
     <w:lsdException w:name="Placeholder Text" w:semiHidden="1"/>
-    <w:lsdException w:name="No Spacing" w:uiPriority="1" w:qFormat="1"/>
+    <w:lsdException w:name="No Spacing" w:uiPriority="1"/>
     <w:lsdException w:name="Light Shading" w:uiPriority="60"/>
     <w:lsdException w:name="Light List" w:uiPriority="61"/>
     <w:lsdException w:name="Light Grid" w:uiPriority="62"/>
@@ -10390,7 +9839,6 @@
   <w:style w:type="paragraph" w:styleId="Heading3">
     <w:name w:val="heading 3"/>
     <w:uiPriority w:val="9"/>
-    <w:semiHidden/>
     <w:unhideWhenUsed/>
     <w:qFormat/>
     <w:pPr>

--- a/Report/Task 05_MovingTarget_Report.docx
+++ b/Report/Task 05_MovingTarget_Report.docx
@@ -1,6 +1,6 @@
 
 <file path=word/document.xml><?xml version="1.0" encoding="utf-8"?>
-<w:document xmlns:wpc="http://schemas.microsoft.com/office/word/2010/wordprocessingCanvas" xmlns:cx="http://schemas.microsoft.com/office/drawing/2014/chartex" xmlns:cx1="http://schemas.microsoft.com/office/drawing/2015/9/8/chartex" xmlns:cx2="http://schemas.microsoft.com/office/drawing/2015/10/21/chartex" xmlns:cx3="http://schemas.microsoft.com/office/drawing/2016/5/9/chartex" xmlns:cx4="http://schemas.microsoft.com/office/drawing/2016/5/10/chartex" xmlns:cx5="http://schemas.microsoft.com/office/drawing/2016/5/11/chartex" xmlns:cx6="http://schemas.microsoft.com/office/drawing/2016/5/12/chartex" xmlns:cx7="http://schemas.microsoft.com/office/drawing/2016/5/13/chartex" xmlns:cx8="http://schemas.microsoft.com/office/drawing/2016/5/14/chartex" xmlns:mc="http://schemas.openxmlformats.org/markup-compatibility/2006" xmlns:aink="http://schemas.microsoft.com/office/drawing/2016/ink" xmlns:am3d="http://schemas.microsoft.com/office/drawing/2017/model3d" xmlns:o="urn:schemas-microsoft-com:office:office" xmlns:oel="http://schemas.microsoft.com/office/2019/extlst" xmlns:r="http://schemas.openxmlformats.org/officeDocument/2006/relationships" xmlns:m="http://schemas.openxmlformats.org/officeDocument/2006/math" xmlns:v="urn:schemas-microsoft-com:vml" xmlns:wp14="http://schemas.microsoft.com/office/word/2010/wordprocessingDrawing" xmlns:wp="http://schemas.openxmlformats.org/drawingml/2006/wordprocessingDrawing" xmlns:w10="urn:schemas-microsoft-com:office:word" xmlns:w="http://schemas.openxmlformats.org/wordprocessingml/2006/main" xmlns:w14="http://schemas.microsoft.com/office/word/2010/wordml" xmlns:w15="http://schemas.microsoft.com/office/word/2012/wordml" xmlns:w16cex="http://schemas.microsoft.com/office/word/2018/wordml/cex" xmlns:w16cid="http://schemas.microsoft.com/office/word/2016/wordml/cid" xmlns:w16="http://schemas.microsoft.com/office/word/2018/wordml" xmlns:w16du="http://schemas.microsoft.com/office/word/2023/wordml/word16du" xmlns:w16sdtdh="http://schemas.microsoft.com/office/word/2020/wordml/sdtdatahash" xmlns:w16se="http://schemas.microsoft.com/office/word/2015/wordml/symex" xmlns:wpg="http://schemas.microsoft.com/office/word/2010/wordprocessingGroup" xmlns:wpi="http://schemas.microsoft.com/office/word/2010/wordprocessingInk" xmlns:wne="http://schemas.microsoft.com/office/word/2006/wordml" xmlns:wps="http://schemas.microsoft.com/office/word/2010/wordprocessingShape" mc:Ignorable="w14 w15 w16se w16cid w16 w16cex w16sdtdh wp14">
+<w:document xmlns:wpc="http://schemas.microsoft.com/office/word/2010/wordprocessingCanvas" xmlns:cx="http://schemas.microsoft.com/office/drawing/2014/chartex" xmlns:cx1="http://schemas.microsoft.com/office/drawing/2015/9/8/chartex" xmlns:cx2="http://schemas.microsoft.com/office/drawing/2015/10/21/chartex" xmlns:cx3="http://schemas.microsoft.com/office/drawing/2016/5/9/chartex" xmlns:cx4="http://schemas.microsoft.com/office/drawing/2016/5/10/chartex" xmlns:cx5="http://schemas.microsoft.com/office/drawing/2016/5/11/chartex" xmlns:cx6="http://schemas.microsoft.com/office/drawing/2016/5/12/chartex" xmlns:cx7="http://schemas.microsoft.com/office/drawing/2016/5/13/chartex" xmlns:cx8="http://schemas.microsoft.com/office/drawing/2016/5/14/chartex" xmlns:mc="http://schemas.openxmlformats.org/markup-compatibility/2006" xmlns:aink="http://schemas.microsoft.com/office/drawing/2016/ink" xmlns:am3d="http://schemas.microsoft.com/office/drawing/2017/model3d" xmlns:o="urn:schemas-microsoft-com:office:office" xmlns:oel="http://schemas.microsoft.com/office/2019/extlst" xmlns:r="http://schemas.openxmlformats.org/officeDocument/2006/relationships" xmlns:m="http://schemas.openxmlformats.org/officeDocument/2006/math" xmlns:v="urn:schemas-microsoft-com:vml" xmlns:wp14="http://schemas.microsoft.com/office/word/2010/wordprocessingDrawing" xmlns:wp="http://schemas.openxmlformats.org/drawingml/2006/wordprocessingDrawing" xmlns:w10="urn:schemas-microsoft-com:office:word" xmlns:w="http://schemas.openxmlformats.org/wordprocessingml/2006/main" xmlns:w14="http://schemas.microsoft.com/office/word/2010/wordml" xmlns:w15="http://schemas.microsoft.com/office/word/2012/wordml" xmlns:w16cex="http://schemas.microsoft.com/office/word/2018/wordml/cex" xmlns:w16cid="http://schemas.microsoft.com/office/word/2016/wordml/cid" xmlns:w16="http://schemas.microsoft.com/office/word/2018/wordml" xmlns:w16du="http://schemas.microsoft.com/office/word/2023/wordml/word16du" xmlns:w16sdtdh="http://schemas.microsoft.com/office/word/2020/wordml/sdtdatahash" xmlns:w16sdtfl="http://schemas.microsoft.com/office/word/2024/wordml/sdtformatlock" xmlns:w16se="http://schemas.microsoft.com/office/word/2015/wordml/symex" xmlns:wpg="http://schemas.microsoft.com/office/word/2010/wordprocessingGroup" xmlns:wpi="http://schemas.microsoft.com/office/word/2010/wordprocessingInk" xmlns:wne="http://schemas.microsoft.com/office/word/2006/wordml" xmlns:wps="http://schemas.microsoft.com/office/word/2010/wordprocessingShape" mc:Ignorable="w14 w15 w16se w16cid w16 w16cex w16sdtdh w16sdtfl w16du wp14">
   <w:body>
     <w:p>
       <w:pPr>
@@ -16,10 +16,7 @@
         <w:pStyle w:val="Heading2"/>
       </w:pPr>
       <w:r>
-        <w:t>5</w:t>
-      </w:r>
-      <w:r>
-        <w:t>.</w:t>
+        <w:t>5.</w:t>
       </w:r>
       <w:r>
         <w:t>1</w:t>
@@ -263,10 +260,7 @@
       <w:bookmarkStart w:id="2" w:name="_Toc228918274"/>
       <w:r>
         <w:lastRenderedPageBreak/>
-        <w:t>5.</w:t>
-      </w:r>
-      <w:r>
-        <w:t>3 Methodology</w:t>
+        <w:t>5.3 Methodology</w:t>
       </w:r>
       <w:bookmarkEnd w:id="2"/>
     </w:p>
@@ -276,10 +270,7 @@
       </w:pPr>
       <w:bookmarkStart w:id="3" w:name="_Toc228918275"/>
       <w:r>
-        <w:t xml:space="preserve">5.3.1 </w:t>
-      </w:r>
-      <w:r>
-        <w:t xml:space="preserve">Key </w:t>
+        <w:t xml:space="preserve">5.3.1 Key </w:t>
       </w:r>
       <w:r>
         <w:t>i</w:t>
@@ -318,10 +309,7 @@
       </w:pPr>
       <w:bookmarkStart w:id="4" w:name="_Toc228918276"/>
       <w:r>
-        <w:t xml:space="preserve">5.3.2 </w:t>
-      </w:r>
-      <w:r>
-        <w:t xml:space="preserve">Step-by-Step </w:t>
+        <w:t xml:space="preserve">5.3.2 Step-by-Step </w:t>
       </w:r>
       <w:r>
         <w:t>d</w:t>
@@ -515,10 +503,7 @@
       <w:bookmarkStart w:id="5" w:name="_Toc228918277"/>
       <w:r>
         <w:lastRenderedPageBreak/>
-        <w:t>5.4</w:t>
-      </w:r>
-      <w:r>
-        <w:t xml:space="preserve"> Pseudocode</w:t>
+        <w:t>5.4 Pseudocode</w:t>
       </w:r>
       <w:bookmarkEnd w:id="5"/>
     </w:p>
@@ -840,10 +825,7 @@
       <w:bookmarkStart w:id="6" w:name="_Toc228918278"/>
       <w:r>
         <w:lastRenderedPageBreak/>
-        <w:t>5.</w:t>
-      </w:r>
-      <w:r>
-        <w:t xml:space="preserve">5 Implementation </w:t>
+        <w:t xml:space="preserve">5.5 Implementation </w:t>
       </w:r>
       <w:r>
         <w:t>c</w:t>
@@ -3797,10 +3779,7 @@
       <w:bookmarkStart w:id="7" w:name="_Toc228918279"/>
       <w:r>
         <w:lastRenderedPageBreak/>
-        <w:t>5.6</w:t>
-      </w:r>
-      <w:r>
-        <w:t xml:space="preserve"> Test </w:t>
+        <w:t xml:space="preserve">5.6 Test </w:t>
       </w:r>
       <w:r>
         <w:t>c</w:t>
@@ -3816,10 +3795,7 @@
       </w:pPr>
       <w:bookmarkStart w:id="8" w:name="_Toc228918280"/>
       <w:r>
-        <w:t>5.</w:t>
-      </w:r>
-      <w:r>
-        <w:t xml:space="preserve">6.1 Test </w:t>
+        <w:t xml:space="preserve">5.6.1 Test </w:t>
       </w:r>
       <w:r>
         <w:t>c</w:t>
@@ -4987,10 +4963,7 @@
       </w:pPr>
       <w:bookmarkStart w:id="9" w:name="_Toc228918281"/>
       <w:r>
-        <w:t>5.</w:t>
-      </w:r>
-      <w:r>
-        <w:t>6.2 Test Cases Where the Technique Fails</w:t>
+        <w:t>5.6.2 Test Cases Where the Technique Fails</w:t>
       </w:r>
       <w:bookmarkEnd w:id="9"/>
     </w:p>
@@ -5934,10 +5907,7 @@
       <w:bookmarkStart w:id="10" w:name="_Toc228918282"/>
       <w:r>
         <w:lastRenderedPageBreak/>
-        <w:t>5.</w:t>
-      </w:r>
-      <w:r>
-        <w:t xml:space="preserve">7 Complexity </w:t>
+        <w:t xml:space="preserve">5.7 Complexity </w:t>
       </w:r>
       <w:r>
         <w:t>a</w:t>
@@ -5953,10 +5923,7 @@
       </w:pPr>
       <w:bookmarkStart w:id="11" w:name="_Toc228918283"/>
       <w:r>
-        <w:t>5.</w:t>
-      </w:r>
-      <w:r>
-        <w:t xml:space="preserve">7.1 Time </w:t>
+        <w:t xml:space="preserve">5.7.1 Time </w:t>
       </w:r>
       <w:r>
         <w:t>c</w:t>
@@ -6076,10 +6043,7 @@
       </w:pPr>
       <w:bookmarkStart w:id="12" w:name="_Toc228918284"/>
       <w:r>
-        <w:t>5.</w:t>
-      </w:r>
-      <w:r>
-        <w:t xml:space="preserve">7.2 Space </w:t>
+        <w:t xml:space="preserve">5.7.2 Space </w:t>
       </w:r>
       <w:r>
         <w:t>c</w:t>
@@ -6600,6 +6564,14 @@
       </w:r>
     </w:p>
     <w:p>
+      <w:pPr>
+        <w:rPr>
+          <w:b/>
+          <w:bCs/>
+          <w:color w:val="1F3864"/>
+        </w:rPr>
+      </w:pPr>
+      <w:bookmarkStart w:id="13" w:name="_Toc228918288"/>
       <w:r>
         <w:br w:type="page"/>
       </w:r>
@@ -6608,27 +6580,115 @@
       <w:pPr>
         <w:pStyle w:val="Heading2"/>
       </w:pPr>
-      <w:bookmarkStart w:id="13" w:name="_Toc228918285"/>
       <w:r>
         <w:lastRenderedPageBreak/>
         <w:t>5.</w:t>
       </w:r>
       <w:r>
-        <w:t xml:space="preserve">8. Comparative </w:t>
-      </w:r>
-      <w:r>
-        <w:t>e</w:t>
-      </w:r>
-      <w:r>
-        <w:t xml:space="preserve">valuation of </w:t>
-      </w:r>
-      <w:r>
-        <w:t>t</w:t>
-      </w:r>
-      <w:r>
-        <w:t>echniques</w:t>
+        <w:t>8</w:t>
+      </w:r>
+      <w:r>
+        <w:t xml:space="preserve"> Alternative Approaches</w:t>
       </w:r>
       <w:bookmarkEnd w:id="13"/>
+    </w:p>
+    <w:p>
+      <w:pPr>
+        <w:pStyle w:val="Heading3"/>
+      </w:pPr>
+      <w:bookmarkStart w:id="14" w:name="_Toc228918289"/>
+      <w:r>
+        <w:t>5.</w:t>
+      </w:r>
+      <w:r>
+        <w:t>8</w:t>
+      </w:r>
+      <w:r>
+        <w:t>.1 Decrease and Conquer</w:t>
+      </w:r>
+      <w:bookmarkEnd w:id="14"/>
+    </w:p>
+    <w:p>
+      <w:pPr>
+        <w:spacing w:before="240" w:after="120" w:line="360" w:lineRule="auto"/>
+        <w:jc w:val="both"/>
+      </w:pPr>
+      <w:r>
+        <w:rPr>
+          <w:color w:val="000000"/>
+        </w:rPr>
+        <w:t>A simple approach would be to shoot spots 1, 2, 3, ..., n sequentiall</w:t>
+      </w:r>
+      <w:r>
+        <w:rPr>
+          <w:color w:val="000000"/>
+        </w:rPr>
+        <w:t>y in a linear sweep fashion</w:t>
+      </w:r>
+      <w:r>
+        <w:rPr>
+          <w:color w:val="000000"/>
+        </w:rPr>
+        <w:t>.s</w:t>
+      </w:r>
+    </w:p>
+    <w:p>
+      <w:pPr>
+        <w:pStyle w:val="Heading3"/>
+      </w:pPr>
+      <w:bookmarkStart w:id="15" w:name="_Toc228918290"/>
+      <w:r>
+        <w:t>5.</w:t>
+      </w:r>
+      <w:r>
+        <w:t>8</w:t>
+      </w:r>
+      <w:r>
+        <w:t>.2 Random Shooting</w:t>
+      </w:r>
+      <w:bookmarkEnd w:id="15"/>
+    </w:p>
+    <w:p>
+      <w:pPr>
+        <w:spacing w:before="240" w:after="120" w:line="360" w:lineRule="auto"/>
+        <w:ind w:firstLine="720"/>
+        <w:jc w:val="both"/>
+      </w:pPr>
+      <w:r>
+        <w:rPr>
+          <w:color w:val="000000"/>
+        </w:rPr>
+        <w:t>Randomly select a spot to shoot each turn. This provides no guarantee of ever hitting the target and can theoretically run indefinitely.</w:t>
+      </w:r>
+    </w:p>
+    <w:p>
+      <w:pPr>
+        <w:pStyle w:val="Heading3"/>
+      </w:pPr>
+      <w:bookmarkStart w:id="16" w:name="_Toc228918291"/>
+      <w:r>
+        <w:t>5.</w:t>
+      </w:r>
+      <w:r>
+        <w:t>8</w:t>
+      </w:r>
+      <w:r>
+        <w:t>.3 Brute Force / Exhaustive Search</w:t>
+      </w:r>
+      <w:bookmarkEnd w:id="16"/>
+    </w:p>
+    <w:p>
+      <w:pPr>
+        <w:spacing w:before="240" w:after="120" w:line="360" w:lineRule="auto"/>
+        <w:ind w:firstLine="720"/>
+        <w:jc w:val="both"/>
+      </w:pPr>
+      <w:r>
+        <w:rPr>
+          <w:color w:val="000000"/>
+        </w:rPr>
+        <w:t>Try all possible shooting sequences of length k and check which one guarantees a hit. This is factorial in complexity — O(n!) — and completely impractical for large n.</w:t>
+      </w:r>
     </w:p>
     <w:p>
       <w:pPr>
@@ -6738,27 +6798,7 @@
                 <w:sz w:val="20"/>
                 <w:szCs w:val="20"/>
               </w:rPr>
-              <w:t>D&amp;C (</w:t>
-            </w:r>
-            <w:r>
-              <w:rPr>
-                <w:b/>
-                <w:bCs/>
-                <w:color w:val="FFFFFF"/>
-                <w:sz w:val="20"/>
-                <w:szCs w:val="20"/>
-              </w:rPr>
-              <w:t>Used</w:t>
-            </w:r>
-            <w:r>
-              <w:rPr>
-                <w:b/>
-                <w:bCs/>
-                <w:color w:val="FFFFFF"/>
-                <w:sz w:val="20"/>
-                <w:szCs w:val="20"/>
-              </w:rPr>
-              <w:t xml:space="preserve"> Approach)</w:t>
+              <w:t>D&amp;C (Used Approach)</w:t>
             </w:r>
           </w:p>
         </w:tc>
@@ -7681,38 +7721,17 @@
       <w:pPr>
         <w:pStyle w:val="Heading3"/>
       </w:pPr>
-      <w:bookmarkStart w:id="14" w:name="_Toc228918286"/>
-      <w:r>
-        <w:t>5.</w:t>
-      </w:r>
-      <w:r>
-        <w:t xml:space="preserve">8.1 </w:t>
-      </w:r>
-      <w:r>
-        <w:t>Advantages</w:t>
-      </w:r>
-      <w:r>
-        <w:t xml:space="preserve"> of Divide and Conquer </w:t>
-      </w:r>
-      <w:r>
-        <w:t>o</w:t>
-      </w:r>
-      <w:r>
-        <w:t xml:space="preserve">ver </w:t>
-      </w:r>
-      <w:r>
-        <w:t>o</w:t>
-      </w:r>
-      <w:r>
-        <w:t xml:space="preserve">ther </w:t>
-      </w:r>
-      <w:r>
-        <w:t>t</w:t>
-      </w:r>
-      <w:r>
-        <w:t>echniques</w:t>
-      </w:r>
-      <w:bookmarkEnd w:id="14"/>
+      <w:bookmarkStart w:id="17" w:name="_Toc228918286"/>
+      <w:r>
+        <w:t>5.8.</w:t>
+      </w:r>
+      <w:r>
+        <w:t>4</w:t>
+      </w:r>
+      <w:r>
+        <w:t xml:space="preserve"> Advantages of Divide and Conquer over other techniques</w:t>
+      </w:r>
+      <w:bookmarkEnd w:id="17"/>
     </w:p>
     <w:p>
       <w:pPr>
@@ -7803,20 +7822,17 @@
       <w:pPr>
         <w:pStyle w:val="Heading3"/>
       </w:pPr>
-      <w:bookmarkStart w:id="15" w:name="_Toc228918287"/>
-      <w:r>
-        <w:t>5.</w:t>
-      </w:r>
-      <w:r>
-        <w:t xml:space="preserve">8.2 </w:t>
-      </w:r>
-      <w:r>
-        <w:t>Disadvantages</w:t>
-      </w:r>
-      <w:r>
-        <w:t xml:space="preserve"> of Divide and Conquer</w:t>
-      </w:r>
-      <w:bookmarkEnd w:id="15"/>
+      <w:bookmarkStart w:id="18" w:name="_Toc228918287"/>
+      <w:r>
+        <w:t>5.8.</w:t>
+      </w:r>
+      <w:r>
+        <w:t>5</w:t>
+      </w:r>
+      <w:r>
+        <w:t xml:space="preserve"> Disadvantages of Divide and Conquer</w:t>
+      </w:r>
+      <w:bookmarkEnd w:id="18"/>
     </w:p>
     <w:p>
       <w:pPr>
@@ -7866,194 +7882,52 @@
         <w:rPr>
           <w:color w:val="000000"/>
         </w:rPr>
+        <w:lastRenderedPageBreak/>
         <w:t>It is prone to stack overflow error due to the use of recursion.</w:t>
       </w:r>
     </w:p>
     <w:p>
-      <w:r>
-        <w:br w:type="page"/>
-      </w:r>
-    </w:p>
-    <w:p>
-      <w:pPr>
-        <w:pStyle w:val="Heading2"/>
-      </w:pPr>
-      <w:bookmarkStart w:id="16" w:name="_Toc228918288"/>
-      <w:r>
-        <w:lastRenderedPageBreak/>
+      <w:pPr>
+        <w:pStyle w:val="Heading3"/>
+      </w:pPr>
+      <w:bookmarkStart w:id="19" w:name="_Toc228918293"/>
+      <w:r>
         <w:t>5.</w:t>
       </w:r>
       <w:r>
-        <w:t>9. Alternative Approaches</w:t>
-      </w:r>
-      <w:bookmarkEnd w:id="16"/>
-    </w:p>
-    <w:p>
-      <w:pPr>
-        <w:pStyle w:val="Heading3"/>
-      </w:pPr>
-      <w:bookmarkStart w:id="17" w:name="_Toc228918289"/>
-      <w:r>
-        <w:t>5.</w:t>
-      </w:r>
-      <w:r>
-        <w:t>9.1 Decrease and Conquer</w:t>
-      </w:r>
-      <w:bookmarkEnd w:id="17"/>
-    </w:p>
-    <w:p>
-      <w:pPr>
-        <w:spacing w:before="240" w:after="120" w:line="360" w:lineRule="auto"/>
-        <w:jc w:val="both"/>
-      </w:pPr>
-      <w:r>
-        <w:rPr>
-          <w:color w:val="000000"/>
-        </w:rPr>
-        <w:t>A simple approach would be to shoot spots 1, 2, 3, ..., n sequentiall</w:t>
-      </w:r>
-      <w:r>
-        <w:rPr>
-          <w:color w:val="000000"/>
-        </w:rPr>
-        <w:t>y in a linear sweep fashion</w:t>
-      </w:r>
-      <w:r>
-        <w:rPr>
-          <w:color w:val="000000"/>
-        </w:rPr>
-        <w:t>.s</w:t>
-      </w:r>
-    </w:p>
-    <w:p>
-      <w:pPr>
-        <w:pStyle w:val="Heading3"/>
-      </w:pPr>
-      <w:bookmarkStart w:id="18" w:name="_Toc228918290"/>
-      <w:r>
-        <w:t>5.</w:t>
-      </w:r>
-      <w:r>
-        <w:t>9.2 Random Shooting</w:t>
-      </w:r>
-      <w:bookmarkEnd w:id="18"/>
-    </w:p>
-    <w:p>
-      <w:pPr>
-        <w:spacing w:before="240" w:after="120" w:line="360" w:lineRule="auto"/>
-        <w:ind w:firstLine="720"/>
-        <w:jc w:val="both"/>
-      </w:pPr>
-      <w:r>
-        <w:rPr>
-          <w:color w:val="000000"/>
-        </w:rPr>
-        <w:t>Randomly select a spot to shoot each turn. This provides no guarantee of ever hitting the target and can theoretically run indefinitely.</w:t>
-      </w:r>
-    </w:p>
-    <w:p>
-      <w:pPr>
-        <w:pStyle w:val="Heading3"/>
-      </w:pPr>
-      <w:bookmarkStart w:id="19" w:name="_Toc228918291"/>
-      <w:r>
-        <w:t>5.</w:t>
-      </w:r>
-      <w:r>
-        <w:t>9.3 Brute Force / Exhaustive Search</w:t>
+        <w:t>8.</w:t>
+      </w:r>
+      <w:r>
+        <w:t>6</w:t>
+      </w:r>
+      <w:r>
+        <w:t xml:space="preserve"> Possible </w:t>
+      </w:r>
+      <w:r>
+        <w:t>i</w:t>
+      </w:r>
+      <w:r>
+        <w:t>mprovements to the Divide</w:t>
+      </w:r>
+      <w:r>
+        <w:t>-</w:t>
+      </w:r>
+      <w:r>
+        <w:t>and</w:t>
+      </w:r>
+      <w:r>
+        <w:t>-</w:t>
+      </w:r>
+      <w:r>
+        <w:t xml:space="preserve">Conquer </w:t>
+      </w:r>
+      <w:r>
+        <w:t>t</w:t>
+      </w:r>
+      <w:r>
+        <w:t>echnique</w:t>
       </w:r>
       <w:bookmarkEnd w:id="19"/>
-    </w:p>
-    <w:p>
-      <w:pPr>
-        <w:spacing w:before="240" w:after="120" w:line="360" w:lineRule="auto"/>
-        <w:ind w:firstLine="720"/>
-        <w:jc w:val="both"/>
-      </w:pPr>
-      <w:r>
-        <w:rPr>
-          <w:color w:val="000000"/>
-        </w:rPr>
-        <w:t>Try all possible shooting sequences of length k and check which one guarantees a hit. This is factorial in complexity — O(n!) — and completely impractical for large n.</w:t>
-      </w:r>
-    </w:p>
-    <w:p>
-      <w:pPr>
-        <w:pStyle w:val="Heading3"/>
-      </w:pPr>
-      <w:bookmarkStart w:id="20" w:name="_Toc228918292"/>
-      <w:r>
-        <w:t>5.</w:t>
-      </w:r>
-      <w:r>
-        <w:t>9.4 Dynamic Programming</w:t>
-      </w:r>
-      <w:bookmarkEnd w:id="20"/>
-    </w:p>
-    <w:p>
-      <w:pPr>
-        <w:spacing w:before="240" w:after="120" w:line="360" w:lineRule="auto"/>
-        <w:ind w:firstLine="720"/>
-        <w:jc w:val="both"/>
-        <w:rPr>
-          <w:color w:val="000000"/>
-        </w:rPr>
-      </w:pPr>
-      <w:r>
-        <w:rPr>
-          <w:color w:val="000000"/>
-        </w:rPr>
-        <w:t xml:space="preserve">One could model the state as (shot_number, possible_positions_of_target) and use a DP table to compute the minimum guaranteed shooting sequence. While theoretically sound, this approach has higher space complexity — O(n²) — and is not simpler than the D&amp;C solution for this </w:t>
-      </w:r>
-      <w:r>
-        <w:rPr>
-          <w:color w:val="000000"/>
-        </w:rPr>
-        <w:t>problem</w:t>
-      </w:r>
-      <w:r>
-        <w:rPr>
-          <w:color w:val="000000"/>
-        </w:rPr>
-        <w:t>.</w:t>
-      </w:r>
-    </w:p>
-    <w:p>
-      <w:pPr>
-        <w:pStyle w:val="Heading3"/>
-      </w:pPr>
-      <w:bookmarkStart w:id="21" w:name="_Toc228918293"/>
-      <w:r>
-        <w:t>5.</w:t>
-      </w:r>
-      <w:r>
-        <w:t xml:space="preserve">9.5 Possible </w:t>
-      </w:r>
-      <w:r>
-        <w:t>i</w:t>
-      </w:r>
-      <w:r>
-        <w:t>mprovements to the Divide</w:t>
-      </w:r>
-      <w:r>
-        <w:t>-</w:t>
-      </w:r>
-      <w:r>
-        <w:t>and</w:t>
-      </w:r>
-      <w:r>
-        <w:t>-</w:t>
-      </w:r>
-      <w:r>
-        <w:t xml:space="preserve">Conquer </w:t>
-      </w:r>
-      <w:r>
-        <w:t>t</w:t>
-      </w:r>
-      <w:r>
-        <w:t>echnique</w:t>
-      </w:r>
-      <w:bookmarkEnd w:id="21"/>
     </w:p>
     <w:p>
       <w:pPr>
@@ -8491,13 +8365,16 @@
       <w:pPr>
         <w:pStyle w:val="Heading2"/>
       </w:pPr>
-      <w:bookmarkStart w:id="22" w:name="_Toc228918294"/>
+      <w:bookmarkStart w:id="20" w:name="_Toc228918294"/>
       <w:r>
         <w:lastRenderedPageBreak/>
         <w:t>5.</w:t>
       </w:r>
       <w:r>
-        <w:t xml:space="preserve">10 Sample </w:t>
+        <w:t>9</w:t>
+      </w:r>
+      <w:r>
+        <w:t xml:space="preserve"> Sample </w:t>
       </w:r>
       <w:r>
         <w:t>o</w:t>
@@ -8505,18 +8382,21 @@
       <w:r>
         <w:t>utputs</w:t>
       </w:r>
-      <w:bookmarkEnd w:id="22"/>
+      <w:bookmarkEnd w:id="20"/>
     </w:p>
     <w:p>
       <w:pPr>
         <w:pStyle w:val="Heading3"/>
       </w:pPr>
-      <w:bookmarkStart w:id="23" w:name="_Toc228918295"/>
+      <w:bookmarkStart w:id="21" w:name="_Toc228918295"/>
       <w:r>
         <w:t>5.</w:t>
       </w:r>
       <w:r>
-        <w:t xml:space="preserve">10.1 Sample </w:t>
+        <w:t>9</w:t>
+      </w:r>
+      <w:r>
+        <w:t xml:space="preserve">.1 Sample </w:t>
       </w:r>
       <w:r>
         <w:t>o</w:t>
@@ -8524,7 +8404,7 @@
       <w:r>
         <w:t>utput for n = 4</w:t>
       </w:r>
-      <w:bookmarkEnd w:id="23"/>
+      <w:bookmarkEnd w:id="21"/>
     </w:p>
     <w:p>
       <w:pPr>
@@ -8668,12 +8548,15 @@
       <w:pPr>
         <w:pStyle w:val="Heading3"/>
       </w:pPr>
-      <w:bookmarkStart w:id="24" w:name="_Toc228918296"/>
+      <w:bookmarkStart w:id="22" w:name="_Toc228918296"/>
       <w:r>
         <w:t>5.</w:t>
       </w:r>
       <w:r>
-        <w:t xml:space="preserve">10.2 Sample </w:t>
+        <w:t>9</w:t>
+      </w:r>
+      <w:r>
+        <w:t xml:space="preserve">.2 Sample </w:t>
       </w:r>
       <w:r>
         <w:t>o</w:t>
@@ -8681,7 +8564,7 @@
       <w:r>
         <w:t>utput for n = 5</w:t>
       </w:r>
-      <w:bookmarkEnd w:id="24"/>
+      <w:bookmarkEnd w:id="22"/>
     </w:p>
     <w:p>
       <w:pPr>
@@ -8806,14 +8689,17 @@
       <w:pPr>
         <w:pStyle w:val="Heading3"/>
       </w:pPr>
-      <w:bookmarkStart w:id="25" w:name="_Toc228918297"/>
+      <w:bookmarkStart w:id="23" w:name="_Toc228918297"/>
       <w:r>
         <w:t>5.</w:t>
       </w:r>
       <w:r>
-        <w:t>10.3 Sample Output for n = 8</w:t>
-      </w:r>
-      <w:bookmarkEnd w:id="25"/>
+        <w:t>9</w:t>
+      </w:r>
+      <w:r>
+        <w:t>.3 Sample Output for n = 8</w:t>
+      </w:r>
+      <w:bookmarkEnd w:id="23"/>
     </w:p>
     <w:p>
       <w:pPr>
@@ -8943,13 +8829,16 @@
       <w:pPr>
         <w:pStyle w:val="Heading2"/>
       </w:pPr>
-      <w:bookmarkStart w:id="26" w:name="_Toc228918298"/>
+      <w:bookmarkStart w:id="24" w:name="_Toc228918298"/>
       <w:r>
         <w:lastRenderedPageBreak/>
         <w:t>5.</w:t>
       </w:r>
       <w:r>
-        <w:t xml:space="preserve">11 Summary and </w:t>
+        <w:t>10</w:t>
+      </w:r>
+      <w:r>
+        <w:t xml:space="preserve"> Summary and </w:t>
       </w:r>
       <w:r>
         <w:t>k</w:t>
@@ -8963,7 +8852,7 @@
       <w:r>
         <w:t>indings</w:t>
       </w:r>
-      <w:bookmarkEnd w:id="26"/>
+      <w:bookmarkEnd w:id="24"/>
     </w:p>
     <w:p>
       <w:pPr>
@@ -9130,7 +9019,7 @@
 </file>
 
 <file path=word/endnotes.xml><?xml version="1.0" encoding="utf-8"?>
-<w:endnotes xmlns:wpc="http://schemas.microsoft.com/office/word/2010/wordprocessingCanvas" xmlns:cx="http://schemas.microsoft.com/office/drawing/2014/chartex" xmlns:cx1="http://schemas.microsoft.com/office/drawing/2015/9/8/chartex" xmlns:cx2="http://schemas.microsoft.com/office/drawing/2015/10/21/chartex" xmlns:cx3="http://schemas.microsoft.com/office/drawing/2016/5/9/chartex" xmlns:cx4="http://schemas.microsoft.com/office/drawing/2016/5/10/chartex" xmlns:cx5="http://schemas.microsoft.com/office/drawing/2016/5/11/chartex" xmlns:cx6="http://schemas.microsoft.com/office/drawing/2016/5/12/chartex" xmlns:cx7="http://schemas.microsoft.com/office/drawing/2016/5/13/chartex" xmlns:cx8="http://schemas.microsoft.com/office/drawing/2016/5/14/chartex" xmlns:mc="http://schemas.openxmlformats.org/markup-compatibility/2006" xmlns:aink="http://schemas.microsoft.com/office/drawing/2016/ink" xmlns:am3d="http://schemas.microsoft.com/office/drawing/2017/model3d" xmlns:o="urn:schemas-microsoft-com:office:office" xmlns:oel="http://schemas.microsoft.com/office/2019/extlst" xmlns:r="http://schemas.openxmlformats.org/officeDocument/2006/relationships" xmlns:m="http://schemas.openxmlformats.org/officeDocument/2006/math" xmlns:v="urn:schemas-microsoft-com:vml" xmlns:wp14="http://schemas.microsoft.com/office/word/2010/wordprocessingDrawing" xmlns:wp="http://schemas.openxmlformats.org/drawingml/2006/wordprocessingDrawing" xmlns:w10="urn:schemas-microsoft-com:office:word" xmlns:w="http://schemas.openxmlformats.org/wordprocessingml/2006/main" xmlns:w14="http://schemas.microsoft.com/office/word/2010/wordml" xmlns:w15="http://schemas.microsoft.com/office/word/2012/wordml" xmlns:w16cex="http://schemas.microsoft.com/office/word/2018/wordml/cex" xmlns:w16cid="http://schemas.microsoft.com/office/word/2016/wordml/cid" xmlns:w16="http://schemas.microsoft.com/office/word/2018/wordml" xmlns:w16du="http://schemas.microsoft.com/office/word/2023/wordml/word16du" xmlns:w16sdtdh="http://schemas.microsoft.com/office/word/2020/wordml/sdtdatahash" xmlns:w16se="http://schemas.microsoft.com/office/word/2015/wordml/symex" xmlns:wpg="http://schemas.microsoft.com/office/word/2010/wordprocessingGroup" xmlns:wpi="http://schemas.microsoft.com/office/word/2010/wordprocessingInk" xmlns:wne="http://schemas.microsoft.com/office/word/2006/wordml" xmlns:wps="http://schemas.microsoft.com/office/word/2010/wordprocessingShape" mc:Ignorable="w14 w15 w16se w16cid w16 w16cex w16sdtdh wp14">
+<w:endnotes xmlns:wpc="http://schemas.microsoft.com/office/word/2010/wordprocessingCanvas" xmlns:cx="http://schemas.microsoft.com/office/drawing/2014/chartex" xmlns:cx1="http://schemas.microsoft.com/office/drawing/2015/9/8/chartex" xmlns:cx2="http://schemas.microsoft.com/office/drawing/2015/10/21/chartex" xmlns:cx3="http://schemas.microsoft.com/office/drawing/2016/5/9/chartex" xmlns:cx4="http://schemas.microsoft.com/office/drawing/2016/5/10/chartex" xmlns:cx5="http://schemas.microsoft.com/office/drawing/2016/5/11/chartex" xmlns:cx6="http://schemas.microsoft.com/office/drawing/2016/5/12/chartex" xmlns:cx7="http://schemas.microsoft.com/office/drawing/2016/5/13/chartex" xmlns:cx8="http://schemas.microsoft.com/office/drawing/2016/5/14/chartex" xmlns:mc="http://schemas.openxmlformats.org/markup-compatibility/2006" xmlns:aink="http://schemas.microsoft.com/office/drawing/2016/ink" xmlns:am3d="http://schemas.microsoft.com/office/drawing/2017/model3d" xmlns:o="urn:schemas-microsoft-com:office:office" xmlns:oel="http://schemas.microsoft.com/office/2019/extlst" xmlns:r="http://schemas.openxmlformats.org/officeDocument/2006/relationships" xmlns:m="http://schemas.openxmlformats.org/officeDocument/2006/math" xmlns:v="urn:schemas-microsoft-com:vml" xmlns:wp14="http://schemas.microsoft.com/office/word/2010/wordprocessingDrawing" xmlns:wp="http://schemas.openxmlformats.org/drawingml/2006/wordprocessingDrawing" xmlns:w10="urn:schemas-microsoft-com:office:word" xmlns:w="http://schemas.openxmlformats.org/wordprocessingml/2006/main" xmlns:w14="http://schemas.microsoft.com/office/word/2010/wordml" xmlns:w15="http://schemas.microsoft.com/office/word/2012/wordml" xmlns:w16cex="http://schemas.microsoft.com/office/word/2018/wordml/cex" xmlns:w16cid="http://schemas.microsoft.com/office/word/2016/wordml/cid" xmlns:w16="http://schemas.microsoft.com/office/word/2018/wordml" xmlns:w16du="http://schemas.microsoft.com/office/word/2023/wordml/word16du" xmlns:w16sdtdh="http://schemas.microsoft.com/office/word/2020/wordml/sdtdatahash" xmlns:w16sdtfl="http://schemas.microsoft.com/office/word/2024/wordml/sdtformatlock" xmlns:w16se="http://schemas.microsoft.com/office/word/2015/wordml/symex" xmlns:wpg="http://schemas.microsoft.com/office/word/2010/wordprocessingGroup" xmlns:wpi="http://schemas.microsoft.com/office/word/2010/wordprocessingInk" xmlns:wne="http://schemas.microsoft.com/office/word/2006/wordml" xmlns:wps="http://schemas.microsoft.com/office/word/2010/wordprocessingShape" mc:Ignorable="w14 w15 w16se w16cid w16 w16cex w16sdtdh w16sdtfl w16du wp14">
   <w:endnote w:type="separator" w:id="-1">
     <w:p>
       <w:r>
@@ -9149,7 +9038,7 @@
 </file>
 
 <file path=word/footer1.xml><?xml version="1.0" encoding="utf-8"?>
-<w:ftr xmlns:wpc="http://schemas.microsoft.com/office/word/2010/wordprocessingCanvas" xmlns:cx="http://schemas.microsoft.com/office/drawing/2014/chartex" xmlns:cx1="http://schemas.microsoft.com/office/drawing/2015/9/8/chartex" xmlns:cx2="http://schemas.microsoft.com/office/drawing/2015/10/21/chartex" xmlns:cx3="http://schemas.microsoft.com/office/drawing/2016/5/9/chartex" xmlns:cx4="http://schemas.microsoft.com/office/drawing/2016/5/10/chartex" xmlns:cx5="http://schemas.microsoft.com/office/drawing/2016/5/11/chartex" xmlns:cx6="http://schemas.microsoft.com/office/drawing/2016/5/12/chartex" xmlns:cx7="http://schemas.microsoft.com/office/drawing/2016/5/13/chartex" xmlns:cx8="http://schemas.microsoft.com/office/drawing/2016/5/14/chartex" xmlns:mc="http://schemas.openxmlformats.org/markup-compatibility/2006" xmlns:aink="http://schemas.microsoft.com/office/drawing/2016/ink" xmlns:am3d="http://schemas.microsoft.com/office/drawing/2017/model3d" xmlns:o="urn:schemas-microsoft-com:office:office" xmlns:oel="http://schemas.microsoft.com/office/2019/extlst" xmlns:r="http://schemas.openxmlformats.org/officeDocument/2006/relationships" xmlns:m="http://schemas.openxmlformats.org/officeDocument/2006/math" xmlns:v="urn:schemas-microsoft-com:vml" xmlns:wp14="http://schemas.microsoft.com/office/word/2010/wordprocessingDrawing" xmlns:wp="http://schemas.openxmlformats.org/drawingml/2006/wordprocessingDrawing" xmlns:w10="urn:schemas-microsoft-com:office:word" xmlns:w="http://schemas.openxmlformats.org/wordprocessingml/2006/main" xmlns:w14="http://schemas.microsoft.com/office/word/2010/wordml" xmlns:w15="http://schemas.microsoft.com/office/word/2012/wordml" xmlns:w16cex="http://schemas.microsoft.com/office/word/2018/wordml/cex" xmlns:w16cid="http://schemas.microsoft.com/office/word/2016/wordml/cid" xmlns:w16="http://schemas.microsoft.com/office/word/2018/wordml" xmlns:w16du="http://schemas.microsoft.com/office/word/2023/wordml/word16du" xmlns:w16sdtdh="http://schemas.microsoft.com/office/word/2020/wordml/sdtdatahash" xmlns:w16se="http://schemas.microsoft.com/office/word/2015/wordml/symex" xmlns:wpg="http://schemas.microsoft.com/office/word/2010/wordprocessingGroup" xmlns:wpi="http://schemas.microsoft.com/office/word/2010/wordprocessingInk" xmlns:wne="http://schemas.microsoft.com/office/word/2006/wordml" xmlns:wps="http://schemas.microsoft.com/office/word/2010/wordprocessingShape" mc:Ignorable="w14 w15 w16se w16cid w16 w16cex w16sdtdh wp14">
+<w:ftr xmlns:wpc="http://schemas.microsoft.com/office/word/2010/wordprocessingCanvas" xmlns:cx="http://schemas.microsoft.com/office/drawing/2014/chartex" xmlns:cx1="http://schemas.microsoft.com/office/drawing/2015/9/8/chartex" xmlns:cx2="http://schemas.microsoft.com/office/drawing/2015/10/21/chartex" xmlns:cx3="http://schemas.microsoft.com/office/drawing/2016/5/9/chartex" xmlns:cx4="http://schemas.microsoft.com/office/drawing/2016/5/10/chartex" xmlns:cx5="http://schemas.microsoft.com/office/drawing/2016/5/11/chartex" xmlns:cx6="http://schemas.microsoft.com/office/drawing/2016/5/12/chartex" xmlns:cx7="http://schemas.microsoft.com/office/drawing/2016/5/13/chartex" xmlns:cx8="http://schemas.microsoft.com/office/drawing/2016/5/14/chartex" xmlns:mc="http://schemas.openxmlformats.org/markup-compatibility/2006" xmlns:aink="http://schemas.microsoft.com/office/drawing/2016/ink" xmlns:am3d="http://schemas.microsoft.com/office/drawing/2017/model3d" xmlns:o="urn:schemas-microsoft-com:office:office" xmlns:oel="http://schemas.microsoft.com/office/2019/extlst" xmlns:r="http://schemas.openxmlformats.org/officeDocument/2006/relationships" xmlns:m="http://schemas.openxmlformats.org/officeDocument/2006/math" xmlns:v="urn:schemas-microsoft-com:vml" xmlns:wp14="http://schemas.microsoft.com/office/word/2010/wordprocessingDrawing" xmlns:wp="http://schemas.openxmlformats.org/drawingml/2006/wordprocessingDrawing" xmlns:w10="urn:schemas-microsoft-com:office:word" xmlns:w="http://schemas.openxmlformats.org/wordprocessingml/2006/main" xmlns:w14="http://schemas.microsoft.com/office/word/2010/wordml" xmlns:w15="http://schemas.microsoft.com/office/word/2012/wordml" xmlns:w16cex="http://schemas.microsoft.com/office/word/2018/wordml/cex" xmlns:w16cid="http://schemas.microsoft.com/office/word/2016/wordml/cid" xmlns:w16="http://schemas.microsoft.com/office/word/2018/wordml" xmlns:w16du="http://schemas.microsoft.com/office/word/2023/wordml/word16du" xmlns:w16sdtdh="http://schemas.microsoft.com/office/word/2020/wordml/sdtdatahash" xmlns:w16sdtfl="http://schemas.microsoft.com/office/word/2024/wordml/sdtformatlock" xmlns:w16se="http://schemas.microsoft.com/office/word/2015/wordml/symex" xmlns:wpg="http://schemas.microsoft.com/office/word/2010/wordprocessingGroup" xmlns:wpi="http://schemas.microsoft.com/office/word/2010/wordprocessingInk" xmlns:wne="http://schemas.microsoft.com/office/word/2006/wordml" xmlns:wps="http://schemas.microsoft.com/office/word/2010/wordprocessingShape" mc:Ignorable="w14 w15 w16se w16cid w16 w16cex w16sdtdh w16sdtfl w16du wp14">
   <w:p>
     <w:pPr>
       <w:pBdr>
@@ -9162,7 +9051,7 @@
 </file>
 
 <file path=word/footnotes.xml><?xml version="1.0" encoding="utf-8"?>
-<w:footnotes xmlns:wpc="http://schemas.microsoft.com/office/word/2010/wordprocessingCanvas" xmlns:cx="http://schemas.microsoft.com/office/drawing/2014/chartex" xmlns:cx1="http://schemas.microsoft.com/office/drawing/2015/9/8/chartex" xmlns:cx2="http://schemas.microsoft.com/office/drawing/2015/10/21/chartex" xmlns:cx3="http://schemas.microsoft.com/office/drawing/2016/5/9/chartex" xmlns:cx4="http://schemas.microsoft.com/office/drawing/2016/5/10/chartex" xmlns:cx5="http://schemas.microsoft.com/office/drawing/2016/5/11/chartex" xmlns:cx6="http://schemas.microsoft.com/office/drawing/2016/5/12/chartex" xmlns:cx7="http://schemas.microsoft.com/office/drawing/2016/5/13/chartex" xmlns:cx8="http://schemas.microsoft.com/office/drawing/2016/5/14/chartex" xmlns:mc="http://schemas.openxmlformats.org/markup-compatibility/2006" xmlns:aink="http://schemas.microsoft.com/office/drawing/2016/ink" xmlns:am3d="http://schemas.microsoft.com/office/drawing/2017/model3d" xmlns:o="urn:schemas-microsoft-com:office:office" xmlns:oel="http://schemas.microsoft.com/office/2019/extlst" xmlns:r="http://schemas.openxmlformats.org/officeDocument/2006/relationships" xmlns:m="http://schemas.openxmlformats.org/officeDocument/2006/math" xmlns:v="urn:schemas-microsoft-com:vml" xmlns:wp14="http://schemas.microsoft.com/office/word/2010/wordprocessingDrawing" xmlns:wp="http://schemas.openxmlformats.org/drawingml/2006/wordprocessingDrawing" xmlns:w10="urn:schemas-microsoft-com:office:word" xmlns:w="http://schemas.openxmlformats.org/wordprocessingml/2006/main" xmlns:w14="http://schemas.microsoft.com/office/word/2010/wordml" xmlns:w15="http://schemas.microsoft.com/office/word/2012/wordml" xmlns:w16cex="http://schemas.microsoft.com/office/word/2018/wordml/cex" xmlns:w16cid="http://schemas.microsoft.com/office/word/2016/wordml/cid" xmlns:w16="http://schemas.microsoft.com/office/word/2018/wordml" xmlns:w16du="http://schemas.microsoft.com/office/word/2023/wordml/word16du" xmlns:w16sdtdh="http://schemas.microsoft.com/office/word/2020/wordml/sdtdatahash" xmlns:w16se="http://schemas.microsoft.com/office/word/2015/wordml/symex" xmlns:wpg="http://schemas.microsoft.com/office/word/2010/wordprocessingGroup" xmlns:wpi="http://schemas.microsoft.com/office/word/2010/wordprocessingInk" xmlns:wne="http://schemas.microsoft.com/office/word/2006/wordml" xmlns:wps="http://schemas.microsoft.com/office/word/2010/wordprocessingShape" mc:Ignorable="w14 w15 w16se w16cid w16 w16cex w16sdtdh wp14">
+<w:footnotes xmlns:wpc="http://schemas.microsoft.com/office/word/2010/wordprocessingCanvas" xmlns:cx="http://schemas.microsoft.com/office/drawing/2014/chartex" xmlns:cx1="http://schemas.microsoft.com/office/drawing/2015/9/8/chartex" xmlns:cx2="http://schemas.microsoft.com/office/drawing/2015/10/21/chartex" xmlns:cx3="http://schemas.microsoft.com/office/drawing/2016/5/9/chartex" xmlns:cx4="http://schemas.microsoft.com/office/drawing/2016/5/10/chartex" xmlns:cx5="http://schemas.microsoft.com/office/drawing/2016/5/11/chartex" xmlns:cx6="http://schemas.microsoft.com/office/drawing/2016/5/12/chartex" xmlns:cx7="http://schemas.microsoft.com/office/drawing/2016/5/13/chartex" xmlns:cx8="http://schemas.microsoft.com/office/drawing/2016/5/14/chartex" xmlns:mc="http://schemas.openxmlformats.org/markup-compatibility/2006" xmlns:aink="http://schemas.microsoft.com/office/drawing/2016/ink" xmlns:am3d="http://schemas.microsoft.com/office/drawing/2017/model3d" xmlns:o="urn:schemas-microsoft-com:office:office" xmlns:oel="http://schemas.microsoft.com/office/2019/extlst" xmlns:r="http://schemas.openxmlformats.org/officeDocument/2006/relationships" xmlns:m="http://schemas.openxmlformats.org/officeDocument/2006/math" xmlns:v="urn:schemas-microsoft-com:vml" xmlns:wp14="http://schemas.microsoft.com/office/word/2010/wordprocessingDrawing" xmlns:wp="http://schemas.openxmlformats.org/drawingml/2006/wordprocessingDrawing" xmlns:w10="urn:schemas-microsoft-com:office:word" xmlns:w="http://schemas.openxmlformats.org/wordprocessingml/2006/main" xmlns:w14="http://schemas.microsoft.com/office/word/2010/wordml" xmlns:w15="http://schemas.microsoft.com/office/word/2012/wordml" xmlns:w16cex="http://schemas.microsoft.com/office/word/2018/wordml/cex" xmlns:w16cid="http://schemas.microsoft.com/office/word/2016/wordml/cid" xmlns:w16="http://schemas.microsoft.com/office/word/2018/wordml" xmlns:w16du="http://schemas.microsoft.com/office/word/2023/wordml/word16du" xmlns:w16sdtdh="http://schemas.microsoft.com/office/word/2020/wordml/sdtdatahash" xmlns:w16sdtfl="http://schemas.microsoft.com/office/word/2024/wordml/sdtformatlock" xmlns:w16se="http://schemas.microsoft.com/office/word/2015/wordml/symex" xmlns:wpg="http://schemas.microsoft.com/office/word/2010/wordprocessingGroup" xmlns:wpi="http://schemas.microsoft.com/office/word/2010/wordprocessingInk" xmlns:wne="http://schemas.microsoft.com/office/word/2006/wordml" xmlns:wps="http://schemas.microsoft.com/office/word/2010/wordprocessingShape" mc:Ignorable="w14 w15 w16se w16cid w16 w16cex w16sdtdh w16sdtfl w16du wp14">
   <w:footnote w:type="separator" w:id="-1">
     <w:p>
       <w:r>
@@ -9181,7 +9070,7 @@
 </file>
 
 <file path=word/header1.xml><?xml version="1.0" encoding="utf-8"?>
-<w:hdr xmlns:wpc="http://schemas.microsoft.com/office/word/2010/wordprocessingCanvas" xmlns:cx="http://schemas.microsoft.com/office/drawing/2014/chartex" xmlns:cx1="http://schemas.microsoft.com/office/drawing/2015/9/8/chartex" xmlns:cx2="http://schemas.microsoft.com/office/drawing/2015/10/21/chartex" xmlns:cx3="http://schemas.microsoft.com/office/drawing/2016/5/9/chartex" xmlns:cx4="http://schemas.microsoft.com/office/drawing/2016/5/10/chartex" xmlns:cx5="http://schemas.microsoft.com/office/drawing/2016/5/11/chartex" xmlns:cx6="http://schemas.microsoft.com/office/drawing/2016/5/12/chartex" xmlns:cx7="http://schemas.microsoft.com/office/drawing/2016/5/13/chartex" xmlns:cx8="http://schemas.microsoft.com/office/drawing/2016/5/14/chartex" xmlns:mc="http://schemas.openxmlformats.org/markup-compatibility/2006" xmlns:aink="http://schemas.microsoft.com/office/drawing/2016/ink" xmlns:am3d="http://schemas.microsoft.com/office/drawing/2017/model3d" xmlns:o="urn:schemas-microsoft-com:office:office" xmlns:oel="http://schemas.microsoft.com/office/2019/extlst" xmlns:r="http://schemas.openxmlformats.org/officeDocument/2006/relationships" xmlns:m="http://schemas.openxmlformats.org/officeDocument/2006/math" xmlns:v="urn:schemas-microsoft-com:vml" xmlns:wp14="http://schemas.microsoft.com/office/word/2010/wordprocessingDrawing" xmlns:wp="http://schemas.openxmlformats.org/drawingml/2006/wordprocessingDrawing" xmlns:w10="urn:schemas-microsoft-com:office:word" xmlns:w="http://schemas.openxmlformats.org/wordprocessingml/2006/main" xmlns:w14="http://schemas.microsoft.com/office/word/2010/wordml" xmlns:w15="http://schemas.microsoft.com/office/word/2012/wordml" xmlns:w16cex="http://schemas.microsoft.com/office/word/2018/wordml/cex" xmlns:w16cid="http://schemas.microsoft.com/office/word/2016/wordml/cid" xmlns:w16="http://schemas.microsoft.com/office/word/2018/wordml" xmlns:w16du="http://schemas.microsoft.com/office/word/2023/wordml/word16du" xmlns:w16sdtdh="http://schemas.microsoft.com/office/word/2020/wordml/sdtdatahash" xmlns:w16se="http://schemas.microsoft.com/office/word/2015/wordml/symex" xmlns:wpg="http://schemas.microsoft.com/office/word/2010/wordprocessingGroup" xmlns:wpi="http://schemas.microsoft.com/office/word/2010/wordprocessingInk" xmlns:wne="http://schemas.microsoft.com/office/word/2006/wordml" xmlns:wps="http://schemas.microsoft.com/office/word/2010/wordprocessingShape" mc:Ignorable="w14 w15 w16se w16cid w16 w16cex w16sdtdh wp14">
+<w:hdr xmlns:wpc="http://schemas.microsoft.com/office/word/2010/wordprocessingCanvas" xmlns:cx="http://schemas.microsoft.com/office/drawing/2014/chartex" xmlns:cx1="http://schemas.microsoft.com/office/drawing/2015/9/8/chartex" xmlns:cx2="http://schemas.microsoft.com/office/drawing/2015/10/21/chartex" xmlns:cx3="http://schemas.microsoft.com/office/drawing/2016/5/9/chartex" xmlns:cx4="http://schemas.microsoft.com/office/drawing/2016/5/10/chartex" xmlns:cx5="http://schemas.microsoft.com/office/drawing/2016/5/11/chartex" xmlns:cx6="http://schemas.microsoft.com/office/drawing/2016/5/12/chartex" xmlns:cx7="http://schemas.microsoft.com/office/drawing/2016/5/13/chartex" xmlns:cx8="http://schemas.microsoft.com/office/drawing/2016/5/14/chartex" xmlns:mc="http://schemas.openxmlformats.org/markup-compatibility/2006" xmlns:aink="http://schemas.microsoft.com/office/drawing/2016/ink" xmlns:am3d="http://schemas.microsoft.com/office/drawing/2017/model3d" xmlns:o="urn:schemas-microsoft-com:office:office" xmlns:oel="http://schemas.microsoft.com/office/2019/extlst" xmlns:r="http://schemas.openxmlformats.org/officeDocument/2006/relationships" xmlns:m="http://schemas.openxmlformats.org/officeDocument/2006/math" xmlns:v="urn:schemas-microsoft-com:vml" xmlns:wp14="http://schemas.microsoft.com/office/word/2010/wordprocessingDrawing" xmlns:wp="http://schemas.openxmlformats.org/drawingml/2006/wordprocessingDrawing" xmlns:w10="urn:schemas-microsoft-com:office:word" xmlns:w="http://schemas.openxmlformats.org/wordprocessingml/2006/main" xmlns:w14="http://schemas.microsoft.com/office/word/2010/wordml" xmlns:w15="http://schemas.microsoft.com/office/word/2012/wordml" xmlns:w16cex="http://schemas.microsoft.com/office/word/2018/wordml/cex" xmlns:w16cid="http://schemas.microsoft.com/office/word/2016/wordml/cid" xmlns:w16="http://schemas.microsoft.com/office/word/2018/wordml" xmlns:w16du="http://schemas.microsoft.com/office/word/2023/wordml/word16du" xmlns:w16sdtdh="http://schemas.microsoft.com/office/word/2020/wordml/sdtdatahash" xmlns:w16sdtfl="http://schemas.microsoft.com/office/word/2024/wordml/sdtformatlock" xmlns:w16se="http://schemas.microsoft.com/office/word/2015/wordml/symex" xmlns:wpg="http://schemas.microsoft.com/office/word/2010/wordprocessingGroup" xmlns:wpi="http://schemas.microsoft.com/office/word/2010/wordprocessingInk" xmlns:wne="http://schemas.microsoft.com/office/word/2006/wordml" xmlns:wps="http://schemas.microsoft.com/office/word/2010/wordprocessingShape" mc:Ignorable="w14 w15 w16se w16cid w16 w16cex w16sdtdh w16sdtfl w16du wp14">
   <w:p>
     <w:pPr>
       <w:pBdr>
@@ -9194,7 +9083,7 @@
 </file>
 
 <file path=word/numbering.xml><?xml version="1.0" encoding="utf-8"?>
-<w:numbering xmlns:wpc="http://schemas.microsoft.com/office/word/2010/wordprocessingCanvas" xmlns:cx="http://schemas.microsoft.com/office/drawing/2014/chartex" xmlns:cx1="http://schemas.microsoft.com/office/drawing/2015/9/8/chartex" xmlns:cx2="http://schemas.microsoft.com/office/drawing/2015/10/21/chartex" xmlns:cx3="http://schemas.microsoft.com/office/drawing/2016/5/9/chartex" xmlns:cx4="http://schemas.microsoft.com/office/drawing/2016/5/10/chartex" xmlns:cx5="http://schemas.microsoft.com/office/drawing/2016/5/11/chartex" xmlns:cx6="http://schemas.microsoft.com/office/drawing/2016/5/12/chartex" xmlns:cx7="http://schemas.microsoft.com/office/drawing/2016/5/13/chartex" xmlns:cx8="http://schemas.microsoft.com/office/drawing/2016/5/14/chartex" xmlns:mc="http://schemas.openxmlformats.org/markup-compatibility/2006" xmlns:aink="http://schemas.microsoft.com/office/drawing/2016/ink" xmlns:am3d="http://schemas.microsoft.com/office/drawing/2017/model3d" xmlns:o="urn:schemas-microsoft-com:office:office" xmlns:oel="http://schemas.microsoft.com/office/2019/extlst" xmlns:r="http://schemas.openxmlformats.org/officeDocument/2006/relationships" xmlns:m="http://schemas.openxmlformats.org/officeDocument/2006/math" xmlns:v="urn:schemas-microsoft-com:vml" xmlns:wp14="http://schemas.microsoft.com/office/word/2010/wordprocessingDrawing" xmlns:wp="http://schemas.openxmlformats.org/drawingml/2006/wordprocessingDrawing" xmlns:w10="urn:schemas-microsoft-com:office:word" xmlns:w="http://schemas.openxmlformats.org/wordprocessingml/2006/main" xmlns:w14="http://schemas.microsoft.com/office/word/2010/wordml" xmlns:w15="http://schemas.microsoft.com/office/word/2012/wordml" xmlns:w16cex="http://schemas.microsoft.com/office/word/2018/wordml/cex" xmlns:w16cid="http://schemas.microsoft.com/office/word/2016/wordml/cid" xmlns:w16="http://schemas.microsoft.com/office/word/2018/wordml" xmlns:w16du="http://schemas.microsoft.com/office/word/2023/wordml/word16du" xmlns:w16sdtdh="http://schemas.microsoft.com/office/word/2020/wordml/sdtdatahash" xmlns:w16se="http://schemas.microsoft.com/office/word/2015/wordml/symex" xmlns:wpg="http://schemas.microsoft.com/office/word/2010/wordprocessingGroup" xmlns:wpi="http://schemas.microsoft.com/office/word/2010/wordprocessingInk" xmlns:wne="http://schemas.microsoft.com/office/word/2006/wordml" xmlns:wps="http://schemas.microsoft.com/office/word/2010/wordprocessingShape" mc:Ignorable="w14 w15 w16se w16cid w16 w16cex w16sdtdh wp14">
+<w:numbering xmlns:wpc="http://schemas.microsoft.com/office/word/2010/wordprocessingCanvas" xmlns:cx="http://schemas.microsoft.com/office/drawing/2014/chartex" xmlns:cx1="http://schemas.microsoft.com/office/drawing/2015/9/8/chartex" xmlns:cx2="http://schemas.microsoft.com/office/drawing/2015/10/21/chartex" xmlns:cx3="http://schemas.microsoft.com/office/drawing/2016/5/9/chartex" xmlns:cx4="http://schemas.microsoft.com/office/drawing/2016/5/10/chartex" xmlns:cx5="http://schemas.microsoft.com/office/drawing/2016/5/11/chartex" xmlns:cx6="http://schemas.microsoft.com/office/drawing/2016/5/12/chartex" xmlns:cx7="http://schemas.microsoft.com/office/drawing/2016/5/13/chartex" xmlns:cx8="http://schemas.microsoft.com/office/drawing/2016/5/14/chartex" xmlns:mc="http://schemas.openxmlformats.org/markup-compatibility/2006" xmlns:aink="http://schemas.microsoft.com/office/drawing/2016/ink" xmlns:am3d="http://schemas.microsoft.com/office/drawing/2017/model3d" xmlns:o="urn:schemas-microsoft-com:office:office" xmlns:oel="http://schemas.microsoft.com/office/2019/extlst" xmlns:r="http://schemas.openxmlformats.org/officeDocument/2006/relationships" xmlns:m="http://schemas.openxmlformats.org/officeDocument/2006/math" xmlns:v="urn:schemas-microsoft-com:vml" xmlns:wp14="http://schemas.microsoft.com/office/word/2010/wordprocessingDrawing" xmlns:wp="http://schemas.openxmlformats.org/drawingml/2006/wordprocessingDrawing" xmlns:w10="urn:schemas-microsoft-com:office:word" xmlns:w="http://schemas.openxmlformats.org/wordprocessingml/2006/main" xmlns:w14="http://schemas.microsoft.com/office/word/2010/wordml" xmlns:w15="http://schemas.microsoft.com/office/word/2012/wordml" xmlns:w16cex="http://schemas.microsoft.com/office/word/2018/wordml/cex" xmlns:w16cid="http://schemas.microsoft.com/office/word/2016/wordml/cid" xmlns:w16="http://schemas.microsoft.com/office/word/2018/wordml" xmlns:w16du="http://schemas.microsoft.com/office/word/2023/wordml/word16du" xmlns:w16sdtdh="http://schemas.microsoft.com/office/word/2020/wordml/sdtdatahash" xmlns:w16sdtfl="http://schemas.microsoft.com/office/word/2024/wordml/sdtformatlock" xmlns:w16se="http://schemas.microsoft.com/office/word/2015/wordml/symex" xmlns:wpg="http://schemas.microsoft.com/office/word/2010/wordprocessingGroup" xmlns:wpi="http://schemas.microsoft.com/office/word/2010/wordprocessingInk" xmlns:wne="http://schemas.microsoft.com/office/word/2006/wordml" xmlns:wps="http://schemas.microsoft.com/office/word/2010/wordprocessingShape" mc:Ignorable="w14 w15 w16se w16cid w16 w16cex w16sdtdh w16sdtfl w16du wp14">
   <w:abstractNum w:abstractNumId="0" w15:restartNumberingAfterBreak="0">
     <w:nsid w:val="17D154F0"/>
     <w:multiLevelType w:val="hybridMultilevel"/>
@@ -9411,7 +9300,7 @@
 </file>
 
 <file path=word/styles.xml><?xml version="1.0" encoding="utf-8"?>
-<w:styles xmlns:mc="http://schemas.openxmlformats.org/markup-compatibility/2006" xmlns:r="http://schemas.openxmlformats.org/officeDocument/2006/relationships" xmlns:w="http://schemas.openxmlformats.org/wordprocessingml/2006/main" xmlns:w14="http://schemas.microsoft.com/office/word/2010/wordml" xmlns:w15="http://schemas.microsoft.com/office/word/2012/wordml" xmlns:w16cex="http://schemas.microsoft.com/office/word/2018/wordml/cex" xmlns:w16cid="http://schemas.microsoft.com/office/word/2016/wordml/cid" xmlns:w16="http://schemas.microsoft.com/office/word/2018/wordml" xmlns:w16sdtdh="http://schemas.microsoft.com/office/word/2020/wordml/sdtdatahash" xmlns:w16se="http://schemas.microsoft.com/office/word/2015/wordml/symex" mc:Ignorable="w14 w15 w16se w16cid w16 w16cex w16sdtdh">
+<w:styles xmlns:mc="http://schemas.openxmlformats.org/markup-compatibility/2006" xmlns:r="http://schemas.openxmlformats.org/officeDocument/2006/relationships" xmlns:w="http://schemas.openxmlformats.org/wordprocessingml/2006/main" xmlns:w14="http://schemas.microsoft.com/office/word/2010/wordml" xmlns:w15="http://schemas.microsoft.com/office/word/2012/wordml" xmlns:w16cex="http://schemas.microsoft.com/office/word/2018/wordml/cex" xmlns:w16cid="http://schemas.microsoft.com/office/word/2016/wordml/cid" xmlns:w16="http://schemas.microsoft.com/office/word/2018/wordml" xmlns:w16du="http://schemas.microsoft.com/office/word/2023/wordml/word16du" xmlns:w16sdtdh="http://schemas.microsoft.com/office/word/2020/wordml/sdtdatahash" xmlns:w16sdtfl="http://schemas.microsoft.com/office/word/2024/wordml/sdtformatlock" xmlns:w16se="http://schemas.microsoft.com/office/word/2015/wordml/symex" mc:Ignorable="w14 w15 w16se w16cid w16 w16cex w16sdtdh w16sdtfl w16du">
   <w:docDefaults>
     <w:rPrDefault>
       <w:rPr>
